--- a/system-development/guides/development-guide-de_DE.docx
+++ b/system-development/guides/development-guide-de_DE.docx
@@ -184,139 +184,7 @@
         <w:jc w:val="left"/>
       </w:pPr>
       <w:r>
-        <w:rPr>
-          <w:rFonts w:ascii="Arial" w:hAnsi="Arial" w:eastAsia="Arial" w:cs="Arial"/>
-          <w:color w:val="000000"/>
-          <w:rtl w:val="0"/>
-          <w:lang w:val="en-US" w:eastAsia="de-DE" w:bidi="de-DE"/>
-        </w:rPr>
-        <w:t>Version</w:t>
-      </w:r>
-      <w:r>
-        <w:rPr>
-          <w:rFonts w:ascii="Arial" w:hAnsi="Arial" w:eastAsia="Arial" w:cs="Arial"/>
-          <w:color w:val="000000"/>
-          <w:rtl w:val="0"/>
-          <w:lang w:val="de-DE" w:eastAsia="de-DE" w:bidi="de-DE"/>
-        </w:rPr>
-        <w:t xml:space="preserve"> </w:t>
-      </w:r>
-      <w:r>
-        <w:rPr>
-          <w:rFonts w:ascii="Arial" w:hAnsi="Arial" w:eastAsia="Arial" w:cs="Arial"/>
-          <w:color w:val="000000"/>
-          <w:rtl w:val="0"/>
-          <w:lang w:val="en-US" w:eastAsia="de-DE" w:bidi="de-DE"/>
-        </w:rPr>
-        <w:t>1.1.2</w:t>
-      </w:r>
-      <w:r>
-        <w:rPr>
-          <w:rFonts w:ascii="Arial" w:hAnsi="Arial" w:eastAsia="Arial" w:cs="Arial"/>
-          <w:color w:val="000000"/>
-          <w:rtl w:val="0"/>
-          <w:lang w:val="de-DE" w:eastAsia="de-DE" w:bidi="de-DE"/>
-        </w:rPr>
-        <w:t xml:space="preserve"> · </w:t>
-      </w:r>
-      <w:r>
-        <w:rPr>
-          <w:rFonts w:ascii="Arial" w:hAnsi="Arial" w:eastAsia="Arial" w:cs="Arial"/>
-          <w:color w:val="000000"/>
-          <w:rtl w:val="0"/>
-          <w:lang w:val="en-US" w:eastAsia="de-DE" w:bidi="de-DE"/>
-        </w:rPr>
-        <w:t>Gepr</w:t>
-      </w:r>
-      <w:r>
-        <w:rPr>
-          <w:rFonts w:ascii="Arial" w:hAnsi="Arial" w:eastAsia="Arial" w:cs="Arial"/>
-          <w:color w:val="000000"/>
-          <w:rtl w:val="0"/>
-          <w:lang w:val="de-DE" w:eastAsia="de-DE" w:bidi="de-DE"/>
-        </w:rPr>
-        <w:t>ü</w:t>
-      </w:r>
-      <w:r>
-        <w:rPr>
-          <w:rFonts w:ascii="Arial" w:hAnsi="Arial" w:eastAsia="Arial" w:cs="Arial"/>
-          <w:color w:val="000000"/>
-          <w:rtl w:val="0"/>
-          <w:lang w:val="en-US" w:eastAsia="de-DE" w:bidi="de-DE"/>
-        </w:rPr>
-        <w:t>ft</w:t>
-      </w:r>
-      <w:r>
-        <w:rPr>
-          <w:rFonts w:ascii="Arial" w:hAnsi="Arial" w:eastAsia="Arial" w:cs="Arial"/>
-          <w:color w:val="000000"/>
-          <w:rtl w:val="0"/>
-          <w:lang w:val="de-DE" w:eastAsia="de-DE" w:bidi="de-DE"/>
-        </w:rPr>
-        <w:t xml:space="preserve"> </w:t>
-      </w:r>
-      <w:r>
-        <w:rPr>
-          <w:rFonts w:ascii="Arial" w:hAnsi="Arial" w:eastAsia="Arial" w:cs="Arial"/>
-          <w:color w:val="000000"/>
-          <w:rtl w:val="0"/>
-          <w:lang w:val="en-US" w:eastAsia="de-DE" w:bidi="de-DE"/>
-        </w:rPr>
-        <w:t>am</w:t>
-      </w:r>
-      <w:r>
-        <w:rPr>
-          <w:rFonts w:ascii="Arial" w:hAnsi="Arial" w:eastAsia="Arial" w:cs="Arial"/>
-          <w:color w:val="000000"/>
-          <w:rtl w:val="0"/>
-          <w:lang w:val="de-DE" w:eastAsia="de-DE" w:bidi="de-DE"/>
-        </w:rPr>
-        <w:t xml:space="preserve"> </w:t>
-      </w:r>
-      <w:r>
-        <w:rPr>
-          <w:rFonts w:ascii="Arial" w:hAnsi="Arial" w:eastAsia="Arial" w:cs="Arial"/>
-          <w:color w:val="000000"/>
-          <w:rtl w:val="0"/>
-          <w:lang w:val="en-US" w:eastAsia="de-DE" w:bidi="de-DE"/>
-        </w:rPr>
-        <w:t>8.</w:t>
-      </w:r>
-      <w:r>
-        <w:rPr>
-          <w:rFonts w:ascii="Arial" w:hAnsi="Arial" w:eastAsia="Arial" w:cs="Arial"/>
-          <w:color w:val="000000"/>
-          <w:rtl w:val="0"/>
-          <w:lang w:val="de-DE" w:eastAsia="de-DE" w:bidi="de-DE"/>
-        </w:rPr>
-        <w:t xml:space="preserve"> </w:t>
-      </w:r>
-      <w:r>
-        <w:rPr>
-          <w:rFonts w:ascii="Arial" w:hAnsi="Arial" w:eastAsia="Arial" w:cs="Arial"/>
-          <w:color w:val="000000"/>
-          <w:rtl w:val="0"/>
-          <w:lang w:val="en-US" w:eastAsia="de-DE" w:bidi="de-DE"/>
-        </w:rPr>
-        <w:t>Oktober</w:t>
-      </w:r>
-      <w:r>
-        <w:rPr>
-          <w:rFonts w:ascii="Arial" w:hAnsi="Arial" w:eastAsia="Arial" w:cs="Arial"/>
-          <w:color w:val="000000"/>
-          <w:rtl w:val="0"/>
-          <w:lang w:val="de-DE" w:eastAsia="de-DE" w:bidi="de-DE"/>
-        </w:rPr>
-        <w:t xml:space="preserve"> </w:t>
-      </w:r>
-      <w:r>
-        <w:rPr>
-          <w:rFonts w:ascii="Arial" w:hAnsi="Arial" w:eastAsia="Arial" w:cs="Arial"/>
-          <w:color w:val="000000"/>
-          <w:rtl w:val="0"/>
-          <w:lang w:val="en-US" w:eastAsia="de-DE" w:bidi="de-DE"/>
-        </w:rPr>
-        <w:t>2026</w:t>
+        <w:t>1.4.0 · 2026-10-10</w:t>
       </w:r>
     </w:p>
     <w:p>
@@ -1087,7 +955,7 @@
           <w:rtl w:val="0"/>
           <w:lang w:val="en-US" w:eastAsia="de-DE" w:bidi="de-DE"/>
         </w:rPr>
-        <w:t>PrintNode</w:t>
+        <w:t>CUPS</w:t>
       </w:r>
       <w:r>
         <w:rPr>
@@ -2779,7 +2647,7 @@
               <w:left w:w="100" w:type="dxa"/>
               <w:right w:w="100" w:type="dxa"/>
             </w:tcMar>
-            <w:shd w:fill="E7EDF2"/>
+            <w:shd w:fill="D9D9D9" w:val="clear"/>
           </w:tcPr>
           <w:p>
             <w:pPr>
@@ -2811,7 +2679,7 @@
               <w:left w:w="100" w:type="dxa"/>
               <w:right w:w="100" w:type="dxa"/>
             </w:tcMar>
-            <w:shd w:fill="E7EDF2"/>
+            <w:shd w:fill="D9D9D9" w:val="clear"/>
           </w:tcPr>
           <w:p>
             <w:pPr>
@@ -3897,592 +3765,14 @@
     <w:p>
       <w:pPr>
         <w:bidi w:val="0"/>
-        <w:jc w:val="left"/>
+        <w:jc w:val="start"/>
       </w:pPr>
       <w:r>
         <w:rPr>
-          <w:rFonts w:ascii="Arial" w:hAnsi="Arial" w:eastAsia="Arial" w:cs="Arial"/>
-          <w:color w:val="000000"/>
-          <w:rtl w:val="0"/>
-          <w:lang w:val="en-US" w:eastAsia="de-DE" w:bidi="de-DE"/>
-        </w:rPr>
-        <w:t>classic</w:t>
-      </w:r>
-      <w:r>
-        <w:rPr>
-          <w:rFonts w:ascii="Arial" w:hAnsi="Arial" w:eastAsia="Arial" w:cs="Arial"/>
-          <w:color w:val="000000"/>
-          <w:rtl w:val="0"/>
-          <w:lang w:val="de-DE" w:eastAsia="de-DE" w:bidi="de-DE"/>
-        </w:rPr>
-        <w:t xml:space="preserve"> </w:t>
-      </w:r>
-      <w:r>
-        <w:rPr>
-          <w:rFonts w:ascii="Arial" w:hAnsi="Arial" w:eastAsia="Arial" w:cs="Arial"/>
-          <w:color w:val="000000"/>
-          <w:rtl w:val="0"/>
-          <w:lang w:val="en-US" w:eastAsia="de-DE" w:bidi="de-DE"/>
-        </w:rPr>
-        <w:t>und</w:t>
-      </w:r>
-      <w:r>
-        <w:rPr>
-          <w:rFonts w:ascii="Arial" w:hAnsi="Arial" w:eastAsia="Arial" w:cs="Arial"/>
-          <w:color w:val="000000"/>
-          <w:rtl w:val="0"/>
-          <w:lang w:val="de-DE" w:eastAsia="de-DE" w:bidi="de-DE"/>
-        </w:rPr>
-        <w:t xml:space="preserve"> </w:t>
-      </w:r>
-      <w:r>
-        <w:rPr>
-          <w:rFonts w:ascii="Arial" w:hAnsi="Arial" w:eastAsia="Arial" w:cs="Arial"/>
-          <w:color w:val="000000"/>
-          <w:rtl w:val="0"/>
-          <w:lang w:val="en-US" w:eastAsia="de-DE" w:bidi="de-DE"/>
-        </w:rPr>
-        <w:t>compact</w:t>
-      </w:r>
-      <w:r>
-        <w:rPr>
-          <w:rFonts w:ascii="Arial" w:hAnsi="Arial" w:eastAsia="Arial" w:cs="Arial"/>
-          <w:color w:val="000000"/>
-          <w:rtl w:val="0"/>
-          <w:lang w:val="de-DE" w:eastAsia="de-DE" w:bidi="de-DE"/>
-        </w:rPr>
-        <w:t xml:space="preserve"> </w:t>
-      </w:r>
-      <w:r>
-        <w:rPr>
-          <w:rFonts w:ascii="Arial" w:hAnsi="Arial" w:eastAsia="Arial" w:cs="Arial"/>
-          <w:color w:val="000000"/>
-          <w:rtl w:val="0"/>
-          <w:lang w:val="en-US" w:eastAsia="de-DE" w:bidi="de-DE"/>
-        </w:rPr>
-        <w:t>verwenden</w:t>
-      </w:r>
-      <w:r>
-        <w:rPr>
-          <w:rFonts w:ascii="Arial" w:hAnsi="Arial" w:eastAsia="Arial" w:cs="Arial"/>
-          <w:color w:val="000000"/>
-          <w:rtl w:val="0"/>
-          <w:lang w:val="de-DE" w:eastAsia="de-DE" w:bidi="de-DE"/>
-        </w:rPr>
-        <w:t xml:space="preserve"> </w:t>
-      </w:r>
-      <w:r>
-        <w:rPr>
-          <w:rFonts w:ascii="Arial" w:hAnsi="Arial" w:eastAsia="Arial" w:cs="Arial"/>
-          <w:color w:val="000000"/>
-          <w:rtl w:val="0"/>
-          <w:lang w:val="en-US" w:eastAsia="de-DE" w:bidi="de-DE"/>
-        </w:rPr>
-        <w:t>A4</w:t>
-      </w:r>
-      <w:r>
-        <w:rPr>
-          <w:rFonts w:ascii="Arial" w:hAnsi="Arial" w:eastAsia="Arial" w:cs="Arial"/>
-          <w:color w:val="000000"/>
-          <w:rtl w:val="0"/>
-          <w:lang w:val="de-DE" w:eastAsia="de-DE" w:bidi="de-DE"/>
-        </w:rPr>
-        <w:t xml:space="preserve"> </w:t>
-      </w:r>
-      <w:r>
-        <w:rPr>
-          <w:rFonts w:ascii="Arial" w:hAnsi="Arial" w:eastAsia="Arial" w:cs="Arial"/>
-          <w:color w:val="000000"/>
-          <w:rtl w:val="0"/>
-          <w:lang w:val="en-US" w:eastAsia="de-DE" w:bidi="de-DE"/>
-        </w:rPr>
-        <w:t>Hochformat.</w:t>
-      </w:r>
-      <w:r>
-        <w:rPr>
-          <w:rFonts w:ascii="Arial" w:hAnsi="Arial" w:eastAsia="Arial" w:cs="Arial"/>
-          <w:color w:val="000000"/>
-          <w:rtl w:val="0"/>
-          <w:lang w:val="de-DE" w:eastAsia="de-DE" w:bidi="de-DE"/>
-        </w:rPr>
-        <w:t xml:space="preserve"> </w:t>
-      </w:r>
-      <w:r>
-        <w:rPr>
-          <w:rFonts w:ascii="Arial" w:hAnsi="Arial" w:eastAsia="Arial" w:cs="Arial"/>
-          <w:color w:val="000000"/>
-          <w:rtl w:val="0"/>
-          <w:lang w:val="en-US" w:eastAsia="de-DE" w:bidi="de-DE"/>
-        </w:rPr>
-        <w:t>Thermo-PDF:</w:t>
-      </w:r>
-      <w:r>
-        <w:rPr>
-          <w:rFonts w:ascii="Arial" w:hAnsi="Arial" w:eastAsia="Arial" w:cs="Arial"/>
-          <w:color w:val="000000"/>
-          <w:rtl w:val="0"/>
-          <w:lang w:val="de-DE" w:eastAsia="de-DE" w:bidi="de-DE"/>
-        </w:rPr>
-        <w:t xml:space="preserve"> </w:t>
-      </w:r>
-      <w:r>
-        <w:rPr>
-          <w:rFonts w:ascii="Arial" w:hAnsi="Arial" w:eastAsia="Arial" w:cs="Arial"/>
-          <w:color w:val="000000"/>
-          <w:rtl w:val="0"/>
-          <w:lang w:val="en-US" w:eastAsia="de-DE" w:bidi="de-DE"/>
-        </w:rPr>
-        <w:t>80</w:t>
-      </w:r>
-      <w:r>
-        <w:rPr>
-          <w:rFonts w:ascii="Arial" w:hAnsi="Arial" w:eastAsia="Arial" w:cs="Arial"/>
-          <w:color w:val="000000"/>
-          <w:rtl w:val="0"/>
-          <w:lang w:val="de-DE" w:eastAsia="de-DE" w:bidi="de-DE"/>
-        </w:rPr>
-        <w:t xml:space="preserve"> </w:t>
-      </w:r>
-      <w:r>
-        <w:rPr>
-          <w:rFonts w:ascii="Arial" w:hAnsi="Arial" w:eastAsia="Arial" w:cs="Arial"/>
-          <w:color w:val="000000"/>
-          <w:rtl w:val="0"/>
-          <w:lang w:val="en-US" w:eastAsia="de-DE" w:bidi="de-DE"/>
-        </w:rPr>
-        <w:t>mm</w:t>
-      </w:r>
-      <w:r>
-        <w:rPr>
-          <w:rFonts w:ascii="Arial" w:hAnsi="Arial" w:eastAsia="Arial" w:cs="Arial"/>
-          <w:color w:val="000000"/>
-          <w:rtl w:val="0"/>
-          <w:lang w:val="de-DE" w:eastAsia="de-DE" w:bidi="de-DE"/>
-        </w:rPr>
-        <w:t xml:space="preserve"> </w:t>
-      </w:r>
-      <w:r>
-        <w:rPr>
-          <w:rFonts w:ascii="Arial" w:hAnsi="Arial" w:eastAsia="Arial" w:cs="Arial"/>
-          <w:color w:val="000000"/>
-          <w:rtl w:val="0"/>
-          <w:lang w:val="en-US" w:eastAsia="de-DE" w:bidi="de-DE"/>
-        </w:rPr>
-        <w:t>Breite</w:t>
-      </w:r>
-      <w:r>
-        <w:rPr>
-          <w:rFonts w:ascii="Arial" w:hAnsi="Arial" w:eastAsia="Arial" w:cs="Arial"/>
-          <w:color w:val="000000"/>
-          <w:rtl w:val="0"/>
-          <w:lang w:val="de-DE" w:eastAsia="de-DE" w:bidi="de-DE"/>
-        </w:rPr>
-        <w:t xml:space="preserve">, </w:t>
-      </w:r>
-      <w:r>
-        <w:rPr>
-          <w:rFonts w:ascii="Arial" w:hAnsi="Arial" w:eastAsia="Arial" w:cs="Arial"/>
-          <w:color w:val="000000"/>
-          <w:rtl w:val="0"/>
-          <w:lang w:val="en-US" w:eastAsia="de-DE" w:bidi="de-DE"/>
-        </w:rPr>
-        <w:t>variable</w:t>
-      </w:r>
-      <w:r>
-        <w:rPr>
-          <w:rFonts w:ascii="Arial" w:hAnsi="Arial" w:eastAsia="Arial" w:cs="Arial"/>
-          <w:color w:val="000000"/>
-          <w:rtl w:val="0"/>
-          <w:lang w:val="de-DE" w:eastAsia="de-DE" w:bidi="de-DE"/>
-        </w:rPr>
-        <w:t xml:space="preserve"> </w:t>
-      </w:r>
-      <w:r>
-        <w:rPr>
-          <w:rFonts w:ascii="Arial" w:hAnsi="Arial" w:eastAsia="Arial" w:cs="Arial"/>
-          <w:color w:val="000000"/>
-          <w:rtl w:val="0"/>
-          <w:lang w:val="en-US" w:eastAsia="de-DE" w:bidi="de-DE"/>
-        </w:rPr>
-        <w:t>H</w:t>
-      </w:r>
-      <w:r>
-        <w:rPr>
-          <w:rFonts w:ascii="Arial" w:hAnsi="Arial" w:eastAsia="Arial" w:cs="Arial"/>
-          <w:color w:val="000000"/>
-          <w:rtl w:val="0"/>
-          <w:lang w:val="de-DE" w:eastAsia="de-DE" w:bidi="de-DE"/>
-        </w:rPr>
-        <w:t>ö</w:t>
-      </w:r>
-      <w:r>
-        <w:rPr>
-          <w:rFonts w:ascii="Arial" w:hAnsi="Arial" w:eastAsia="Arial" w:cs="Arial"/>
-          <w:color w:val="000000"/>
-          <w:rtl w:val="0"/>
-          <w:lang w:val="en-US" w:eastAsia="de-DE" w:bidi="de-DE"/>
-        </w:rPr>
-        <w:t>he</w:t>
-      </w:r>
-      <w:r>
-        <w:rPr>
-          <w:rFonts w:ascii="Arial" w:hAnsi="Arial" w:eastAsia="Arial" w:cs="Arial"/>
-          <w:color w:val="000000"/>
-          <w:rtl w:val="0"/>
-          <w:lang w:val="de-DE" w:eastAsia="de-DE" w:bidi="de-DE"/>
-        </w:rPr>
-        <w:t xml:space="preserve"> </w:t>
-      </w:r>
-      <w:r>
-        <w:rPr>
-          <w:rFonts w:ascii="Arial" w:hAnsi="Arial" w:eastAsia="Arial" w:cs="Arial"/>
-          <w:color w:val="000000"/>
-          <w:rtl w:val="0"/>
-          <w:lang w:val="en-US" w:eastAsia="de-DE" w:bidi="de-DE"/>
-        </w:rPr>
-        <w:t>bis</w:t>
-      </w:r>
-      <w:r>
-        <w:rPr>
-          <w:rFonts w:ascii="Arial" w:hAnsi="Arial" w:eastAsia="Arial" w:cs="Arial"/>
-          <w:color w:val="000000"/>
-          <w:rtl w:val="0"/>
-          <w:lang w:val="de-DE" w:eastAsia="de-DE" w:bidi="de-DE"/>
-        </w:rPr>
-        <w:t xml:space="preserve"> </w:t>
-      </w:r>
-      <w:r>
-        <w:rPr>
-          <w:rFonts w:ascii="Arial" w:hAnsi="Arial" w:eastAsia="Arial" w:cs="Arial"/>
-          <w:color w:val="000000"/>
-          <w:rtl w:val="0"/>
-          <w:lang w:val="en-US" w:eastAsia="de-DE" w:bidi="de-DE"/>
-        </w:rPr>
-        <w:t>1000</w:t>
-      </w:r>
-      <w:r>
-        <w:rPr>
-          <w:rFonts w:ascii="Arial" w:hAnsi="Arial" w:eastAsia="Arial" w:cs="Arial"/>
-          <w:color w:val="000000"/>
-          <w:rtl w:val="0"/>
-          <w:lang w:val="de-DE" w:eastAsia="de-DE" w:bidi="de-DE"/>
-        </w:rPr>
-        <w:t xml:space="preserve"> </w:t>
-      </w:r>
-      <w:r>
-        <w:rPr>
-          <w:rFonts w:ascii="Arial" w:hAnsi="Arial" w:eastAsia="Arial" w:cs="Arial"/>
-          <w:color w:val="000000"/>
-          <w:rtl w:val="0"/>
-          <w:lang w:val="en-US" w:eastAsia="de-DE" w:bidi="de-DE"/>
-        </w:rPr>
-        <w:t>mm</w:t>
-      </w:r>
-      <w:r>
-        <w:rPr>
-          <w:rFonts w:ascii="Arial" w:hAnsi="Arial" w:eastAsia="Arial" w:cs="Arial"/>
-          <w:color w:val="000000"/>
-          <w:rtl w:val="0"/>
-          <w:lang w:val="de-DE" w:eastAsia="de-DE" w:bidi="de-DE"/>
-        </w:rPr>
-        <w:t xml:space="preserve"> </w:t>
-      </w:r>
-      <w:r>
-        <w:rPr>
-          <w:rFonts w:ascii="Arial" w:hAnsi="Arial" w:eastAsia="Arial" w:cs="Arial"/>
-          <w:color w:val="000000"/>
-          <w:rtl w:val="0"/>
-          <w:lang w:val="en-US" w:eastAsia="de-DE" w:bidi="de-DE"/>
-        </w:rPr>
-        <w:t>pro</w:t>
-      </w:r>
-      <w:r>
-        <w:rPr>
-          <w:rFonts w:ascii="Arial" w:hAnsi="Arial" w:eastAsia="Arial" w:cs="Arial"/>
-          <w:color w:val="000000"/>
-          <w:rtl w:val="0"/>
-          <w:lang w:val="de-DE" w:eastAsia="de-DE" w:bidi="de-DE"/>
-        </w:rPr>
-        <w:t xml:space="preserve"> </w:t>
-      </w:r>
-      <w:r>
-        <w:rPr>
-          <w:rFonts w:ascii="Arial" w:hAnsi="Arial" w:eastAsia="Arial" w:cs="Arial"/>
-          <w:color w:val="000000"/>
-          <w:rtl w:val="0"/>
-          <w:lang w:val="en-US" w:eastAsia="de-DE" w:bidi="de-DE"/>
-        </w:rPr>
-        <w:t>Seite.</w:t>
-      </w:r>
-      <w:r>
-        <w:rPr>
-          <w:rFonts w:ascii="Arial" w:hAnsi="Arial" w:eastAsia="Arial" w:cs="Arial"/>
-          <w:color w:val="000000"/>
-          <w:rtl w:val="0"/>
-          <w:lang w:val="de-DE" w:eastAsia="de-DE" w:bidi="de-DE"/>
-        </w:rPr>
-        <w:t xml:space="preserve"> </w:t>
-      </w:r>
-      <w:r>
-        <w:rPr>
-          <w:rFonts w:ascii="Arial" w:hAnsi="Arial" w:eastAsia="Arial" w:cs="Arial"/>
-          <w:color w:val="000000"/>
-          <w:rtl w:val="0"/>
-          <w:lang w:val="en-US" w:eastAsia="de-DE" w:bidi="de-DE"/>
-        </w:rPr>
-        <w:t>Browserpapier</w:t>
-      </w:r>
-      <w:r>
-        <w:rPr>
-          <w:rFonts w:ascii="Arial" w:hAnsi="Arial" w:eastAsia="Arial" w:cs="Arial"/>
-          <w:color w:val="000000"/>
-          <w:rtl w:val="0"/>
-          <w:lang w:val="de-DE" w:eastAsia="de-DE" w:bidi="de-DE"/>
-        </w:rPr>
-        <w:t xml:space="preserve"> </w:t>
-      </w:r>
-      <w:r>
-        <w:rPr>
-          <w:rFonts w:ascii="Arial" w:hAnsi="Arial" w:eastAsia="Arial" w:cs="Arial"/>
-          <w:color w:val="000000"/>
-          <w:rtl w:val="0"/>
-          <w:lang w:val="en-US" w:eastAsia="de-DE" w:bidi="de-DE"/>
-        </w:rPr>
-        <w:t>bestimmt</w:t>
-      </w:r>
-      <w:r>
-        <w:rPr>
-          <w:rFonts w:ascii="Arial" w:hAnsi="Arial" w:eastAsia="Arial" w:cs="Arial"/>
-          <w:color w:val="000000"/>
-          <w:rtl w:val="0"/>
-          <w:lang w:val="de-DE" w:eastAsia="de-DE" w:bidi="de-DE"/>
-        </w:rPr>
-        <w:t xml:space="preserve"> </w:t>
-      </w:r>
-      <w:r>
-        <w:rPr>
-          <w:rFonts w:ascii="Arial" w:hAnsi="Arial" w:eastAsia="Arial" w:cs="Arial"/>
-          <w:color w:val="000000"/>
-          <w:rtl w:val="0"/>
-          <w:lang w:val="en-US" w:eastAsia="de-DE" w:bidi="de-DE"/>
-        </w:rPr>
-        <w:t>der</w:t>
-      </w:r>
-      <w:r>
-        <w:rPr>
-          <w:rFonts w:ascii="Arial" w:hAnsi="Arial" w:eastAsia="Arial" w:cs="Arial"/>
-          <w:color w:val="000000"/>
-          <w:rtl w:val="0"/>
-          <w:lang w:val="de-DE" w:eastAsia="de-DE" w:bidi="de-DE"/>
-        </w:rPr>
-        <w:t xml:space="preserve"> </w:t>
-      </w:r>
-      <w:r>
-        <w:rPr>
-          <w:rFonts w:ascii="Arial" w:hAnsi="Arial" w:eastAsia="Arial" w:cs="Arial"/>
-          <w:color w:val="000000"/>
-          <w:rtl w:val="0"/>
-          <w:lang w:val="en-US" w:eastAsia="de-DE" w:bidi="de-DE"/>
-        </w:rPr>
-        <w:t>Treiber.</w:t>
-      </w:r>
-      <w:r>
-        <w:rPr>
-          <w:rFonts w:ascii="Arial" w:hAnsi="Arial" w:eastAsia="Arial" w:cs="Arial"/>
-          <w:color w:val="000000"/>
-          <w:rtl w:val="0"/>
-          <w:lang w:val="de-DE" w:eastAsia="de-DE" w:bidi="de-DE"/>
-        </w:rPr>
-        <w:t xml:space="preserve"> </w:t>
-      </w:r>
-      <w:r>
-        <w:rPr>
-          <w:rFonts w:ascii="Arial" w:hAnsi="Arial" w:eastAsia="Arial" w:cs="Arial"/>
-          <w:color w:val="000000"/>
-          <w:rtl w:val="0"/>
-          <w:lang w:val="en-US" w:eastAsia="de-DE" w:bidi="de-DE"/>
-        </w:rPr>
-        <w:t>Pr</w:t>
-      </w:r>
-      <w:r>
-        <w:rPr>
-          <w:rFonts w:ascii="Arial" w:hAnsi="Arial" w:eastAsia="Arial" w:cs="Arial"/>
-          <w:color w:val="000000"/>
-          <w:rtl w:val="0"/>
-          <w:lang w:val="de-DE" w:eastAsia="de-DE" w:bidi="de-DE"/>
-        </w:rPr>
-        <w:t>ü</w:t>
-      </w:r>
-      <w:r>
-        <w:rPr>
-          <w:rFonts w:ascii="Arial" w:hAnsi="Arial" w:eastAsia="Arial" w:cs="Arial"/>
-          <w:color w:val="000000"/>
-          <w:rtl w:val="0"/>
-          <w:lang w:val="en-US" w:eastAsia="de-DE" w:bidi="de-DE"/>
-        </w:rPr>
-        <w:t>fen</w:t>
-      </w:r>
-      <w:r>
-        <w:rPr>
-          <w:rFonts w:ascii="Arial" w:hAnsi="Arial" w:eastAsia="Arial" w:cs="Arial"/>
-          <w:color w:val="000000"/>
-          <w:rtl w:val="0"/>
-          <w:lang w:val="de-DE" w:eastAsia="de-DE" w:bidi="de-DE"/>
-        </w:rPr>
-        <w:t xml:space="preserve"> </w:t>
-      </w:r>
-      <w:r>
-        <w:rPr>
-          <w:rFonts w:ascii="Arial" w:hAnsi="Arial" w:eastAsia="Arial" w:cs="Arial"/>
-          <w:color w:val="000000"/>
-          <w:rtl w:val="0"/>
-          <w:lang w:val="en-US" w:eastAsia="de-DE" w:bidi="de-DE"/>
-        </w:rPr>
-        <w:t>Sie</w:t>
-      </w:r>
-      <w:r>
-        <w:rPr>
-          <w:rFonts w:ascii="Arial" w:hAnsi="Arial" w:eastAsia="Arial" w:cs="Arial"/>
-          <w:color w:val="000000"/>
-          <w:rtl w:val="0"/>
-          <w:lang w:val="de-DE" w:eastAsia="de-DE" w:bidi="de-DE"/>
-        </w:rPr>
-        <w:t xml:space="preserve"> </w:t>
-      </w:r>
-      <w:r>
-        <w:rPr>
-          <w:rFonts w:ascii="Arial" w:hAnsi="Arial" w:eastAsia="Arial" w:cs="Arial"/>
-          <w:color w:val="000000"/>
-          <w:rtl w:val="0"/>
-          <w:lang w:val="en-US" w:eastAsia="de-DE" w:bidi="de-DE"/>
-        </w:rPr>
-        <w:t>Muster</w:t>
-      </w:r>
-      <w:r>
-        <w:rPr>
-          <w:rFonts w:ascii="Arial" w:hAnsi="Arial" w:eastAsia="Arial" w:cs="Arial"/>
-          <w:color w:val="000000"/>
-          <w:rtl w:val="0"/>
-          <w:lang w:val="de-DE" w:eastAsia="de-DE" w:bidi="de-DE"/>
-        </w:rPr>
-        <w:t xml:space="preserve">, </w:t>
-      </w:r>
-      <w:r>
-        <w:rPr>
-          <w:rFonts w:ascii="Arial" w:hAnsi="Arial" w:eastAsia="Arial" w:cs="Arial"/>
-          <w:color w:val="000000"/>
-          <w:rtl w:val="0"/>
-          <w:lang w:val="en-US" w:eastAsia="de-DE" w:bidi="de-DE"/>
-        </w:rPr>
-        <w:t>echte</w:t>
-      </w:r>
-      <w:r>
-        <w:rPr>
-          <w:rFonts w:ascii="Arial" w:hAnsi="Arial" w:eastAsia="Arial" w:cs="Arial"/>
-          <w:color w:val="000000"/>
-          <w:rtl w:val="0"/>
-          <w:lang w:val="de-DE" w:eastAsia="de-DE" w:bidi="de-DE"/>
-        </w:rPr>
-        <w:t xml:space="preserve"> </w:t>
-      </w:r>
-      <w:r>
-        <w:rPr>
-          <w:rFonts w:ascii="Arial" w:hAnsi="Arial" w:eastAsia="Arial" w:cs="Arial"/>
-          <w:color w:val="000000"/>
-          <w:rtl w:val="0"/>
-          <w:lang w:val="en-US" w:eastAsia="de-DE" w:bidi="de-DE"/>
-        </w:rPr>
-        <w:t>Bestellung</w:t>
-      </w:r>
-      <w:r>
-        <w:rPr>
-          <w:rFonts w:ascii="Arial" w:hAnsi="Arial" w:eastAsia="Arial" w:cs="Arial"/>
-          <w:color w:val="000000"/>
-          <w:rtl w:val="0"/>
-          <w:lang w:val="de-DE" w:eastAsia="de-DE" w:bidi="de-DE"/>
-        </w:rPr>
-        <w:t xml:space="preserve">, </w:t>
-      </w:r>
-      <w:r>
-        <w:rPr>
-          <w:rFonts w:ascii="Arial" w:hAnsi="Arial" w:eastAsia="Arial" w:cs="Arial"/>
-          <w:color w:val="000000"/>
-          <w:rtl w:val="0"/>
-          <w:lang w:val="en-US" w:eastAsia="de-DE" w:bidi="de-DE"/>
-        </w:rPr>
-        <w:t>RTL</w:t>
-      </w:r>
-      <w:r>
-        <w:rPr>
-          <w:rFonts w:ascii="Arial" w:hAnsi="Arial" w:eastAsia="Arial" w:cs="Arial"/>
-          <w:color w:val="000000"/>
-          <w:rtl w:val="0"/>
-          <w:lang w:val="de-DE" w:eastAsia="de-DE" w:bidi="de-DE"/>
-        </w:rPr>
-        <w:t xml:space="preserve"> </w:t>
-      </w:r>
-      <w:r>
-        <w:rPr>
-          <w:rFonts w:ascii="Arial" w:hAnsi="Arial" w:eastAsia="Arial" w:cs="Arial"/>
-          <w:color w:val="000000"/>
-          <w:rtl w:val="0"/>
-          <w:lang w:val="en-US" w:eastAsia="de-DE" w:bidi="de-DE"/>
-        </w:rPr>
-        <w:t>und</w:t>
-      </w:r>
-      <w:r>
-        <w:rPr>
-          <w:rFonts w:ascii="Arial" w:hAnsi="Arial" w:eastAsia="Arial" w:cs="Arial"/>
-          <w:color w:val="000000"/>
-          <w:rtl w:val="0"/>
-          <w:lang w:val="de-DE" w:eastAsia="de-DE" w:bidi="de-DE"/>
-        </w:rPr>
-        <w:t xml:space="preserve"> </w:t>
-      </w:r>
-      <w:r>
-        <w:rPr>
-          <w:rFonts w:ascii="Arial" w:hAnsi="Arial" w:eastAsia="Arial" w:cs="Arial"/>
-          <w:color w:val="000000"/>
-          <w:rtl w:val="0"/>
-          <w:lang w:val="en-US" w:eastAsia="de-DE" w:bidi="de-DE"/>
-        </w:rPr>
-        <w:t>Papier</w:t>
-      </w:r>
-      <w:r>
-        <w:rPr>
-          <w:rFonts w:ascii="Arial" w:hAnsi="Arial" w:eastAsia="Arial" w:cs="Arial"/>
-          <w:color w:val="000000"/>
-          <w:rtl w:val="0"/>
-          <w:lang w:val="de-DE" w:eastAsia="de-DE" w:bidi="de-DE"/>
-        </w:rPr>
-        <w:t xml:space="preserve"> </w:t>
-      </w:r>
-      <w:r>
-        <w:rPr>
-          <w:rFonts w:ascii="Arial" w:hAnsi="Arial" w:eastAsia="Arial" w:cs="Arial"/>
-          <w:color w:val="000000"/>
-          <w:rtl w:val="0"/>
-          <w:lang w:val="en-US" w:eastAsia="de-DE" w:bidi="de-DE"/>
-        </w:rPr>
-        <w:t>vor</w:t>
-      </w:r>
-      <w:r>
-        <w:rPr>
-          <w:rFonts w:ascii="Arial" w:hAnsi="Arial" w:eastAsia="Arial" w:cs="Arial"/>
-          <w:color w:val="000000"/>
-          <w:rtl w:val="0"/>
-          <w:lang w:val="de-DE" w:eastAsia="de-DE" w:bidi="de-DE"/>
-        </w:rPr>
-        <w:t xml:space="preserve"> </w:t>
-      </w:r>
-      <w:r>
-        <w:rPr>
-          <w:rFonts w:ascii="Arial" w:hAnsi="Arial" w:eastAsia="Arial" w:cs="Arial"/>
-          <w:color w:val="000000"/>
-          <w:rtl w:val="0"/>
-          <w:lang w:val="en-US" w:eastAsia="de-DE" w:bidi="de-DE"/>
-        </w:rPr>
-        <w:t>Automatisierung.</w:t>
+          <w:lang w:val="de-DE" w:bidi="de-DE"/>
+          <w:rtl w:val="0"/>
+        </w:rPr>
+        <w:t>Classic und compact nutzen A4, classic-a5 A5. Thermal und thermal58 verwenden 80 × 297 bzw. 58 × 297 mm pro Seite. Versandetiketten nutzen A6, Packlisten A4. Browserpapier folgt dem Treiber. Für 58 mm QR wählen und Papierausgabe prüfen.</w:t>
       </w:r>
     </w:p>
     <w:p>
@@ -6057,808 +5347,14 @@
     <w:p>
       <w:pPr>
         <w:bidi w:val="0"/>
-        <w:jc w:val="left"/>
+        <w:jc w:val="start"/>
       </w:pPr>
       <w:r>
         <w:rPr>
-          <w:rFonts w:ascii="Arial" w:hAnsi="Arial" w:eastAsia="Arial" w:cs="Arial"/>
-          <w:color w:val="000000"/>
-          <w:rtl w:val="0"/>
-          <w:lang w:val="en-US" w:eastAsia="de-DE" w:bidi="de-DE"/>
-        </w:rPr>
-        <w:t>Vorlagen</w:t>
-      </w:r>
-      <w:r>
-        <w:rPr>
-          <w:rFonts w:ascii="Arial" w:hAnsi="Arial" w:eastAsia="Arial" w:cs="Arial"/>
-          <w:color w:val="000000"/>
-          <w:rtl w:val="0"/>
-          <w:lang w:val="de-DE" w:eastAsia="de-DE" w:bidi="de-DE"/>
-        </w:rPr>
-        <w:t xml:space="preserve"> </w:t>
-      </w:r>
-      <w:r>
-        <w:rPr>
-          <w:rFonts w:ascii="Arial" w:hAnsi="Arial" w:eastAsia="Arial" w:cs="Arial"/>
-          <w:color w:val="000000"/>
-          <w:rtl w:val="0"/>
-          <w:lang w:val="en-US" w:eastAsia="de-DE" w:bidi="de-DE"/>
-        </w:rPr>
-        <w:t>erhalten</w:t>
-      </w:r>
-      <w:r>
-        <w:rPr>
-          <w:rFonts w:ascii="Arial" w:hAnsi="Arial" w:eastAsia="Arial" w:cs="Arial"/>
-          <w:color w:val="000000"/>
-          <w:rtl w:val="0"/>
-          <w:lang w:val="de-DE" w:eastAsia="de-DE" w:bidi="de-DE"/>
-        </w:rPr>
-        <w:t xml:space="preserve"> </w:t>
-      </w:r>
-      <w:r>
-        <w:rPr>
-          <w:rFonts w:ascii="Courier New" w:hAnsi="Courier New" w:eastAsia="Courier New" w:cs="Courier New"/>
-          <w:color w:val="000000"/>
-          <w:rtl w:val="0"/>
-          <w:lang w:val="en-US" w:eastAsia="de-DE" w:bidi="de-DE"/>
-        </w:rPr>
-        <w:t>$invoice</w:t>
-      </w:r>
-      <w:r>
-        <w:rPr>
-          <w:rFonts w:ascii="Arial" w:hAnsi="Arial" w:eastAsia="Arial" w:cs="Arial"/>
-          <w:color w:val="000000"/>
-          <w:rtl w:val="0"/>
-          <w:lang w:val="de-DE" w:eastAsia="de-DE" w:bidi="de-DE"/>
-        </w:rPr>
-        <w:t xml:space="preserve"> </w:t>
-      </w:r>
-      <w:r>
-        <w:rPr>
-          <w:rFonts w:ascii="Arial" w:hAnsi="Arial" w:eastAsia="Arial" w:cs="Arial"/>
-          <w:color w:val="000000"/>
-          <w:rtl w:val="0"/>
-          <w:lang w:val="en-US" w:eastAsia="de-DE" w:bidi="de-DE"/>
-        </w:rPr>
-        <w:t>und</w:t>
-      </w:r>
-      <w:r>
-        <w:rPr>
-          <w:rFonts w:ascii="Arial" w:hAnsi="Arial" w:eastAsia="Arial" w:cs="Arial"/>
-          <w:color w:val="000000"/>
-          <w:rtl w:val="0"/>
-          <w:lang w:val="de-DE" w:eastAsia="de-DE" w:bidi="de-DE"/>
-        </w:rPr>
-        <w:t xml:space="preserve"> </w:t>
-      </w:r>
-      <w:r>
-        <w:rPr>
-          <w:rFonts w:ascii="Courier New" w:hAnsi="Courier New" w:eastAsia="Courier New" w:cs="Courier New"/>
-          <w:color w:val="000000"/>
-          <w:rtl w:val="0"/>
-          <w:lang w:val="en-US" w:eastAsia="de-DE" w:bidi="de-DE"/>
-        </w:rPr>
-        <w:t>$template.</w:t>
-      </w:r>
-      <w:r>
-        <w:rPr>
-          <w:rFonts w:ascii="Arial" w:hAnsi="Arial" w:eastAsia="Arial" w:cs="Arial"/>
-          <w:color w:val="000000"/>
-          <w:rtl w:val="0"/>
-          <w:lang w:val="de-DE" w:eastAsia="de-DE" w:bidi="de-DE"/>
-        </w:rPr>
-        <w:t xml:space="preserve"> </w:t>
-      </w:r>
-      <w:r>
-        <w:rPr>
-          <w:rFonts w:ascii="Arial" w:hAnsi="Arial" w:eastAsia="Arial" w:cs="Arial"/>
-          <w:color w:val="000000"/>
-          <w:rtl w:val="0"/>
-          <w:lang w:val="en-US" w:eastAsia="de-DE" w:bidi="de-DE"/>
-        </w:rPr>
-        <w:t>ABSPATH</w:t>
-      </w:r>
-      <w:r>
-        <w:rPr>
-          <w:rFonts w:ascii="Arial" w:hAnsi="Arial" w:eastAsia="Arial" w:cs="Arial"/>
-          <w:color w:val="000000"/>
-          <w:rtl w:val="0"/>
-          <w:lang w:val="de-DE" w:eastAsia="de-DE" w:bidi="de-DE"/>
-        </w:rPr>
-        <w:t xml:space="preserve">, </w:t>
-      </w:r>
-      <w:r>
-        <w:rPr>
-          <w:rFonts w:ascii="Arial" w:hAnsi="Arial" w:eastAsia="Arial" w:cs="Arial"/>
-          <w:color w:val="000000"/>
-          <w:rtl w:val="0"/>
-          <w:lang w:val="en-US" w:eastAsia="de-DE" w:bidi="de-DE"/>
-        </w:rPr>
-        <w:t>UTF-8</w:t>
-      </w:r>
-      <w:r>
-        <w:rPr>
-          <w:rFonts w:ascii="Arial" w:hAnsi="Arial" w:eastAsia="Arial" w:cs="Arial"/>
-          <w:color w:val="000000"/>
-          <w:rtl w:val="0"/>
-          <w:lang w:val="de-DE" w:eastAsia="de-DE" w:bidi="de-DE"/>
-        </w:rPr>
-        <w:t xml:space="preserve"> </w:t>
-      </w:r>
-      <w:r>
-        <w:rPr>
-          <w:rFonts w:ascii="Arial" w:hAnsi="Arial" w:eastAsia="Arial" w:cs="Arial"/>
-          <w:color w:val="000000"/>
-          <w:rtl w:val="0"/>
-          <w:lang w:val="en-US" w:eastAsia="de-DE" w:bidi="de-DE"/>
-        </w:rPr>
-        <w:t>und</w:t>
-      </w:r>
-      <w:r>
-        <w:rPr>
-          <w:rFonts w:ascii="Arial" w:hAnsi="Arial" w:eastAsia="Arial" w:cs="Arial"/>
-          <w:color w:val="000000"/>
-          <w:rtl w:val="0"/>
-          <w:lang w:val="de-DE" w:eastAsia="de-DE" w:bidi="de-DE"/>
-        </w:rPr>
-        <w:t xml:space="preserve"> </w:t>
-      </w:r>
-      <w:r>
-        <w:rPr>
-          <w:rFonts w:ascii="Arial" w:hAnsi="Arial" w:eastAsia="Arial" w:cs="Arial"/>
-          <w:color w:val="000000"/>
-          <w:rtl w:val="0"/>
-          <w:lang w:val="en-US" w:eastAsia="de-DE" w:bidi="de-DE"/>
-        </w:rPr>
-        <w:t>Sprachkennzeichnung</w:t>
-      </w:r>
-      <w:r>
-        <w:rPr>
-          <w:rFonts w:ascii="Arial" w:hAnsi="Arial" w:eastAsia="Arial" w:cs="Arial"/>
-          <w:color w:val="000000"/>
-          <w:rtl w:val="0"/>
-          <w:lang w:val="de-DE" w:eastAsia="de-DE" w:bidi="de-DE"/>
-        </w:rPr>
-        <w:t xml:space="preserve"> </w:t>
-      </w:r>
-      <w:r>
-        <w:rPr>
-          <w:rFonts w:ascii="Arial" w:hAnsi="Arial" w:eastAsia="Arial" w:cs="Arial"/>
-          <w:color w:val="000000"/>
-          <w:rtl w:val="0"/>
-          <w:lang w:val="en-US" w:eastAsia="de-DE" w:bidi="de-DE"/>
-        </w:rPr>
-        <w:t>erhalten.</w:t>
-      </w:r>
-      <w:r>
-        <w:rPr>
-          <w:rFonts w:ascii="Arial" w:hAnsi="Arial" w:eastAsia="Arial" w:cs="Arial"/>
-          <w:color w:val="000000"/>
-          <w:rtl w:val="0"/>
-          <w:lang w:val="de-DE" w:eastAsia="de-DE" w:bidi="de-DE"/>
-        </w:rPr>
-        <w:t xml:space="preserve"> </w:t>
-      </w:r>
-      <w:r>
-        <w:rPr>
-          <w:rFonts w:ascii="Arial" w:hAnsi="Arial" w:eastAsia="Arial" w:cs="Arial"/>
-          <w:color w:val="000000"/>
-          <w:rtl w:val="0"/>
-          <w:lang w:val="en-US" w:eastAsia="de-DE" w:bidi="de-DE"/>
-        </w:rPr>
-        <w:t>dir</w:t>
-      </w:r>
-      <w:r>
-        <w:rPr>
-          <w:rFonts w:ascii="Arial" w:hAnsi="Arial" w:eastAsia="Arial" w:cs="Arial"/>
-          <w:color w:val="000000"/>
-          <w:rtl w:val="0"/>
-          <w:lang w:val="de-DE" w:eastAsia="de-DE" w:bidi="de-DE"/>
-        </w:rPr>
-        <w:t xml:space="preserve">, </w:t>
-      </w:r>
-      <w:r>
-        <w:rPr>
-          <w:rFonts w:ascii="Arial" w:hAnsi="Arial" w:eastAsia="Arial" w:cs="Arial"/>
-          <w:color w:val="000000"/>
-          <w:rtl w:val="0"/>
-          <w:lang w:val="en-US" w:eastAsia="de-DE" w:bidi="de-DE"/>
-        </w:rPr>
-        <w:t>direction</w:t>
-      </w:r>
-      <w:r>
-        <w:rPr>
-          <w:rFonts w:ascii="Arial" w:hAnsi="Arial" w:eastAsia="Arial" w:cs="Arial"/>
-          <w:color w:val="000000"/>
-          <w:rtl w:val="0"/>
-          <w:lang w:val="de-DE" w:eastAsia="de-DE" w:bidi="de-DE"/>
-        </w:rPr>
-        <w:t xml:space="preserve">, </w:t>
-      </w:r>
-      <w:r>
-        <w:rPr>
-          <w:rFonts w:ascii="Arial" w:hAnsi="Arial" w:eastAsia="Arial" w:cs="Arial"/>
-          <w:color w:val="000000"/>
-          <w:rtl w:val="0"/>
-          <w:lang w:val="en-US" w:eastAsia="de-DE" w:bidi="de-DE"/>
-        </w:rPr>
-        <w:t>Ausrichtung</w:t>
-      </w:r>
-      <w:r>
-        <w:rPr>
-          <w:rFonts w:ascii="Arial" w:hAnsi="Arial" w:eastAsia="Arial" w:cs="Arial"/>
-          <w:color w:val="000000"/>
-          <w:rtl w:val="0"/>
-          <w:lang w:val="de-DE" w:eastAsia="de-DE" w:bidi="de-DE"/>
-        </w:rPr>
-        <w:t xml:space="preserve"> </w:t>
-      </w:r>
-      <w:r>
-        <w:rPr>
-          <w:rFonts w:ascii="Arial" w:hAnsi="Arial" w:eastAsia="Arial" w:cs="Arial"/>
-          <w:color w:val="000000"/>
-          <w:rtl w:val="0"/>
-          <w:lang w:val="en-US" w:eastAsia="de-DE" w:bidi="de-DE"/>
-        </w:rPr>
-        <w:t>und</w:t>
-      </w:r>
-      <w:r>
-        <w:rPr>
-          <w:rFonts w:ascii="Arial" w:hAnsi="Arial" w:eastAsia="Arial" w:cs="Arial"/>
-          <w:color w:val="000000"/>
-          <w:rtl w:val="0"/>
-          <w:lang w:val="de-DE" w:eastAsia="de-DE" w:bidi="de-DE"/>
-        </w:rPr>
-        <w:t xml:space="preserve"> </w:t>
-      </w:r>
-      <w:r>
-        <w:rPr>
-          <w:rFonts w:ascii="Arial" w:hAnsi="Arial" w:eastAsia="Arial" w:cs="Arial"/>
-          <w:color w:val="000000"/>
-          <w:rtl w:val="0"/>
-          <w:lang w:val="en-US" w:eastAsia="de-DE" w:bidi="de-DE"/>
-        </w:rPr>
-        <w:t>R</w:t>
-      </w:r>
-      <w:r>
-        <w:rPr>
-          <w:rFonts w:ascii="Arial" w:hAnsi="Arial" w:eastAsia="Arial" w:cs="Arial"/>
-          <w:color w:val="000000"/>
-          <w:rtl w:val="0"/>
-          <w:lang w:val="de-DE" w:eastAsia="de-DE" w:bidi="de-DE"/>
-        </w:rPr>
-        <w:t>ä</w:t>
-      </w:r>
-      <w:r>
-        <w:rPr>
-          <w:rFonts w:ascii="Arial" w:hAnsi="Arial" w:eastAsia="Arial" w:cs="Arial"/>
-          <w:color w:val="000000"/>
-          <w:rtl w:val="0"/>
-          <w:lang w:val="en-US" w:eastAsia="de-DE" w:bidi="de-DE"/>
-        </w:rPr>
-        <w:t>nder</w:t>
-      </w:r>
-      <w:r>
-        <w:rPr>
-          <w:rFonts w:ascii="Arial" w:hAnsi="Arial" w:eastAsia="Arial" w:cs="Arial"/>
-          <w:color w:val="000000"/>
-          <w:rtl w:val="0"/>
-          <w:lang w:val="de-DE" w:eastAsia="de-DE" w:bidi="de-DE"/>
-        </w:rPr>
-        <w:t xml:space="preserve"> </w:t>
-      </w:r>
-      <w:r>
-        <w:rPr>
-          <w:rFonts w:ascii="Arial" w:hAnsi="Arial" w:eastAsia="Arial" w:cs="Arial"/>
-          <w:color w:val="000000"/>
-          <w:rtl w:val="0"/>
-          <w:lang w:val="en-US" w:eastAsia="de-DE" w:bidi="de-DE"/>
-        </w:rPr>
-        <w:t>aus</w:t>
-      </w:r>
-      <w:r>
-        <w:rPr>
-          <w:rFonts w:ascii="Arial" w:hAnsi="Arial" w:eastAsia="Arial" w:cs="Arial"/>
-          <w:color w:val="000000"/>
-          <w:rtl w:val="0"/>
-          <w:lang w:val="de-DE" w:eastAsia="de-DE" w:bidi="de-DE"/>
-        </w:rPr>
-        <w:t xml:space="preserve"> </w:t>
-      </w:r>
-      <w:r>
-        <w:rPr>
-          <w:rFonts w:ascii="Courier New" w:hAnsi="Courier New" w:eastAsia="Courier New" w:cs="Courier New"/>
-          <w:color w:val="000000"/>
-          <w:rtl w:val="0"/>
-          <w:lang w:val="en-US" w:eastAsia="de-DE" w:bidi="de-DE"/>
-        </w:rPr>
-        <w:t>$invoice-&gt;rtl</w:t>
-      </w:r>
-      <w:r>
-        <w:rPr>
-          <w:rFonts w:ascii="Arial" w:hAnsi="Arial" w:eastAsia="Arial" w:cs="Arial"/>
-          <w:color w:val="000000"/>
-          <w:rtl w:val="0"/>
-          <w:lang w:val="de-DE" w:eastAsia="de-DE" w:bidi="de-DE"/>
-        </w:rPr>
-        <w:t xml:space="preserve"> </w:t>
-      </w:r>
-      <w:r>
-        <w:rPr>
-          <w:rFonts w:ascii="Arial" w:hAnsi="Arial" w:eastAsia="Arial" w:cs="Arial"/>
-          <w:color w:val="000000"/>
-          <w:rtl w:val="0"/>
-          <w:lang w:val="en-US" w:eastAsia="de-DE" w:bidi="de-DE"/>
-        </w:rPr>
-        <w:t>ableiten</w:t>
-      </w:r>
-      <w:r>
-        <w:rPr>
-          <w:rFonts w:ascii="Arial" w:hAnsi="Arial" w:eastAsia="Arial" w:cs="Arial"/>
-          <w:color w:val="000000"/>
-          <w:rtl w:val="0"/>
-          <w:lang w:val="de-DE" w:eastAsia="de-DE" w:bidi="de-DE"/>
-        </w:rPr>
-        <w:t xml:space="preserve">; </w:t>
-      </w:r>
-      <w:r>
-        <w:rPr>
-          <w:rFonts w:ascii="Arial" w:hAnsi="Arial" w:eastAsia="Arial" w:cs="Arial"/>
-          <w:color w:val="000000"/>
-          <w:rtl w:val="0"/>
-          <w:lang w:val="en-US" w:eastAsia="de-DE" w:bidi="de-DE"/>
-        </w:rPr>
-        <w:t>E-Mail</w:t>
-      </w:r>
-      <w:r>
-        <w:rPr>
-          <w:rFonts w:ascii="Arial" w:hAnsi="Arial" w:eastAsia="Arial" w:cs="Arial"/>
-          <w:color w:val="000000"/>
-          <w:rtl w:val="0"/>
-          <w:lang w:val="de-DE" w:eastAsia="de-DE" w:bidi="de-DE"/>
-        </w:rPr>
-        <w:t xml:space="preserve">, </w:t>
-      </w:r>
-      <w:r>
-        <w:rPr>
-          <w:rFonts w:ascii="Arial" w:hAnsi="Arial" w:eastAsia="Arial" w:cs="Arial"/>
-          <w:color w:val="000000"/>
-          <w:rtl w:val="0"/>
-          <w:lang w:val="en-US" w:eastAsia="de-DE" w:bidi="de-DE"/>
-        </w:rPr>
-        <w:t>SKU</w:t>
-      </w:r>
-      <w:r>
-        <w:rPr>
-          <w:rFonts w:ascii="Arial" w:hAnsi="Arial" w:eastAsia="Arial" w:cs="Arial"/>
-          <w:color w:val="000000"/>
-          <w:rtl w:val="0"/>
-          <w:lang w:val="de-DE" w:eastAsia="de-DE" w:bidi="de-DE"/>
-        </w:rPr>
-        <w:t xml:space="preserve"> </w:t>
-      </w:r>
-      <w:r>
-        <w:rPr>
-          <w:rFonts w:ascii="Arial" w:hAnsi="Arial" w:eastAsia="Arial" w:cs="Arial"/>
-          <w:color w:val="000000"/>
-          <w:rtl w:val="0"/>
-          <w:lang w:val="en-US" w:eastAsia="de-DE" w:bidi="de-DE"/>
-        </w:rPr>
-        <w:t>und</w:t>
-      </w:r>
-      <w:r>
-        <w:rPr>
-          <w:rFonts w:ascii="Arial" w:hAnsi="Arial" w:eastAsia="Arial" w:cs="Arial"/>
-          <w:color w:val="000000"/>
-          <w:rtl w:val="0"/>
-          <w:lang w:val="de-DE" w:eastAsia="de-DE" w:bidi="de-DE"/>
-        </w:rPr>
-        <w:t xml:space="preserve"> </w:t>
-      </w:r>
-      <w:r>
-        <w:rPr>
-          <w:rFonts w:ascii="Arial" w:hAnsi="Arial" w:eastAsia="Arial" w:cs="Arial"/>
-          <w:color w:val="000000"/>
-          <w:rtl w:val="0"/>
-          <w:lang w:val="en-US" w:eastAsia="de-DE" w:bidi="de-DE"/>
-        </w:rPr>
-        <w:t>Telefon</w:t>
-      </w:r>
-      <w:r>
-        <w:rPr>
-          <w:rFonts w:ascii="Arial" w:hAnsi="Arial" w:eastAsia="Arial" w:cs="Arial"/>
-          <w:color w:val="000000"/>
-          <w:rtl w:val="0"/>
-          <w:lang w:val="de-DE" w:eastAsia="de-DE" w:bidi="de-DE"/>
-        </w:rPr>
-        <w:t xml:space="preserve"> </w:t>
-      </w:r>
-      <w:r>
-        <w:rPr>
-          <w:rFonts w:ascii="Arial" w:hAnsi="Arial" w:eastAsia="Arial" w:cs="Arial"/>
-          <w:color w:val="000000"/>
-          <w:rtl w:val="0"/>
-          <w:lang w:val="en-US" w:eastAsia="de-DE" w:bidi="de-DE"/>
-        </w:rPr>
-        <w:t>bei</w:t>
-      </w:r>
-      <w:r>
-        <w:rPr>
-          <w:rFonts w:ascii="Arial" w:hAnsi="Arial" w:eastAsia="Arial" w:cs="Arial"/>
-          <w:color w:val="000000"/>
-          <w:rtl w:val="0"/>
-          <w:lang w:val="de-DE" w:eastAsia="de-DE" w:bidi="de-DE"/>
-        </w:rPr>
-        <w:t xml:space="preserve"> </w:t>
-      </w:r>
-      <w:r>
-        <w:rPr>
-          <w:rFonts w:ascii="Arial" w:hAnsi="Arial" w:eastAsia="Arial" w:cs="Arial"/>
-          <w:color w:val="000000"/>
-          <w:rtl w:val="0"/>
-          <w:lang w:val="en-US" w:eastAsia="de-DE" w:bidi="de-DE"/>
-        </w:rPr>
-        <w:t>Bedarf</w:t>
-      </w:r>
-      <w:r>
-        <w:rPr>
-          <w:rFonts w:ascii="Arial" w:hAnsi="Arial" w:eastAsia="Arial" w:cs="Arial"/>
-          <w:color w:val="000000"/>
-          <w:rtl w:val="0"/>
-          <w:lang w:val="de-DE" w:eastAsia="de-DE" w:bidi="de-DE"/>
-        </w:rPr>
-        <w:t xml:space="preserve"> </w:t>
-      </w:r>
-      <w:r>
-        <w:rPr>
-          <w:rFonts w:ascii="Arial" w:hAnsi="Arial" w:eastAsia="Arial" w:cs="Arial"/>
-          <w:color w:val="000000"/>
-          <w:rtl w:val="0"/>
-          <w:lang w:val="en-US" w:eastAsia="de-DE" w:bidi="de-DE"/>
-        </w:rPr>
-        <w:t>als</w:t>
-      </w:r>
-      <w:r>
-        <w:rPr>
-          <w:rFonts w:ascii="Arial" w:hAnsi="Arial" w:eastAsia="Arial" w:cs="Arial"/>
-          <w:color w:val="000000"/>
-          <w:rtl w:val="0"/>
-          <w:lang w:val="de-DE" w:eastAsia="de-DE" w:bidi="de-DE"/>
-        </w:rPr>
-        <w:t xml:space="preserve"> </w:t>
-      </w:r>
-      <w:r>
-        <w:rPr>
-          <w:rFonts w:ascii="Arial" w:hAnsi="Arial" w:eastAsia="Arial" w:cs="Arial"/>
-          <w:color w:val="000000"/>
-          <w:rtl w:val="0"/>
-          <w:lang w:val="en-US" w:eastAsia="de-DE" w:bidi="de-DE"/>
-        </w:rPr>
-        <w:t>LTR</w:t>
-      </w:r>
-      <w:r>
-        <w:rPr>
-          <w:rFonts w:ascii="Arial" w:hAnsi="Arial" w:eastAsia="Arial" w:cs="Arial"/>
-          <w:color w:val="000000"/>
-          <w:rtl w:val="0"/>
-          <w:lang w:val="de-DE" w:eastAsia="de-DE" w:bidi="de-DE"/>
-        </w:rPr>
-        <w:t xml:space="preserve"> </w:t>
-      </w:r>
-      <w:r>
-        <w:rPr>
-          <w:rFonts w:ascii="Arial" w:hAnsi="Arial" w:eastAsia="Arial" w:cs="Arial"/>
-          <w:color w:val="000000"/>
-          <w:rtl w:val="0"/>
-          <w:lang w:val="en-US" w:eastAsia="de-DE" w:bidi="de-DE"/>
-        </w:rPr>
-        <w:t>isolieren.</w:t>
-      </w:r>
-      <w:r>
-        <w:rPr>
-          <w:rFonts w:ascii="Arial" w:hAnsi="Arial" w:eastAsia="Arial" w:cs="Arial"/>
-          <w:color w:val="000000"/>
-          <w:rtl w:val="0"/>
-          <w:lang w:val="de-DE" w:eastAsia="de-DE" w:bidi="de-DE"/>
-        </w:rPr>
-        <w:t xml:space="preserve"> </w:t>
-      </w:r>
-      <w:r>
-        <w:rPr>
-          <w:rFonts w:ascii="Arial" w:hAnsi="Arial" w:eastAsia="Arial" w:cs="Arial"/>
-          <w:color w:val="000000"/>
-          <w:rtl w:val="0"/>
-          <w:lang w:val="en-US" w:eastAsia="de-DE" w:bidi="de-DE"/>
-        </w:rPr>
-        <w:t>Einfache</w:t>
-      </w:r>
-      <w:r>
-        <w:rPr>
-          <w:rFonts w:ascii="Arial" w:hAnsi="Arial" w:eastAsia="Arial" w:cs="Arial"/>
-          <w:color w:val="000000"/>
-          <w:rtl w:val="0"/>
-          <w:lang w:val="de-DE" w:eastAsia="de-DE" w:bidi="de-DE"/>
-        </w:rPr>
-        <w:t xml:space="preserve"> </w:t>
-      </w:r>
-      <w:r>
-        <w:rPr>
-          <w:rFonts w:ascii="Arial" w:hAnsi="Arial" w:eastAsia="Arial" w:cs="Arial"/>
-          <w:color w:val="000000"/>
-          <w:rtl w:val="0"/>
-          <w:lang w:val="en-US" w:eastAsia="de-DE" w:bidi="de-DE"/>
-        </w:rPr>
-        <w:t>CSS-Ausgabe</w:t>
-      </w:r>
-      <w:r>
-        <w:rPr>
-          <w:rFonts w:ascii="Arial" w:hAnsi="Arial" w:eastAsia="Arial" w:cs="Arial"/>
-          <w:color w:val="000000"/>
-          <w:rtl w:val="0"/>
-          <w:lang w:val="de-DE" w:eastAsia="de-DE" w:bidi="de-DE"/>
-        </w:rPr>
-        <w:t xml:space="preserve"> </w:t>
-      </w:r>
-      <w:r>
-        <w:rPr>
-          <w:rFonts w:ascii="Arial" w:hAnsi="Arial" w:eastAsia="Arial" w:cs="Arial"/>
-          <w:color w:val="000000"/>
-          <w:rtl w:val="0"/>
-          <w:lang w:val="en-US" w:eastAsia="de-DE" w:bidi="de-DE"/>
-        </w:rPr>
-        <w:t>in</w:t>
-      </w:r>
-      <w:r>
-        <w:rPr>
-          <w:rFonts w:ascii="Arial" w:hAnsi="Arial" w:eastAsia="Arial" w:cs="Arial"/>
-          <w:color w:val="000000"/>
-          <w:rtl w:val="0"/>
-          <w:lang w:val="de-DE" w:eastAsia="de-DE" w:bidi="de-DE"/>
-        </w:rPr>
-        <w:t xml:space="preserve"> </w:t>
-      </w:r>
-      <w:r>
-        <w:rPr>
-          <w:rFonts w:ascii="Arial" w:hAnsi="Arial" w:eastAsia="Arial" w:cs="Arial"/>
-          <w:color w:val="000000"/>
-          <w:rtl w:val="0"/>
-          <w:lang w:val="en-US" w:eastAsia="de-DE" w:bidi="de-DE"/>
-        </w:rPr>
-        <w:t>Browser</w:t>
-      </w:r>
-      <w:r>
-        <w:rPr>
-          <w:rFonts w:ascii="Arial" w:hAnsi="Arial" w:eastAsia="Arial" w:cs="Arial"/>
-          <w:color w:val="000000"/>
-          <w:rtl w:val="0"/>
-          <w:lang w:val="de-DE" w:eastAsia="de-DE" w:bidi="de-DE"/>
-        </w:rPr>
-        <w:t xml:space="preserve"> </w:t>
-      </w:r>
-      <w:r>
-        <w:rPr>
-          <w:rFonts w:ascii="Arial" w:hAnsi="Arial" w:eastAsia="Arial" w:cs="Arial"/>
-          <w:color w:val="000000"/>
-          <w:rtl w:val="0"/>
-          <w:lang w:val="en-US" w:eastAsia="de-DE" w:bidi="de-DE"/>
-        </w:rPr>
-        <w:t>und</w:t>
-      </w:r>
-      <w:r>
-        <w:rPr>
-          <w:rFonts w:ascii="Arial" w:hAnsi="Arial" w:eastAsia="Arial" w:cs="Arial"/>
-          <w:color w:val="000000"/>
-          <w:rtl w:val="0"/>
-          <w:lang w:val="de-DE" w:eastAsia="de-DE" w:bidi="de-DE"/>
-        </w:rPr>
-        <w:t xml:space="preserve"> </w:t>
-      </w:r>
-      <w:r>
-        <w:rPr>
-          <w:rFonts w:ascii="Arial" w:hAnsi="Arial" w:eastAsia="Arial" w:cs="Arial"/>
-          <w:color w:val="000000"/>
-          <w:rtl w:val="0"/>
-          <w:lang w:val="en-US" w:eastAsia="de-DE" w:bidi="de-DE"/>
-        </w:rPr>
-        <w:t>mPDF</w:t>
-      </w:r>
-      <w:r>
-        <w:rPr>
-          <w:rFonts w:ascii="Arial" w:hAnsi="Arial" w:eastAsia="Arial" w:cs="Arial"/>
-          <w:color w:val="000000"/>
-          <w:rtl w:val="0"/>
-          <w:lang w:val="de-DE" w:eastAsia="de-DE" w:bidi="de-DE"/>
-        </w:rPr>
-        <w:t xml:space="preserve"> </w:t>
-      </w:r>
-      <w:r>
-        <w:rPr>
-          <w:rFonts w:ascii="Arial" w:hAnsi="Arial" w:eastAsia="Arial" w:cs="Arial"/>
-          <w:color w:val="000000"/>
-          <w:rtl w:val="0"/>
-          <w:lang w:val="en-US" w:eastAsia="de-DE" w:bidi="de-DE"/>
-        </w:rPr>
-        <w:t>pr</w:t>
-      </w:r>
-      <w:r>
-        <w:rPr>
-          <w:rFonts w:ascii="Arial" w:hAnsi="Arial" w:eastAsia="Arial" w:cs="Arial"/>
-          <w:color w:val="000000"/>
-          <w:rtl w:val="0"/>
-          <w:lang w:val="de-DE" w:eastAsia="de-DE" w:bidi="de-DE"/>
-        </w:rPr>
-        <w:t>ü</w:t>
-      </w:r>
-      <w:r>
-        <w:rPr>
-          <w:rFonts w:ascii="Arial" w:hAnsi="Arial" w:eastAsia="Arial" w:cs="Arial"/>
-          <w:color w:val="000000"/>
-          <w:rtl w:val="0"/>
-          <w:lang w:val="en-US" w:eastAsia="de-DE" w:bidi="de-DE"/>
-        </w:rPr>
-        <w:t>fen.</w:t>
-      </w:r>
-      <w:r>
-        <w:rPr>
-          <w:rFonts w:ascii="Arial" w:hAnsi="Arial" w:eastAsia="Arial" w:cs="Arial"/>
-          <w:color w:val="000000"/>
-          <w:rtl w:val="0"/>
-          <w:lang w:val="de-DE" w:eastAsia="de-DE" w:bidi="de-DE"/>
-        </w:rPr>
-        <w:t xml:space="preserve"> </w:t>
-      </w:r>
-      <w:r>
-        <w:rPr>
-          <w:rFonts w:ascii="Arial" w:hAnsi="Arial" w:eastAsia="Arial" w:cs="Arial"/>
-          <w:color w:val="000000"/>
-          <w:rtl w:val="0"/>
-          <w:lang w:val="en-US" w:eastAsia="de-DE" w:bidi="de-DE"/>
-        </w:rPr>
-        <w:t>F</w:t>
-      </w:r>
-      <w:r>
-        <w:rPr>
-          <w:rFonts w:ascii="Arial" w:hAnsi="Arial" w:eastAsia="Arial" w:cs="Arial"/>
-          <w:color w:val="000000"/>
-          <w:rtl w:val="0"/>
-          <w:lang w:val="de-DE" w:eastAsia="de-DE" w:bidi="de-DE"/>
-        </w:rPr>
-        <w:t>ü</w:t>
-      </w:r>
-      <w:r>
-        <w:rPr>
-          <w:rFonts w:ascii="Arial" w:hAnsi="Arial" w:eastAsia="Arial" w:cs="Arial"/>
-          <w:color w:val="000000"/>
-          <w:rtl w:val="0"/>
-          <w:lang w:val="en-US" w:eastAsia="de-DE" w:bidi="de-DE"/>
-        </w:rPr>
-        <w:t>r</w:t>
-      </w:r>
-      <w:r>
-        <w:rPr>
-          <w:rFonts w:ascii="Arial" w:hAnsi="Arial" w:eastAsia="Arial" w:cs="Arial"/>
-          <w:color w:val="000000"/>
-          <w:rtl w:val="0"/>
-          <w:lang w:val="de-DE" w:eastAsia="de-DE" w:bidi="de-DE"/>
-        </w:rPr>
-        <w:t xml:space="preserve"> </w:t>
-      </w:r>
-      <w:r>
-        <w:rPr>
-          <w:rFonts w:ascii="Arial" w:hAnsi="Arial" w:eastAsia="Arial" w:cs="Arial"/>
-          <w:color w:val="000000"/>
-          <w:rtl w:val="0"/>
-          <w:lang w:val="en-US" w:eastAsia="de-DE" w:bidi="de-DE"/>
-        </w:rPr>
-        <w:t>80mm</w:t>
-      </w:r>
-      <w:r>
-        <w:rPr>
-          <w:rFonts w:ascii="Arial" w:hAnsi="Arial" w:eastAsia="Arial" w:cs="Arial"/>
-          <w:color w:val="000000"/>
-          <w:rtl w:val="0"/>
-          <w:lang w:val="de-DE" w:eastAsia="de-DE" w:bidi="de-DE"/>
-        </w:rPr>
-        <w:t xml:space="preserve"> </w:t>
-      </w:r>
-      <w:r>
-        <w:rPr>
-          <w:rFonts w:ascii="Arial" w:hAnsi="Arial" w:eastAsia="Arial" w:cs="Arial"/>
-          <w:color w:val="000000"/>
-          <w:rtl w:val="0"/>
-          <w:lang w:val="en-US" w:eastAsia="de-DE" w:bidi="de-DE"/>
-        </w:rPr>
-        <w:t>bleibt</w:t>
-      </w:r>
-      <w:r>
-        <w:rPr>
-          <w:rFonts w:ascii="Arial" w:hAnsi="Arial" w:eastAsia="Arial" w:cs="Arial"/>
-          <w:color w:val="000000"/>
-          <w:rtl w:val="0"/>
-          <w:lang w:val="de-DE" w:eastAsia="de-DE" w:bidi="de-DE"/>
-        </w:rPr>
-        <w:t xml:space="preserve"> </w:t>
-      </w:r>
-      <w:r>
-        <w:rPr>
-          <w:rFonts w:ascii="Arial" w:hAnsi="Arial" w:eastAsia="Arial" w:cs="Arial"/>
-          <w:color w:val="000000"/>
-          <w:rtl w:val="0"/>
-          <w:lang w:val="en-US" w:eastAsia="de-DE" w:bidi="de-DE"/>
-        </w:rPr>
-        <w:t>class=</w:t>
-      </w:r>
-      <w:r>
-        <w:rPr>
-          <w:rFonts w:ascii="Arial" w:hAnsi="Arial" w:eastAsia="Arial" w:cs="Arial"/>
-          <w:color w:val="000000"/>
-          <w:rtl w:val="0"/>
-          <w:lang w:val="de-DE" w:eastAsia="de-DE" w:bidi="de-DE"/>
-        </w:rPr>
-        <w:t>"</w:t>
-      </w:r>
-      <w:r>
-        <w:rPr>
-          <w:rFonts w:ascii="Arial" w:hAnsi="Arial" w:eastAsia="Arial" w:cs="Arial"/>
-          <w:color w:val="000000"/>
-          <w:rtl w:val="0"/>
-          <w:lang w:val="en-US" w:eastAsia="de-DE" w:bidi="de-DE"/>
-        </w:rPr>
-        <w:t>item</w:t>
-      </w:r>
-      <w:r>
-        <w:rPr>
-          <w:rFonts w:ascii="Arial" w:hAnsi="Arial" w:eastAsia="Arial" w:cs="Arial"/>
-          <w:color w:val="000000"/>
-          <w:rtl w:val="0"/>
-          <w:lang w:val="de-DE" w:eastAsia="de-DE" w:bidi="de-DE"/>
-        </w:rPr>
-        <w:t xml:space="preserve">" </w:t>
-      </w:r>
-      <w:r>
-        <w:rPr>
-          <w:rFonts w:ascii="Arial" w:hAnsi="Arial" w:eastAsia="Arial" w:cs="Arial"/>
-          <w:color w:val="000000"/>
-          <w:rtl w:val="0"/>
-          <w:lang w:val="en-US" w:eastAsia="de-DE" w:bidi="de-DE"/>
-        </w:rPr>
-        <w:t>zur</w:t>
-      </w:r>
-      <w:r>
-        <w:rPr>
-          <w:rFonts w:ascii="Arial" w:hAnsi="Arial" w:eastAsia="Arial" w:cs="Arial"/>
-          <w:color w:val="000000"/>
-          <w:rtl w:val="0"/>
-          <w:lang w:val="de-DE" w:eastAsia="de-DE" w:bidi="de-DE"/>
-        </w:rPr>
-        <w:t xml:space="preserve"> </w:t>
-      </w:r>
-      <w:r>
-        <w:rPr>
-          <w:rFonts w:ascii="Arial" w:hAnsi="Arial" w:eastAsia="Arial" w:cs="Arial"/>
-          <w:color w:val="000000"/>
-          <w:rtl w:val="0"/>
-          <w:lang w:val="en-US" w:eastAsia="de-DE" w:bidi="de-DE"/>
-        </w:rPr>
-        <w:t>H</w:t>
-      </w:r>
-      <w:r>
-        <w:rPr>
-          <w:rFonts w:ascii="Arial" w:hAnsi="Arial" w:eastAsia="Arial" w:cs="Arial"/>
-          <w:color w:val="000000"/>
-          <w:rtl w:val="0"/>
-          <w:lang w:val="de-DE" w:eastAsia="de-DE" w:bidi="de-DE"/>
-        </w:rPr>
-        <w:t>ö</w:t>
-      </w:r>
-      <w:r>
-        <w:rPr>
-          <w:rFonts w:ascii="Arial" w:hAnsi="Arial" w:eastAsia="Arial" w:cs="Arial"/>
-          <w:color w:val="000000"/>
-          <w:rtl w:val="0"/>
-          <w:lang w:val="en-US" w:eastAsia="de-DE" w:bidi="de-DE"/>
-        </w:rPr>
-        <w:t>henberechnung.</w:t>
+          <w:lang w:val="de-DE" w:bidi="de-DE"/>
+          <w:rtl w:val="0"/>
+        </w:rPr>
+        <w:t xml:space="preserve">Vorlagen erhalten $invoice und $template. ABSPATH, UTF-8 und Sprachkennzeichnung erhalten. dir, direction, Ausrichtung und Ränder aus $invoice-&gt;rtl ableiten; E-Mail, SKU und Telefon bei Bedarf als LTR isolieren. Einfache CSS-Ausgabe in Browser und mPDF prüfen. </w:t>
       </w:r>
     </w:p>
     <w:p>
@@ -8440,7 +6936,7 @@
               <w:left w:w="100" w:type="dxa"/>
               <w:right w:w="100" w:type="dxa"/>
             </w:tcMar>
-            <w:shd w:fill="E7EDF2"/>
+            <w:shd w:fill="D9D9D9" w:val="clear"/>
           </w:tcPr>
           <w:p>
             <w:pPr>
@@ -8472,7 +6968,7 @@
               <w:left w:w="100" w:type="dxa"/>
               <w:right w:w="100" w:type="dxa"/>
             </w:tcMar>
-            <w:shd w:fill="E7EDF2"/>
+            <w:shd w:fill="D9D9D9" w:val="clear"/>
           </w:tcPr>
           <w:p>
             <w:pPr>
@@ -8543,17 +7039,12 @@
           <w:p>
             <w:pPr>
               <w:bidi w:val="0"/>
-              <w:spacing w:after="0" w:line="269" w:lineRule="auto"/>
-              <w:jc w:val="left"/>
+              <w:jc w:val="start"/>
             </w:pPr>
             <w:r>
               <w:rPr>
-                <w:rFonts w:ascii="Courier New" w:hAnsi="Courier New" w:eastAsia="Courier New" w:cs="Courier New"/>
-                <w:b w:val="0"/>
-                <w:color w:val="000000"/>
-                <w:sz w:val="18"/>
+                <w:lang w:val="de-DE" w:bidi="de-DE"/>
                 <w:rtl w:val="0"/>
-                <w:lang w:val="en-US" w:eastAsia="de-DE" w:bidi="de-DE"/>
               </w:rPr>
               <w:t>id, number, date, paid_date, currency, status</w:t>
             </w:r>
@@ -8673,19 +7164,14 @@
           <w:p>
             <w:pPr>
               <w:bidi w:val="0"/>
-              <w:spacing w:after="0" w:line="269" w:lineRule="auto"/>
-              <w:jc w:val="left"/>
+              <w:jc w:val="start"/>
             </w:pPr>
             <w:r>
               <w:rPr>
-                <w:rFonts w:ascii="Courier New" w:hAnsi="Courier New" w:eastAsia="Courier New" w:cs="Courier New"/>
-                <w:b w:val="0"/>
-                <w:color w:val="000000"/>
-                <w:sz w:val="18"/>
+                <w:lang w:val="de-DE" w:bidi="de-DE"/>
                 <w:rtl w:val="0"/>
-                <w:lang w:val="en-US" w:eastAsia="de-DE" w:bidi="de-DE"/>
               </w:rPr>
-              <w:t>name, company, billing_address, shipping_address, phone, email</w:t>
+              <w:t>name, company, billing_address, shipping_address, phone, shipping_phone, email, recipient, billing_components</w:t>
             </w:r>
           </w:p>
         </w:tc>
@@ -8738,19 +7224,14 @@
           <w:p>
             <w:pPr>
               <w:bidi w:val="0"/>
-              <w:spacing w:after="0" w:line="269" w:lineRule="auto"/>
-              <w:jc w:val="left"/>
+              <w:jc w:val="start"/>
             </w:pPr>
             <w:r>
               <w:rPr>
-                <w:rFonts w:ascii="Courier New" w:hAnsi="Courier New" w:eastAsia="Courier New" w:cs="Courier New"/>
-                <w:b w:val="0"/>
-                <w:color w:val="000000"/>
-                <w:sz w:val="18"/>
+                <w:lang w:val="de-DE" w:bidi="de-DE"/>
                 <w:rtl w:val="0"/>
-                <w:lang w:val="en-US" w:eastAsia="de-DE" w:bidi="de-DE"/>
               </w:rPr>
-              <w:t>name, variation, sku, quantity, unit_price, subtotal, discount, tax, total</w:t>
+              <w:t>item_id, product_id, variation_id, name, variation, sku, quantity, refunded_quantity, weight, unit_price, subtotal, discount, tax, total</w:t>
             </w:r>
           </w:p>
         </w:tc>
@@ -8868,19 +7349,14 @@
           <w:p>
             <w:pPr>
               <w:bidi w:val="0"/>
-              <w:spacing w:after="0" w:line="269" w:lineRule="auto"/>
-              <w:jc w:val="left"/>
+              <w:jc w:val="start"/>
             </w:pPr>
             <w:r>
               <w:rPr>
-                <w:rFonts w:ascii="Courier New" w:hAnsi="Courier New" w:eastAsia="Courier New" w:cs="Courier New"/>
-                <w:b w:val="0"/>
-                <w:color w:val="000000"/>
-                <w:sz w:val="18"/>
+                <w:lang w:val="de-DE" w:bidi="de-DE"/>
                 <w:rtl w:val="0"/>
-                <w:lang w:val="en-US" w:eastAsia="de-DE" w:bidi="de-DE"/>
               </w:rPr>
-              <w:t>payment_method, shipping_method, note</w:t>
+              <w:t>payment_method, shipping_method, note, payment_confirmed, show_paid_date, show_shipping_phone, label_show_sender, document_codes</w:t>
             </w:r>
           </w:p>
         </w:tc>
@@ -10343,7 +8819,7 @@
               <w:left w:w="100" w:type="dxa"/>
               <w:right w:w="100" w:type="dxa"/>
             </w:tcMar>
-            <w:shd w:fill="E7EDF2"/>
+            <w:shd w:fill="D9D9D9" w:val="clear"/>
           </w:tcPr>
           <w:p>
             <w:pPr>
@@ -10375,7 +8851,7 @@
               <w:left w:w="100" w:type="dxa"/>
               <w:right w:w="100" w:type="dxa"/>
             </w:tcMar>
-            <w:shd w:fill="E7EDF2"/>
+            <w:shd w:fill="D9D9D9" w:val="clear"/>
           </w:tcPr>
           <w:p>
             <w:pPr>
@@ -12214,1543 +10690,31 @@
     <w:p>
       <w:pPr>
         <w:bidi w:val="0"/>
-        <w:jc w:val="left"/>
+        <w:jc w:val="start"/>
       </w:pPr>
       <w:r>
         <w:rPr>
-          <w:rFonts w:ascii="Arial" w:hAnsi="Arial" w:eastAsia="Arial" w:cs="Arial"/>
-          <w:color w:val="000000"/>
-          <w:rtl w:val="0"/>
-          <w:lang w:val="en-US" w:eastAsia="de-DE" w:bidi="de-DE"/>
-        </w:rPr>
-        <w:t>Registrierung</w:t>
-      </w:r>
-      <w:r>
-        <w:rPr>
-          <w:rFonts w:ascii="Arial" w:hAnsi="Arial" w:eastAsia="Arial" w:cs="Arial"/>
-          <w:color w:val="000000"/>
-          <w:rtl w:val="0"/>
-          <w:lang w:val="de-DE" w:eastAsia="de-DE" w:bidi="de-DE"/>
-        </w:rPr>
-        <w:t xml:space="preserve"> </w:t>
-      </w:r>
-      <w:r>
-        <w:rPr>
-          <w:rFonts w:ascii="Arial" w:hAnsi="Arial" w:eastAsia="Arial" w:cs="Arial"/>
-          <w:color w:val="000000"/>
-          <w:rtl w:val="0"/>
-          <w:lang w:val="en-US" w:eastAsia="de-DE" w:bidi="de-DE"/>
-        </w:rPr>
-        <w:t>macht</w:t>
-      </w:r>
-      <w:r>
-        <w:rPr>
-          <w:rFonts w:ascii="Arial" w:hAnsi="Arial" w:eastAsia="Arial" w:cs="Arial"/>
-          <w:color w:val="000000"/>
-          <w:rtl w:val="0"/>
-          <w:lang w:val="de-DE" w:eastAsia="de-DE" w:bidi="de-DE"/>
-        </w:rPr>
-        <w:t xml:space="preserve"> </w:t>
-      </w:r>
-      <w:r>
-        <w:rPr>
-          <w:rFonts w:ascii="Arial" w:hAnsi="Arial" w:eastAsia="Arial" w:cs="Arial"/>
-          <w:color w:val="000000"/>
-          <w:rtl w:val="0"/>
-          <w:lang w:val="en-US" w:eastAsia="de-DE" w:bidi="de-DE"/>
-        </w:rPr>
-        <w:t>den</w:t>
-      </w:r>
-      <w:r>
-        <w:rPr>
-          <w:rFonts w:ascii="Arial" w:hAnsi="Arial" w:eastAsia="Arial" w:cs="Arial"/>
-          <w:color w:val="000000"/>
-          <w:rtl w:val="0"/>
-          <w:lang w:val="de-DE" w:eastAsia="de-DE" w:bidi="de-DE"/>
-        </w:rPr>
-        <w:t xml:space="preserve"> </w:t>
-      </w:r>
-      <w:r>
-        <w:rPr>
-          <w:rFonts w:ascii="Arial" w:hAnsi="Arial" w:eastAsia="Arial" w:cs="Arial"/>
-          <w:color w:val="000000"/>
-          <w:rtl w:val="0"/>
-          <w:lang w:val="en-US" w:eastAsia="de-DE" w:bidi="de-DE"/>
-        </w:rPr>
-        <w:t>Anbieter</w:t>
-      </w:r>
-      <w:r>
-        <w:rPr>
-          <w:rFonts w:ascii="Arial" w:hAnsi="Arial" w:eastAsia="Arial" w:cs="Arial"/>
-          <w:color w:val="000000"/>
-          <w:rtl w:val="0"/>
-          <w:lang w:val="de-DE" w:eastAsia="de-DE" w:bidi="de-DE"/>
-        </w:rPr>
-        <w:t xml:space="preserve"> </w:t>
-      </w:r>
-      <w:r>
-        <w:rPr>
-          <w:rFonts w:ascii="Arial" w:hAnsi="Arial" w:eastAsia="Arial" w:cs="Arial"/>
-          <w:color w:val="000000"/>
-          <w:rtl w:val="0"/>
-          <w:lang w:val="en-US" w:eastAsia="de-DE" w:bidi="de-DE"/>
-        </w:rPr>
-        <w:t>nicht</w:t>
-      </w:r>
-      <w:r>
-        <w:rPr>
-          <w:rFonts w:ascii="Arial" w:hAnsi="Arial" w:eastAsia="Arial" w:cs="Arial"/>
-          <w:color w:val="000000"/>
-          <w:rtl w:val="0"/>
-          <w:lang w:val="de-DE" w:eastAsia="de-DE" w:bidi="de-DE"/>
-        </w:rPr>
-        <w:t xml:space="preserve"> </w:t>
-      </w:r>
-      <w:r>
-        <w:rPr>
-          <w:rFonts w:ascii="Arial" w:hAnsi="Arial" w:eastAsia="Arial" w:cs="Arial"/>
-          <w:color w:val="000000"/>
-          <w:rtl w:val="0"/>
-          <w:lang w:val="en-US" w:eastAsia="de-DE" w:bidi="de-DE"/>
-        </w:rPr>
-        <w:t>ausw</w:t>
-      </w:r>
-      <w:r>
-        <w:rPr>
-          <w:rFonts w:ascii="Arial" w:hAnsi="Arial" w:eastAsia="Arial" w:cs="Arial"/>
-          <w:color w:val="000000"/>
-          <w:rtl w:val="0"/>
-          <w:lang w:val="de-DE" w:eastAsia="de-DE" w:bidi="de-DE"/>
-        </w:rPr>
-        <w:t>ä</w:t>
-      </w:r>
-      <w:r>
-        <w:rPr>
-          <w:rFonts w:ascii="Arial" w:hAnsi="Arial" w:eastAsia="Arial" w:cs="Arial"/>
-          <w:color w:val="000000"/>
-          <w:rtl w:val="0"/>
-          <w:lang w:val="en-US" w:eastAsia="de-DE" w:bidi="de-DE"/>
-        </w:rPr>
-        <w:t>hlbar.</w:t>
-      </w:r>
-      <w:r>
-        <w:rPr>
-          <w:rFonts w:ascii="Arial" w:hAnsi="Arial" w:eastAsia="Arial" w:cs="Arial"/>
-          <w:color w:val="000000"/>
-          <w:rtl w:val="0"/>
-          <w:lang w:val="de-DE" w:eastAsia="de-DE" w:bidi="de-DE"/>
-        </w:rPr>
-        <w:t xml:space="preserve"> </w:t>
-      </w:r>
-      <w:r>
-        <w:rPr>
-          <w:rFonts w:ascii="Arial" w:hAnsi="Arial" w:eastAsia="Arial" w:cs="Arial"/>
-          <w:color w:val="000000"/>
-          <w:rtl w:val="0"/>
-          <w:lang w:val="en-US" w:eastAsia="de-DE" w:bidi="de-DE"/>
-        </w:rPr>
-        <w:t>Einstellungen</w:t>
-      </w:r>
-      <w:r>
-        <w:rPr>
-          <w:rFonts w:ascii="Arial" w:hAnsi="Arial" w:eastAsia="Arial" w:cs="Arial"/>
-          <w:color w:val="000000"/>
-          <w:rtl w:val="0"/>
-          <w:lang w:val="de-DE" w:eastAsia="de-DE" w:bidi="de-DE"/>
-        </w:rPr>
-        <w:t xml:space="preserve">, </w:t>
-      </w:r>
-      <w:r>
-        <w:rPr>
-          <w:rFonts w:ascii="Arial" w:hAnsi="Arial" w:eastAsia="Arial" w:cs="Arial"/>
-          <w:color w:val="000000"/>
-          <w:rtl w:val="0"/>
-          <w:lang w:val="en-US" w:eastAsia="de-DE" w:bidi="de-DE"/>
-        </w:rPr>
-        <w:t>Automatik</w:t>
-      </w:r>
-      <w:r>
-        <w:rPr>
-          <w:rFonts w:ascii="Arial" w:hAnsi="Arial" w:eastAsia="Arial" w:cs="Arial"/>
-          <w:color w:val="000000"/>
-          <w:rtl w:val="0"/>
-          <w:lang w:val="de-DE" w:eastAsia="de-DE" w:bidi="de-DE"/>
-        </w:rPr>
-        <w:t xml:space="preserve"> </w:t>
-      </w:r>
-      <w:r>
-        <w:rPr>
-          <w:rFonts w:ascii="Arial" w:hAnsi="Arial" w:eastAsia="Arial" w:cs="Arial"/>
-          <w:color w:val="000000"/>
-          <w:rtl w:val="0"/>
-          <w:lang w:val="en-US" w:eastAsia="de-DE" w:bidi="de-DE"/>
-        </w:rPr>
-        <w:t>und</w:t>
-      </w:r>
-      <w:r>
-        <w:rPr>
-          <w:rFonts w:ascii="Arial" w:hAnsi="Arial" w:eastAsia="Arial" w:cs="Arial"/>
-          <w:color w:val="000000"/>
-          <w:rtl w:val="0"/>
-          <w:lang w:val="de-DE" w:eastAsia="de-DE" w:bidi="de-DE"/>
-        </w:rPr>
-        <w:t xml:space="preserve"> </w:t>
-      </w:r>
-      <w:r>
-        <w:rPr>
-          <w:rFonts w:ascii="Arial" w:hAnsi="Arial" w:eastAsia="Arial" w:cs="Arial"/>
-          <w:color w:val="000000"/>
-          <w:rtl w:val="0"/>
-          <w:lang w:val="en-US" w:eastAsia="de-DE" w:bidi="de-DE"/>
-        </w:rPr>
-        <w:t>REST</w:t>
-      </w:r>
-      <w:r>
-        <w:rPr>
-          <w:rFonts w:ascii="Arial" w:hAnsi="Arial" w:eastAsia="Arial" w:cs="Arial"/>
-          <w:color w:val="000000"/>
-          <w:rtl w:val="0"/>
-          <w:lang w:val="de-DE" w:eastAsia="de-DE" w:bidi="de-DE"/>
-        </w:rPr>
-        <w:t xml:space="preserve"> </w:t>
-      </w:r>
-      <w:r>
-        <w:rPr>
-          <w:rFonts w:ascii="Courier New" w:hAnsi="Courier New" w:eastAsia="Courier New" w:cs="Courier New"/>
-          <w:color w:val="000000"/>
-          <w:rtl w:val="0"/>
-          <w:lang w:val="en-US" w:eastAsia="de-DE" w:bidi="de-DE"/>
-        </w:rPr>
-        <w:t>/print</w:t>
-      </w:r>
-      <w:r>
-        <w:rPr>
-          <w:rFonts w:ascii="Arial" w:hAnsi="Arial" w:eastAsia="Arial" w:cs="Arial"/>
-          <w:color w:val="000000"/>
-          <w:rtl w:val="0"/>
-          <w:lang w:val="de-DE" w:eastAsia="de-DE" w:bidi="de-DE"/>
-        </w:rPr>
-        <w:t xml:space="preserve"> </w:t>
-      </w:r>
-      <w:r>
-        <w:rPr>
-          <w:rFonts w:ascii="Arial" w:hAnsi="Arial" w:eastAsia="Arial" w:cs="Arial"/>
-          <w:color w:val="000000"/>
-          <w:rtl w:val="0"/>
-          <w:lang w:val="en-US" w:eastAsia="de-DE" w:bidi="de-DE"/>
-        </w:rPr>
-        <w:t>nutzen</w:t>
-      </w:r>
-      <w:r>
-        <w:rPr>
-          <w:rFonts w:ascii="Arial" w:hAnsi="Arial" w:eastAsia="Arial" w:cs="Arial"/>
-          <w:color w:val="000000"/>
-          <w:rtl w:val="0"/>
-          <w:lang w:val="de-DE" w:eastAsia="de-DE" w:bidi="de-DE"/>
-        </w:rPr>
-        <w:t xml:space="preserve"> </w:t>
-      </w:r>
-      <w:r>
-        <w:rPr>
-          <w:rFonts w:ascii="Arial" w:hAnsi="Arial" w:eastAsia="Arial" w:cs="Arial"/>
-          <w:color w:val="000000"/>
-          <w:rtl w:val="0"/>
-          <w:lang w:val="en-US" w:eastAsia="de-DE" w:bidi="de-DE"/>
-        </w:rPr>
-        <w:t>PrintNode</w:t>
-      </w:r>
-      <w:r>
-        <w:rPr>
-          <w:rFonts w:ascii="Arial" w:hAnsi="Arial" w:eastAsia="Arial" w:cs="Arial"/>
-          <w:color w:val="000000"/>
-          <w:rtl w:val="0"/>
-          <w:lang w:val="de-DE" w:eastAsia="de-DE" w:bidi="de-DE"/>
-        </w:rPr>
-        <w:t xml:space="preserve">; </w:t>
-      </w:r>
-      <w:r>
-        <w:rPr>
-          <w:rFonts w:ascii="Courier New" w:hAnsi="Courier New" w:eastAsia="Courier New" w:cs="Courier New"/>
-          <w:color w:val="000000"/>
-          <w:rtl w:val="0"/>
-          <w:lang w:val="en-US" w:eastAsia="de-DE" w:bidi="de-DE"/>
-        </w:rPr>
-        <w:t>create_manual</w:t>
-      </w:r>
-      <w:r>
-        <w:rPr>
-          <w:rFonts w:ascii="Arial" w:hAnsi="Arial" w:eastAsia="Arial" w:cs="Arial"/>
-          <w:color w:val="000000"/>
-          <w:rtl w:val="0"/>
-          <w:lang w:val="de-DE" w:eastAsia="de-DE" w:bidi="de-DE"/>
-        </w:rPr>
-        <w:t xml:space="preserve"> </w:t>
-      </w:r>
-      <w:r>
-        <w:rPr>
-          <w:rFonts w:ascii="Arial" w:hAnsi="Arial" w:eastAsia="Arial" w:cs="Arial"/>
-          <w:color w:val="000000"/>
-          <w:rtl w:val="0"/>
-          <w:lang w:val="en-US" w:eastAsia="de-DE" w:bidi="de-DE"/>
-        </w:rPr>
-        <w:t>erlaubt</w:t>
-      </w:r>
-      <w:r>
-        <w:rPr>
-          <w:rFonts w:ascii="Arial" w:hAnsi="Arial" w:eastAsia="Arial" w:cs="Arial"/>
-          <w:color w:val="000000"/>
-          <w:rtl w:val="0"/>
-          <w:lang w:val="de-DE" w:eastAsia="de-DE" w:bidi="de-DE"/>
-        </w:rPr>
-        <w:t xml:space="preserve"> </w:t>
-      </w:r>
-      <w:r>
-        <w:rPr>
-          <w:rFonts w:ascii="Arial" w:hAnsi="Arial" w:eastAsia="Arial" w:cs="Arial"/>
-          <w:color w:val="000000"/>
-          <w:rtl w:val="0"/>
-          <w:lang w:val="en-US" w:eastAsia="de-DE" w:bidi="de-DE"/>
-        </w:rPr>
-        <w:t>nur</w:t>
-      </w:r>
-      <w:r>
-        <w:rPr>
-          <w:rFonts w:ascii="Arial" w:hAnsi="Arial" w:eastAsia="Arial" w:cs="Arial"/>
-          <w:color w:val="000000"/>
-          <w:rtl w:val="0"/>
-          <w:lang w:val="de-DE" w:eastAsia="de-DE" w:bidi="de-DE"/>
-        </w:rPr>
-        <w:t xml:space="preserve"> </w:t>
-      </w:r>
-      <w:r>
-        <w:rPr>
-          <w:rFonts w:ascii="Arial" w:hAnsi="Arial" w:eastAsia="Arial" w:cs="Arial"/>
-          <w:color w:val="000000"/>
-          <w:rtl w:val="0"/>
-          <w:lang w:val="en-US" w:eastAsia="de-DE" w:bidi="de-DE"/>
-        </w:rPr>
-        <w:t>browser</w:t>
-      </w:r>
-      <w:r>
-        <w:rPr>
-          <w:rFonts w:ascii="Arial" w:hAnsi="Arial" w:eastAsia="Arial" w:cs="Arial"/>
-          <w:color w:val="000000"/>
-          <w:rtl w:val="0"/>
-          <w:lang w:val="de-DE" w:eastAsia="de-DE" w:bidi="de-DE"/>
-        </w:rPr>
-        <w:t xml:space="preserve"> </w:t>
-      </w:r>
-      <w:r>
-        <w:rPr>
-          <w:rFonts w:ascii="Arial" w:hAnsi="Arial" w:eastAsia="Arial" w:cs="Arial"/>
-          <w:color w:val="000000"/>
-          <w:rtl w:val="0"/>
-          <w:lang w:val="en-US" w:eastAsia="de-DE" w:bidi="de-DE"/>
-        </w:rPr>
-        <w:t>und</w:t>
-      </w:r>
-      <w:r>
-        <w:rPr>
-          <w:rFonts w:ascii="Arial" w:hAnsi="Arial" w:eastAsia="Arial" w:cs="Arial"/>
-          <w:color w:val="000000"/>
-          <w:rtl w:val="0"/>
-          <w:lang w:val="de-DE" w:eastAsia="de-DE" w:bidi="de-DE"/>
-        </w:rPr>
-        <w:t xml:space="preserve"> </w:t>
-      </w:r>
-      <w:r>
-        <w:rPr>
-          <w:rFonts w:ascii="Arial" w:hAnsi="Arial" w:eastAsia="Arial" w:cs="Arial"/>
-          <w:color w:val="000000"/>
-          <w:rtl w:val="0"/>
-          <w:lang w:val="en-US" w:eastAsia="de-DE" w:bidi="de-DE"/>
-        </w:rPr>
-        <w:t>printnode.</w:t>
-      </w:r>
-      <w:r>
-        <w:rPr>
-          <w:rFonts w:ascii="Arial" w:hAnsi="Arial" w:eastAsia="Arial" w:cs="Arial"/>
-          <w:color w:val="000000"/>
-          <w:rtl w:val="0"/>
-          <w:lang w:val="de-DE" w:eastAsia="de-DE" w:bidi="de-DE"/>
-        </w:rPr>
-        <w:t xml:space="preserve"> </w:t>
-      </w:r>
-      <w:r>
-        <w:rPr>
-          <w:rFonts w:ascii="Arial" w:hAnsi="Arial" w:eastAsia="Arial" w:cs="Arial"/>
-          <w:color w:val="000000"/>
-          <w:rtl w:val="0"/>
-          <w:lang w:val="en-US" w:eastAsia="de-DE" w:bidi="de-DE"/>
-        </w:rPr>
-        <w:t>Neue</w:t>
-      </w:r>
-      <w:r>
-        <w:rPr>
-          <w:rFonts w:ascii="Arial" w:hAnsi="Arial" w:eastAsia="Arial" w:cs="Arial"/>
-          <w:color w:val="000000"/>
-          <w:rtl w:val="0"/>
-          <w:lang w:val="de-DE" w:eastAsia="de-DE" w:bidi="de-DE"/>
-        </w:rPr>
-        <w:t xml:space="preserve"> </w:t>
-      </w:r>
-      <w:r>
-        <w:rPr>
-          <w:rFonts w:ascii="Arial" w:hAnsi="Arial" w:eastAsia="Arial" w:cs="Arial"/>
-          <w:color w:val="000000"/>
-          <w:rtl w:val="0"/>
-          <w:lang w:val="en-US" w:eastAsia="de-DE" w:bidi="de-DE"/>
-        </w:rPr>
-        <w:t>Anbieter</w:t>
-      </w:r>
-      <w:r>
-        <w:rPr>
-          <w:rFonts w:ascii="Arial" w:hAnsi="Arial" w:eastAsia="Arial" w:cs="Arial"/>
-          <w:color w:val="000000"/>
-          <w:rtl w:val="0"/>
-          <w:lang w:val="de-DE" w:eastAsia="de-DE" w:bidi="de-DE"/>
-        </w:rPr>
-        <w:t xml:space="preserve"> </w:t>
-      </w:r>
-      <w:r>
-        <w:rPr>
-          <w:rFonts w:ascii="Arial" w:hAnsi="Arial" w:eastAsia="Arial" w:cs="Arial"/>
-          <w:color w:val="000000"/>
-          <w:rtl w:val="0"/>
-          <w:lang w:val="en-US" w:eastAsia="de-DE" w:bidi="de-DE"/>
-        </w:rPr>
-        <w:t>brauchen</w:t>
-      </w:r>
-      <w:r>
-        <w:rPr>
-          <w:rFonts w:ascii="Arial" w:hAnsi="Arial" w:eastAsia="Arial" w:cs="Arial"/>
-          <w:color w:val="000000"/>
-          <w:rtl w:val="0"/>
-          <w:lang w:val="de-DE" w:eastAsia="de-DE" w:bidi="de-DE"/>
-        </w:rPr>
-        <w:t xml:space="preserve"> Ä</w:t>
-      </w:r>
-      <w:r>
-        <w:rPr>
-          <w:rFonts w:ascii="Arial" w:hAnsi="Arial" w:eastAsia="Arial" w:cs="Arial"/>
-          <w:color w:val="000000"/>
-          <w:rtl w:val="0"/>
-          <w:lang w:val="en-US" w:eastAsia="de-DE" w:bidi="de-DE"/>
-        </w:rPr>
-        <w:t>nderungen</w:t>
-      </w:r>
-      <w:r>
-        <w:rPr>
-          <w:rFonts w:ascii="Arial" w:hAnsi="Arial" w:eastAsia="Arial" w:cs="Arial"/>
-          <w:color w:val="000000"/>
-          <w:rtl w:val="0"/>
-          <w:lang w:val="de-DE" w:eastAsia="de-DE" w:bidi="de-DE"/>
-        </w:rPr>
-        <w:t xml:space="preserve"> </w:t>
-      </w:r>
-      <w:r>
-        <w:rPr>
-          <w:rFonts w:ascii="Arial" w:hAnsi="Arial" w:eastAsia="Arial" w:cs="Arial"/>
-          <w:color w:val="000000"/>
-          <w:rtl w:val="0"/>
-          <w:lang w:val="en-US" w:eastAsia="de-DE" w:bidi="de-DE"/>
-        </w:rPr>
-        <w:t>an</w:t>
-      </w:r>
-      <w:r>
-        <w:rPr>
-          <w:rFonts w:ascii="Arial" w:hAnsi="Arial" w:eastAsia="Arial" w:cs="Arial"/>
-          <w:color w:val="000000"/>
-          <w:rtl w:val="0"/>
-          <w:lang w:val="de-DE" w:eastAsia="de-DE" w:bidi="de-DE"/>
-        </w:rPr>
-        <w:t xml:space="preserve"> </w:t>
-      </w:r>
-      <w:r>
-        <w:rPr>
-          <w:rFonts w:ascii="Arial" w:hAnsi="Arial" w:eastAsia="Arial" w:cs="Arial"/>
-          <w:color w:val="000000"/>
-          <w:rtl w:val="0"/>
-          <w:lang w:val="en-US" w:eastAsia="de-DE" w:bidi="de-DE"/>
-        </w:rPr>
-        <w:t>Pr</w:t>
-      </w:r>
-      <w:r>
-        <w:rPr>
-          <w:rFonts w:ascii="Arial" w:hAnsi="Arial" w:eastAsia="Arial" w:cs="Arial"/>
-          <w:color w:val="000000"/>
-          <w:rtl w:val="0"/>
-          <w:lang w:val="de-DE" w:eastAsia="de-DE" w:bidi="de-DE"/>
-        </w:rPr>
-        <w:t>ü</w:t>
-      </w:r>
-      <w:r>
-        <w:rPr>
-          <w:rFonts w:ascii="Arial" w:hAnsi="Arial" w:eastAsia="Arial" w:cs="Arial"/>
-          <w:color w:val="000000"/>
-          <w:rtl w:val="0"/>
-          <w:lang w:val="en-US" w:eastAsia="de-DE" w:bidi="de-DE"/>
-        </w:rPr>
-        <w:t>fung</w:t>
-      </w:r>
-      <w:r>
-        <w:rPr>
-          <w:rFonts w:ascii="Arial" w:hAnsi="Arial" w:eastAsia="Arial" w:cs="Arial"/>
-          <w:color w:val="000000"/>
-          <w:rtl w:val="0"/>
-          <w:lang w:val="de-DE" w:eastAsia="de-DE" w:bidi="de-DE"/>
-        </w:rPr>
-        <w:t xml:space="preserve">, </w:t>
-      </w:r>
-      <w:r>
-        <w:rPr>
-          <w:rFonts w:ascii="Arial" w:hAnsi="Arial" w:eastAsia="Arial" w:cs="Arial"/>
-          <w:color w:val="000000"/>
-          <w:rtl w:val="0"/>
-          <w:lang w:val="en-US" w:eastAsia="de-DE" w:bidi="de-DE"/>
-        </w:rPr>
-        <w:t>Erstellung</w:t>
-      </w:r>
-      <w:r>
-        <w:rPr>
-          <w:rFonts w:ascii="Arial" w:hAnsi="Arial" w:eastAsia="Arial" w:cs="Arial"/>
-          <w:color w:val="000000"/>
-          <w:rtl w:val="0"/>
-          <w:lang w:val="de-DE" w:eastAsia="de-DE" w:bidi="de-DE"/>
-        </w:rPr>
-        <w:t xml:space="preserve">, </w:t>
-      </w:r>
-      <w:r>
-        <w:rPr>
-          <w:rFonts w:ascii="Arial" w:hAnsi="Arial" w:eastAsia="Arial" w:cs="Arial"/>
-          <w:color w:val="000000"/>
-          <w:rtl w:val="0"/>
-          <w:lang w:val="en-US" w:eastAsia="de-DE" w:bidi="de-DE"/>
-        </w:rPr>
-        <w:t>Konfiguration</w:t>
-      </w:r>
-      <w:r>
-        <w:rPr>
-          <w:rFonts w:ascii="Arial" w:hAnsi="Arial" w:eastAsia="Arial" w:cs="Arial"/>
-          <w:color w:val="000000"/>
-          <w:rtl w:val="0"/>
-          <w:lang w:val="de-DE" w:eastAsia="de-DE" w:bidi="de-DE"/>
-        </w:rPr>
-        <w:t xml:space="preserve">, </w:t>
-      </w:r>
-      <w:r>
-        <w:rPr>
-          <w:rFonts w:ascii="Arial" w:hAnsi="Arial" w:eastAsia="Arial" w:cs="Arial"/>
-          <w:color w:val="000000"/>
-          <w:rtl w:val="0"/>
-          <w:lang w:val="en-US" w:eastAsia="de-DE" w:bidi="de-DE"/>
-        </w:rPr>
-        <w:t>Rechten</w:t>
-      </w:r>
-      <w:r>
-        <w:rPr>
-          <w:rFonts w:ascii="Arial" w:hAnsi="Arial" w:eastAsia="Arial" w:cs="Arial"/>
-          <w:color w:val="000000"/>
-          <w:rtl w:val="0"/>
-          <w:lang w:val="de-DE" w:eastAsia="de-DE" w:bidi="de-DE"/>
-        </w:rPr>
-        <w:t xml:space="preserve">, </w:t>
-      </w:r>
-      <w:r>
-        <w:rPr>
-          <w:rFonts w:ascii="Arial" w:hAnsi="Arial" w:eastAsia="Arial" w:cs="Arial"/>
-          <w:color w:val="000000"/>
-          <w:rtl w:val="0"/>
-          <w:lang w:val="en-US" w:eastAsia="de-DE" w:bidi="de-DE"/>
-        </w:rPr>
-        <w:t>UI</w:t>
-      </w:r>
-      <w:r>
-        <w:rPr>
-          <w:rFonts w:ascii="Arial" w:hAnsi="Arial" w:eastAsia="Arial" w:cs="Arial"/>
-          <w:color w:val="000000"/>
-          <w:rtl w:val="0"/>
-          <w:lang w:val="de-DE" w:eastAsia="de-DE" w:bidi="de-DE"/>
-        </w:rPr>
-        <w:t xml:space="preserve"> </w:t>
-      </w:r>
-      <w:r>
-        <w:rPr>
-          <w:rFonts w:ascii="Arial" w:hAnsi="Arial" w:eastAsia="Arial" w:cs="Arial"/>
-          <w:color w:val="000000"/>
-          <w:rtl w:val="0"/>
-          <w:lang w:val="en-US" w:eastAsia="de-DE" w:bidi="de-DE"/>
-        </w:rPr>
-        <w:t>und</w:t>
-      </w:r>
-      <w:r>
-        <w:rPr>
-          <w:rFonts w:ascii="Arial" w:hAnsi="Arial" w:eastAsia="Arial" w:cs="Arial"/>
-          <w:color w:val="000000"/>
-          <w:rtl w:val="0"/>
-          <w:lang w:val="de-DE" w:eastAsia="de-DE" w:bidi="de-DE"/>
-        </w:rPr>
-        <w:t xml:space="preserve"> </w:t>
-      </w:r>
-      <w:r>
-        <w:rPr>
-          <w:rFonts w:ascii="Arial" w:hAnsi="Arial" w:eastAsia="Arial" w:cs="Arial"/>
-          <w:color w:val="000000"/>
-          <w:rtl w:val="0"/>
-          <w:lang w:val="en-US" w:eastAsia="de-DE" w:bidi="de-DE"/>
-        </w:rPr>
-        <w:t>Tests.</w:t>
-      </w:r>
-      <w:r>
-        <w:rPr>
-          <w:rFonts w:ascii="Arial" w:hAnsi="Arial" w:eastAsia="Arial" w:cs="Arial"/>
-          <w:color w:val="000000"/>
-          <w:rtl w:val="0"/>
-          <w:lang w:val="de-DE" w:eastAsia="de-DE" w:bidi="de-DE"/>
-        </w:rPr>
-        <w:t xml:space="preserve"> </w:t>
-      </w:r>
-      <w:r>
-        <w:rPr>
-          <w:rFonts w:ascii="Arial" w:hAnsi="Arial" w:eastAsia="Arial" w:cs="Arial"/>
-          <w:color w:val="000000"/>
-          <w:rtl w:val="0"/>
-          <w:lang w:val="en-US" w:eastAsia="de-DE" w:bidi="de-DE"/>
-        </w:rPr>
-        <w:t>Austausch</w:t>
-      </w:r>
-      <w:r>
-        <w:rPr>
-          <w:rFonts w:ascii="Arial" w:hAnsi="Arial" w:eastAsia="Arial" w:cs="Arial"/>
-          <w:color w:val="000000"/>
-          <w:rtl w:val="0"/>
-          <w:lang w:val="de-DE" w:eastAsia="de-DE" w:bidi="de-DE"/>
-        </w:rPr>
-        <w:t xml:space="preserve"> </w:t>
-      </w:r>
-      <w:r>
-        <w:rPr>
-          <w:rFonts w:ascii="Arial" w:hAnsi="Arial" w:eastAsia="Arial" w:cs="Arial"/>
-          <w:color w:val="000000"/>
-          <w:rtl w:val="0"/>
-          <w:lang w:val="en-US" w:eastAsia="de-DE" w:bidi="de-DE"/>
-        </w:rPr>
-        <w:t>von</w:t>
-      </w:r>
-      <w:r>
-        <w:rPr>
-          <w:rFonts w:ascii="Arial" w:hAnsi="Arial" w:eastAsia="Arial" w:cs="Arial"/>
-          <w:color w:val="000000"/>
-          <w:rtl w:val="0"/>
-          <w:lang w:val="de-DE" w:eastAsia="de-DE" w:bidi="de-DE"/>
-        </w:rPr>
-        <w:t xml:space="preserve"> </w:t>
-      </w:r>
-      <w:r>
-        <w:rPr>
-          <w:rFonts w:ascii="Arial" w:hAnsi="Arial" w:eastAsia="Arial" w:cs="Arial"/>
-          <w:color w:val="000000"/>
-          <w:rtl w:val="0"/>
-          <w:lang w:val="en-US" w:eastAsia="de-DE" w:bidi="de-DE"/>
-        </w:rPr>
-        <w:t>printnode</w:t>
-      </w:r>
-      <w:r>
-        <w:rPr>
-          <w:rFonts w:ascii="Arial" w:hAnsi="Arial" w:eastAsia="Arial" w:cs="Arial"/>
-          <w:color w:val="000000"/>
-          <w:rtl w:val="0"/>
-          <w:lang w:val="de-DE" w:eastAsia="de-DE" w:bidi="de-DE"/>
-        </w:rPr>
-        <w:t xml:space="preserve"> </w:t>
-      </w:r>
-      <w:r>
-        <w:rPr>
-          <w:rFonts w:ascii="Arial" w:hAnsi="Arial" w:eastAsia="Arial" w:cs="Arial"/>
-          <w:color w:val="000000"/>
-          <w:rtl w:val="0"/>
-          <w:lang w:val="en-US" w:eastAsia="de-DE" w:bidi="de-DE"/>
-        </w:rPr>
-        <w:t>beh</w:t>
-      </w:r>
-      <w:r>
-        <w:rPr>
-          <w:rFonts w:ascii="Arial" w:hAnsi="Arial" w:eastAsia="Arial" w:cs="Arial"/>
-          <w:color w:val="000000"/>
-          <w:rtl w:val="0"/>
-          <w:lang w:val="de-DE" w:eastAsia="de-DE" w:bidi="de-DE"/>
-        </w:rPr>
-        <w:t>ä</w:t>
-      </w:r>
-      <w:r>
-        <w:rPr>
-          <w:rFonts w:ascii="Arial" w:hAnsi="Arial" w:eastAsia="Arial" w:cs="Arial"/>
-          <w:color w:val="000000"/>
-          <w:rtl w:val="0"/>
-          <w:lang w:val="en-US" w:eastAsia="de-DE" w:bidi="de-DE"/>
-        </w:rPr>
-        <w:t>lt</w:t>
-      </w:r>
-      <w:r>
-        <w:rPr>
-          <w:rFonts w:ascii="Arial" w:hAnsi="Arial" w:eastAsia="Arial" w:cs="Arial"/>
-          <w:color w:val="000000"/>
-          <w:rtl w:val="0"/>
-          <w:lang w:val="de-DE" w:eastAsia="de-DE" w:bidi="de-DE"/>
-        </w:rPr>
-        <w:t xml:space="preserve"> </w:t>
-      </w:r>
-      <w:r>
-        <w:rPr>
-          <w:rFonts w:ascii="Arial" w:hAnsi="Arial" w:eastAsia="Arial" w:cs="Arial"/>
-          <w:color w:val="000000"/>
-          <w:rtl w:val="0"/>
-          <w:lang w:val="en-US" w:eastAsia="de-DE" w:bidi="de-DE"/>
-        </w:rPr>
-        <w:t>die</w:t>
-      </w:r>
-      <w:r>
-        <w:rPr>
-          <w:rFonts w:ascii="Arial" w:hAnsi="Arial" w:eastAsia="Arial" w:cs="Arial"/>
-          <w:color w:val="000000"/>
-          <w:rtl w:val="0"/>
-          <w:lang w:val="de-DE" w:eastAsia="de-DE" w:bidi="de-DE"/>
-        </w:rPr>
-        <w:t xml:space="preserve"> </w:t>
-      </w:r>
-      <w:r>
-        <w:rPr>
-          <w:rFonts w:ascii="Arial" w:hAnsi="Arial" w:eastAsia="Arial" w:cs="Arial"/>
-          <w:color w:val="000000"/>
-          <w:rtl w:val="0"/>
-          <w:lang w:val="en-US" w:eastAsia="de-DE" w:bidi="de-DE"/>
-        </w:rPr>
-        <w:t>Einschr</w:t>
-      </w:r>
-      <w:r>
-        <w:rPr>
-          <w:rFonts w:ascii="Arial" w:hAnsi="Arial" w:eastAsia="Arial" w:cs="Arial"/>
-          <w:color w:val="000000"/>
-          <w:rtl w:val="0"/>
-          <w:lang w:val="de-DE" w:eastAsia="de-DE" w:bidi="de-DE"/>
-        </w:rPr>
-        <w:t>ä</w:t>
-      </w:r>
-      <w:r>
-        <w:rPr>
-          <w:rFonts w:ascii="Arial" w:hAnsi="Arial" w:eastAsia="Arial" w:cs="Arial"/>
-          <w:color w:val="000000"/>
-          <w:rtl w:val="0"/>
-          <w:lang w:val="en-US" w:eastAsia="de-DE" w:bidi="de-DE"/>
-        </w:rPr>
-        <w:t>nkungen.</w:t>
-      </w:r>
-      <w:r>
-        <w:rPr>
-          <w:rFonts w:ascii="Arial" w:hAnsi="Arial" w:eastAsia="Arial" w:cs="Arial"/>
-          <w:color w:val="000000"/>
-          <w:rtl w:val="0"/>
-          <w:lang w:val="de-DE" w:eastAsia="de-DE" w:bidi="de-DE"/>
-        </w:rPr>
-        <w:t xml:space="preserve"> </w:t>
-      </w:r>
-      <w:r>
-        <w:rPr>
-          <w:rFonts w:ascii="Arial" w:hAnsi="Arial" w:eastAsia="Arial" w:cs="Arial"/>
-          <w:color w:val="000000"/>
-          <w:rtl w:val="0"/>
-          <w:lang w:val="en-US" w:eastAsia="de-DE" w:bidi="de-DE"/>
-        </w:rPr>
-        <w:t>Kein</w:t>
-      </w:r>
-      <w:r>
-        <w:rPr>
-          <w:rFonts w:ascii="Arial" w:hAnsi="Arial" w:eastAsia="Arial" w:cs="Arial"/>
-          <w:color w:val="000000"/>
-          <w:rtl w:val="0"/>
-          <w:lang w:val="de-DE" w:eastAsia="de-DE" w:bidi="de-DE"/>
-        </w:rPr>
-        <w:t xml:space="preserve"> </w:t>
-      </w:r>
-      <w:r>
-        <w:rPr>
-          <w:rFonts w:ascii="Arial" w:hAnsi="Arial" w:eastAsia="Arial" w:cs="Arial"/>
-          <w:color w:val="000000"/>
-          <w:rtl w:val="0"/>
-          <w:lang w:val="en-US" w:eastAsia="de-DE" w:bidi="de-DE"/>
-        </w:rPr>
-        <w:t>allgemeiner</w:t>
-      </w:r>
-      <w:r>
-        <w:rPr>
-          <w:rFonts w:ascii="Arial" w:hAnsi="Arial" w:eastAsia="Arial" w:cs="Arial"/>
-          <w:color w:val="000000"/>
-          <w:rtl w:val="0"/>
-          <w:lang w:val="de-DE" w:eastAsia="de-DE" w:bidi="de-DE"/>
-        </w:rPr>
-        <w:t xml:space="preserve"> </w:t>
-      </w:r>
-      <w:r>
-        <w:rPr>
-          <w:rFonts w:ascii="Arial" w:hAnsi="Arial" w:eastAsia="Arial" w:cs="Arial"/>
-          <w:color w:val="000000"/>
-          <w:rtl w:val="0"/>
-          <w:lang w:val="en-US" w:eastAsia="de-DE" w:bidi="de-DE"/>
-        </w:rPr>
-        <w:t>PDF-Austauschhook.</w:t>
+          <w:lang w:val="de-DE" w:bidi="de-DE" w:eastAsia="de-DE"/>
+          <w:color w:val="000000"/>
+          <w:rtl w:val="0"/>
+          <w:rFonts w:ascii="Arial" w:hAnsi="Arial" w:eastAsia="Arial" w:cs="Arial"/>
+        </w:rPr>
+        <w:t>Eingebaute Ziele sind browser, cups und agent. Eine Push-Registrierung ergänzt keine Einstellungen oder Auswahl; erweitern Sie Validierung, UI, Auftragserstellung und Tests gemeinsam. Der Pull-Agent nutzt AgentQueue und AgentController statt PrintProviderInterface. Ein allgemeiner Hook zum PDF-Rendererwechsel fehlt.</w:t>
       </w:r>
     </w:p>
     <w:p>
       <w:pPr>
         <w:bidi w:val="0"/>
-        <w:jc w:val="left"/>
+        <w:jc w:val="start"/>
       </w:pPr>
       <w:r>
         <w:rPr>
-          <w:rFonts w:ascii="Arial" w:hAnsi="Arial" w:eastAsia="Arial" w:cs="Arial"/>
-          <w:color w:val="000000"/>
-          <w:rtl w:val="0"/>
-          <w:lang w:val="en-US" w:eastAsia="de-DE" w:bidi="de-DE"/>
-        </w:rPr>
-        <w:t>Namensraum</w:t>
-      </w:r>
-      <w:r>
-        <w:rPr>
-          <w:rFonts w:ascii="Arial" w:hAnsi="Arial" w:eastAsia="Arial" w:cs="Arial"/>
-          <w:color w:val="000000"/>
-          <w:rtl w:val="0"/>
-          <w:lang w:val="de-DE" w:eastAsia="de-DE" w:bidi="de-DE"/>
-        </w:rPr>
-        <w:t xml:space="preserve"> </w:t>
-      </w:r>
-      <w:r>
-        <w:rPr>
-          <w:rFonts w:ascii="Courier New" w:hAnsi="Courier New" w:eastAsia="Courier New" w:cs="Courier New"/>
-          <w:color w:val="000000"/>
-          <w:rtl w:val="0"/>
-          <w:lang w:val="en-US" w:eastAsia="de-DE" w:bidi="de-DE"/>
-        </w:rPr>
-        <w:t>/wp-json/wc-invoice-printer/v1.</w:t>
-      </w:r>
-      <w:r>
-        <w:rPr>
-          <w:rFonts w:ascii="Arial" w:hAnsi="Arial" w:eastAsia="Arial" w:cs="Arial"/>
-          <w:color w:val="000000"/>
-          <w:rtl w:val="0"/>
-          <w:lang w:val="de-DE" w:eastAsia="de-DE" w:bidi="de-DE"/>
-        </w:rPr>
-        <w:t xml:space="preserve"> </w:t>
-      </w:r>
-      <w:r>
-        <w:rPr>
-          <w:rFonts w:ascii="Arial" w:hAnsi="Arial" w:eastAsia="Arial" w:cs="Arial"/>
-          <w:color w:val="000000"/>
-          <w:rtl w:val="0"/>
-          <w:lang w:val="en-US" w:eastAsia="de-DE" w:bidi="de-DE"/>
-        </w:rPr>
-        <w:t>Berechtigter</w:t>
-      </w:r>
-      <w:r>
-        <w:rPr>
-          <w:rFonts w:ascii="Arial" w:hAnsi="Arial" w:eastAsia="Arial" w:cs="Arial"/>
-          <w:color w:val="000000"/>
-          <w:rtl w:val="0"/>
-          <w:lang w:val="de-DE" w:eastAsia="de-DE" w:bidi="de-DE"/>
-        </w:rPr>
-        <w:t xml:space="preserve"> </w:t>
-      </w:r>
-      <w:r>
-        <w:rPr>
-          <w:rFonts w:ascii="Arial" w:hAnsi="Arial" w:eastAsia="Arial" w:cs="Arial"/>
-          <w:color w:val="000000"/>
-          <w:rtl w:val="0"/>
-          <w:lang w:val="en-US" w:eastAsia="de-DE" w:bidi="de-DE"/>
-        </w:rPr>
-        <w:t>Nutzer</w:t>
-      </w:r>
-      <w:r>
-        <w:rPr>
-          <w:rFonts w:ascii="Arial" w:hAnsi="Arial" w:eastAsia="Arial" w:cs="Arial"/>
-          <w:color w:val="000000"/>
-          <w:rtl w:val="0"/>
-          <w:lang w:val="de-DE" w:eastAsia="de-DE" w:bidi="de-DE"/>
-        </w:rPr>
-        <w:t xml:space="preserve"> </w:t>
-      </w:r>
-      <w:r>
-        <w:rPr>
-          <w:rFonts w:ascii="Arial" w:hAnsi="Arial" w:eastAsia="Arial" w:cs="Arial"/>
-          <w:color w:val="000000"/>
-          <w:rtl w:val="0"/>
-          <w:lang w:val="en-US" w:eastAsia="de-DE" w:bidi="de-DE"/>
-        </w:rPr>
-        <w:t>erforderlich</w:t>
-      </w:r>
-      <w:r>
-        <w:rPr>
-          <w:rFonts w:ascii="Arial" w:hAnsi="Arial" w:eastAsia="Arial" w:cs="Arial"/>
-          <w:color w:val="000000"/>
-          <w:rtl w:val="0"/>
-          <w:lang w:val="de-DE" w:eastAsia="de-DE" w:bidi="de-DE"/>
-        </w:rPr>
-        <w:t xml:space="preserve">; </w:t>
-      </w:r>
-      <w:r>
-        <w:rPr>
-          <w:rFonts w:ascii="Arial" w:hAnsi="Arial" w:eastAsia="Arial" w:cs="Arial"/>
-          <w:color w:val="000000"/>
-          <w:rtl w:val="0"/>
-          <w:lang w:val="en-US" w:eastAsia="de-DE" w:bidi="de-DE"/>
-        </w:rPr>
-        <w:t>Cookie-Anfragen</w:t>
-      </w:r>
-      <w:r>
-        <w:rPr>
-          <w:rFonts w:ascii="Arial" w:hAnsi="Arial" w:eastAsia="Arial" w:cs="Arial"/>
-          <w:color w:val="000000"/>
-          <w:rtl w:val="0"/>
-          <w:lang w:val="de-DE" w:eastAsia="de-DE" w:bidi="de-DE"/>
-        </w:rPr>
-        <w:t xml:space="preserve"> </w:t>
-      </w:r>
-      <w:r>
-        <w:rPr>
-          <w:rFonts w:ascii="Arial" w:hAnsi="Arial" w:eastAsia="Arial" w:cs="Arial"/>
-          <w:color w:val="000000"/>
-          <w:rtl w:val="0"/>
-          <w:lang w:val="en-US" w:eastAsia="de-DE" w:bidi="de-DE"/>
-        </w:rPr>
-        <w:t>nutzen</w:t>
-      </w:r>
-      <w:r>
-        <w:rPr>
-          <w:rFonts w:ascii="Arial" w:hAnsi="Arial" w:eastAsia="Arial" w:cs="Arial"/>
-          <w:color w:val="000000"/>
-          <w:rtl w:val="0"/>
-          <w:lang w:val="de-DE" w:eastAsia="de-DE" w:bidi="de-DE"/>
-        </w:rPr>
-        <w:t xml:space="preserve"> </w:t>
-      </w:r>
-      <w:r>
-        <w:rPr>
-          <w:rFonts w:ascii="Arial" w:hAnsi="Arial" w:eastAsia="Arial" w:cs="Arial"/>
-          <w:color w:val="000000"/>
-          <w:rtl w:val="0"/>
-          <w:lang w:val="en-US" w:eastAsia="de-DE" w:bidi="de-DE"/>
-        </w:rPr>
-        <w:t>X-WP-Nonce</w:t>
-      </w:r>
-      <w:r>
-        <w:rPr>
-          <w:rFonts w:ascii="Arial" w:hAnsi="Arial" w:eastAsia="Arial" w:cs="Arial"/>
-          <w:color w:val="000000"/>
-          <w:rtl w:val="0"/>
-          <w:lang w:val="de-DE" w:eastAsia="de-DE" w:bidi="de-DE"/>
-        </w:rPr>
-        <w:t xml:space="preserve"> </w:t>
-      </w:r>
-      <w:r>
-        <w:rPr>
-          <w:rFonts w:ascii="Arial" w:hAnsi="Arial" w:eastAsia="Arial" w:cs="Arial"/>
-          <w:color w:val="000000"/>
-          <w:rtl w:val="0"/>
-          <w:lang w:val="en-US" w:eastAsia="de-DE" w:bidi="de-DE"/>
-        </w:rPr>
-        <w:t>aus</w:t>
-      </w:r>
-      <w:r>
-        <w:rPr>
-          <w:rFonts w:ascii="Arial" w:hAnsi="Arial" w:eastAsia="Arial" w:cs="Arial"/>
-          <w:color w:val="000000"/>
-          <w:rtl w:val="0"/>
-          <w:lang w:val="de-DE" w:eastAsia="de-DE" w:bidi="de-DE"/>
-        </w:rPr>
-        <w:t xml:space="preserve"> </w:t>
-      </w:r>
-      <w:r>
-        <w:rPr>
-          <w:rFonts w:ascii="Courier New" w:hAnsi="Courier New" w:eastAsia="Courier New" w:cs="Courier New"/>
-          <w:color w:val="000000"/>
-          <w:rtl w:val="0"/>
-          <w:lang w:val="en-US" w:eastAsia="de-DE" w:bidi="de-DE"/>
-        </w:rPr>
-        <w:t>wp_create_nonce('wp_rest')</w:t>
-      </w:r>
-      <w:r>
-        <w:rPr>
-          <w:rFonts w:ascii="Arial" w:hAnsi="Arial" w:eastAsia="Arial" w:cs="Arial"/>
-          <w:color w:val="000000"/>
-          <w:rtl w:val="0"/>
-          <w:lang w:val="de-DE" w:eastAsia="de-DE" w:bidi="de-DE"/>
-        </w:rPr>
-        <w:t xml:space="preserve"> </w:t>
-      </w:r>
-      <w:r>
-        <w:rPr>
-          <w:rFonts w:ascii="Arial" w:hAnsi="Arial" w:eastAsia="Arial" w:cs="Arial"/>
-          <w:color w:val="000000"/>
-          <w:rtl w:val="0"/>
-          <w:lang w:val="en-US" w:eastAsia="de-DE" w:bidi="de-DE"/>
-        </w:rPr>
-        <w:t>sowie</w:t>
-      </w:r>
-      <w:r>
-        <w:rPr>
-          <w:rFonts w:ascii="Arial" w:hAnsi="Arial" w:eastAsia="Arial" w:cs="Arial"/>
-          <w:color w:val="000000"/>
-          <w:rtl w:val="0"/>
-          <w:lang w:val="de-DE" w:eastAsia="de-DE" w:bidi="de-DE"/>
-        </w:rPr>
-        <w:t xml:space="preserve"> </w:t>
-      </w:r>
-      <w:r>
-        <w:rPr>
-          <w:rFonts w:ascii="Courier New" w:hAnsi="Courier New" w:eastAsia="Courier New" w:cs="Courier New"/>
-          <w:color w:val="000000"/>
-          <w:rtl w:val="0"/>
-          <w:lang w:val="en-US" w:eastAsia="de-DE" w:bidi="de-DE"/>
-        </w:rPr>
-        <w:t>_locale=user.</w:t>
-      </w:r>
-      <w:r>
-        <w:rPr>
-          <w:rFonts w:ascii="Arial" w:hAnsi="Arial" w:eastAsia="Arial" w:cs="Arial"/>
-          <w:color w:val="000000"/>
-          <w:rtl w:val="0"/>
-          <w:lang w:val="de-DE" w:eastAsia="de-DE" w:bidi="de-DE"/>
-        </w:rPr>
-        <w:t xml:space="preserve"> </w:t>
-      </w:r>
-      <w:r>
-        <w:rPr>
-          <w:rFonts w:ascii="Arial" w:hAnsi="Arial" w:eastAsia="Arial" w:cs="Arial"/>
-          <w:color w:val="000000"/>
-          <w:rtl w:val="0"/>
-          <w:lang w:val="en-US" w:eastAsia="de-DE" w:bidi="de-DE"/>
-        </w:rPr>
-        <w:t>Zul</w:t>
-      </w:r>
-      <w:r>
-        <w:rPr>
-          <w:rFonts w:ascii="Arial" w:hAnsi="Arial" w:eastAsia="Arial" w:cs="Arial"/>
-          <w:color w:val="000000"/>
-          <w:rtl w:val="0"/>
-          <w:lang w:val="de-DE" w:eastAsia="de-DE" w:bidi="de-DE"/>
-        </w:rPr>
-        <w:t>ä</w:t>
-      </w:r>
-      <w:r>
-        <w:rPr>
-          <w:rFonts w:ascii="Arial" w:hAnsi="Arial" w:eastAsia="Arial" w:cs="Arial"/>
-          <w:color w:val="000000"/>
-          <w:rtl w:val="0"/>
-          <w:lang w:val="en-US" w:eastAsia="de-DE" w:bidi="de-DE"/>
-        </w:rPr>
-        <w:t>ssig:</w:t>
-      </w:r>
-      <w:r>
-        <w:rPr>
-          <w:rFonts w:ascii="Arial" w:hAnsi="Arial" w:eastAsia="Arial" w:cs="Arial"/>
-          <w:color w:val="000000"/>
-          <w:rtl w:val="0"/>
-          <w:lang w:val="de-DE" w:eastAsia="de-DE" w:bidi="de-DE"/>
-        </w:rPr>
-        <w:t xml:space="preserve"> </w:t>
-      </w:r>
-      <w:r>
-        <w:rPr>
-          <w:rFonts w:ascii="Arial" w:hAnsi="Arial" w:eastAsia="Arial" w:cs="Arial"/>
-          <w:color w:val="000000"/>
-          <w:rtl w:val="0"/>
-          <w:lang w:val="en-US" w:eastAsia="de-DE" w:bidi="de-DE"/>
-        </w:rPr>
-        <w:t>1</w:t>
-      </w:r>
-      <w:r>
-        <w:rPr>
-          <w:rFonts w:ascii="Arial" w:hAnsi="Arial" w:eastAsia="Arial" w:cs="Arial"/>
-          <w:color w:val="000000"/>
-          <w:rtl w:val="0"/>
-          <w:lang w:val="de-DE" w:eastAsia="de-DE" w:bidi="de-DE"/>
-        </w:rPr>
-        <w:t>–</w:t>
-      </w:r>
-      <w:r>
-        <w:rPr>
-          <w:rFonts w:ascii="Arial" w:hAnsi="Arial" w:eastAsia="Arial" w:cs="Arial"/>
-          <w:color w:val="000000"/>
-          <w:rtl w:val="0"/>
-          <w:lang w:val="en-US" w:eastAsia="de-DE" w:bidi="de-DE"/>
-        </w:rPr>
-        <w:t>50</w:t>
-      </w:r>
-      <w:r>
-        <w:rPr>
-          <w:rFonts w:ascii="Arial" w:hAnsi="Arial" w:eastAsia="Arial" w:cs="Arial"/>
-          <w:color w:val="000000"/>
-          <w:rtl w:val="0"/>
-          <w:lang w:val="de-DE" w:eastAsia="de-DE" w:bidi="de-DE"/>
-        </w:rPr>
-        <w:t xml:space="preserve"> </w:t>
-      </w:r>
-      <w:r>
-        <w:rPr>
-          <w:rFonts w:ascii="Arial" w:hAnsi="Arial" w:eastAsia="Arial" w:cs="Arial"/>
-          <w:color w:val="000000"/>
-          <w:rtl w:val="0"/>
-          <w:lang w:val="en-US" w:eastAsia="de-DE" w:bidi="de-DE"/>
-        </w:rPr>
-        <w:t>Bestellungen</w:t>
-      </w:r>
-      <w:r>
-        <w:rPr>
-          <w:rFonts w:ascii="Arial" w:hAnsi="Arial" w:eastAsia="Arial" w:cs="Arial"/>
-          <w:color w:val="000000"/>
-          <w:rtl w:val="0"/>
-          <w:lang w:val="de-DE" w:eastAsia="de-DE" w:bidi="de-DE"/>
-        </w:rPr>
-        <w:t xml:space="preserve">, </w:t>
-      </w:r>
-      <w:r>
-        <w:rPr>
-          <w:rFonts w:ascii="Arial" w:hAnsi="Arial" w:eastAsia="Arial" w:cs="Arial"/>
-          <w:color w:val="000000"/>
-          <w:rtl w:val="0"/>
-          <w:lang w:val="en-US" w:eastAsia="de-DE" w:bidi="de-DE"/>
-        </w:rPr>
-        <w:t>1</w:t>
-      </w:r>
-      <w:r>
-        <w:rPr>
-          <w:rFonts w:ascii="Arial" w:hAnsi="Arial" w:eastAsia="Arial" w:cs="Arial"/>
-          <w:color w:val="000000"/>
-          <w:rtl w:val="0"/>
-          <w:lang w:val="de-DE" w:eastAsia="de-DE" w:bidi="de-DE"/>
-        </w:rPr>
-        <w:t>–</w:t>
-      </w:r>
-      <w:r>
-        <w:rPr>
-          <w:rFonts w:ascii="Arial" w:hAnsi="Arial" w:eastAsia="Arial" w:cs="Arial"/>
-          <w:color w:val="000000"/>
-          <w:rtl w:val="0"/>
-          <w:lang w:val="en-US" w:eastAsia="de-DE" w:bidi="de-DE"/>
-        </w:rPr>
-        <w:t>20</w:t>
-      </w:r>
-      <w:r>
-        <w:rPr>
-          <w:rFonts w:ascii="Arial" w:hAnsi="Arial" w:eastAsia="Arial" w:cs="Arial"/>
-          <w:color w:val="000000"/>
-          <w:rtl w:val="0"/>
-          <w:lang w:val="de-DE" w:eastAsia="de-DE" w:bidi="de-DE"/>
-        </w:rPr>
-        <w:t xml:space="preserve"> </w:t>
-      </w:r>
-      <w:r>
-        <w:rPr>
-          <w:rFonts w:ascii="Arial" w:hAnsi="Arial" w:eastAsia="Arial" w:cs="Arial"/>
-          <w:color w:val="000000"/>
-          <w:rtl w:val="0"/>
-          <w:lang w:val="en-US" w:eastAsia="de-DE" w:bidi="de-DE"/>
-        </w:rPr>
-        <w:t>Kopien</w:t>
-      </w:r>
-      <w:r>
-        <w:rPr>
-          <w:rFonts w:ascii="Arial" w:hAnsi="Arial" w:eastAsia="Arial" w:cs="Arial"/>
-          <w:color w:val="000000"/>
-          <w:rtl w:val="0"/>
-          <w:lang w:val="de-DE" w:eastAsia="de-DE" w:bidi="de-DE"/>
-        </w:rPr>
-        <w:t xml:space="preserve">, </w:t>
-      </w:r>
-      <w:r>
-        <w:rPr>
-          <w:rFonts w:ascii="Arial" w:hAnsi="Arial" w:eastAsia="Arial" w:cs="Arial"/>
-          <w:color w:val="000000"/>
-          <w:rtl w:val="0"/>
-          <w:lang w:val="en-US" w:eastAsia="de-DE" w:bidi="de-DE"/>
-        </w:rPr>
-        <w:t>registrierte</w:t>
-      </w:r>
-      <w:r>
-        <w:rPr>
-          <w:rFonts w:ascii="Arial" w:hAnsi="Arial" w:eastAsia="Arial" w:cs="Arial"/>
-          <w:color w:val="000000"/>
-          <w:rtl w:val="0"/>
-          <w:lang w:val="de-DE" w:eastAsia="de-DE" w:bidi="de-DE"/>
-        </w:rPr>
-        <w:t xml:space="preserve"> </w:t>
-      </w:r>
-      <w:r>
-        <w:rPr>
-          <w:rFonts w:ascii="Arial" w:hAnsi="Arial" w:eastAsia="Arial" w:cs="Arial"/>
-          <w:color w:val="000000"/>
-          <w:rtl w:val="0"/>
-          <w:lang w:val="en-US" w:eastAsia="de-DE" w:bidi="de-DE"/>
-        </w:rPr>
-        <w:t>Vorlage</w:t>
-      </w:r>
-      <w:r>
-        <w:rPr>
-          <w:rFonts w:ascii="Arial" w:hAnsi="Arial" w:eastAsia="Arial" w:cs="Arial"/>
-          <w:color w:val="000000"/>
-          <w:rtl w:val="0"/>
-          <w:lang w:val="de-DE" w:eastAsia="de-DE" w:bidi="de-DE"/>
-        </w:rPr>
-        <w:t xml:space="preserve">, </w:t>
-      </w:r>
-      <w:r>
-        <w:rPr>
-          <w:rFonts w:ascii="Arial" w:hAnsi="Arial" w:eastAsia="Arial" w:cs="Arial"/>
-          <w:color w:val="000000"/>
-          <w:rtl w:val="0"/>
-          <w:lang w:val="en-US" w:eastAsia="de-DE" w:bidi="de-DE"/>
-        </w:rPr>
-        <w:t>positive</w:t>
-      </w:r>
-      <w:r>
-        <w:rPr>
-          <w:rFonts w:ascii="Arial" w:hAnsi="Arial" w:eastAsia="Arial" w:cs="Arial"/>
-          <w:color w:val="000000"/>
-          <w:rtl w:val="0"/>
-          <w:lang w:val="de-DE" w:eastAsia="de-DE" w:bidi="de-DE"/>
-        </w:rPr>
-        <w:t xml:space="preserve"> </w:t>
-      </w:r>
-      <w:r>
-        <w:rPr>
-          <w:rFonts w:ascii="Arial" w:hAnsi="Arial" w:eastAsia="Arial" w:cs="Arial"/>
-          <w:color w:val="000000"/>
-          <w:rtl w:val="0"/>
-          <w:lang w:val="en-US" w:eastAsia="de-DE" w:bidi="de-DE"/>
-        </w:rPr>
-        <w:t>dezimale</w:t>
-      </w:r>
-      <w:r>
-        <w:rPr>
-          <w:rFonts w:ascii="Arial" w:hAnsi="Arial" w:eastAsia="Arial" w:cs="Arial"/>
-          <w:color w:val="000000"/>
-          <w:rtl w:val="0"/>
-          <w:lang w:val="de-DE" w:eastAsia="de-DE" w:bidi="de-DE"/>
-        </w:rPr>
-        <w:t xml:space="preserve"> </w:t>
-      </w:r>
-      <w:r>
-        <w:rPr>
-          <w:rFonts w:ascii="Arial" w:hAnsi="Arial" w:eastAsia="Arial" w:cs="Arial"/>
-          <w:color w:val="000000"/>
-          <w:rtl w:val="0"/>
-          <w:lang w:val="en-US" w:eastAsia="de-DE" w:bidi="de-DE"/>
-        </w:rPr>
-        <w:t>Drucker-ID</w:t>
-      </w:r>
-      <w:r>
-        <w:rPr>
-          <w:rFonts w:ascii="Arial" w:hAnsi="Arial" w:eastAsia="Arial" w:cs="Arial"/>
-          <w:color w:val="000000"/>
-          <w:rtl w:val="0"/>
-          <w:lang w:val="de-DE" w:eastAsia="de-DE" w:bidi="de-DE"/>
-        </w:rPr>
-        <w:t xml:space="preserve"> </w:t>
-      </w:r>
-      <w:r>
-        <w:rPr>
-          <w:rFonts w:ascii="Arial" w:hAnsi="Arial" w:eastAsia="Arial" w:cs="Arial"/>
-          <w:color w:val="000000"/>
-          <w:rtl w:val="0"/>
-          <w:lang w:val="en-US" w:eastAsia="de-DE" w:bidi="de-DE"/>
-        </w:rPr>
-        <w:t>als</w:t>
-      </w:r>
-      <w:r>
-        <w:rPr>
-          <w:rFonts w:ascii="Arial" w:hAnsi="Arial" w:eastAsia="Arial" w:cs="Arial"/>
-          <w:color w:val="000000"/>
-          <w:rtl w:val="0"/>
-          <w:lang w:val="de-DE" w:eastAsia="de-DE" w:bidi="de-DE"/>
-        </w:rPr>
-        <w:t xml:space="preserve"> </w:t>
-      </w:r>
-      <w:r>
-        <w:rPr>
-          <w:rFonts w:ascii="Arial" w:hAnsi="Arial" w:eastAsia="Arial" w:cs="Arial"/>
-          <w:color w:val="000000"/>
-          <w:rtl w:val="0"/>
-          <w:lang w:val="en-US" w:eastAsia="de-DE" w:bidi="de-DE"/>
-        </w:rPr>
-        <w:t>String.</w:t>
-      </w:r>
-      <w:r>
-        <w:rPr>
-          <w:rFonts w:ascii="Arial" w:hAnsi="Arial" w:eastAsia="Arial" w:cs="Arial"/>
-          <w:color w:val="000000"/>
-          <w:rtl w:val="0"/>
-          <w:lang w:val="de-DE" w:eastAsia="de-DE" w:bidi="de-DE"/>
-        </w:rPr>
-        <w:t xml:space="preserve"> </w:t>
-      </w:r>
-      <w:r>
-        <w:rPr>
-          <w:rFonts w:ascii="Arial" w:hAnsi="Arial" w:eastAsia="Arial" w:cs="Arial"/>
-          <w:color w:val="000000"/>
-          <w:rtl w:val="0"/>
-          <w:lang w:val="en-US" w:eastAsia="de-DE" w:bidi="de-DE"/>
-        </w:rPr>
-        <w:t>201</w:t>
-      </w:r>
-      <w:r>
-        <w:rPr>
-          <w:rFonts w:ascii="Arial" w:hAnsi="Arial" w:eastAsia="Arial" w:cs="Arial"/>
-          <w:color w:val="000000"/>
-          <w:rtl w:val="0"/>
-          <w:lang w:val="de-DE" w:eastAsia="de-DE" w:bidi="de-DE"/>
-        </w:rPr>
-        <w:t xml:space="preserve"> </w:t>
-      </w:r>
-      <w:r>
-        <w:rPr>
-          <w:rFonts w:ascii="Arial" w:hAnsi="Arial" w:eastAsia="Arial" w:cs="Arial"/>
-          <w:color w:val="000000"/>
-          <w:rtl w:val="0"/>
-          <w:lang w:val="en-US" w:eastAsia="de-DE" w:bidi="de-DE"/>
-        </w:rPr>
-        <w:t>hei</w:t>
-      </w:r>
-      <w:r>
-        <w:rPr>
-          <w:rFonts w:ascii="Arial" w:hAnsi="Arial" w:eastAsia="Arial" w:cs="Arial"/>
-          <w:color w:val="000000"/>
-          <w:rtl w:val="0"/>
-          <w:lang w:val="de-DE" w:eastAsia="de-DE" w:bidi="de-DE"/>
-        </w:rPr>
-        <w:t>ß</w:t>
-      </w:r>
-      <w:r>
-        <w:rPr>
-          <w:rFonts w:ascii="Arial" w:hAnsi="Arial" w:eastAsia="Arial" w:cs="Arial"/>
-          <w:color w:val="000000"/>
-          <w:rtl w:val="0"/>
-          <w:lang w:val="en-US" w:eastAsia="de-DE" w:bidi="de-DE"/>
-        </w:rPr>
-        <w:t>t</w:t>
-      </w:r>
-      <w:r>
-        <w:rPr>
-          <w:rFonts w:ascii="Arial" w:hAnsi="Arial" w:eastAsia="Arial" w:cs="Arial"/>
-          <w:color w:val="000000"/>
-          <w:rtl w:val="0"/>
-          <w:lang w:val="de-DE" w:eastAsia="de-DE" w:bidi="de-DE"/>
-        </w:rPr>
-        <w:t xml:space="preserve"> </w:t>
-      </w:r>
-      <w:r>
-        <w:rPr>
-          <w:rFonts w:ascii="Arial" w:hAnsi="Arial" w:eastAsia="Arial" w:cs="Arial"/>
-          <w:color w:val="000000"/>
-          <w:rtl w:val="0"/>
-          <w:lang w:val="en-US" w:eastAsia="de-DE" w:bidi="de-DE"/>
-        </w:rPr>
-        <w:t>eingereiht</w:t>
-      </w:r>
-      <w:r>
-        <w:rPr>
-          <w:rFonts w:ascii="Arial" w:hAnsi="Arial" w:eastAsia="Arial" w:cs="Arial"/>
-          <w:color w:val="000000"/>
-          <w:rtl w:val="0"/>
-          <w:lang w:val="de-DE" w:eastAsia="de-DE" w:bidi="de-DE"/>
-        </w:rPr>
-        <w:t xml:space="preserve">; </w:t>
-      </w:r>
-      <w:r>
-        <w:rPr>
-          <w:rFonts w:ascii="Arial" w:hAnsi="Arial" w:eastAsia="Arial" w:cs="Arial"/>
-          <w:color w:val="000000"/>
-          <w:rtl w:val="0"/>
-          <w:lang w:val="en-US" w:eastAsia="de-DE" w:bidi="de-DE"/>
-        </w:rPr>
-        <w:t>manuelle</w:t>
-      </w:r>
-      <w:r>
-        <w:rPr>
-          <w:rFonts w:ascii="Arial" w:hAnsi="Arial" w:eastAsia="Arial" w:cs="Arial"/>
-          <w:color w:val="000000"/>
-          <w:rtl w:val="0"/>
-          <w:lang w:val="de-DE" w:eastAsia="de-DE" w:bidi="de-DE"/>
-        </w:rPr>
-        <w:t xml:space="preserve"> </w:t>
-      </w:r>
-      <w:r>
-        <w:rPr>
-          <w:rFonts w:ascii="Arial" w:hAnsi="Arial" w:eastAsia="Arial" w:cs="Arial"/>
-          <w:color w:val="000000"/>
-          <w:rtl w:val="0"/>
-          <w:lang w:val="en-US" w:eastAsia="de-DE" w:bidi="de-DE"/>
-        </w:rPr>
-        <w:t>Wiederholung</w:t>
-      </w:r>
-      <w:r>
-        <w:rPr>
-          <w:rFonts w:ascii="Arial" w:hAnsi="Arial" w:eastAsia="Arial" w:cs="Arial"/>
-          <w:color w:val="000000"/>
-          <w:rtl w:val="0"/>
-          <w:lang w:val="de-DE" w:eastAsia="de-DE" w:bidi="de-DE"/>
-        </w:rPr>
-        <w:t xml:space="preserve"> </w:t>
-      </w:r>
-      <w:r>
-        <w:rPr>
-          <w:rFonts w:ascii="Arial" w:hAnsi="Arial" w:eastAsia="Arial" w:cs="Arial"/>
-          <w:color w:val="000000"/>
-          <w:rtl w:val="0"/>
-          <w:lang w:val="en-US" w:eastAsia="de-DE" w:bidi="de-DE"/>
-        </w:rPr>
-        <w:t>erstellt</w:t>
-      </w:r>
-      <w:r>
-        <w:rPr>
-          <w:rFonts w:ascii="Arial" w:hAnsi="Arial" w:eastAsia="Arial" w:cs="Arial"/>
-          <w:color w:val="000000"/>
-          <w:rtl w:val="0"/>
-          <w:lang w:val="de-DE" w:eastAsia="de-DE" w:bidi="de-DE"/>
-        </w:rPr>
-        <w:t xml:space="preserve"> </w:t>
-      </w:r>
-      <w:r>
-        <w:rPr>
-          <w:rFonts w:ascii="Arial" w:hAnsi="Arial" w:eastAsia="Arial" w:cs="Arial"/>
-          <w:color w:val="000000"/>
-          <w:rtl w:val="0"/>
-          <w:lang w:val="en-US" w:eastAsia="de-DE" w:bidi="de-DE"/>
-        </w:rPr>
-        <w:t>neue</w:t>
-      </w:r>
-      <w:r>
-        <w:rPr>
-          <w:rFonts w:ascii="Arial" w:hAnsi="Arial" w:eastAsia="Arial" w:cs="Arial"/>
-          <w:color w:val="000000"/>
-          <w:rtl w:val="0"/>
-          <w:lang w:val="de-DE" w:eastAsia="de-DE" w:bidi="de-DE"/>
-        </w:rPr>
-        <w:t xml:space="preserve"> </w:t>
-      </w:r>
-      <w:r>
-        <w:rPr>
-          <w:rFonts w:ascii="Arial" w:hAnsi="Arial" w:eastAsia="Arial" w:cs="Arial"/>
-          <w:color w:val="000000"/>
-          <w:rtl w:val="0"/>
-          <w:lang w:val="en-US" w:eastAsia="de-DE" w:bidi="de-DE"/>
-        </w:rPr>
-        <w:t>Auftr</w:t>
-      </w:r>
-      <w:r>
-        <w:rPr>
-          <w:rFonts w:ascii="Arial" w:hAnsi="Arial" w:eastAsia="Arial" w:cs="Arial"/>
-          <w:color w:val="000000"/>
-          <w:rtl w:val="0"/>
-          <w:lang w:val="de-DE" w:eastAsia="de-DE" w:bidi="de-DE"/>
-        </w:rPr>
-        <w:t>ä</w:t>
-      </w:r>
-      <w:r>
-        <w:rPr>
-          <w:rFonts w:ascii="Arial" w:hAnsi="Arial" w:eastAsia="Arial" w:cs="Arial"/>
-          <w:color w:val="000000"/>
-          <w:rtl w:val="0"/>
-          <w:lang w:val="en-US" w:eastAsia="de-DE" w:bidi="de-DE"/>
-        </w:rPr>
-        <w:t>ge.</w:t>
-      </w:r>
-      <w:r>
-        <w:rPr>
-          <w:rFonts w:ascii="Arial" w:hAnsi="Arial" w:eastAsia="Arial" w:cs="Arial"/>
-          <w:color w:val="000000"/>
-          <w:rtl w:val="0"/>
-          <w:lang w:val="de-DE" w:eastAsia="de-DE" w:bidi="de-DE"/>
-        </w:rPr>
-        <w:t xml:space="preserve"> </w:t>
-      </w:r>
-      <w:r>
-        <w:rPr>
-          <w:rFonts w:ascii="Arial" w:hAnsi="Arial" w:eastAsia="Arial" w:cs="Arial"/>
-          <w:color w:val="000000"/>
-          <w:rtl w:val="0"/>
-          <w:lang w:val="en-US" w:eastAsia="de-DE" w:bidi="de-DE"/>
-        </w:rPr>
-        <w:t>Bei</w:t>
-      </w:r>
-      <w:r>
-        <w:rPr>
-          <w:rFonts w:ascii="Arial" w:hAnsi="Arial" w:eastAsia="Arial" w:cs="Arial"/>
-          <w:color w:val="000000"/>
-          <w:rtl w:val="0"/>
-          <w:lang w:val="de-DE" w:eastAsia="de-DE" w:bidi="de-DE"/>
-        </w:rPr>
-        <w:t xml:space="preserve"> </w:t>
-      </w:r>
-      <w:r>
-        <w:rPr>
-          <w:rFonts w:ascii="Arial" w:hAnsi="Arial" w:eastAsia="Arial" w:cs="Arial"/>
-          <w:color w:val="000000"/>
-          <w:rtl w:val="0"/>
-          <w:lang w:val="en-US" w:eastAsia="de-DE" w:bidi="de-DE"/>
-        </w:rPr>
-        <w:t>Teilfehlern</w:t>
-      </w:r>
-      <w:r>
-        <w:rPr>
-          <w:rFonts w:ascii="Arial" w:hAnsi="Arial" w:eastAsia="Arial" w:cs="Arial"/>
-          <w:color w:val="000000"/>
-          <w:rtl w:val="0"/>
-          <w:lang w:val="de-DE" w:eastAsia="de-DE" w:bidi="de-DE"/>
-        </w:rPr>
-        <w:t xml:space="preserve"> </w:t>
-      </w:r>
-      <w:r>
-        <w:rPr>
-          <w:rFonts w:ascii="Courier New" w:hAnsi="Courier New" w:eastAsia="Courier New" w:cs="Courier New"/>
-          <w:color w:val="000000"/>
-          <w:rtl w:val="0"/>
-          <w:lang w:val="en-US" w:eastAsia="de-DE" w:bidi="de-DE"/>
-        </w:rPr>
-        <w:t>job_ids</w:t>
-      </w:r>
-      <w:r>
-        <w:rPr>
-          <w:rFonts w:ascii="Arial" w:hAnsi="Arial" w:eastAsia="Arial" w:cs="Arial"/>
-          <w:color w:val="000000"/>
-          <w:rtl w:val="0"/>
-          <w:lang w:val="de-DE" w:eastAsia="de-DE" w:bidi="de-DE"/>
-        </w:rPr>
-        <w:t xml:space="preserve"> </w:t>
-      </w:r>
-      <w:r>
-        <w:rPr>
-          <w:rFonts w:ascii="Arial" w:hAnsi="Arial" w:eastAsia="Arial" w:cs="Arial"/>
-          <w:color w:val="000000"/>
-          <w:rtl w:val="0"/>
-          <w:lang w:val="en-US" w:eastAsia="de-DE" w:bidi="de-DE"/>
-        </w:rPr>
-        <w:t>pr</w:t>
-      </w:r>
-      <w:r>
-        <w:rPr>
-          <w:rFonts w:ascii="Arial" w:hAnsi="Arial" w:eastAsia="Arial" w:cs="Arial"/>
-          <w:color w:val="000000"/>
-          <w:rtl w:val="0"/>
-          <w:lang w:val="de-DE" w:eastAsia="de-DE" w:bidi="de-DE"/>
-        </w:rPr>
-        <w:t>ü</w:t>
-      </w:r>
-      <w:r>
-        <w:rPr>
-          <w:rFonts w:ascii="Arial" w:hAnsi="Arial" w:eastAsia="Arial" w:cs="Arial"/>
-          <w:color w:val="000000"/>
-          <w:rtl w:val="0"/>
-          <w:lang w:val="en-US" w:eastAsia="de-DE" w:bidi="de-DE"/>
-        </w:rPr>
-        <w:t>fen.</w:t>
+          <w:lang w:val="de-DE" w:bidi="de-DE" w:eastAsia="de-DE"/>
+          <w:color w:val="000000"/>
+          <w:rtl w:val="0"/>
+          <w:rFonts w:ascii="Arial" w:hAnsi="Arial" w:eastAsia="Arial" w:cs="Arial"/>
+        </w:rPr>
+        <w:t>POST /print nimmt 1–50 Auftrags-IDs, eine registrierte Vorlage und 1–20 Kopien an. cups benötigt den exakten CUPS-Namen, agent die zugeordnete logische Warteschlange. 201 bedeutet eingereiht. Cookie-Anfragen benötigen einen REST nonce. Manuelle Wiederholungen erzeugen neue Aufträge; prüfen Sie job_ids unvollständiger Stapel.</w:t>
       </w:r>
     </w:p>
     <w:tbl>
@@ -13787,7 +10751,7 @@
               <w:left w:w="100" w:type="dxa"/>
               <w:right w:w="100" w:type="dxa"/>
             </w:tcMar>
-            <w:shd w:fill="E7EDF2"/>
+            <w:shd w:fill="D9D9D9" w:val="clear"/>
           </w:tcPr>
           <w:p>
             <w:pPr>
@@ -13819,7 +10783,7 @@
               <w:left w:w="100" w:type="dxa"/>
               <w:right w:w="100" w:type="dxa"/>
             </w:tcMar>
-            <w:shd w:fill="E7EDF2"/>
+            <w:shd w:fill="D9D9D9" w:val="clear"/>
           </w:tcPr>
           <w:p>
             <w:pPr>
@@ -14441,17 +11405,14 @@
         <w:pStyle w:val="Code"/>
         <w:keepNext/>
         <w:bidi w:val="0"/>
-        <w:jc w:val="left"/>
+        <w:jc w:val="start"/>
       </w:pPr>
       <w:r>
         <w:rPr>
-          <w:rFonts w:ascii="Courier New" w:hAnsi="Courier New" w:eastAsia="Courier New" w:cs="Courier New"/>
-          <w:color w:val="000000"/>
-          <w:sz w:val="18"/>
-          <w:rtl w:val="0"/>
-          <w:lang w:val="en-US" w:eastAsia="de-DE" w:bidi="de-DE"/>
-        </w:rPr>
-        <w:t xml:space="preserve">  "provider_id": "printnode", "printer_id": "12345",</w:t>
+          <w:lang w:val="de-DE" w:bidi="de-DE"/>
+          <w:rtl w:val="0"/>
+        </w:rPr>
+        <w:t xml:space="preserve">  "provider_id": "cups", "printer_id": "Office_A4",</w:t>
       </w:r>
     </w:p>
     <w:p>
@@ -15202,1417 +12163,29 @@
     <w:p>
       <w:pPr>
         <w:bidi w:val="0"/>
-        <w:jc w:val="left"/>
+        <w:jc w:val="start"/>
       </w:pPr>
       <w:r>
         <w:rPr>
-          <w:rFonts w:ascii="Arial" w:hAnsi="Arial" w:eastAsia="Arial" w:cs="Arial"/>
-          <w:color w:val="000000"/>
-          <w:rtl w:val="0"/>
-          <w:lang w:val="en-US" w:eastAsia="de-DE" w:bidi="de-DE"/>
-        </w:rPr>
-        <w:t>Automatik</w:t>
-      </w:r>
-      <w:r>
-        <w:rPr>
-          <w:rFonts w:ascii="Arial" w:hAnsi="Arial" w:eastAsia="Arial" w:cs="Arial"/>
-          <w:color w:val="000000"/>
-          <w:rtl w:val="0"/>
-          <w:lang w:val="de-DE" w:eastAsia="de-DE" w:bidi="de-DE"/>
-        </w:rPr>
-        <w:t xml:space="preserve"> </w:t>
-      </w:r>
-      <w:r>
-        <w:rPr>
-          <w:rFonts w:ascii="Arial" w:hAnsi="Arial" w:eastAsia="Arial" w:cs="Arial"/>
-          <w:color w:val="000000"/>
-          <w:rtl w:val="0"/>
-          <w:lang w:val="en-US" w:eastAsia="de-DE" w:bidi="de-DE"/>
-        </w:rPr>
-        <w:t>ist</w:t>
-      </w:r>
-      <w:r>
-        <w:rPr>
-          <w:rFonts w:ascii="Arial" w:hAnsi="Arial" w:eastAsia="Arial" w:cs="Arial"/>
-          <w:color w:val="000000"/>
-          <w:rtl w:val="0"/>
-          <w:lang w:val="de-DE" w:eastAsia="de-DE" w:bidi="de-DE"/>
-        </w:rPr>
-        <w:t xml:space="preserve"> </w:t>
-      </w:r>
-      <w:r>
-        <w:rPr>
-          <w:rFonts w:ascii="Arial" w:hAnsi="Arial" w:eastAsia="Arial" w:cs="Arial"/>
-          <w:color w:val="000000"/>
-          <w:rtl w:val="0"/>
-          <w:lang w:val="en-US" w:eastAsia="de-DE" w:bidi="de-DE"/>
-        </w:rPr>
-        <w:t>zun</w:t>
-      </w:r>
-      <w:r>
-        <w:rPr>
-          <w:rFonts w:ascii="Arial" w:hAnsi="Arial" w:eastAsia="Arial" w:cs="Arial"/>
-          <w:color w:val="000000"/>
-          <w:rtl w:val="0"/>
-          <w:lang w:val="de-DE" w:eastAsia="de-DE" w:bidi="de-DE"/>
-        </w:rPr>
-        <w:t>ä</w:t>
-      </w:r>
-      <w:r>
-        <w:rPr>
-          <w:rFonts w:ascii="Arial" w:hAnsi="Arial" w:eastAsia="Arial" w:cs="Arial"/>
-          <w:color w:val="000000"/>
-          <w:rtl w:val="0"/>
-          <w:lang w:val="en-US" w:eastAsia="de-DE" w:bidi="de-DE"/>
-        </w:rPr>
-        <w:t>chst</w:t>
-      </w:r>
-      <w:r>
-        <w:rPr>
-          <w:rFonts w:ascii="Arial" w:hAnsi="Arial" w:eastAsia="Arial" w:cs="Arial"/>
-          <w:color w:val="000000"/>
-          <w:rtl w:val="0"/>
-          <w:lang w:val="de-DE" w:eastAsia="de-DE" w:bidi="de-DE"/>
-        </w:rPr>
-        <w:t xml:space="preserve"> </w:t>
-      </w:r>
-      <w:r>
-        <w:rPr>
-          <w:rFonts w:ascii="Arial" w:hAnsi="Arial" w:eastAsia="Arial" w:cs="Arial"/>
-          <w:color w:val="000000"/>
-          <w:rtl w:val="0"/>
-          <w:lang w:val="en-US" w:eastAsia="de-DE" w:bidi="de-DE"/>
-        </w:rPr>
-        <w:t>aus.</w:t>
-      </w:r>
-      <w:r>
-        <w:rPr>
-          <w:rFonts w:ascii="Arial" w:hAnsi="Arial" w:eastAsia="Arial" w:cs="Arial"/>
-          <w:color w:val="000000"/>
-          <w:rtl w:val="0"/>
-          <w:lang w:val="de-DE" w:eastAsia="de-DE" w:bidi="de-DE"/>
-        </w:rPr>
-        <w:t xml:space="preserve"> </w:t>
-      </w:r>
-      <w:r>
-        <w:rPr>
-          <w:rFonts w:ascii="Arial" w:hAnsi="Arial" w:eastAsia="Arial" w:cs="Arial"/>
-          <w:color w:val="000000"/>
-          <w:rtl w:val="0"/>
-          <w:lang w:val="en-US" w:eastAsia="de-DE" w:bidi="de-DE"/>
-        </w:rPr>
-        <w:t>Schl</w:t>
-      </w:r>
-      <w:r>
-        <w:rPr>
-          <w:rFonts w:ascii="Arial" w:hAnsi="Arial" w:eastAsia="Arial" w:cs="Arial"/>
-          <w:color w:val="000000"/>
-          <w:rtl w:val="0"/>
-          <w:lang w:val="de-DE" w:eastAsia="de-DE" w:bidi="de-DE"/>
-        </w:rPr>
-        <w:t>ü</w:t>
-      </w:r>
-      <w:r>
-        <w:rPr>
-          <w:rFonts w:ascii="Arial" w:hAnsi="Arial" w:eastAsia="Arial" w:cs="Arial"/>
-          <w:color w:val="000000"/>
-          <w:rtl w:val="0"/>
-          <w:lang w:val="en-US" w:eastAsia="de-DE" w:bidi="de-DE"/>
-        </w:rPr>
-        <w:t>ssel</w:t>
-      </w:r>
-      <w:r>
-        <w:rPr>
-          <w:rFonts w:ascii="Arial" w:hAnsi="Arial" w:eastAsia="Arial" w:cs="Arial"/>
-          <w:color w:val="000000"/>
-          <w:rtl w:val="0"/>
-          <w:lang w:val="de-DE" w:eastAsia="de-DE" w:bidi="de-DE"/>
-        </w:rPr>
-        <w:t xml:space="preserve"> </w:t>
-      </w:r>
-      <w:r>
-        <w:rPr>
-          <w:rFonts w:ascii="Arial" w:hAnsi="Arial" w:eastAsia="Arial" w:cs="Arial"/>
-          <w:color w:val="000000"/>
-          <w:rtl w:val="0"/>
-          <w:lang w:val="en-US" w:eastAsia="de-DE" w:bidi="de-DE"/>
-        </w:rPr>
-        <w:t>speichern</w:t>
-      </w:r>
-      <w:r>
-        <w:rPr>
-          <w:rFonts w:ascii="Arial" w:hAnsi="Arial" w:eastAsia="Arial" w:cs="Arial"/>
-          <w:color w:val="000000"/>
-          <w:rtl w:val="0"/>
-          <w:lang w:val="de-DE" w:eastAsia="de-DE" w:bidi="de-DE"/>
-        </w:rPr>
-        <w:t xml:space="preserve">, </w:t>
-      </w:r>
-      <w:r>
-        <w:rPr>
-          <w:rFonts w:ascii="Arial" w:hAnsi="Arial" w:eastAsia="Arial" w:cs="Arial"/>
-          <w:color w:val="000000"/>
-          <w:rtl w:val="0"/>
-          <w:lang w:val="en-US" w:eastAsia="de-DE" w:bidi="de-DE"/>
-        </w:rPr>
-        <w:t>Verbindung</w:t>
-      </w:r>
-      <w:r>
-        <w:rPr>
-          <w:rFonts w:ascii="Arial" w:hAnsi="Arial" w:eastAsia="Arial" w:cs="Arial"/>
-          <w:color w:val="000000"/>
-          <w:rtl w:val="0"/>
-          <w:lang w:val="de-DE" w:eastAsia="de-DE" w:bidi="de-DE"/>
-        </w:rPr>
-        <w:t xml:space="preserve"> </w:t>
-      </w:r>
-      <w:r>
-        <w:rPr>
-          <w:rFonts w:ascii="Arial" w:hAnsi="Arial" w:eastAsia="Arial" w:cs="Arial"/>
-          <w:color w:val="000000"/>
-          <w:rtl w:val="0"/>
-          <w:lang w:val="en-US" w:eastAsia="de-DE" w:bidi="de-DE"/>
-        </w:rPr>
-        <w:t>testen</w:t>
-      </w:r>
-      <w:r>
-        <w:rPr>
-          <w:rFonts w:ascii="Arial" w:hAnsi="Arial" w:eastAsia="Arial" w:cs="Arial"/>
-          <w:color w:val="000000"/>
-          <w:rtl w:val="0"/>
-          <w:lang w:val="de-DE" w:eastAsia="de-DE" w:bidi="de-DE"/>
-        </w:rPr>
-        <w:t xml:space="preserve">, </w:t>
-      </w:r>
-      <w:r>
-        <w:rPr>
-          <w:rFonts w:ascii="Arial" w:hAnsi="Arial" w:eastAsia="Arial" w:cs="Arial"/>
-          <w:color w:val="000000"/>
-          <w:rtl w:val="0"/>
-          <w:lang w:val="en-US" w:eastAsia="de-DE" w:bidi="de-DE"/>
-        </w:rPr>
-        <w:t>Liste</w:t>
-      </w:r>
-      <w:r>
-        <w:rPr>
-          <w:rFonts w:ascii="Arial" w:hAnsi="Arial" w:eastAsia="Arial" w:cs="Arial"/>
-          <w:color w:val="000000"/>
-          <w:rtl w:val="0"/>
-          <w:lang w:val="de-DE" w:eastAsia="de-DE" w:bidi="de-DE"/>
-        </w:rPr>
-        <w:t xml:space="preserve"> </w:t>
-      </w:r>
-      <w:r>
-        <w:rPr>
-          <w:rFonts w:ascii="Arial" w:hAnsi="Arial" w:eastAsia="Arial" w:cs="Arial"/>
-          <w:color w:val="000000"/>
-          <w:rtl w:val="0"/>
-          <w:lang w:val="en-US" w:eastAsia="de-DE" w:bidi="de-DE"/>
-        </w:rPr>
-        <w:t>aktualisieren</w:t>
-      </w:r>
-      <w:r>
-        <w:rPr>
-          <w:rFonts w:ascii="Arial" w:hAnsi="Arial" w:eastAsia="Arial" w:cs="Arial"/>
-          <w:color w:val="000000"/>
-          <w:rtl w:val="0"/>
-          <w:lang w:val="de-DE" w:eastAsia="de-DE" w:bidi="de-DE"/>
-        </w:rPr>
-        <w:t xml:space="preserve">, </w:t>
-      </w:r>
-      <w:r>
-        <w:rPr>
-          <w:rFonts w:ascii="Arial" w:hAnsi="Arial" w:eastAsia="Arial" w:cs="Arial"/>
-          <w:color w:val="000000"/>
-          <w:rtl w:val="0"/>
-          <w:lang w:val="en-US" w:eastAsia="de-DE" w:bidi="de-DE"/>
-        </w:rPr>
-        <w:t>Drucker</w:t>
-      </w:r>
-      <w:r>
-        <w:rPr>
-          <w:rFonts w:ascii="Arial" w:hAnsi="Arial" w:eastAsia="Arial" w:cs="Arial"/>
-          <w:color w:val="000000"/>
-          <w:rtl w:val="0"/>
-          <w:lang w:val="de-DE" w:eastAsia="de-DE" w:bidi="de-DE"/>
-        </w:rPr>
-        <w:t xml:space="preserve"> </w:t>
-      </w:r>
-      <w:r>
-        <w:rPr>
-          <w:rFonts w:ascii="Arial" w:hAnsi="Arial" w:eastAsia="Arial" w:cs="Arial"/>
-          <w:color w:val="000000"/>
-          <w:rtl w:val="0"/>
-          <w:lang w:val="en-US" w:eastAsia="de-DE" w:bidi="de-DE"/>
-        </w:rPr>
-        <w:t>w</w:t>
-      </w:r>
-      <w:r>
-        <w:rPr>
-          <w:rFonts w:ascii="Arial" w:hAnsi="Arial" w:eastAsia="Arial" w:cs="Arial"/>
-          <w:color w:val="000000"/>
-          <w:rtl w:val="0"/>
-          <w:lang w:val="de-DE" w:eastAsia="de-DE" w:bidi="de-DE"/>
-        </w:rPr>
-        <w:t>ä</w:t>
-      </w:r>
-      <w:r>
-        <w:rPr>
-          <w:rFonts w:ascii="Arial" w:hAnsi="Arial" w:eastAsia="Arial" w:cs="Arial"/>
-          <w:color w:val="000000"/>
-          <w:rtl w:val="0"/>
-          <w:lang w:val="en-US" w:eastAsia="de-DE" w:bidi="de-DE"/>
-        </w:rPr>
-        <w:t>hlen</w:t>
-      </w:r>
-      <w:r>
-        <w:rPr>
-          <w:rFonts w:ascii="Arial" w:hAnsi="Arial" w:eastAsia="Arial" w:cs="Arial"/>
-          <w:color w:val="000000"/>
-          <w:rtl w:val="0"/>
-          <w:lang w:val="de-DE" w:eastAsia="de-DE" w:bidi="de-DE"/>
-        </w:rPr>
-        <w:t xml:space="preserve"> </w:t>
-      </w:r>
-      <w:r>
-        <w:rPr>
-          <w:rFonts w:ascii="Arial" w:hAnsi="Arial" w:eastAsia="Arial" w:cs="Arial"/>
-          <w:color w:val="000000"/>
-          <w:rtl w:val="0"/>
-          <w:lang w:val="en-US" w:eastAsia="de-DE" w:bidi="de-DE"/>
-        </w:rPr>
-        <w:t>und</w:t>
-      </w:r>
-      <w:r>
-        <w:rPr>
-          <w:rFonts w:ascii="Arial" w:hAnsi="Arial" w:eastAsia="Arial" w:cs="Arial"/>
-          <w:color w:val="000000"/>
-          <w:rtl w:val="0"/>
-          <w:lang w:val="de-DE" w:eastAsia="de-DE" w:bidi="de-DE"/>
-        </w:rPr>
-        <w:t xml:space="preserve"> </w:t>
-      </w:r>
-      <w:r>
-        <w:rPr>
-          <w:rFonts w:ascii="Arial" w:hAnsi="Arial" w:eastAsia="Arial" w:cs="Arial"/>
-          <w:color w:val="000000"/>
-          <w:rtl w:val="0"/>
-          <w:lang w:val="en-US" w:eastAsia="de-DE" w:bidi="de-DE"/>
-        </w:rPr>
-        <w:t>Papierprobe</w:t>
-      </w:r>
-      <w:r>
-        <w:rPr>
-          <w:rFonts w:ascii="Arial" w:hAnsi="Arial" w:eastAsia="Arial" w:cs="Arial"/>
-          <w:color w:val="000000"/>
-          <w:rtl w:val="0"/>
-          <w:lang w:val="de-DE" w:eastAsia="de-DE" w:bidi="de-DE"/>
-        </w:rPr>
-        <w:t xml:space="preserve"> </w:t>
-      </w:r>
-      <w:r>
-        <w:rPr>
-          <w:rFonts w:ascii="Arial" w:hAnsi="Arial" w:eastAsia="Arial" w:cs="Arial"/>
-          <w:color w:val="000000"/>
-          <w:rtl w:val="0"/>
-          <w:lang w:val="en-US" w:eastAsia="de-DE" w:bidi="de-DE"/>
-        </w:rPr>
-        <w:t>drucken</w:t>
-      </w:r>
-      <w:r>
-        <w:rPr>
-          <w:rFonts w:ascii="Arial" w:hAnsi="Arial" w:eastAsia="Arial" w:cs="Arial"/>
-          <w:color w:val="000000"/>
-          <w:rtl w:val="0"/>
-          <w:lang w:val="de-DE" w:eastAsia="de-DE" w:bidi="de-DE"/>
-        </w:rPr>
-        <w:t xml:space="preserve">, </w:t>
-      </w:r>
-      <w:r>
-        <w:rPr>
-          <w:rFonts w:ascii="Arial" w:hAnsi="Arial" w:eastAsia="Arial" w:cs="Arial"/>
-          <w:color w:val="000000"/>
-          <w:rtl w:val="0"/>
-          <w:lang w:val="en-US" w:eastAsia="de-DE" w:bidi="de-DE"/>
-        </w:rPr>
-        <w:t>dann</w:t>
-      </w:r>
-      <w:r>
-        <w:rPr>
-          <w:rFonts w:ascii="Arial" w:hAnsi="Arial" w:eastAsia="Arial" w:cs="Arial"/>
-          <w:color w:val="000000"/>
-          <w:rtl w:val="0"/>
-          <w:lang w:val="de-DE" w:eastAsia="de-DE" w:bidi="de-DE"/>
-        </w:rPr>
-        <w:t xml:space="preserve"> </w:t>
-      </w:r>
-      <w:r>
-        <w:rPr>
-          <w:rFonts w:ascii="Arial" w:hAnsi="Arial" w:eastAsia="Arial" w:cs="Arial"/>
-          <w:color w:val="000000"/>
-          <w:rtl w:val="0"/>
-          <w:lang w:val="en-US" w:eastAsia="de-DE" w:bidi="de-DE"/>
-        </w:rPr>
-        <w:t>aktivieren.</w:t>
-      </w:r>
-      <w:r>
-        <w:rPr>
-          <w:rFonts w:ascii="Arial" w:hAnsi="Arial" w:eastAsia="Arial" w:cs="Arial"/>
-          <w:color w:val="000000"/>
-          <w:rtl w:val="0"/>
-          <w:lang w:val="de-DE" w:eastAsia="de-DE" w:bidi="de-DE"/>
-        </w:rPr>
-        <w:t xml:space="preserve"> </w:t>
-      </w:r>
-      <w:r>
-        <w:rPr>
-          <w:rFonts w:ascii="Arial" w:hAnsi="Arial" w:eastAsia="Arial" w:cs="Arial"/>
-          <w:color w:val="000000"/>
-          <w:rtl w:val="0"/>
-          <w:lang w:val="en-US" w:eastAsia="de-DE" w:bidi="de-DE"/>
-        </w:rPr>
-        <w:t>PrintNode-Client</w:t>
-      </w:r>
-      <w:r>
-        <w:rPr>
-          <w:rFonts w:ascii="Arial" w:hAnsi="Arial" w:eastAsia="Arial" w:cs="Arial"/>
-          <w:color w:val="000000"/>
-          <w:rtl w:val="0"/>
-          <w:lang w:val="de-DE" w:eastAsia="de-DE" w:bidi="de-DE"/>
-        </w:rPr>
-        <w:t xml:space="preserve"> </w:t>
-      </w:r>
-      <w:r>
-        <w:rPr>
-          <w:rFonts w:ascii="Arial" w:hAnsi="Arial" w:eastAsia="Arial" w:cs="Arial"/>
-          <w:color w:val="000000"/>
-          <w:rtl w:val="0"/>
-          <w:lang w:val="en-US" w:eastAsia="de-DE" w:bidi="de-DE"/>
-        </w:rPr>
-        <w:t>muss</w:t>
-      </w:r>
-      <w:r>
-        <w:rPr>
-          <w:rFonts w:ascii="Arial" w:hAnsi="Arial" w:eastAsia="Arial" w:cs="Arial"/>
-          <w:color w:val="000000"/>
-          <w:rtl w:val="0"/>
-          <w:lang w:val="de-DE" w:eastAsia="de-DE" w:bidi="de-DE"/>
-        </w:rPr>
-        <w:t xml:space="preserve"> </w:t>
-      </w:r>
-      <w:r>
-        <w:rPr>
-          <w:rFonts w:ascii="Arial" w:hAnsi="Arial" w:eastAsia="Arial" w:cs="Arial"/>
-          <w:color w:val="000000"/>
-          <w:rtl w:val="0"/>
-          <w:lang w:val="en-US" w:eastAsia="de-DE" w:bidi="de-DE"/>
-        </w:rPr>
-        <w:t>online</w:t>
-      </w:r>
-      <w:r>
-        <w:rPr>
-          <w:rFonts w:ascii="Arial" w:hAnsi="Arial" w:eastAsia="Arial" w:cs="Arial"/>
-          <w:color w:val="000000"/>
-          <w:rtl w:val="0"/>
-          <w:lang w:val="de-DE" w:eastAsia="de-DE" w:bidi="de-DE"/>
-        </w:rPr>
-        <w:t xml:space="preserve"> </w:t>
-      </w:r>
-      <w:r>
-        <w:rPr>
-          <w:rFonts w:ascii="Arial" w:hAnsi="Arial" w:eastAsia="Arial" w:cs="Arial"/>
-          <w:color w:val="000000"/>
-          <w:rtl w:val="0"/>
-          <w:lang w:val="en-US" w:eastAsia="de-DE" w:bidi="de-DE"/>
-        </w:rPr>
-        <w:t>sein.</w:t>
-      </w:r>
-      <w:r>
-        <w:rPr>
-          <w:rFonts w:ascii="Arial" w:hAnsi="Arial" w:eastAsia="Arial" w:cs="Arial"/>
-          <w:color w:val="000000"/>
-          <w:rtl w:val="0"/>
-          <w:lang w:val="de-DE" w:eastAsia="de-DE" w:bidi="de-DE"/>
-        </w:rPr>
-        <w:t xml:space="preserve"> </w:t>
-      </w:r>
-      <w:r>
-        <w:rPr>
-          <w:rFonts w:ascii="Arial" w:hAnsi="Arial" w:eastAsia="Arial" w:cs="Arial"/>
-          <w:color w:val="000000"/>
-          <w:rtl w:val="0"/>
-          <w:lang w:val="en-US" w:eastAsia="de-DE" w:bidi="de-DE"/>
-        </w:rPr>
-        <w:t>Lokaler</w:t>
-      </w:r>
-      <w:r>
-        <w:rPr>
-          <w:rFonts w:ascii="Arial" w:hAnsi="Arial" w:eastAsia="Arial" w:cs="Arial"/>
-          <w:color w:val="000000"/>
-          <w:rtl w:val="0"/>
-          <w:lang w:val="de-DE" w:eastAsia="de-DE" w:bidi="de-DE"/>
-        </w:rPr>
-        <w:t xml:space="preserve"> </w:t>
-      </w:r>
-      <w:r>
-        <w:rPr>
-          <w:rFonts w:ascii="Arial" w:hAnsi="Arial" w:eastAsia="Arial" w:cs="Arial"/>
-          <w:color w:val="000000"/>
-          <w:rtl w:val="0"/>
-          <w:lang w:val="en-US" w:eastAsia="de-DE" w:bidi="de-DE"/>
-        </w:rPr>
-        <w:t>Browserdruck</w:t>
-      </w:r>
-      <w:r>
-        <w:rPr>
-          <w:rFonts w:ascii="Arial" w:hAnsi="Arial" w:eastAsia="Arial" w:cs="Arial"/>
-          <w:color w:val="000000"/>
-          <w:rtl w:val="0"/>
-          <w:lang w:val="de-DE" w:eastAsia="de-DE" w:bidi="de-DE"/>
-        </w:rPr>
-        <w:t xml:space="preserve"> </w:t>
-      </w:r>
-      <w:r>
-        <w:rPr>
-          <w:rFonts w:ascii="Arial" w:hAnsi="Arial" w:eastAsia="Arial" w:cs="Arial"/>
-          <w:color w:val="000000"/>
-          <w:rtl w:val="0"/>
-          <w:lang w:val="en-US" w:eastAsia="de-DE" w:bidi="de-DE"/>
-        </w:rPr>
-        <w:t>braucht</w:t>
-      </w:r>
-      <w:r>
-        <w:rPr>
-          <w:rFonts w:ascii="Arial" w:hAnsi="Arial" w:eastAsia="Arial" w:cs="Arial"/>
-          <w:color w:val="000000"/>
-          <w:rtl w:val="0"/>
-          <w:lang w:val="de-DE" w:eastAsia="de-DE" w:bidi="de-DE"/>
-        </w:rPr>
-        <w:t xml:space="preserve"> </w:t>
-      </w:r>
-      <w:r>
-        <w:rPr>
-          <w:rFonts w:ascii="Arial" w:hAnsi="Arial" w:eastAsia="Arial" w:cs="Arial"/>
-          <w:color w:val="000000"/>
-          <w:rtl w:val="0"/>
-          <w:lang w:val="en-US" w:eastAsia="de-DE" w:bidi="de-DE"/>
-        </w:rPr>
-        <w:t>keinen</w:t>
-      </w:r>
-      <w:r>
-        <w:rPr>
-          <w:rFonts w:ascii="Arial" w:hAnsi="Arial" w:eastAsia="Arial" w:cs="Arial"/>
-          <w:color w:val="000000"/>
-          <w:rtl w:val="0"/>
-          <w:lang w:val="de-DE" w:eastAsia="de-DE" w:bidi="de-DE"/>
-        </w:rPr>
-        <w:t xml:space="preserve"> </w:t>
-      </w:r>
-      <w:r>
-        <w:rPr>
-          <w:rFonts w:ascii="Arial" w:hAnsi="Arial" w:eastAsia="Arial" w:cs="Arial"/>
-          <w:color w:val="000000"/>
-          <w:rtl w:val="0"/>
-          <w:lang w:val="en-US" w:eastAsia="de-DE" w:bidi="de-DE"/>
-        </w:rPr>
-        <w:t>Schl</w:t>
-      </w:r>
-      <w:r>
-        <w:rPr>
-          <w:rFonts w:ascii="Arial" w:hAnsi="Arial" w:eastAsia="Arial" w:cs="Arial"/>
-          <w:color w:val="000000"/>
-          <w:rtl w:val="0"/>
-          <w:lang w:val="de-DE" w:eastAsia="de-DE" w:bidi="de-DE"/>
-        </w:rPr>
-        <w:t>ü</w:t>
-      </w:r>
-      <w:r>
-        <w:rPr>
-          <w:rFonts w:ascii="Arial" w:hAnsi="Arial" w:eastAsia="Arial" w:cs="Arial"/>
-          <w:color w:val="000000"/>
-          <w:rtl w:val="0"/>
-          <w:lang w:val="en-US" w:eastAsia="de-DE" w:bidi="de-DE"/>
-        </w:rPr>
-        <w:t>ssel</w:t>
-      </w:r>
-      <w:r>
-        <w:rPr>
-          <w:rFonts w:ascii="Arial" w:hAnsi="Arial" w:eastAsia="Arial" w:cs="Arial"/>
-          <w:color w:val="000000"/>
-          <w:rtl w:val="0"/>
-          <w:lang w:val="de-DE" w:eastAsia="de-DE" w:bidi="de-DE"/>
-        </w:rPr>
-        <w:t xml:space="preserve">; </w:t>
-      </w:r>
-      <w:r>
-        <w:rPr>
-          <w:rFonts w:ascii="Arial" w:hAnsi="Arial" w:eastAsia="Arial" w:cs="Arial"/>
-          <w:color w:val="000000"/>
-          <w:rtl w:val="0"/>
-          <w:lang w:val="en-US" w:eastAsia="de-DE" w:bidi="de-DE"/>
-        </w:rPr>
-        <w:t>Auswahl</w:t>
-      </w:r>
-      <w:r>
-        <w:rPr>
-          <w:rFonts w:ascii="Arial" w:hAnsi="Arial" w:eastAsia="Arial" w:cs="Arial"/>
-          <w:color w:val="000000"/>
-          <w:rtl w:val="0"/>
-          <w:lang w:val="de-DE" w:eastAsia="de-DE" w:bidi="de-DE"/>
-        </w:rPr>
-        <w:t xml:space="preserve"> </w:t>
-      </w:r>
-      <w:r>
-        <w:rPr>
-          <w:rFonts w:ascii="Arial" w:hAnsi="Arial" w:eastAsia="Arial" w:cs="Arial"/>
-          <w:color w:val="000000"/>
-          <w:rtl w:val="0"/>
-          <w:lang w:val="en-US" w:eastAsia="de-DE" w:bidi="de-DE"/>
-        </w:rPr>
-        <w:t>im</w:t>
-      </w:r>
-      <w:r>
-        <w:rPr>
-          <w:rFonts w:ascii="Arial" w:hAnsi="Arial" w:eastAsia="Arial" w:cs="Arial"/>
-          <w:color w:val="000000"/>
-          <w:rtl w:val="0"/>
-          <w:lang w:val="de-DE" w:eastAsia="de-DE" w:bidi="de-DE"/>
-        </w:rPr>
-        <w:t xml:space="preserve"> </w:t>
-      </w:r>
-      <w:r>
-        <w:rPr>
-          <w:rFonts w:ascii="Arial" w:hAnsi="Arial" w:eastAsia="Arial" w:cs="Arial"/>
-          <w:color w:val="000000"/>
-          <w:rtl w:val="0"/>
-          <w:lang w:val="en-US" w:eastAsia="de-DE" w:bidi="de-DE"/>
-        </w:rPr>
-        <w:t>Systemdialog.</w:t>
+          <w:lang w:val="de-DE" w:bidi="de-DE" w:eastAsia="de-DE"/>
+          <w:color w:val="000000"/>
+          <w:rtl w:val="0"/>
+          <w:rFonts w:ascii="Arial" w:hAnsi="Arial" w:eastAsia="Arial" w:cs="Arial"/>
+        </w:rPr>
+        <w:t>Verwenden Sie den kostenlosen lokalen Druckagenten unter Windows, Linux oder macOS. Er verbindet sich per HTTPS mit der Website und arbeitet mit Shared Hosting, VPS und dedizierten Servern. Erstellen Sie einen Benutzer mit der Rolle Druckagent und einem Anwendungspasswort. Ordnen Sie hier Benutzer-ID und Warteschlange zu und richten Sie dieselbe Warteschlange im Agenten ein. Halten Sie den Rechner wach. Automatisches Drucken nutzt den lokalen Agenten oder einen eigenen CUPS-Server. Der Browser verwendet seinen Druckdialog.</w:t>
       </w:r>
     </w:p>
     <w:p>
       <w:pPr>
         <w:bidi w:val="0"/>
-        <w:jc w:val="left"/>
+        <w:jc w:val="start"/>
       </w:pPr>
       <w:r>
         <w:rPr>
-          <w:rFonts w:ascii="Courier New" w:hAnsi="Courier New" w:eastAsia="Courier New" w:cs="Courier New"/>
-          <w:color w:val="000000"/>
-          <w:rtl w:val="0"/>
-          <w:lang w:val="en-US" w:eastAsia="de-DE" w:bidi="de-DE"/>
-        </w:rPr>
-        <w:t>woocommerce_payment_complete</w:t>
-      </w:r>
-      <w:r>
-        <w:rPr>
-          <w:rFonts w:ascii="Arial" w:hAnsi="Arial" w:eastAsia="Arial" w:cs="Arial"/>
-          <w:color w:val="000000"/>
-          <w:rtl w:val="0"/>
-          <w:lang w:val="de-DE" w:eastAsia="de-DE" w:bidi="de-DE"/>
-        </w:rPr>
-        <w:t xml:space="preserve"> </w:t>
-      </w:r>
-      <w:r>
-        <w:rPr>
-          <w:rFonts w:ascii="Arial" w:hAnsi="Arial" w:eastAsia="Arial" w:cs="Arial"/>
-          <w:color w:val="000000"/>
-          <w:rtl w:val="0"/>
-          <w:lang w:val="en-US" w:eastAsia="de-DE" w:bidi="de-DE"/>
-        </w:rPr>
-        <w:t>und</w:t>
-      </w:r>
-      <w:r>
-        <w:rPr>
-          <w:rFonts w:ascii="Arial" w:hAnsi="Arial" w:eastAsia="Arial" w:cs="Arial"/>
-          <w:color w:val="000000"/>
-          <w:rtl w:val="0"/>
-          <w:lang w:val="de-DE" w:eastAsia="de-DE" w:bidi="de-DE"/>
-        </w:rPr>
-        <w:t xml:space="preserve"> </w:t>
-      </w:r>
-      <w:r>
-        <w:rPr>
-          <w:rFonts w:ascii="Arial" w:hAnsi="Arial" w:eastAsia="Arial" w:cs="Arial"/>
-          <w:color w:val="000000"/>
-          <w:rtl w:val="0"/>
-          <w:lang w:val="en-US" w:eastAsia="de-DE" w:bidi="de-DE"/>
-        </w:rPr>
-        <w:t>Zahlungsstatus-Fallback</w:t>
-      </w:r>
-      <w:r>
-        <w:rPr>
-          <w:rFonts w:ascii="Arial" w:hAnsi="Arial" w:eastAsia="Arial" w:cs="Arial"/>
-          <w:color w:val="000000"/>
-          <w:rtl w:val="0"/>
-          <w:lang w:val="de-DE" w:eastAsia="de-DE" w:bidi="de-DE"/>
-        </w:rPr>
-        <w:t xml:space="preserve"> </w:t>
-      </w:r>
-      <w:r>
-        <w:rPr>
-          <w:rFonts w:ascii="Arial" w:hAnsi="Arial" w:eastAsia="Arial" w:cs="Arial"/>
-          <w:color w:val="000000"/>
-          <w:rtl w:val="0"/>
-          <w:lang w:val="en-US" w:eastAsia="de-DE" w:bidi="de-DE"/>
-        </w:rPr>
-        <w:t>sind</w:t>
-      </w:r>
-      <w:r>
-        <w:rPr>
-          <w:rFonts w:ascii="Arial" w:hAnsi="Arial" w:eastAsia="Arial" w:cs="Arial"/>
-          <w:color w:val="000000"/>
-          <w:rtl w:val="0"/>
-          <w:lang w:val="de-DE" w:eastAsia="de-DE" w:bidi="de-DE"/>
-        </w:rPr>
-        <w:t xml:space="preserve"> </w:t>
-      </w:r>
-      <w:r>
-        <w:rPr>
-          <w:rFonts w:ascii="Arial" w:hAnsi="Arial" w:eastAsia="Arial" w:cs="Arial"/>
-          <w:color w:val="000000"/>
-          <w:rtl w:val="0"/>
-          <w:lang w:val="en-US" w:eastAsia="de-DE" w:bidi="de-DE"/>
-        </w:rPr>
-        <w:t>Ausl</w:t>
-      </w:r>
-      <w:r>
-        <w:rPr>
-          <w:rFonts w:ascii="Arial" w:hAnsi="Arial" w:eastAsia="Arial" w:cs="Arial"/>
-          <w:color w:val="000000"/>
-          <w:rtl w:val="0"/>
-          <w:lang w:val="de-DE" w:eastAsia="de-DE" w:bidi="de-DE"/>
-        </w:rPr>
-        <w:t>ö</w:t>
-      </w:r>
-      <w:r>
-        <w:rPr>
-          <w:rFonts w:ascii="Arial" w:hAnsi="Arial" w:eastAsia="Arial" w:cs="Arial"/>
-          <w:color w:val="000000"/>
-          <w:rtl w:val="0"/>
-          <w:lang w:val="en-US" w:eastAsia="de-DE" w:bidi="de-DE"/>
-        </w:rPr>
-        <w:t>ser.</w:t>
-      </w:r>
-      <w:r>
-        <w:rPr>
-          <w:rFonts w:ascii="Arial" w:hAnsi="Arial" w:eastAsia="Arial" w:cs="Arial"/>
-          <w:color w:val="000000"/>
-          <w:rtl w:val="0"/>
-          <w:lang w:val="de-DE" w:eastAsia="de-DE" w:bidi="de-DE"/>
-        </w:rPr>
-        <w:t xml:space="preserve"> </w:t>
-      </w:r>
-      <w:r>
-        <w:rPr>
-          <w:rFonts w:ascii="Arial" w:hAnsi="Arial" w:eastAsia="Arial" w:cs="Arial"/>
-          <w:color w:val="000000"/>
-          <w:rtl w:val="0"/>
-          <w:lang w:val="en-US" w:eastAsia="de-DE" w:bidi="de-DE"/>
-        </w:rPr>
-        <w:t>Aktivierung</w:t>
-      </w:r>
-      <w:r>
-        <w:rPr>
-          <w:rFonts w:ascii="Arial" w:hAnsi="Arial" w:eastAsia="Arial" w:cs="Arial"/>
-          <w:color w:val="000000"/>
-          <w:rtl w:val="0"/>
-          <w:lang w:val="de-DE" w:eastAsia="de-DE" w:bidi="de-DE"/>
-        </w:rPr>
-        <w:t xml:space="preserve">, </w:t>
-      </w:r>
-      <w:r>
-        <w:rPr>
-          <w:rFonts w:ascii="Courier New" w:hAnsi="Courier New" w:eastAsia="Courier New" w:cs="Courier New"/>
-          <w:color w:val="000000"/>
-          <w:rtl w:val="0"/>
-          <w:lang w:val="en-US" w:eastAsia="de-DE" w:bidi="de-DE"/>
-        </w:rPr>
-        <w:t>is_paid()</w:t>
-      </w:r>
-      <w:r>
-        <w:rPr>
-          <w:rFonts w:ascii="Arial" w:hAnsi="Arial" w:eastAsia="Arial" w:cs="Arial"/>
-          <w:color w:val="000000"/>
-          <w:rtl w:val="0"/>
-          <w:lang w:val="de-DE" w:eastAsia="de-DE" w:bidi="de-DE"/>
-        </w:rPr>
-        <w:t xml:space="preserve">, </w:t>
-      </w:r>
-      <w:r>
-        <w:rPr>
-          <w:rFonts w:ascii="Arial" w:hAnsi="Arial" w:eastAsia="Arial" w:cs="Arial"/>
-          <w:color w:val="000000"/>
-          <w:rtl w:val="0"/>
-          <w:lang w:val="en-US" w:eastAsia="de-DE" w:bidi="de-DE"/>
-        </w:rPr>
-        <w:t>Vorlage</w:t>
-      </w:r>
-      <w:r>
-        <w:rPr>
-          <w:rFonts w:ascii="Arial" w:hAnsi="Arial" w:eastAsia="Arial" w:cs="Arial"/>
-          <w:color w:val="000000"/>
-          <w:rtl w:val="0"/>
-          <w:lang w:val="de-DE" w:eastAsia="de-DE" w:bidi="de-DE"/>
-        </w:rPr>
-        <w:t xml:space="preserve">, </w:t>
-      </w:r>
-      <w:r>
-        <w:rPr>
-          <w:rFonts w:ascii="Arial" w:hAnsi="Arial" w:eastAsia="Arial" w:cs="Arial"/>
-          <w:color w:val="000000"/>
-          <w:rtl w:val="0"/>
-          <w:lang w:val="en-US" w:eastAsia="de-DE" w:bidi="de-DE"/>
-        </w:rPr>
-        <w:t>Schl</w:t>
-      </w:r>
-      <w:r>
-        <w:rPr>
-          <w:rFonts w:ascii="Arial" w:hAnsi="Arial" w:eastAsia="Arial" w:cs="Arial"/>
-          <w:color w:val="000000"/>
-          <w:rtl w:val="0"/>
-          <w:lang w:val="de-DE" w:eastAsia="de-DE" w:bidi="de-DE"/>
-        </w:rPr>
-        <w:t>ü</w:t>
-      </w:r>
-      <w:r>
-        <w:rPr>
-          <w:rFonts w:ascii="Arial" w:hAnsi="Arial" w:eastAsia="Arial" w:cs="Arial"/>
-          <w:color w:val="000000"/>
-          <w:rtl w:val="0"/>
-          <w:lang w:val="en-US" w:eastAsia="de-DE" w:bidi="de-DE"/>
-        </w:rPr>
-        <w:t>ssel</w:t>
-      </w:r>
-      <w:r>
-        <w:rPr>
-          <w:rFonts w:ascii="Arial" w:hAnsi="Arial" w:eastAsia="Arial" w:cs="Arial"/>
-          <w:color w:val="000000"/>
-          <w:rtl w:val="0"/>
-          <w:lang w:val="de-DE" w:eastAsia="de-DE" w:bidi="de-DE"/>
-        </w:rPr>
-        <w:t xml:space="preserve"> </w:t>
-      </w:r>
-      <w:r>
-        <w:rPr>
-          <w:rFonts w:ascii="Arial" w:hAnsi="Arial" w:eastAsia="Arial" w:cs="Arial"/>
-          <w:color w:val="000000"/>
-          <w:rtl w:val="0"/>
-          <w:lang w:val="en-US" w:eastAsia="de-DE" w:bidi="de-DE"/>
-        </w:rPr>
-        <w:t>und</w:t>
-      </w:r>
-      <w:r>
-        <w:rPr>
-          <w:rFonts w:ascii="Arial" w:hAnsi="Arial" w:eastAsia="Arial" w:cs="Arial"/>
-          <w:color w:val="000000"/>
-          <w:rtl w:val="0"/>
-          <w:lang w:val="de-DE" w:eastAsia="de-DE" w:bidi="de-DE"/>
-        </w:rPr>
-        <w:t xml:space="preserve"> </w:t>
-      </w:r>
-      <w:r>
-        <w:rPr>
-          <w:rFonts w:ascii="Arial" w:hAnsi="Arial" w:eastAsia="Arial" w:cs="Arial"/>
-          <w:color w:val="000000"/>
-          <w:rtl w:val="0"/>
-          <w:lang w:val="en-US" w:eastAsia="de-DE" w:bidi="de-DE"/>
-        </w:rPr>
-        <w:t>Drucker</w:t>
-      </w:r>
-      <w:r>
-        <w:rPr>
-          <w:rFonts w:ascii="Arial" w:hAnsi="Arial" w:eastAsia="Arial" w:cs="Arial"/>
-          <w:color w:val="000000"/>
-          <w:rtl w:val="0"/>
-          <w:lang w:val="de-DE" w:eastAsia="de-DE" w:bidi="de-DE"/>
-        </w:rPr>
-        <w:t xml:space="preserve"> </w:t>
-      </w:r>
-      <w:r>
-        <w:rPr>
-          <w:rFonts w:ascii="Arial" w:hAnsi="Arial" w:eastAsia="Arial" w:cs="Arial"/>
-          <w:color w:val="000000"/>
-          <w:rtl w:val="0"/>
-          <w:lang w:val="en-US" w:eastAsia="de-DE" w:bidi="de-DE"/>
-        </w:rPr>
-        <w:t>n</w:t>
-      </w:r>
-      <w:r>
-        <w:rPr>
-          <w:rFonts w:ascii="Arial" w:hAnsi="Arial" w:eastAsia="Arial" w:cs="Arial"/>
-          <w:color w:val="000000"/>
-          <w:rtl w:val="0"/>
-          <w:lang w:val="de-DE" w:eastAsia="de-DE" w:bidi="de-DE"/>
-        </w:rPr>
-        <w:t>ö</w:t>
-      </w:r>
-      <w:r>
-        <w:rPr>
-          <w:rFonts w:ascii="Arial" w:hAnsi="Arial" w:eastAsia="Arial" w:cs="Arial"/>
-          <w:color w:val="000000"/>
-          <w:rtl w:val="0"/>
-          <w:lang w:val="en-US" w:eastAsia="de-DE" w:bidi="de-DE"/>
-        </w:rPr>
-        <w:t>tig</w:t>
-      </w:r>
-      <w:r>
-        <w:rPr>
-          <w:rFonts w:ascii="Arial" w:hAnsi="Arial" w:eastAsia="Arial" w:cs="Arial"/>
-          <w:color w:val="000000"/>
-          <w:rtl w:val="0"/>
-          <w:lang w:val="de-DE" w:eastAsia="de-DE" w:bidi="de-DE"/>
-        </w:rPr>
-        <w:t xml:space="preserve">; </w:t>
-      </w:r>
-      <w:r>
-        <w:rPr>
-          <w:rFonts w:ascii="Courier New" w:hAnsi="Courier New" w:eastAsia="Courier New" w:cs="Courier New"/>
-          <w:color w:val="000000"/>
-          <w:rtl w:val="0"/>
-          <w:lang w:val="en-US" w:eastAsia="de-DE" w:bidi="de-DE"/>
-        </w:rPr>
-        <w:t>wcip_automatic_print_eligible</w:t>
-      </w:r>
-      <w:r>
-        <w:rPr>
-          <w:rFonts w:ascii="Arial" w:hAnsi="Arial" w:eastAsia="Arial" w:cs="Arial"/>
-          <w:color w:val="000000"/>
-          <w:rtl w:val="0"/>
-          <w:lang w:val="de-DE" w:eastAsia="de-DE" w:bidi="de-DE"/>
-        </w:rPr>
-        <w:t xml:space="preserve"> </w:t>
-      </w:r>
-      <w:r>
-        <w:rPr>
-          <w:rFonts w:ascii="Arial" w:hAnsi="Arial" w:eastAsia="Arial" w:cs="Arial"/>
-          <w:color w:val="000000"/>
-          <w:rtl w:val="0"/>
-          <w:lang w:val="en-US" w:eastAsia="de-DE" w:bidi="de-DE"/>
-        </w:rPr>
-        <w:t>kann</w:t>
-      </w:r>
-      <w:r>
-        <w:rPr>
-          <w:rFonts w:ascii="Arial" w:hAnsi="Arial" w:eastAsia="Arial" w:cs="Arial"/>
-          <w:color w:val="000000"/>
-          <w:rtl w:val="0"/>
-          <w:lang w:val="de-DE" w:eastAsia="de-DE" w:bidi="de-DE"/>
-        </w:rPr>
-        <w:t xml:space="preserve"> </w:t>
-      </w:r>
-      <w:r>
-        <w:rPr>
-          <w:rFonts w:ascii="Arial" w:hAnsi="Arial" w:eastAsia="Arial" w:cs="Arial"/>
-          <w:color w:val="000000"/>
-          <w:rtl w:val="0"/>
-          <w:lang w:val="en-US" w:eastAsia="de-DE" w:bidi="de-DE"/>
-        </w:rPr>
-        <w:t>ablehnen.</w:t>
-      </w:r>
-      <w:r>
-        <w:rPr>
-          <w:rFonts w:ascii="Arial" w:hAnsi="Arial" w:eastAsia="Arial" w:cs="Arial"/>
-          <w:color w:val="000000"/>
-          <w:rtl w:val="0"/>
-          <w:lang w:val="de-DE" w:eastAsia="de-DE" w:bidi="de-DE"/>
-        </w:rPr>
-        <w:t xml:space="preserve"> </w:t>
-      </w:r>
-      <w:r>
-        <w:rPr>
-          <w:rFonts w:ascii="Arial" w:hAnsi="Arial" w:eastAsia="Arial" w:cs="Arial"/>
-          <w:color w:val="000000"/>
-          <w:rtl w:val="0"/>
-          <w:lang w:val="en-US" w:eastAsia="de-DE" w:bidi="de-DE"/>
-        </w:rPr>
-        <w:t>Offline-Zahlung</w:t>
-      </w:r>
-      <w:r>
-        <w:rPr>
-          <w:rFonts w:ascii="Arial" w:hAnsi="Arial" w:eastAsia="Arial" w:cs="Arial"/>
-          <w:color w:val="000000"/>
-          <w:rtl w:val="0"/>
-          <w:lang w:val="de-DE" w:eastAsia="de-DE" w:bidi="de-DE"/>
-        </w:rPr>
-        <w:t xml:space="preserve"> </w:t>
-      </w:r>
-      <w:r>
-        <w:rPr>
-          <w:rFonts w:ascii="Arial" w:hAnsi="Arial" w:eastAsia="Arial" w:cs="Arial"/>
-          <w:color w:val="000000"/>
-          <w:rtl w:val="0"/>
-          <w:lang w:val="en-US" w:eastAsia="de-DE" w:bidi="de-DE"/>
-        </w:rPr>
-        <w:t>kann</w:t>
-      </w:r>
-      <w:r>
-        <w:rPr>
-          <w:rFonts w:ascii="Arial" w:hAnsi="Arial" w:eastAsia="Arial" w:cs="Arial"/>
-          <w:color w:val="000000"/>
-          <w:rtl w:val="0"/>
-          <w:lang w:val="de-DE" w:eastAsia="de-DE" w:bidi="de-DE"/>
-        </w:rPr>
-        <w:t xml:space="preserve"> </w:t>
-      </w:r>
-      <w:r>
-        <w:rPr>
-          <w:rFonts w:ascii="Arial" w:hAnsi="Arial" w:eastAsia="Arial" w:cs="Arial"/>
-          <w:color w:val="000000"/>
-          <w:rtl w:val="0"/>
-          <w:lang w:val="en-US" w:eastAsia="de-DE" w:bidi="de-DE"/>
-        </w:rPr>
-        <w:t>vor</w:t>
-      </w:r>
-      <w:r>
-        <w:rPr>
-          <w:rFonts w:ascii="Arial" w:hAnsi="Arial" w:eastAsia="Arial" w:cs="Arial"/>
-          <w:color w:val="000000"/>
-          <w:rtl w:val="0"/>
-          <w:lang w:val="de-DE" w:eastAsia="de-DE" w:bidi="de-DE"/>
-        </w:rPr>
-        <w:t xml:space="preserve"> </w:t>
-      </w:r>
-      <w:r>
-        <w:rPr>
-          <w:rFonts w:ascii="Arial" w:hAnsi="Arial" w:eastAsia="Arial" w:cs="Arial"/>
-          <w:color w:val="000000"/>
-          <w:rtl w:val="0"/>
-          <w:lang w:val="en-US" w:eastAsia="de-DE" w:bidi="de-DE"/>
-        </w:rPr>
-        <w:t>Geldeingang</w:t>
-      </w:r>
-      <w:r>
-        <w:rPr>
-          <w:rFonts w:ascii="Arial" w:hAnsi="Arial" w:eastAsia="Arial" w:cs="Arial"/>
-          <w:color w:val="000000"/>
-          <w:rtl w:val="0"/>
-          <w:lang w:val="de-DE" w:eastAsia="de-DE" w:bidi="de-DE"/>
-        </w:rPr>
-        <w:t xml:space="preserve"> </w:t>
-      </w:r>
-      <w:r>
-        <w:rPr>
-          <w:rFonts w:ascii="Arial" w:hAnsi="Arial" w:eastAsia="Arial" w:cs="Arial"/>
-          <w:color w:val="000000"/>
-          <w:rtl w:val="0"/>
-          <w:lang w:val="en-US" w:eastAsia="de-DE" w:bidi="de-DE"/>
-        </w:rPr>
-        <w:t>processing</w:t>
-      </w:r>
-      <w:r>
-        <w:rPr>
-          <w:rFonts w:ascii="Arial" w:hAnsi="Arial" w:eastAsia="Arial" w:cs="Arial"/>
-          <w:color w:val="000000"/>
-          <w:rtl w:val="0"/>
-          <w:lang w:val="de-DE" w:eastAsia="de-DE" w:bidi="de-DE"/>
-        </w:rPr>
-        <w:t xml:space="preserve"> </w:t>
-      </w:r>
-      <w:r>
-        <w:rPr>
-          <w:rFonts w:ascii="Arial" w:hAnsi="Arial" w:eastAsia="Arial" w:cs="Arial"/>
-          <w:color w:val="000000"/>
-          <w:rtl w:val="0"/>
-          <w:lang w:val="en-US" w:eastAsia="de-DE" w:bidi="de-DE"/>
-        </w:rPr>
-        <w:t>sein.</w:t>
-      </w:r>
-      <w:r>
-        <w:rPr>
-          <w:rFonts w:ascii="Arial" w:hAnsi="Arial" w:eastAsia="Arial" w:cs="Arial"/>
-          <w:color w:val="000000"/>
-          <w:rtl w:val="0"/>
-          <w:lang w:val="de-DE" w:eastAsia="de-DE" w:bidi="de-DE"/>
-        </w:rPr>
-        <w:t xml:space="preserve"> </w:t>
-      </w:r>
-      <w:r>
-        <w:rPr>
-          <w:rFonts w:ascii="Arial" w:hAnsi="Arial" w:eastAsia="Arial" w:cs="Arial"/>
-          <w:color w:val="000000"/>
-          <w:rtl w:val="0"/>
-          <w:lang w:val="en-US" w:eastAsia="de-DE" w:bidi="de-DE"/>
-        </w:rPr>
-        <w:t>F</w:t>
-      </w:r>
-      <w:r>
-        <w:rPr>
-          <w:rFonts w:ascii="Arial" w:hAnsi="Arial" w:eastAsia="Arial" w:cs="Arial"/>
-          <w:color w:val="000000"/>
-          <w:rtl w:val="0"/>
-          <w:lang w:val="de-DE" w:eastAsia="de-DE" w:bidi="de-DE"/>
-        </w:rPr>
-        <w:t>ü</w:t>
-      </w:r>
-      <w:r>
-        <w:rPr>
-          <w:rFonts w:ascii="Arial" w:hAnsi="Arial" w:eastAsia="Arial" w:cs="Arial"/>
-          <w:color w:val="000000"/>
-          <w:rtl w:val="0"/>
-          <w:lang w:val="en-US" w:eastAsia="de-DE" w:bidi="de-DE"/>
-        </w:rPr>
-        <w:t>r</w:t>
-      </w:r>
-      <w:r>
-        <w:rPr>
-          <w:rFonts w:ascii="Arial" w:hAnsi="Arial" w:eastAsia="Arial" w:cs="Arial"/>
-          <w:color w:val="000000"/>
-          <w:rtl w:val="0"/>
-          <w:lang w:val="de-DE" w:eastAsia="de-DE" w:bidi="de-DE"/>
-        </w:rPr>
-        <w:t xml:space="preserve"> </w:t>
-      </w:r>
-      <w:r>
-        <w:rPr>
-          <w:rFonts w:ascii="Arial" w:hAnsi="Arial" w:eastAsia="Arial" w:cs="Arial"/>
-          <w:color w:val="000000"/>
-          <w:rtl w:val="0"/>
-          <w:lang w:val="en-US" w:eastAsia="de-DE" w:bidi="de-DE"/>
-        </w:rPr>
-        <w:t>reinen</w:t>
-      </w:r>
-      <w:r>
-        <w:rPr>
-          <w:rFonts w:ascii="Arial" w:hAnsi="Arial" w:eastAsia="Arial" w:cs="Arial"/>
-          <w:color w:val="000000"/>
-          <w:rtl w:val="0"/>
-          <w:lang w:val="de-DE" w:eastAsia="de-DE" w:bidi="de-DE"/>
-        </w:rPr>
-        <w:t xml:space="preserve"> </w:t>
-      </w:r>
-      <w:r>
-        <w:rPr>
-          <w:rFonts w:ascii="Arial" w:hAnsi="Arial" w:eastAsia="Arial" w:cs="Arial"/>
-          <w:color w:val="000000"/>
-          <w:rtl w:val="0"/>
-          <w:lang w:val="en-US" w:eastAsia="de-DE" w:bidi="de-DE"/>
-        </w:rPr>
-        <w:t>Zahlungshook</w:t>
-      </w:r>
-      <w:r>
-        <w:rPr>
-          <w:rFonts w:ascii="Arial" w:hAnsi="Arial" w:eastAsia="Arial" w:cs="Arial"/>
-          <w:color w:val="000000"/>
-          <w:rtl w:val="0"/>
-          <w:lang w:val="de-DE" w:eastAsia="de-DE" w:bidi="de-DE"/>
-        </w:rPr>
-        <w:t xml:space="preserve"> </w:t>
-      </w:r>
-      <w:r>
-        <w:rPr>
-          <w:rFonts w:ascii="Arial" w:hAnsi="Arial" w:eastAsia="Arial" w:cs="Arial"/>
-          <w:color w:val="000000"/>
-          <w:rtl w:val="0"/>
-          <w:lang w:val="en-US" w:eastAsia="de-DE" w:bidi="de-DE"/>
-        </w:rPr>
-        <w:t>Filter</w:t>
-      </w:r>
-      <w:r>
-        <w:rPr>
-          <w:rFonts w:ascii="Arial" w:hAnsi="Arial" w:eastAsia="Arial" w:cs="Arial"/>
-          <w:color w:val="000000"/>
-          <w:rtl w:val="0"/>
-          <w:lang w:val="de-DE" w:eastAsia="de-DE" w:bidi="de-DE"/>
-        </w:rPr>
-        <w:t xml:space="preserve"> </w:t>
-      </w:r>
-      <w:r>
-        <w:rPr>
-          <w:rFonts w:ascii="Arial" w:hAnsi="Arial" w:eastAsia="Arial" w:cs="Arial"/>
-          <w:color w:val="000000"/>
-          <w:rtl w:val="0"/>
-          <w:lang w:val="en-US" w:eastAsia="de-DE" w:bidi="de-DE"/>
-        </w:rPr>
-        <w:t>unten</w:t>
-      </w:r>
-      <w:r>
-        <w:rPr>
-          <w:rFonts w:ascii="Arial" w:hAnsi="Arial" w:eastAsia="Arial" w:cs="Arial"/>
-          <w:color w:val="000000"/>
-          <w:rtl w:val="0"/>
-          <w:lang w:val="de-DE" w:eastAsia="de-DE" w:bidi="de-DE"/>
-        </w:rPr>
-        <w:t xml:space="preserve"> </w:t>
-      </w:r>
-      <w:r>
-        <w:rPr>
-          <w:rFonts w:ascii="Arial" w:hAnsi="Arial" w:eastAsia="Arial" w:cs="Arial"/>
-          <w:color w:val="000000"/>
-          <w:rtl w:val="0"/>
-          <w:lang w:val="en-US" w:eastAsia="de-DE" w:bidi="de-DE"/>
-        </w:rPr>
-        <w:t>deaktivieren</w:t>
-      </w:r>
-      <w:r>
-        <w:rPr>
-          <w:rFonts w:ascii="Arial" w:hAnsi="Arial" w:eastAsia="Arial" w:cs="Arial"/>
-          <w:color w:val="000000"/>
-          <w:rtl w:val="0"/>
-          <w:lang w:val="de-DE" w:eastAsia="de-DE" w:bidi="de-DE"/>
-        </w:rPr>
-        <w:t xml:space="preserve"> </w:t>
-      </w:r>
-      <w:r>
-        <w:rPr>
-          <w:rFonts w:ascii="Arial" w:hAnsi="Arial" w:eastAsia="Arial" w:cs="Arial"/>
-          <w:color w:val="000000"/>
-          <w:rtl w:val="0"/>
-          <w:lang w:val="en-US" w:eastAsia="de-DE" w:bidi="de-DE"/>
-        </w:rPr>
-        <w:t>und</w:t>
-      </w:r>
-      <w:r>
-        <w:rPr>
-          <w:rFonts w:ascii="Arial" w:hAnsi="Arial" w:eastAsia="Arial" w:cs="Arial"/>
-          <w:color w:val="000000"/>
-          <w:rtl w:val="0"/>
-          <w:lang w:val="de-DE" w:eastAsia="de-DE" w:bidi="de-DE"/>
-        </w:rPr>
-        <w:t xml:space="preserve"> </w:t>
-      </w:r>
-      <w:r>
-        <w:rPr>
-          <w:rFonts w:ascii="Arial" w:hAnsi="Arial" w:eastAsia="Arial" w:cs="Arial"/>
-          <w:color w:val="000000"/>
-          <w:rtl w:val="0"/>
-          <w:lang w:val="en-US" w:eastAsia="de-DE" w:bidi="de-DE"/>
-        </w:rPr>
-        <w:t>Gateway</w:t>
-      </w:r>
-      <w:r>
-        <w:rPr>
-          <w:rFonts w:ascii="Arial" w:hAnsi="Arial" w:eastAsia="Arial" w:cs="Arial"/>
-          <w:color w:val="000000"/>
-          <w:rtl w:val="0"/>
-          <w:lang w:val="de-DE" w:eastAsia="de-DE" w:bidi="de-DE"/>
-        </w:rPr>
-        <w:t xml:space="preserve"> </w:t>
-      </w:r>
-      <w:r>
-        <w:rPr>
-          <w:rFonts w:ascii="Arial" w:hAnsi="Arial" w:eastAsia="Arial" w:cs="Arial"/>
-          <w:color w:val="000000"/>
-          <w:rtl w:val="0"/>
-          <w:lang w:val="en-US" w:eastAsia="de-DE" w:bidi="de-DE"/>
-        </w:rPr>
-        <w:t>pr</w:t>
-      </w:r>
-      <w:r>
-        <w:rPr>
-          <w:rFonts w:ascii="Arial" w:hAnsi="Arial" w:eastAsia="Arial" w:cs="Arial"/>
-          <w:color w:val="000000"/>
-          <w:rtl w:val="0"/>
-          <w:lang w:val="de-DE" w:eastAsia="de-DE" w:bidi="de-DE"/>
-        </w:rPr>
-        <w:t>ü</w:t>
-      </w:r>
-      <w:r>
-        <w:rPr>
-          <w:rFonts w:ascii="Arial" w:hAnsi="Arial" w:eastAsia="Arial" w:cs="Arial"/>
-          <w:color w:val="000000"/>
-          <w:rtl w:val="0"/>
-          <w:lang w:val="en-US" w:eastAsia="de-DE" w:bidi="de-DE"/>
-        </w:rPr>
-        <w:t>fen.</w:t>
-      </w:r>
-      <w:r>
-        <w:rPr>
-          <w:rFonts w:ascii="Arial" w:hAnsi="Arial" w:eastAsia="Arial" w:cs="Arial"/>
-          <w:color w:val="000000"/>
-          <w:rtl w:val="0"/>
-          <w:lang w:val="de-DE" w:eastAsia="de-DE" w:bidi="de-DE"/>
-        </w:rPr>
-        <w:t xml:space="preserve"> </w:t>
-      </w:r>
-      <w:r>
-        <w:rPr>
-          <w:rFonts w:ascii="Arial" w:hAnsi="Arial" w:eastAsia="Arial" w:cs="Arial"/>
-          <w:color w:val="000000"/>
-          <w:rtl w:val="0"/>
-          <w:lang w:val="en-US" w:eastAsia="de-DE" w:bidi="de-DE"/>
-        </w:rPr>
-        <w:t>Alte</w:t>
-      </w:r>
-      <w:r>
-        <w:rPr>
-          <w:rFonts w:ascii="Arial" w:hAnsi="Arial" w:eastAsia="Arial" w:cs="Arial"/>
-          <w:color w:val="000000"/>
-          <w:rtl w:val="0"/>
-          <w:lang w:val="de-DE" w:eastAsia="de-DE" w:bidi="de-DE"/>
-        </w:rPr>
-        <w:t xml:space="preserve"> </w:t>
-      </w:r>
-      <w:r>
-        <w:rPr>
-          <w:rFonts w:ascii="Arial" w:hAnsi="Arial" w:eastAsia="Arial" w:cs="Arial"/>
-          <w:color w:val="000000"/>
-          <w:rtl w:val="0"/>
-          <w:lang w:val="en-US" w:eastAsia="de-DE" w:bidi="de-DE"/>
-        </w:rPr>
-        <w:t>Auftr</w:t>
-      </w:r>
-      <w:r>
-        <w:rPr>
-          <w:rFonts w:ascii="Arial" w:hAnsi="Arial" w:eastAsia="Arial" w:cs="Arial"/>
-          <w:color w:val="000000"/>
-          <w:rtl w:val="0"/>
-          <w:lang w:val="de-DE" w:eastAsia="de-DE" w:bidi="de-DE"/>
-        </w:rPr>
-        <w:t>ä</w:t>
-      </w:r>
-      <w:r>
-        <w:rPr>
-          <w:rFonts w:ascii="Arial" w:hAnsi="Arial" w:eastAsia="Arial" w:cs="Arial"/>
-          <w:color w:val="000000"/>
-          <w:rtl w:val="0"/>
-          <w:lang w:val="en-US" w:eastAsia="de-DE" w:bidi="de-DE"/>
-        </w:rPr>
-        <w:t>ge</w:t>
-      </w:r>
-      <w:r>
-        <w:rPr>
-          <w:rFonts w:ascii="Arial" w:hAnsi="Arial" w:eastAsia="Arial" w:cs="Arial"/>
-          <w:color w:val="000000"/>
-          <w:rtl w:val="0"/>
-          <w:lang w:val="de-DE" w:eastAsia="de-DE" w:bidi="de-DE"/>
-        </w:rPr>
-        <w:t xml:space="preserve"> </w:t>
-      </w:r>
-      <w:r>
-        <w:rPr>
-          <w:rFonts w:ascii="Arial" w:hAnsi="Arial" w:eastAsia="Arial" w:cs="Arial"/>
-          <w:color w:val="000000"/>
-          <w:rtl w:val="0"/>
-          <w:lang w:val="en-US" w:eastAsia="de-DE" w:bidi="de-DE"/>
-        </w:rPr>
-        <w:t>werden</w:t>
-      </w:r>
-      <w:r>
-        <w:rPr>
-          <w:rFonts w:ascii="Arial" w:hAnsi="Arial" w:eastAsia="Arial" w:cs="Arial"/>
-          <w:color w:val="000000"/>
-          <w:rtl w:val="0"/>
-          <w:lang w:val="de-DE" w:eastAsia="de-DE" w:bidi="de-DE"/>
-        </w:rPr>
-        <w:t xml:space="preserve"> </w:t>
-      </w:r>
-      <w:r>
-        <w:rPr>
-          <w:rFonts w:ascii="Arial" w:hAnsi="Arial" w:eastAsia="Arial" w:cs="Arial"/>
-          <w:color w:val="000000"/>
-          <w:rtl w:val="0"/>
-          <w:lang w:val="en-US" w:eastAsia="de-DE" w:bidi="de-DE"/>
-        </w:rPr>
-        <w:t>nicht</w:t>
-      </w:r>
-      <w:r>
-        <w:rPr>
-          <w:rFonts w:ascii="Arial" w:hAnsi="Arial" w:eastAsia="Arial" w:cs="Arial"/>
-          <w:color w:val="000000"/>
-          <w:rtl w:val="0"/>
-          <w:lang w:val="de-DE" w:eastAsia="de-DE" w:bidi="de-DE"/>
-        </w:rPr>
-        <w:t xml:space="preserve"> </w:t>
-      </w:r>
-      <w:r>
-        <w:rPr>
-          <w:rFonts w:ascii="Arial" w:hAnsi="Arial" w:eastAsia="Arial" w:cs="Arial"/>
-          <w:color w:val="000000"/>
-          <w:rtl w:val="0"/>
-          <w:lang w:val="en-US" w:eastAsia="de-DE" w:bidi="de-DE"/>
-        </w:rPr>
-        <w:t>nachgedruckt</w:t>
-      </w:r>
-      <w:r>
-        <w:rPr>
-          <w:rFonts w:ascii="Arial" w:hAnsi="Arial" w:eastAsia="Arial" w:cs="Arial"/>
-          <w:color w:val="000000"/>
-          <w:rtl w:val="0"/>
-          <w:lang w:val="de-DE" w:eastAsia="de-DE" w:bidi="de-DE"/>
-        </w:rPr>
-        <w:t xml:space="preserve">; </w:t>
-      </w:r>
-      <w:r>
-        <w:rPr>
-          <w:rFonts w:ascii="Arial" w:hAnsi="Arial" w:eastAsia="Arial" w:cs="Arial"/>
-          <w:color w:val="000000"/>
-          <w:rtl w:val="0"/>
-          <w:lang w:val="en-US" w:eastAsia="de-DE" w:bidi="de-DE"/>
-        </w:rPr>
-        <w:t>Ausschalten</w:t>
-      </w:r>
-      <w:r>
-        <w:rPr>
-          <w:rFonts w:ascii="Arial" w:hAnsi="Arial" w:eastAsia="Arial" w:cs="Arial"/>
-          <w:color w:val="000000"/>
-          <w:rtl w:val="0"/>
-          <w:lang w:val="de-DE" w:eastAsia="de-DE" w:bidi="de-DE"/>
-        </w:rPr>
-        <w:t xml:space="preserve"> </w:t>
-      </w:r>
-      <w:r>
-        <w:rPr>
-          <w:rFonts w:ascii="Arial" w:hAnsi="Arial" w:eastAsia="Arial" w:cs="Arial"/>
-          <w:color w:val="000000"/>
-          <w:rtl w:val="0"/>
-          <w:lang w:val="en-US" w:eastAsia="de-DE" w:bidi="de-DE"/>
-        </w:rPr>
-        <w:t>leert</w:t>
-      </w:r>
-      <w:r>
-        <w:rPr>
-          <w:rFonts w:ascii="Arial" w:hAnsi="Arial" w:eastAsia="Arial" w:cs="Arial"/>
-          <w:color w:val="000000"/>
-          <w:rtl w:val="0"/>
-          <w:lang w:val="de-DE" w:eastAsia="de-DE" w:bidi="de-DE"/>
-        </w:rPr>
-        <w:t xml:space="preserve"> </w:t>
-      </w:r>
-      <w:r>
-        <w:rPr>
-          <w:rFonts w:ascii="Arial" w:hAnsi="Arial" w:eastAsia="Arial" w:cs="Arial"/>
-          <w:color w:val="000000"/>
-          <w:rtl w:val="0"/>
-          <w:lang w:val="en-US" w:eastAsia="de-DE" w:bidi="de-DE"/>
-        </w:rPr>
-        <w:t>die</w:t>
-      </w:r>
-      <w:r>
-        <w:rPr>
-          <w:rFonts w:ascii="Arial" w:hAnsi="Arial" w:eastAsia="Arial" w:cs="Arial"/>
-          <w:color w:val="000000"/>
-          <w:rtl w:val="0"/>
-          <w:lang w:val="de-DE" w:eastAsia="de-DE" w:bidi="de-DE"/>
-        </w:rPr>
-        <w:t xml:space="preserve"> </w:t>
-      </w:r>
-      <w:r>
-        <w:rPr>
-          <w:rFonts w:ascii="Arial" w:hAnsi="Arial" w:eastAsia="Arial" w:cs="Arial"/>
-          <w:color w:val="000000"/>
-          <w:rtl w:val="0"/>
-          <w:lang w:val="en-US" w:eastAsia="de-DE" w:bidi="de-DE"/>
-        </w:rPr>
-        <w:t>Queue</w:t>
-      </w:r>
-      <w:r>
-        <w:rPr>
-          <w:rFonts w:ascii="Arial" w:hAnsi="Arial" w:eastAsia="Arial" w:cs="Arial"/>
-          <w:color w:val="000000"/>
-          <w:rtl w:val="0"/>
-          <w:lang w:val="de-DE" w:eastAsia="de-DE" w:bidi="de-DE"/>
-        </w:rPr>
-        <w:t xml:space="preserve"> </w:t>
-      </w:r>
-      <w:r>
-        <w:rPr>
-          <w:rFonts w:ascii="Arial" w:hAnsi="Arial" w:eastAsia="Arial" w:cs="Arial"/>
-          <w:color w:val="000000"/>
-          <w:rtl w:val="0"/>
-          <w:lang w:val="en-US" w:eastAsia="de-DE" w:bidi="de-DE"/>
-        </w:rPr>
-        <w:t>nicht.</w:t>
+          <w:lang w:val="de-DE" w:bidi="de-DE"/>
+          <w:rtl w:val="0"/>
+        </w:rPr>
+        <w:t>Die Richtlinie verlangt bezahlten Status und Zahlungsdatum. Nachnahme, Überweisung, Scheck und Teilzahlung benötigen einen Zahlungsadapter. Der Worker prüft vor Darstellung und Versand erneut. Das Erstellungsdatum entscheidet nicht. Ereignisse und begrenzte Suche beachten Aktivierung/Upgrade; historische Aufträge erfordern Vorschau und ausdrückliche Auswahl.</w:t>
       </w:r>
     </w:p>
     <w:p>
@@ -16641,862 +12214,16 @@
     <w:p>
       <w:pPr>
         <w:bidi w:val="0"/>
-        <w:jc w:val="left"/>
+        <w:jc w:val="start"/>
       </w:pPr>
       <w:r>
         <w:rPr>
-          <w:rFonts w:ascii="Arial" w:hAnsi="Arial" w:eastAsia="Arial" w:cs="Arial"/>
-          <w:color w:val="000000"/>
-          <w:rtl w:val="0"/>
-          <w:lang w:val="en-US" w:eastAsia="de-DE" w:bidi="de-DE"/>
-        </w:rPr>
-        <w:t>Eindeutiger</w:t>
-      </w:r>
-      <w:r>
-        <w:rPr>
-          <w:rFonts w:ascii="Arial" w:hAnsi="Arial" w:eastAsia="Arial" w:cs="Arial"/>
-          <w:color w:val="000000"/>
-          <w:rtl w:val="0"/>
-          <w:lang w:val="de-DE" w:eastAsia="de-DE" w:bidi="de-DE"/>
-        </w:rPr>
-        <w:t xml:space="preserve"> </w:t>
-      </w:r>
-      <w:r>
-        <w:rPr>
-          <w:rFonts w:ascii="Arial" w:hAnsi="Arial" w:eastAsia="Arial" w:cs="Arial"/>
-          <w:color w:val="000000"/>
-          <w:rtl w:val="0"/>
-          <w:lang w:val="en-US" w:eastAsia="de-DE" w:bidi="de-DE"/>
-        </w:rPr>
-        <w:t>Schl</w:t>
-      </w:r>
-      <w:r>
-        <w:rPr>
-          <w:rFonts w:ascii="Arial" w:hAnsi="Arial" w:eastAsia="Arial" w:cs="Arial"/>
-          <w:color w:val="000000"/>
-          <w:rtl w:val="0"/>
-          <w:lang w:val="de-DE" w:eastAsia="de-DE" w:bidi="de-DE"/>
-        </w:rPr>
-        <w:t>ü</w:t>
-      </w:r>
-      <w:r>
-        <w:rPr>
-          <w:rFonts w:ascii="Arial" w:hAnsi="Arial" w:eastAsia="Arial" w:cs="Arial"/>
-          <w:color w:val="000000"/>
-          <w:rtl w:val="0"/>
-          <w:lang w:val="en-US" w:eastAsia="de-DE" w:bidi="de-DE"/>
-        </w:rPr>
-        <w:t>ssel</w:t>
-      </w:r>
-      <w:r>
-        <w:rPr>
-          <w:rFonts w:ascii="Arial" w:hAnsi="Arial" w:eastAsia="Arial" w:cs="Arial"/>
-          <w:color w:val="000000"/>
-          <w:rtl w:val="0"/>
-          <w:lang w:val="de-DE" w:eastAsia="de-DE" w:bidi="de-DE"/>
-        </w:rPr>
-        <w:t xml:space="preserve"> </w:t>
-      </w:r>
-      <w:r>
-        <w:rPr>
-          <w:rFonts w:ascii="Arial" w:hAnsi="Arial" w:eastAsia="Arial" w:cs="Arial"/>
-          <w:color w:val="000000"/>
-          <w:rtl w:val="0"/>
-          <w:lang w:val="en-US" w:eastAsia="de-DE" w:bidi="de-DE"/>
-        </w:rPr>
-        <w:t>und</w:t>
-      </w:r>
-      <w:r>
-        <w:rPr>
-          <w:rFonts w:ascii="Arial" w:hAnsi="Arial" w:eastAsia="Arial" w:cs="Arial"/>
-          <w:color w:val="000000"/>
-          <w:rtl w:val="0"/>
-          <w:lang w:val="de-DE" w:eastAsia="de-DE" w:bidi="de-DE"/>
-        </w:rPr>
-        <w:t xml:space="preserve"> </w:t>
-      </w:r>
-      <w:r>
-        <w:rPr>
-          <w:rFonts w:ascii="Arial" w:hAnsi="Arial" w:eastAsia="Arial" w:cs="Arial"/>
-          <w:color w:val="000000"/>
-          <w:rtl w:val="0"/>
-          <w:lang w:val="en-US" w:eastAsia="de-DE" w:bidi="de-DE"/>
-        </w:rPr>
-        <w:t>vorhandene</w:t>
-      </w:r>
-      <w:r>
-        <w:rPr>
-          <w:rFonts w:ascii="Arial" w:hAnsi="Arial" w:eastAsia="Arial" w:cs="Arial"/>
-          <w:color w:val="000000"/>
-          <w:rtl w:val="0"/>
-          <w:lang w:val="de-DE" w:eastAsia="de-DE" w:bidi="de-DE"/>
-        </w:rPr>
-        <w:t xml:space="preserve"> </w:t>
-      </w:r>
-      <w:r>
-        <w:rPr>
-          <w:rFonts w:ascii="Arial" w:hAnsi="Arial" w:eastAsia="Arial" w:cs="Arial"/>
-          <w:color w:val="000000"/>
-          <w:rtl w:val="0"/>
-          <w:lang w:val="en-US" w:eastAsia="de-DE" w:bidi="de-DE"/>
-        </w:rPr>
-        <w:t>Historie</w:t>
-      </w:r>
-      <w:r>
-        <w:rPr>
-          <w:rFonts w:ascii="Arial" w:hAnsi="Arial" w:eastAsia="Arial" w:cs="Arial"/>
-          <w:color w:val="000000"/>
-          <w:rtl w:val="0"/>
-          <w:lang w:val="de-DE" w:eastAsia="de-DE" w:bidi="de-DE"/>
-        </w:rPr>
-        <w:t xml:space="preserve"> </w:t>
-      </w:r>
-      <w:r>
-        <w:rPr>
-          <w:rFonts w:ascii="Arial" w:hAnsi="Arial" w:eastAsia="Arial" w:cs="Arial"/>
-          <w:color w:val="000000"/>
-          <w:rtl w:val="0"/>
-          <w:lang w:val="en-US" w:eastAsia="de-DE" w:bidi="de-DE"/>
-        </w:rPr>
-        <w:t>sichern</w:t>
-      </w:r>
-      <w:r>
-        <w:rPr>
-          <w:rFonts w:ascii="Arial" w:hAnsi="Arial" w:eastAsia="Arial" w:cs="Arial"/>
-          <w:color w:val="000000"/>
-          <w:rtl w:val="0"/>
-          <w:lang w:val="de-DE" w:eastAsia="de-DE" w:bidi="de-DE"/>
-        </w:rPr>
-        <w:t xml:space="preserve"> </w:t>
-      </w:r>
-      <w:r>
-        <w:rPr>
-          <w:rFonts w:ascii="Arial" w:hAnsi="Arial" w:eastAsia="Arial" w:cs="Arial"/>
-          <w:color w:val="000000"/>
-          <w:rtl w:val="0"/>
-          <w:lang w:val="en-US" w:eastAsia="de-DE" w:bidi="de-DE"/>
-        </w:rPr>
-        <w:t>einen</w:t>
-      </w:r>
-      <w:r>
-        <w:rPr>
-          <w:rFonts w:ascii="Arial" w:hAnsi="Arial" w:eastAsia="Arial" w:cs="Arial"/>
-          <w:color w:val="000000"/>
-          <w:rtl w:val="0"/>
-          <w:lang w:val="de-DE" w:eastAsia="de-DE" w:bidi="de-DE"/>
-        </w:rPr>
-        <w:t xml:space="preserve"> </w:t>
-      </w:r>
-      <w:r>
-        <w:rPr>
-          <w:rFonts w:ascii="Arial" w:hAnsi="Arial" w:eastAsia="Arial" w:cs="Arial"/>
-          <w:color w:val="000000"/>
-          <w:rtl w:val="0"/>
-          <w:lang w:val="en-US" w:eastAsia="de-DE" w:bidi="de-DE"/>
-        </w:rPr>
-        <w:t>Automatikauftrag</w:t>
-      </w:r>
-      <w:r>
-        <w:rPr>
-          <w:rFonts w:ascii="Arial" w:hAnsi="Arial" w:eastAsia="Arial" w:cs="Arial"/>
-          <w:color w:val="000000"/>
-          <w:rtl w:val="0"/>
-          <w:lang w:val="de-DE" w:eastAsia="de-DE" w:bidi="de-DE"/>
-        </w:rPr>
-        <w:t xml:space="preserve"> </w:t>
-      </w:r>
-      <w:r>
-        <w:rPr>
-          <w:rFonts w:ascii="Arial" w:hAnsi="Arial" w:eastAsia="Arial" w:cs="Arial"/>
-          <w:color w:val="000000"/>
-          <w:rtl w:val="0"/>
-          <w:lang w:val="en-US" w:eastAsia="de-DE" w:bidi="de-DE"/>
-        </w:rPr>
-        <w:t>je</w:t>
-      </w:r>
-      <w:r>
-        <w:rPr>
-          <w:rFonts w:ascii="Arial" w:hAnsi="Arial" w:eastAsia="Arial" w:cs="Arial"/>
-          <w:color w:val="000000"/>
-          <w:rtl w:val="0"/>
-          <w:lang w:val="de-DE" w:eastAsia="de-DE" w:bidi="de-DE"/>
-        </w:rPr>
-        <w:t xml:space="preserve"> </w:t>
-      </w:r>
-      <w:r>
-        <w:rPr>
-          <w:rFonts w:ascii="Arial" w:hAnsi="Arial" w:eastAsia="Arial" w:cs="Arial"/>
-          <w:color w:val="000000"/>
-          <w:rtl w:val="0"/>
-          <w:lang w:val="en-US" w:eastAsia="de-DE" w:bidi="de-DE"/>
-        </w:rPr>
-        <w:t>Bestellung.</w:t>
-      </w:r>
-      <w:r>
-        <w:rPr>
-          <w:rFonts w:ascii="Arial" w:hAnsi="Arial" w:eastAsia="Arial" w:cs="Arial"/>
-          <w:color w:val="000000"/>
-          <w:rtl w:val="0"/>
-          <w:lang w:val="de-DE" w:eastAsia="de-DE" w:bidi="de-DE"/>
-        </w:rPr>
-        <w:t xml:space="preserve"> </w:t>
-      </w:r>
-      <w:r>
-        <w:rPr>
-          <w:rFonts w:ascii="Arial" w:hAnsi="Arial" w:eastAsia="Arial" w:cs="Arial"/>
-          <w:color w:val="000000"/>
-          <w:rtl w:val="0"/>
-          <w:lang w:val="en-US" w:eastAsia="de-DE" w:bidi="de-DE"/>
-        </w:rPr>
-        <w:t>Manuell</w:t>
-      </w:r>
-      <w:r>
-        <w:rPr>
-          <w:rFonts w:ascii="Arial" w:hAnsi="Arial" w:eastAsia="Arial" w:cs="Arial"/>
-          <w:color w:val="000000"/>
-          <w:rtl w:val="0"/>
-          <w:lang w:val="de-DE" w:eastAsia="de-DE" w:bidi="de-DE"/>
-        </w:rPr>
-        <w:t xml:space="preserve"> </w:t>
-      </w:r>
-      <w:r>
-        <w:rPr>
-          <w:rFonts w:ascii="Arial" w:hAnsi="Arial" w:eastAsia="Arial" w:cs="Arial"/>
-          <w:color w:val="000000"/>
-          <w:rtl w:val="0"/>
-          <w:lang w:val="en-US" w:eastAsia="de-DE" w:bidi="de-DE"/>
-        </w:rPr>
-        <w:t>ist</w:t>
-      </w:r>
-      <w:r>
-        <w:rPr>
-          <w:rFonts w:ascii="Arial" w:hAnsi="Arial" w:eastAsia="Arial" w:cs="Arial"/>
-          <w:color w:val="000000"/>
-          <w:rtl w:val="0"/>
-          <w:lang w:val="de-DE" w:eastAsia="de-DE" w:bidi="de-DE"/>
-        </w:rPr>
-        <w:t xml:space="preserve"> </w:t>
-      </w:r>
-      <w:r>
-        <w:rPr>
-          <w:rFonts w:ascii="Arial" w:hAnsi="Arial" w:eastAsia="Arial" w:cs="Arial"/>
-          <w:color w:val="000000"/>
-          <w:rtl w:val="0"/>
-          <w:lang w:val="en-US" w:eastAsia="de-DE" w:bidi="de-DE"/>
-        </w:rPr>
-        <w:t>wiederholbar.</w:t>
-      </w:r>
-      <w:r>
-        <w:rPr>
-          <w:rFonts w:ascii="Arial" w:hAnsi="Arial" w:eastAsia="Arial" w:cs="Arial"/>
-          <w:color w:val="000000"/>
-          <w:rtl w:val="0"/>
-          <w:lang w:val="de-DE" w:eastAsia="de-DE" w:bidi="de-DE"/>
-        </w:rPr>
-        <w:t xml:space="preserve"> </w:t>
-      </w:r>
-      <w:r>
-        <w:rPr>
-          <w:rFonts w:ascii="Arial" w:hAnsi="Arial" w:eastAsia="Arial" w:cs="Arial"/>
-          <w:color w:val="000000"/>
-          <w:rtl w:val="0"/>
-          <w:lang w:val="en-US" w:eastAsia="de-DE" w:bidi="de-DE"/>
-        </w:rPr>
-        <w:t>Worker</w:t>
-      </w:r>
-      <w:r>
-        <w:rPr>
-          <w:rFonts w:ascii="Arial" w:hAnsi="Arial" w:eastAsia="Arial" w:cs="Arial"/>
-          <w:color w:val="000000"/>
-          <w:rtl w:val="0"/>
-          <w:lang w:val="de-DE" w:eastAsia="de-DE" w:bidi="de-DE"/>
-        </w:rPr>
-        <w:t xml:space="preserve"> </w:t>
-      </w:r>
-      <w:r>
-        <w:rPr>
-          <w:rFonts w:ascii="Arial" w:hAnsi="Arial" w:eastAsia="Arial" w:cs="Arial"/>
-          <w:color w:val="000000"/>
-          <w:rtl w:val="0"/>
-          <w:lang w:val="en-US" w:eastAsia="de-DE" w:bidi="de-DE"/>
-        </w:rPr>
-        <w:t>beansprucht</w:t>
-      </w:r>
-      <w:r>
-        <w:rPr>
-          <w:rFonts w:ascii="Arial" w:hAnsi="Arial" w:eastAsia="Arial" w:cs="Arial"/>
-          <w:color w:val="000000"/>
-          <w:rtl w:val="0"/>
-          <w:lang w:val="de-DE" w:eastAsia="de-DE" w:bidi="de-DE"/>
-        </w:rPr>
-        <w:t xml:space="preserve"> </w:t>
-      </w:r>
-      <w:r>
-        <w:rPr>
-          <w:rFonts w:ascii="Arial" w:hAnsi="Arial" w:eastAsia="Arial" w:cs="Arial"/>
-          <w:color w:val="000000"/>
-          <w:rtl w:val="0"/>
-          <w:lang w:val="en-US" w:eastAsia="de-DE" w:bidi="de-DE"/>
-        </w:rPr>
-        <w:t>atomar</w:t>
-      </w:r>
-      <w:r>
-        <w:rPr>
-          <w:rFonts w:ascii="Arial" w:hAnsi="Arial" w:eastAsia="Arial" w:cs="Arial"/>
-          <w:color w:val="000000"/>
-          <w:rtl w:val="0"/>
-          <w:lang w:val="de-DE" w:eastAsia="de-DE" w:bidi="de-DE"/>
-        </w:rPr>
-        <w:t xml:space="preserve"> </w:t>
-      </w:r>
-      <w:r>
-        <w:rPr>
-          <w:rFonts w:ascii="Arial" w:hAnsi="Arial" w:eastAsia="Arial" w:cs="Arial"/>
-          <w:color w:val="000000"/>
-          <w:rtl w:val="0"/>
-          <w:lang w:val="en-US" w:eastAsia="de-DE" w:bidi="de-DE"/>
-        </w:rPr>
-        <w:t>und</w:t>
-      </w:r>
-      <w:r>
-        <w:rPr>
-          <w:rFonts w:ascii="Arial" w:hAnsi="Arial" w:eastAsia="Arial" w:cs="Arial"/>
-          <w:color w:val="000000"/>
-          <w:rtl w:val="0"/>
-          <w:lang w:val="de-DE" w:eastAsia="de-DE" w:bidi="de-DE"/>
-        </w:rPr>
-        <w:t xml:space="preserve"> </w:t>
-      </w:r>
-      <w:r>
-        <w:rPr>
-          <w:rFonts w:ascii="Arial" w:hAnsi="Arial" w:eastAsia="Arial" w:cs="Arial"/>
-          <w:color w:val="000000"/>
-          <w:rtl w:val="0"/>
-          <w:lang w:val="en-US" w:eastAsia="de-DE" w:bidi="de-DE"/>
-        </w:rPr>
-        <w:t>pr</w:t>
-      </w:r>
-      <w:r>
-        <w:rPr>
-          <w:rFonts w:ascii="Arial" w:hAnsi="Arial" w:eastAsia="Arial" w:cs="Arial"/>
-          <w:color w:val="000000"/>
-          <w:rtl w:val="0"/>
-          <w:lang w:val="de-DE" w:eastAsia="de-DE" w:bidi="de-DE"/>
-        </w:rPr>
-        <w:t>ü</w:t>
-      </w:r>
-      <w:r>
-        <w:rPr>
-          <w:rFonts w:ascii="Arial" w:hAnsi="Arial" w:eastAsia="Arial" w:cs="Arial"/>
-          <w:color w:val="000000"/>
-          <w:rtl w:val="0"/>
-          <w:lang w:val="en-US" w:eastAsia="de-DE" w:bidi="de-DE"/>
-        </w:rPr>
-        <w:t>ft</w:t>
-      </w:r>
-      <w:r>
-        <w:rPr>
-          <w:rFonts w:ascii="Arial" w:hAnsi="Arial" w:eastAsia="Arial" w:cs="Arial"/>
-          <w:color w:val="000000"/>
-          <w:rtl w:val="0"/>
-          <w:lang w:val="de-DE" w:eastAsia="de-DE" w:bidi="de-DE"/>
-        </w:rPr>
-        <w:t xml:space="preserve"> </w:t>
-      </w:r>
-      <w:r>
-        <w:rPr>
-          <w:rFonts w:ascii="Arial" w:hAnsi="Arial" w:eastAsia="Arial" w:cs="Arial"/>
-          <w:color w:val="000000"/>
-          <w:rtl w:val="0"/>
-          <w:lang w:val="en-US" w:eastAsia="de-DE" w:bidi="de-DE"/>
-        </w:rPr>
-        <w:t>Zahlung</w:t>
-      </w:r>
-      <w:r>
-        <w:rPr>
-          <w:rFonts w:ascii="Arial" w:hAnsi="Arial" w:eastAsia="Arial" w:cs="Arial"/>
-          <w:color w:val="000000"/>
-          <w:rtl w:val="0"/>
-          <w:lang w:val="de-DE" w:eastAsia="de-DE" w:bidi="de-DE"/>
-        </w:rPr>
-        <w:t xml:space="preserve"> </w:t>
-      </w:r>
-      <w:r>
-        <w:rPr>
-          <w:rFonts w:ascii="Arial" w:hAnsi="Arial" w:eastAsia="Arial" w:cs="Arial"/>
-          <w:color w:val="000000"/>
-          <w:rtl w:val="0"/>
-          <w:lang w:val="en-US" w:eastAsia="de-DE" w:bidi="de-DE"/>
-        </w:rPr>
-        <w:t>vor</w:t>
-      </w:r>
-      <w:r>
-        <w:rPr>
-          <w:rFonts w:ascii="Arial" w:hAnsi="Arial" w:eastAsia="Arial" w:cs="Arial"/>
-          <w:color w:val="000000"/>
-          <w:rtl w:val="0"/>
-          <w:lang w:val="de-DE" w:eastAsia="de-DE" w:bidi="de-DE"/>
-        </w:rPr>
-        <w:t xml:space="preserve"> </w:t>
-      </w:r>
-      <w:r>
-        <w:rPr>
-          <w:rFonts w:ascii="Arial" w:hAnsi="Arial" w:eastAsia="Arial" w:cs="Arial"/>
-          <w:color w:val="000000"/>
-          <w:rtl w:val="0"/>
-          <w:lang w:val="en-US" w:eastAsia="de-DE" w:bidi="de-DE"/>
-        </w:rPr>
-        <w:t>Versand.</w:t>
-      </w:r>
-      <w:r>
-        <w:rPr>
-          <w:rFonts w:ascii="Arial" w:hAnsi="Arial" w:eastAsia="Arial" w:cs="Arial"/>
-          <w:color w:val="000000"/>
-          <w:rtl w:val="0"/>
-          <w:lang w:val="de-DE" w:eastAsia="de-DE" w:bidi="de-DE"/>
-        </w:rPr>
-        <w:t xml:space="preserve"> </w:t>
-      </w:r>
-      <w:r>
-        <w:rPr>
-          <w:rFonts w:ascii="Courier New" w:hAnsi="Courier New" w:eastAsia="Courier New" w:cs="Courier New"/>
-          <w:color w:val="000000"/>
-          <w:rtl w:val="0"/>
-          <w:lang w:val="en-US" w:eastAsia="de-DE" w:bidi="de-DE"/>
-        </w:rPr>
-        <w:t>wcip_process_print_job</w:t>
-      </w:r>
-      <w:r>
-        <w:rPr>
-          <w:rFonts w:ascii="Arial" w:hAnsi="Arial" w:eastAsia="Arial" w:cs="Arial"/>
-          <w:color w:val="000000"/>
-          <w:rtl w:val="0"/>
-          <w:lang w:val="de-DE" w:eastAsia="de-DE" w:bidi="de-DE"/>
-        </w:rPr>
-        <w:t xml:space="preserve">, </w:t>
-      </w:r>
-      <w:r>
-        <w:rPr>
-          <w:rFonts w:ascii="Arial" w:hAnsi="Arial" w:eastAsia="Arial" w:cs="Arial"/>
-          <w:color w:val="000000"/>
-          <w:rtl w:val="0"/>
-          <w:lang w:val="en-US" w:eastAsia="de-DE" w:bidi="de-DE"/>
-        </w:rPr>
-        <w:t>Gruppe</w:t>
-      </w:r>
-      <w:r>
-        <w:rPr>
-          <w:rFonts w:ascii="Arial" w:hAnsi="Arial" w:eastAsia="Arial" w:cs="Arial"/>
-          <w:color w:val="000000"/>
-          <w:rtl w:val="0"/>
-          <w:lang w:val="de-DE" w:eastAsia="de-DE" w:bidi="de-DE"/>
-        </w:rPr>
-        <w:t xml:space="preserve"> </w:t>
-      </w:r>
-      <w:r>
-        <w:rPr>
-          <w:rFonts w:ascii="Arial" w:hAnsi="Arial" w:eastAsia="Arial" w:cs="Arial"/>
-          <w:color w:val="000000"/>
-          <w:rtl w:val="0"/>
-          <w:lang w:val="en-US" w:eastAsia="de-DE" w:bidi="de-DE"/>
-        </w:rPr>
-        <w:t>wc-invoice-printer</w:t>
-      </w:r>
-      <w:r>
-        <w:rPr>
-          <w:rFonts w:ascii="Arial" w:hAnsi="Arial" w:eastAsia="Arial" w:cs="Arial"/>
-          <w:color w:val="000000"/>
-          <w:rtl w:val="0"/>
-          <w:lang w:val="de-DE" w:eastAsia="de-DE" w:bidi="de-DE"/>
-        </w:rPr>
-        <w:t xml:space="preserve">, </w:t>
-      </w:r>
-      <w:r>
-        <w:rPr>
-          <w:rFonts w:ascii="Courier New" w:hAnsi="Courier New" w:eastAsia="Courier New" w:cs="Courier New"/>
-          <w:color w:val="000000"/>
-          <w:rtl w:val="0"/>
-          <w:lang w:val="en-US" w:eastAsia="de-DE" w:bidi="de-DE"/>
-        </w:rPr>
-        <w:t>job_id.</w:t>
-      </w:r>
-      <w:r>
-        <w:rPr>
-          <w:rFonts w:ascii="Arial" w:hAnsi="Arial" w:eastAsia="Arial" w:cs="Arial"/>
-          <w:color w:val="000000"/>
-          <w:rtl w:val="0"/>
-          <w:lang w:val="de-DE" w:eastAsia="de-DE" w:bidi="de-DE"/>
-        </w:rPr>
-        <w:t xml:space="preserve"> </w:t>
-      </w:r>
-      <w:r>
-        <w:rPr>
-          <w:rFonts w:ascii="Arial" w:hAnsi="Arial" w:eastAsia="Arial" w:cs="Arial"/>
-          <w:color w:val="000000"/>
-          <w:rtl w:val="0"/>
-          <w:lang w:val="en-US" w:eastAsia="de-DE" w:bidi="de-DE"/>
-        </w:rPr>
-        <w:t>Wiederherstellung</w:t>
-      </w:r>
-      <w:r>
-        <w:rPr>
-          <w:rFonts w:ascii="Arial" w:hAnsi="Arial" w:eastAsia="Arial" w:cs="Arial"/>
-          <w:color w:val="000000"/>
-          <w:rtl w:val="0"/>
-          <w:lang w:val="de-DE" w:eastAsia="de-DE" w:bidi="de-DE"/>
-        </w:rPr>
-        <w:t xml:space="preserve"> </w:t>
-      </w:r>
-      <w:r>
-        <w:rPr>
-          <w:rFonts w:ascii="Arial" w:hAnsi="Arial" w:eastAsia="Arial" w:cs="Arial"/>
-          <w:color w:val="000000"/>
-          <w:rtl w:val="0"/>
-          <w:lang w:val="en-US" w:eastAsia="de-DE" w:bidi="de-DE"/>
-        </w:rPr>
-        <w:t>scannt</w:t>
-      </w:r>
-      <w:r>
-        <w:rPr>
-          <w:rFonts w:ascii="Arial" w:hAnsi="Arial" w:eastAsia="Arial" w:cs="Arial"/>
-          <w:color w:val="000000"/>
-          <w:rtl w:val="0"/>
-          <w:lang w:val="de-DE" w:eastAsia="de-DE" w:bidi="de-DE"/>
-        </w:rPr>
-        <w:t xml:space="preserve"> </w:t>
-      </w:r>
-      <w:r>
-        <w:rPr>
-          <w:rFonts w:ascii="Arial" w:hAnsi="Arial" w:eastAsia="Arial" w:cs="Arial"/>
-          <w:color w:val="000000"/>
-          <w:rtl w:val="0"/>
-          <w:lang w:val="en-US" w:eastAsia="de-DE" w:bidi="de-DE"/>
-        </w:rPr>
-        <w:t>bis</w:t>
-      </w:r>
-      <w:r>
-        <w:rPr>
-          <w:rFonts w:ascii="Arial" w:hAnsi="Arial" w:eastAsia="Arial" w:cs="Arial"/>
-          <w:color w:val="000000"/>
-          <w:rtl w:val="0"/>
-          <w:lang w:val="de-DE" w:eastAsia="de-DE" w:bidi="de-DE"/>
-        </w:rPr>
-        <w:t xml:space="preserve"> </w:t>
-      </w:r>
-      <w:r>
-        <w:rPr>
-          <w:rFonts w:ascii="Arial" w:hAnsi="Arial" w:eastAsia="Arial" w:cs="Arial"/>
-          <w:color w:val="000000"/>
-          <w:rtl w:val="0"/>
-          <w:lang w:val="en-US" w:eastAsia="de-DE" w:bidi="de-DE"/>
-        </w:rPr>
-        <w:t>100</w:t>
-      </w:r>
-      <w:r>
-        <w:rPr>
-          <w:rFonts w:ascii="Arial" w:hAnsi="Arial" w:eastAsia="Arial" w:cs="Arial"/>
-          <w:color w:val="000000"/>
-          <w:rtl w:val="0"/>
-          <w:lang w:val="de-DE" w:eastAsia="de-DE" w:bidi="de-DE"/>
-        </w:rPr>
-        <w:t xml:space="preserve"> </w:t>
-      </w:r>
-      <w:r>
-        <w:rPr>
-          <w:rFonts w:ascii="Arial" w:hAnsi="Arial" w:eastAsia="Arial" w:cs="Arial"/>
-          <w:color w:val="000000"/>
-          <w:rtl w:val="0"/>
-          <w:lang w:val="en-US" w:eastAsia="de-DE" w:bidi="de-DE"/>
-        </w:rPr>
-        <w:t>mit</w:t>
-      </w:r>
-      <w:r>
-        <w:rPr>
-          <w:rFonts w:ascii="Arial" w:hAnsi="Arial" w:eastAsia="Arial" w:cs="Arial"/>
-          <w:color w:val="000000"/>
-          <w:rtl w:val="0"/>
-          <w:lang w:val="de-DE" w:eastAsia="de-DE" w:bidi="de-DE"/>
-        </w:rPr>
-        <w:t xml:space="preserve"> </w:t>
-      </w:r>
-      <w:r>
-        <w:rPr>
-          <w:rFonts w:ascii="Arial" w:hAnsi="Arial" w:eastAsia="Arial" w:cs="Arial"/>
-          <w:color w:val="000000"/>
-          <w:rtl w:val="0"/>
-          <w:lang w:val="en-US" w:eastAsia="de-DE" w:bidi="de-DE"/>
-        </w:rPr>
-        <w:t>gespeichertem</w:t>
-      </w:r>
-      <w:r>
-        <w:rPr>
-          <w:rFonts w:ascii="Arial" w:hAnsi="Arial" w:eastAsia="Arial" w:cs="Arial"/>
-          <w:color w:val="000000"/>
-          <w:rtl w:val="0"/>
-          <w:lang w:val="de-DE" w:eastAsia="de-DE" w:bidi="de-DE"/>
-        </w:rPr>
-        <w:t xml:space="preserve"> </w:t>
-      </w:r>
-      <w:r>
-        <w:rPr>
-          <w:rFonts w:ascii="Arial" w:hAnsi="Arial" w:eastAsia="Arial" w:cs="Arial"/>
-          <w:color w:val="000000"/>
-          <w:rtl w:val="0"/>
-          <w:lang w:val="en-US" w:eastAsia="de-DE" w:bidi="de-DE"/>
-        </w:rPr>
-        <w:t>Cursor:</w:t>
-      </w:r>
-      <w:r>
-        <w:rPr>
-          <w:rFonts w:ascii="Arial" w:hAnsi="Arial" w:eastAsia="Arial" w:cs="Arial"/>
-          <w:color w:val="000000"/>
-          <w:rtl w:val="0"/>
-          <w:lang w:val="de-DE" w:eastAsia="de-DE" w:bidi="de-DE"/>
-        </w:rPr>
-        <w:t xml:space="preserve"> </w:t>
-      </w:r>
-      <w:r>
-        <w:rPr>
-          <w:rFonts w:ascii="Arial" w:hAnsi="Arial" w:eastAsia="Arial" w:cs="Arial"/>
-          <w:color w:val="000000"/>
-          <w:rtl w:val="0"/>
-          <w:lang w:val="en-US" w:eastAsia="de-DE" w:bidi="de-DE"/>
-        </w:rPr>
-        <w:t>queued</w:t>
-      </w:r>
-      <w:r>
-        <w:rPr>
-          <w:rFonts w:ascii="Arial" w:hAnsi="Arial" w:eastAsia="Arial" w:cs="Arial"/>
-          <w:color w:val="000000"/>
-          <w:rtl w:val="0"/>
-          <w:lang w:val="de-DE" w:eastAsia="de-DE" w:bidi="de-DE"/>
-        </w:rPr>
-        <w:t xml:space="preserve"> </w:t>
-      </w:r>
-      <w:r>
-        <w:rPr>
-          <w:rFonts w:ascii="Arial" w:hAnsi="Arial" w:eastAsia="Arial" w:cs="Arial"/>
-          <w:color w:val="000000"/>
-          <w:rtl w:val="0"/>
-          <w:lang w:val="en-US" w:eastAsia="de-DE" w:bidi="de-DE"/>
-        </w:rPr>
-        <w:t>ohne</w:t>
-      </w:r>
-      <w:r>
-        <w:rPr>
-          <w:rFonts w:ascii="Arial" w:hAnsi="Arial" w:eastAsia="Arial" w:cs="Arial"/>
-          <w:color w:val="000000"/>
-          <w:rtl w:val="0"/>
-          <w:lang w:val="de-DE" w:eastAsia="de-DE" w:bidi="de-DE"/>
-        </w:rPr>
-        <w:t xml:space="preserve"> </w:t>
-      </w:r>
-      <w:r>
-        <w:rPr>
-          <w:rFonts w:ascii="Arial" w:hAnsi="Arial" w:eastAsia="Arial" w:cs="Arial"/>
-          <w:color w:val="000000"/>
-          <w:rtl w:val="0"/>
-          <w:lang w:val="en-US" w:eastAsia="de-DE" w:bidi="de-DE"/>
-        </w:rPr>
-        <w:t>Aktion</w:t>
-      </w:r>
-      <w:r>
-        <w:rPr>
-          <w:rFonts w:ascii="Arial" w:hAnsi="Arial" w:eastAsia="Arial" w:cs="Arial"/>
-          <w:color w:val="000000"/>
-          <w:rtl w:val="0"/>
-          <w:lang w:val="de-DE" w:eastAsia="de-DE" w:bidi="de-DE"/>
-        </w:rPr>
-        <w:t xml:space="preserve"> </w:t>
-      </w:r>
-      <w:r>
-        <w:rPr>
-          <w:rFonts w:ascii="Arial" w:hAnsi="Arial" w:eastAsia="Arial" w:cs="Arial"/>
-          <w:color w:val="000000"/>
-          <w:rtl w:val="0"/>
-          <w:lang w:val="en-US" w:eastAsia="de-DE" w:bidi="de-DE"/>
-        </w:rPr>
-        <w:t>neu</w:t>
-      </w:r>
-      <w:r>
-        <w:rPr>
-          <w:rFonts w:ascii="Arial" w:hAnsi="Arial" w:eastAsia="Arial" w:cs="Arial"/>
-          <w:color w:val="000000"/>
-          <w:rtl w:val="0"/>
-          <w:lang w:val="de-DE" w:eastAsia="de-DE" w:bidi="de-DE"/>
-        </w:rPr>
-        <w:t xml:space="preserve"> </w:t>
-      </w:r>
-      <w:r>
-        <w:rPr>
-          <w:rFonts w:ascii="Arial" w:hAnsi="Arial" w:eastAsia="Arial" w:cs="Arial"/>
-          <w:color w:val="000000"/>
-          <w:rtl w:val="0"/>
-          <w:lang w:val="en-US" w:eastAsia="de-DE" w:bidi="de-DE"/>
-        </w:rPr>
-        <w:t>planen</w:t>
-      </w:r>
-      <w:r>
-        <w:rPr>
-          <w:rFonts w:ascii="Arial" w:hAnsi="Arial" w:eastAsia="Arial" w:cs="Arial"/>
-          <w:color w:val="000000"/>
-          <w:rtl w:val="0"/>
-          <w:lang w:val="de-DE" w:eastAsia="de-DE" w:bidi="de-DE"/>
-        </w:rPr>
-        <w:t xml:space="preserve">; </w:t>
-      </w:r>
-      <w:r>
-        <w:rPr>
-          <w:rFonts w:ascii="Arial" w:hAnsi="Arial" w:eastAsia="Arial" w:cs="Arial"/>
-          <w:color w:val="000000"/>
-          <w:rtl w:val="0"/>
-          <w:lang w:val="en-US" w:eastAsia="de-DE" w:bidi="de-DE"/>
-        </w:rPr>
-        <w:t>processing</w:t>
-      </w:r>
-      <w:r>
-        <w:rPr>
-          <w:rFonts w:ascii="Arial" w:hAnsi="Arial" w:eastAsia="Arial" w:cs="Arial"/>
-          <w:color w:val="000000"/>
-          <w:rtl w:val="0"/>
-          <w:lang w:val="de-DE" w:eastAsia="de-DE" w:bidi="de-DE"/>
-        </w:rPr>
-        <w:t xml:space="preserve"> ü</w:t>
-      </w:r>
-      <w:r>
-        <w:rPr>
-          <w:rFonts w:ascii="Arial" w:hAnsi="Arial" w:eastAsia="Arial" w:cs="Arial"/>
-          <w:color w:val="000000"/>
-          <w:rtl w:val="0"/>
-          <w:lang w:val="en-US" w:eastAsia="de-DE" w:bidi="de-DE"/>
-        </w:rPr>
-        <w:t>ber</w:t>
-      </w:r>
-      <w:r>
-        <w:rPr>
-          <w:rFonts w:ascii="Arial" w:hAnsi="Arial" w:eastAsia="Arial" w:cs="Arial"/>
-          <w:color w:val="000000"/>
-          <w:rtl w:val="0"/>
-          <w:lang w:val="de-DE" w:eastAsia="de-DE" w:bidi="de-DE"/>
-        </w:rPr>
-        <w:t xml:space="preserve"> </w:t>
-      </w:r>
-      <w:r>
-        <w:rPr>
-          <w:rFonts w:ascii="Arial" w:hAnsi="Arial" w:eastAsia="Arial" w:cs="Arial"/>
-          <w:color w:val="000000"/>
-          <w:rtl w:val="0"/>
-          <w:lang w:val="en-US" w:eastAsia="de-DE" w:bidi="de-DE"/>
-        </w:rPr>
-        <w:t>zehn</w:t>
-      </w:r>
-      <w:r>
-        <w:rPr>
-          <w:rFonts w:ascii="Arial" w:hAnsi="Arial" w:eastAsia="Arial" w:cs="Arial"/>
-          <w:color w:val="000000"/>
-          <w:rtl w:val="0"/>
-          <w:lang w:val="de-DE" w:eastAsia="de-DE" w:bidi="de-DE"/>
-        </w:rPr>
-        <w:t xml:space="preserve"> </w:t>
-      </w:r>
-      <w:r>
-        <w:rPr>
-          <w:rFonts w:ascii="Arial" w:hAnsi="Arial" w:eastAsia="Arial" w:cs="Arial"/>
-          <w:color w:val="000000"/>
-          <w:rtl w:val="0"/>
-          <w:lang w:val="en-US" w:eastAsia="de-DE" w:bidi="de-DE"/>
-        </w:rPr>
-        <w:t>Minuten</w:t>
-      </w:r>
-      <w:r>
-        <w:rPr>
-          <w:rFonts w:ascii="Arial" w:hAnsi="Arial" w:eastAsia="Arial" w:cs="Arial"/>
-          <w:color w:val="000000"/>
-          <w:rtl w:val="0"/>
-          <w:lang w:val="de-DE" w:eastAsia="de-DE" w:bidi="de-DE"/>
-        </w:rPr>
-        <w:t xml:space="preserve"> </w:t>
-      </w:r>
-      <w:r>
-        <w:rPr>
-          <w:rFonts w:ascii="Arial" w:hAnsi="Arial" w:eastAsia="Arial" w:cs="Arial"/>
-          <w:color w:val="000000"/>
-          <w:rtl w:val="0"/>
-          <w:lang w:val="en-US" w:eastAsia="de-DE" w:bidi="de-DE"/>
-        </w:rPr>
-        <w:t>ohne</w:t>
-      </w:r>
-      <w:r>
-        <w:rPr>
-          <w:rFonts w:ascii="Arial" w:hAnsi="Arial" w:eastAsia="Arial" w:cs="Arial"/>
-          <w:color w:val="000000"/>
-          <w:rtl w:val="0"/>
-          <w:lang w:val="de-DE" w:eastAsia="de-DE" w:bidi="de-DE"/>
-        </w:rPr>
-        <w:t xml:space="preserve"> </w:t>
-      </w:r>
-      <w:r>
-        <w:rPr>
-          <w:rFonts w:ascii="Arial" w:hAnsi="Arial" w:eastAsia="Arial" w:cs="Arial"/>
-          <w:color w:val="000000"/>
-          <w:rtl w:val="0"/>
-          <w:lang w:val="en-US" w:eastAsia="de-DE" w:bidi="de-DE"/>
-        </w:rPr>
-        <w:t>aktive</w:t>
-      </w:r>
-      <w:r>
-        <w:rPr>
-          <w:rFonts w:ascii="Arial" w:hAnsi="Arial" w:eastAsia="Arial" w:cs="Arial"/>
-          <w:color w:val="000000"/>
-          <w:rtl w:val="0"/>
-          <w:lang w:val="de-DE" w:eastAsia="de-DE" w:bidi="de-DE"/>
-        </w:rPr>
-        <w:t xml:space="preserve"> </w:t>
-      </w:r>
-      <w:r>
-        <w:rPr>
-          <w:rFonts w:ascii="Arial" w:hAnsi="Arial" w:eastAsia="Arial" w:cs="Arial"/>
-          <w:color w:val="000000"/>
-          <w:rtl w:val="0"/>
-          <w:lang w:val="en-US" w:eastAsia="de-DE" w:bidi="de-DE"/>
-        </w:rPr>
-        <w:t>Aktion</w:t>
-      </w:r>
-      <w:r>
-        <w:rPr>
-          <w:rFonts w:ascii="Arial" w:hAnsi="Arial" w:eastAsia="Arial" w:cs="Arial"/>
-          <w:color w:val="000000"/>
-          <w:rtl w:val="0"/>
-          <w:lang w:val="de-DE" w:eastAsia="de-DE" w:bidi="de-DE"/>
-        </w:rPr>
-        <w:t xml:space="preserve"> </w:t>
-      </w:r>
-      <w:r>
-        <w:rPr>
-          <w:rFonts w:ascii="Arial" w:hAnsi="Arial" w:eastAsia="Arial" w:cs="Arial"/>
-          <w:color w:val="000000"/>
-          <w:rtl w:val="0"/>
-          <w:lang w:val="en-US" w:eastAsia="de-DE" w:bidi="de-DE"/>
-        </w:rPr>
-        <w:t>wird</w:t>
-      </w:r>
-      <w:r>
-        <w:rPr>
-          <w:rFonts w:ascii="Arial" w:hAnsi="Arial" w:eastAsia="Arial" w:cs="Arial"/>
-          <w:color w:val="000000"/>
-          <w:rtl w:val="0"/>
-          <w:lang w:val="de-DE" w:eastAsia="de-DE" w:bidi="de-DE"/>
-        </w:rPr>
-        <w:t xml:space="preserve"> </w:t>
-      </w:r>
-      <w:r>
-        <w:rPr>
-          <w:rFonts w:ascii="Arial" w:hAnsi="Arial" w:eastAsia="Arial" w:cs="Arial"/>
-          <w:color w:val="000000"/>
-          <w:rtl w:val="0"/>
-          <w:lang w:val="en-US" w:eastAsia="de-DE" w:bidi="de-DE"/>
-        </w:rPr>
-        <w:t>unknown.</w:t>
+          <w:lang w:val="de-DE" w:bidi="de-DE" w:eastAsia="de-DE"/>
+          <w:color w:val="000000"/>
+          <w:rtl w:val="0"/>
+          <w:rFonts w:ascii="Arial" w:hAnsi="Arial" w:eastAsia="Arial" w:cs="Arial"/>
+        </w:rPr>
+        <w:t>CUPS: Eindeutiger Schlüssel und vorhandene Historie sichern einen Automatikauftrag je Bestellung. Manuell ist wiederholbar. Worker beansprucht atomar und prüft Zahlung vor Versand. wcip_process_print_job, Gruppe wc-invoice-printer, job_id. Wiederherstellung scannt bis 100 mit gespeichertem Cursor: queued ohne Aktion neu planen; processing über zehn Minuten ohne aktive Aktion wird unknown.</w:t>
       </w:r>
     </w:p>
     <w:tbl>
@@ -17533,7 +12260,7 @@
               <w:left w:w="100" w:type="dxa"/>
               <w:right w:w="100" w:type="dxa"/>
             </w:tcMar>
-            <w:shd w:fill="E7EDF2"/>
+            <w:shd w:fill="D9D9D9" w:val="clear"/>
           </w:tcPr>
           <w:p>
             <w:pPr>
@@ -17565,7 +12292,7 @@
               <w:left w:w="100" w:type="dxa"/>
               <w:right w:w="100" w:type="dxa"/>
             </w:tcMar>
-            <w:shd w:fill="E7EDF2"/>
+            <w:shd w:fill="D9D9D9" w:val="clear"/>
           </w:tcPr>
           <w:p>
             <w:pPr>
@@ -18869,538 +13596,16 @@
     <w:p>
       <w:pPr>
         <w:bidi w:val="0"/>
-        <w:jc w:val="left"/>
+        <w:jc w:val="start"/>
       </w:pPr>
       <w:r>
         <w:rPr>
-          <w:rFonts w:ascii="Arial" w:hAnsi="Arial" w:eastAsia="Arial" w:cs="Arial"/>
-          <w:color w:val="000000"/>
-          <w:rtl w:val="0"/>
-          <w:lang w:val="en-US" w:eastAsia="de-DE" w:bidi="de-DE"/>
-        </w:rPr>
-        <w:t>Seitensprache</w:t>
-      </w:r>
-      <w:r>
-        <w:rPr>
-          <w:rFonts w:ascii="Arial" w:hAnsi="Arial" w:eastAsia="Arial" w:cs="Arial"/>
-          <w:color w:val="000000"/>
-          <w:rtl w:val="0"/>
-          <w:lang w:val="de-DE" w:eastAsia="de-DE" w:bidi="de-DE"/>
-        </w:rPr>
-        <w:t xml:space="preserve"> </w:t>
-      </w:r>
-      <w:r>
-        <w:rPr>
-          <w:rFonts w:ascii="Arial" w:hAnsi="Arial" w:eastAsia="Arial" w:cs="Arial"/>
-          <w:color w:val="000000"/>
-          <w:rtl w:val="0"/>
-          <w:lang w:val="en-US" w:eastAsia="de-DE" w:bidi="de-DE"/>
-        </w:rPr>
-        <w:t>bestimmt</w:t>
-      </w:r>
-      <w:r>
-        <w:rPr>
-          <w:rFonts w:ascii="Arial" w:hAnsi="Arial" w:eastAsia="Arial" w:cs="Arial"/>
-          <w:color w:val="000000"/>
-          <w:rtl w:val="0"/>
-          <w:lang w:val="de-DE" w:eastAsia="de-DE" w:bidi="de-DE"/>
-        </w:rPr>
-        <w:t xml:space="preserve"> </w:t>
-      </w:r>
-      <w:r>
-        <w:rPr>
-          <w:rFonts w:ascii="Arial" w:hAnsi="Arial" w:eastAsia="Arial" w:cs="Arial"/>
-          <w:color w:val="000000"/>
-          <w:rtl w:val="0"/>
-          <w:lang w:val="en-US" w:eastAsia="de-DE" w:bidi="de-DE"/>
-        </w:rPr>
-        <w:t>alle</w:t>
-      </w:r>
-      <w:r>
-        <w:rPr>
-          <w:rFonts w:ascii="Arial" w:hAnsi="Arial" w:eastAsia="Arial" w:cs="Arial"/>
-          <w:color w:val="000000"/>
-          <w:rtl w:val="0"/>
-          <w:lang w:val="de-DE" w:eastAsia="de-DE" w:bidi="de-DE"/>
-        </w:rPr>
-        <w:t xml:space="preserve"> </w:t>
-      </w:r>
-      <w:r>
-        <w:rPr>
-          <w:rFonts w:ascii="Arial" w:hAnsi="Arial" w:eastAsia="Arial" w:cs="Arial"/>
-          <w:color w:val="000000"/>
-          <w:rtl w:val="0"/>
-          <w:lang w:val="en-US" w:eastAsia="de-DE" w:bidi="de-DE"/>
-        </w:rPr>
-        <w:t>Hintergrund-PDFs</w:t>
-      </w:r>
-      <w:r>
-        <w:rPr>
-          <w:rFonts w:ascii="Arial" w:hAnsi="Arial" w:eastAsia="Arial" w:cs="Arial"/>
-          <w:color w:val="000000"/>
-          <w:rtl w:val="0"/>
-          <w:lang w:val="de-DE" w:eastAsia="de-DE" w:bidi="de-DE"/>
-        </w:rPr>
-        <w:t xml:space="preserve">, </w:t>
-      </w:r>
-      <w:r>
-        <w:rPr>
-          <w:rFonts w:ascii="Arial" w:hAnsi="Arial" w:eastAsia="Arial" w:cs="Arial"/>
-          <w:color w:val="000000"/>
-          <w:rtl w:val="0"/>
-          <w:lang w:val="en-US" w:eastAsia="de-DE" w:bidi="de-DE"/>
-        </w:rPr>
-        <w:t>auch</w:t>
-      </w:r>
-      <w:r>
-        <w:rPr>
-          <w:rFonts w:ascii="Arial" w:hAnsi="Arial" w:eastAsia="Arial" w:cs="Arial"/>
-          <w:color w:val="000000"/>
-          <w:rtl w:val="0"/>
-          <w:lang w:val="de-DE" w:eastAsia="de-DE" w:bidi="de-DE"/>
-        </w:rPr>
-        <w:t xml:space="preserve"> </w:t>
-      </w:r>
-      <w:r>
-        <w:rPr>
-          <w:rFonts w:ascii="Arial" w:hAnsi="Arial" w:eastAsia="Arial" w:cs="Arial"/>
-          <w:color w:val="000000"/>
-          <w:rtl w:val="0"/>
-          <w:lang w:val="en-US" w:eastAsia="de-DE" w:bidi="de-DE"/>
-        </w:rPr>
-        <w:t>manuell</w:t>
-      </w:r>
-      <w:r>
-        <w:rPr>
-          <w:rFonts w:ascii="Arial" w:hAnsi="Arial" w:eastAsia="Arial" w:cs="Arial"/>
-          <w:color w:val="000000"/>
-          <w:rtl w:val="0"/>
-          <w:lang w:val="de-DE" w:eastAsia="de-DE" w:bidi="de-DE"/>
-        </w:rPr>
-        <w:t xml:space="preserve"> </w:t>
-      </w:r>
-      <w:r>
-        <w:rPr>
-          <w:rFonts w:ascii="Arial" w:hAnsi="Arial" w:eastAsia="Arial" w:cs="Arial"/>
-          <w:color w:val="000000"/>
-          <w:rtl w:val="0"/>
-          <w:lang w:val="en-US" w:eastAsia="de-DE" w:bidi="de-DE"/>
-        </w:rPr>
-        <w:t>eingereihte.</w:t>
-      </w:r>
-      <w:r>
-        <w:rPr>
-          <w:rFonts w:ascii="Arial" w:hAnsi="Arial" w:eastAsia="Arial" w:cs="Arial"/>
-          <w:color w:val="000000"/>
-          <w:rtl w:val="0"/>
-          <w:lang w:val="de-DE" w:eastAsia="de-DE" w:bidi="de-DE"/>
-        </w:rPr>
-        <w:t xml:space="preserve"> </w:t>
-      </w:r>
-      <w:r>
-        <w:rPr>
-          <w:rFonts w:ascii="Arial" w:hAnsi="Arial" w:eastAsia="Arial" w:cs="Arial"/>
-          <w:color w:val="000000"/>
-          <w:rtl w:val="0"/>
-          <w:lang w:val="en-US" w:eastAsia="de-DE" w:bidi="de-DE"/>
-        </w:rPr>
-        <w:t>Profilsprache</w:t>
-      </w:r>
-      <w:r>
-        <w:rPr>
-          <w:rFonts w:ascii="Arial" w:hAnsi="Arial" w:eastAsia="Arial" w:cs="Arial"/>
-          <w:color w:val="000000"/>
-          <w:rtl w:val="0"/>
-          <w:lang w:val="de-DE" w:eastAsia="de-DE" w:bidi="de-DE"/>
-        </w:rPr>
-        <w:t xml:space="preserve"> </w:t>
-      </w:r>
-      <w:r>
-        <w:rPr>
-          <w:rFonts w:ascii="Arial" w:hAnsi="Arial" w:eastAsia="Arial" w:cs="Arial"/>
-          <w:color w:val="000000"/>
-          <w:rtl w:val="0"/>
-          <w:lang w:val="en-US" w:eastAsia="de-DE" w:bidi="de-DE"/>
-        </w:rPr>
-        <w:t>bestimmt</w:t>
-      </w:r>
-      <w:r>
-        <w:rPr>
-          <w:rFonts w:ascii="Arial" w:hAnsi="Arial" w:eastAsia="Arial" w:cs="Arial"/>
-          <w:color w:val="000000"/>
-          <w:rtl w:val="0"/>
-          <w:lang w:val="de-DE" w:eastAsia="de-DE" w:bidi="de-DE"/>
-        </w:rPr>
-        <w:t xml:space="preserve"> </w:t>
-      </w:r>
-      <w:r>
-        <w:rPr>
-          <w:rFonts w:ascii="Arial" w:hAnsi="Arial" w:eastAsia="Arial" w:cs="Arial"/>
-          <w:color w:val="000000"/>
-          <w:rtl w:val="0"/>
-          <w:lang w:val="en-US" w:eastAsia="de-DE" w:bidi="de-DE"/>
-        </w:rPr>
-        <w:t>Admin</w:t>
-      </w:r>
-      <w:r>
-        <w:rPr>
-          <w:rFonts w:ascii="Arial" w:hAnsi="Arial" w:eastAsia="Arial" w:cs="Arial"/>
-          <w:color w:val="000000"/>
-          <w:rtl w:val="0"/>
-          <w:lang w:val="de-DE" w:eastAsia="de-DE" w:bidi="de-DE"/>
-        </w:rPr>
-        <w:t xml:space="preserve">, </w:t>
-      </w:r>
-      <w:r>
-        <w:rPr>
-          <w:rFonts w:ascii="Arial" w:hAnsi="Arial" w:eastAsia="Arial" w:cs="Arial"/>
-          <w:color w:val="000000"/>
-          <w:rtl w:val="0"/>
-          <w:lang w:val="en-US" w:eastAsia="de-DE" w:bidi="de-DE"/>
-        </w:rPr>
-        <w:t>REST</w:t>
-      </w:r>
-      <w:r>
-        <w:rPr>
-          <w:rFonts w:ascii="Arial" w:hAnsi="Arial" w:eastAsia="Arial" w:cs="Arial"/>
-          <w:color w:val="000000"/>
-          <w:rtl w:val="0"/>
-          <w:lang w:val="de-DE" w:eastAsia="de-DE" w:bidi="de-DE"/>
-        </w:rPr>
-        <w:t xml:space="preserve"> </w:t>
-      </w:r>
-      <w:r>
-        <w:rPr>
-          <w:rFonts w:ascii="Arial" w:hAnsi="Arial" w:eastAsia="Arial" w:cs="Arial"/>
-          <w:color w:val="000000"/>
-          <w:rtl w:val="0"/>
-          <w:lang w:val="en-US" w:eastAsia="de-DE" w:bidi="de-DE"/>
-        </w:rPr>
-        <w:t>und</w:t>
-      </w:r>
-      <w:r>
-        <w:rPr>
-          <w:rFonts w:ascii="Arial" w:hAnsi="Arial" w:eastAsia="Arial" w:cs="Arial"/>
-          <w:color w:val="000000"/>
-          <w:rtl w:val="0"/>
-          <w:lang w:val="de-DE" w:eastAsia="de-DE" w:bidi="de-DE"/>
-        </w:rPr>
-        <w:t xml:space="preserve"> </w:t>
-      </w:r>
-      <w:r>
-        <w:rPr>
-          <w:rFonts w:ascii="Arial" w:hAnsi="Arial" w:eastAsia="Arial" w:cs="Arial"/>
-          <w:color w:val="000000"/>
-          <w:rtl w:val="0"/>
-          <w:lang w:val="en-US" w:eastAsia="de-DE" w:bidi="de-DE"/>
-        </w:rPr>
-        <w:t>Browser.</w:t>
-      </w:r>
-      <w:r>
-        <w:rPr>
-          <w:rFonts w:ascii="Arial" w:hAnsi="Arial" w:eastAsia="Arial" w:cs="Arial"/>
-          <w:color w:val="000000"/>
-          <w:rtl w:val="0"/>
-          <w:lang w:val="de-DE" w:eastAsia="de-DE" w:bidi="de-DE"/>
-        </w:rPr>
-        <w:t xml:space="preserve"> </w:t>
-      </w:r>
-      <w:r>
-        <w:rPr>
-          <w:rFonts w:ascii="Arial" w:hAnsi="Arial" w:eastAsia="Arial" w:cs="Arial"/>
-          <w:color w:val="000000"/>
-          <w:rtl w:val="0"/>
-          <w:lang w:val="en-US" w:eastAsia="de-DE" w:bidi="de-DE"/>
-        </w:rPr>
-        <w:t>Persisch</w:t>
-      </w:r>
-      <w:r>
-        <w:rPr>
-          <w:rFonts w:ascii="Arial" w:hAnsi="Arial" w:eastAsia="Arial" w:cs="Arial"/>
-          <w:color w:val="000000"/>
-          <w:rtl w:val="0"/>
-          <w:lang w:val="de-DE" w:eastAsia="de-DE" w:bidi="de-DE"/>
-        </w:rPr>
-        <w:t xml:space="preserve"> </w:t>
-      </w:r>
-      <w:r>
-        <w:rPr>
-          <w:rFonts w:ascii="Arial" w:hAnsi="Arial" w:eastAsia="Arial" w:cs="Arial"/>
-          <w:color w:val="000000"/>
-          <w:rtl w:val="0"/>
-          <w:lang w:val="en-US" w:eastAsia="de-DE" w:bidi="de-DE"/>
-        </w:rPr>
-        <w:t>und</w:t>
-      </w:r>
-      <w:r>
-        <w:rPr>
-          <w:rFonts w:ascii="Arial" w:hAnsi="Arial" w:eastAsia="Arial" w:cs="Arial"/>
-          <w:color w:val="000000"/>
-          <w:rtl w:val="0"/>
-          <w:lang w:val="de-DE" w:eastAsia="de-DE" w:bidi="de-DE"/>
-        </w:rPr>
-        <w:t xml:space="preserve"> </w:t>
-      </w:r>
-      <w:r>
-        <w:rPr>
-          <w:rFonts w:ascii="Arial" w:hAnsi="Arial" w:eastAsia="Arial" w:cs="Arial"/>
-          <w:color w:val="000000"/>
-          <w:rtl w:val="0"/>
-          <w:lang w:val="en-US" w:eastAsia="de-DE" w:bidi="de-DE"/>
-        </w:rPr>
-        <w:t>Arabisch</w:t>
-      </w:r>
-      <w:r>
-        <w:rPr>
-          <w:rFonts w:ascii="Arial" w:hAnsi="Arial" w:eastAsia="Arial" w:cs="Arial"/>
-          <w:color w:val="000000"/>
-          <w:rtl w:val="0"/>
-          <w:lang w:val="de-DE" w:eastAsia="de-DE" w:bidi="de-DE"/>
-        </w:rPr>
-        <w:t xml:space="preserve"> </w:t>
-      </w:r>
-      <w:r>
-        <w:rPr>
-          <w:rFonts w:ascii="Arial" w:hAnsi="Arial" w:eastAsia="Arial" w:cs="Arial"/>
-          <w:color w:val="000000"/>
-          <w:rtl w:val="0"/>
-          <w:lang w:val="en-US" w:eastAsia="de-DE" w:bidi="de-DE"/>
-        </w:rPr>
-        <w:t>sind</w:t>
-      </w:r>
-      <w:r>
-        <w:rPr>
-          <w:rFonts w:ascii="Arial" w:hAnsi="Arial" w:eastAsia="Arial" w:cs="Arial"/>
-          <w:color w:val="000000"/>
-          <w:rtl w:val="0"/>
-          <w:lang w:val="de-DE" w:eastAsia="de-DE" w:bidi="de-DE"/>
-        </w:rPr>
-        <w:t xml:space="preserve"> </w:t>
-      </w:r>
-      <w:r>
-        <w:rPr>
-          <w:rFonts w:ascii="Arial" w:hAnsi="Arial" w:eastAsia="Arial" w:cs="Arial"/>
-          <w:color w:val="000000"/>
-          <w:rtl w:val="0"/>
-          <w:lang w:val="en-US" w:eastAsia="de-DE" w:bidi="de-DE"/>
-        </w:rPr>
-        <w:t>RTL</w:t>
-      </w:r>
-      <w:r>
-        <w:rPr>
-          <w:rFonts w:ascii="Arial" w:hAnsi="Arial" w:eastAsia="Arial" w:cs="Arial"/>
-          <w:color w:val="000000"/>
-          <w:rtl w:val="0"/>
-          <w:lang w:val="de-DE" w:eastAsia="de-DE" w:bidi="de-DE"/>
-        </w:rPr>
-        <w:t xml:space="preserve">; </w:t>
-      </w:r>
-      <w:r>
-        <w:rPr>
-          <w:rFonts w:ascii="Arial" w:hAnsi="Arial" w:eastAsia="Arial" w:cs="Arial"/>
-          <w:color w:val="000000"/>
-          <w:rtl w:val="0"/>
-          <w:lang w:val="en-US" w:eastAsia="de-DE" w:bidi="de-DE"/>
-        </w:rPr>
-        <w:t>RTL-Vorschau</w:t>
-      </w:r>
-      <w:r>
-        <w:rPr>
-          <w:rFonts w:ascii="Arial" w:hAnsi="Arial" w:eastAsia="Arial" w:cs="Arial"/>
-          <w:color w:val="000000"/>
-          <w:rtl w:val="0"/>
-          <w:lang w:val="de-DE" w:eastAsia="de-DE" w:bidi="de-DE"/>
-        </w:rPr>
-        <w:t xml:space="preserve"> ä</w:t>
-      </w:r>
-      <w:r>
-        <w:rPr>
-          <w:rFonts w:ascii="Arial" w:hAnsi="Arial" w:eastAsia="Arial" w:cs="Arial"/>
-          <w:color w:val="000000"/>
-          <w:rtl w:val="0"/>
-          <w:lang w:val="en-US" w:eastAsia="de-DE" w:bidi="de-DE"/>
-        </w:rPr>
-        <w:t>ndert</w:t>
-      </w:r>
-      <w:r>
-        <w:rPr>
-          <w:rFonts w:ascii="Arial" w:hAnsi="Arial" w:eastAsia="Arial" w:cs="Arial"/>
-          <w:color w:val="000000"/>
-          <w:rtl w:val="0"/>
-          <w:lang w:val="de-DE" w:eastAsia="de-DE" w:bidi="de-DE"/>
-        </w:rPr>
-        <w:t xml:space="preserve"> </w:t>
-      </w:r>
-      <w:r>
-        <w:rPr>
-          <w:rFonts w:ascii="Arial" w:hAnsi="Arial" w:eastAsia="Arial" w:cs="Arial"/>
-          <w:color w:val="000000"/>
-          <w:rtl w:val="0"/>
-          <w:lang w:val="en-US" w:eastAsia="de-DE" w:bidi="de-DE"/>
-        </w:rPr>
-        <w:t>nur</w:t>
-      </w:r>
-      <w:r>
-        <w:rPr>
-          <w:rFonts w:ascii="Arial" w:hAnsi="Arial" w:eastAsia="Arial" w:cs="Arial"/>
-          <w:color w:val="000000"/>
-          <w:rtl w:val="0"/>
-          <w:lang w:val="de-DE" w:eastAsia="de-DE" w:bidi="de-DE"/>
-        </w:rPr>
-        <w:t xml:space="preserve"> </w:t>
-      </w:r>
-      <w:r>
-        <w:rPr>
-          <w:rFonts w:ascii="Arial" w:hAnsi="Arial" w:eastAsia="Arial" w:cs="Arial"/>
-          <w:color w:val="000000"/>
-          <w:rtl w:val="0"/>
-          <w:lang w:val="en-US" w:eastAsia="de-DE" w:bidi="de-DE"/>
-        </w:rPr>
-        <w:t>Richtung.</w:t>
-      </w:r>
-      <w:r>
-        <w:rPr>
-          <w:rFonts w:ascii="Arial" w:hAnsi="Arial" w:eastAsia="Arial" w:cs="Arial"/>
-          <w:color w:val="000000"/>
-          <w:rtl w:val="0"/>
-          <w:lang w:val="de-DE" w:eastAsia="de-DE" w:bidi="de-DE"/>
-        </w:rPr>
-        <w:t xml:space="preserve"> </w:t>
-      </w:r>
-      <w:r>
-        <w:rPr>
-          <w:rFonts w:ascii="Arial" w:hAnsi="Arial" w:eastAsia="Arial" w:cs="Arial"/>
-          <w:color w:val="000000"/>
-          <w:rtl w:val="0"/>
-          <w:lang w:val="en-US" w:eastAsia="de-DE" w:bidi="de-DE"/>
-        </w:rPr>
-        <w:t>Kataloge</w:t>
-      </w:r>
-      <w:r>
-        <w:rPr>
-          <w:rFonts w:ascii="Arial" w:hAnsi="Arial" w:eastAsia="Arial" w:cs="Arial"/>
-          <w:color w:val="000000"/>
-          <w:rtl w:val="0"/>
-          <w:lang w:val="de-DE" w:eastAsia="de-DE" w:bidi="de-DE"/>
-        </w:rPr>
-        <w:t xml:space="preserve"> ü</w:t>
-      </w:r>
-      <w:r>
-        <w:rPr>
-          <w:rFonts w:ascii="Arial" w:hAnsi="Arial" w:eastAsia="Arial" w:cs="Arial"/>
-          <w:color w:val="000000"/>
-          <w:rtl w:val="0"/>
-          <w:lang w:val="en-US" w:eastAsia="de-DE" w:bidi="de-DE"/>
-        </w:rPr>
-        <w:t>bersetzen</w:t>
-      </w:r>
-      <w:r>
-        <w:rPr>
-          <w:rFonts w:ascii="Arial" w:hAnsi="Arial" w:eastAsia="Arial" w:cs="Arial"/>
-          <w:color w:val="000000"/>
-          <w:rtl w:val="0"/>
-          <w:lang w:val="de-DE" w:eastAsia="de-DE" w:bidi="de-DE"/>
-        </w:rPr>
-        <w:t xml:space="preserve"> </w:t>
-      </w:r>
-      <w:r>
-        <w:rPr>
-          <w:rFonts w:ascii="Arial" w:hAnsi="Arial" w:eastAsia="Arial" w:cs="Arial"/>
-          <w:color w:val="000000"/>
-          <w:rtl w:val="0"/>
-          <w:lang w:val="en-US" w:eastAsia="de-DE" w:bidi="de-DE"/>
-        </w:rPr>
-        <w:t>Beschriftungen</w:t>
-      </w:r>
-      <w:r>
-        <w:rPr>
-          <w:rFonts w:ascii="Arial" w:hAnsi="Arial" w:eastAsia="Arial" w:cs="Arial"/>
-          <w:color w:val="000000"/>
-          <w:rtl w:val="0"/>
-          <w:lang w:val="de-DE" w:eastAsia="de-DE" w:bidi="de-DE"/>
-        </w:rPr>
-        <w:t xml:space="preserve"> </w:t>
-      </w:r>
-      <w:r>
-        <w:rPr>
-          <w:rFonts w:ascii="Arial" w:hAnsi="Arial" w:eastAsia="Arial" w:cs="Arial"/>
-          <w:color w:val="000000"/>
-          <w:rtl w:val="0"/>
-          <w:lang w:val="en-US" w:eastAsia="de-DE" w:bidi="de-DE"/>
-        </w:rPr>
-        <w:t>und</w:t>
-      </w:r>
-      <w:r>
-        <w:rPr>
-          <w:rFonts w:ascii="Arial" w:hAnsi="Arial" w:eastAsia="Arial" w:cs="Arial"/>
-          <w:color w:val="000000"/>
-          <w:rtl w:val="0"/>
-          <w:lang w:val="de-DE" w:eastAsia="de-DE" w:bidi="de-DE"/>
-        </w:rPr>
-        <w:t xml:space="preserve"> </w:t>
-      </w:r>
-      <w:r>
-        <w:rPr>
-          <w:rFonts w:ascii="Arial" w:hAnsi="Arial" w:eastAsia="Arial" w:cs="Arial"/>
-          <w:color w:val="000000"/>
-          <w:rtl w:val="0"/>
-          <w:lang w:val="en-US" w:eastAsia="de-DE" w:bidi="de-DE"/>
-        </w:rPr>
-        <w:t>Muster</w:t>
-      </w:r>
-      <w:r>
-        <w:rPr>
-          <w:rFonts w:ascii="Arial" w:hAnsi="Arial" w:eastAsia="Arial" w:cs="Arial"/>
-          <w:color w:val="000000"/>
-          <w:rtl w:val="0"/>
-          <w:lang w:val="de-DE" w:eastAsia="de-DE" w:bidi="de-DE"/>
-        </w:rPr>
-        <w:t xml:space="preserve">, </w:t>
-      </w:r>
-      <w:r>
-        <w:rPr>
-          <w:rFonts w:ascii="Arial" w:hAnsi="Arial" w:eastAsia="Arial" w:cs="Arial"/>
-          <w:color w:val="000000"/>
-          <w:rtl w:val="0"/>
-          <w:lang w:val="en-US" w:eastAsia="de-DE" w:bidi="de-DE"/>
-        </w:rPr>
-        <w:t>nicht</w:t>
-      </w:r>
-      <w:r>
-        <w:rPr>
-          <w:rFonts w:ascii="Arial" w:hAnsi="Arial" w:eastAsia="Arial" w:cs="Arial"/>
-          <w:color w:val="000000"/>
-          <w:rtl w:val="0"/>
-          <w:lang w:val="de-DE" w:eastAsia="de-DE" w:bidi="de-DE"/>
-        </w:rPr>
-        <w:t xml:space="preserve"> </w:t>
-      </w:r>
-      <w:r>
-        <w:rPr>
-          <w:rFonts w:ascii="Arial" w:hAnsi="Arial" w:eastAsia="Arial" w:cs="Arial"/>
-          <w:color w:val="000000"/>
-          <w:rtl w:val="0"/>
-          <w:lang w:val="en-US" w:eastAsia="de-DE" w:bidi="de-DE"/>
-        </w:rPr>
-        <w:t>gespeicherte</w:t>
-      </w:r>
-      <w:r>
-        <w:rPr>
-          <w:rFonts w:ascii="Arial" w:hAnsi="Arial" w:eastAsia="Arial" w:cs="Arial"/>
-          <w:color w:val="000000"/>
-          <w:rtl w:val="0"/>
-          <w:lang w:val="de-DE" w:eastAsia="de-DE" w:bidi="de-DE"/>
-        </w:rPr>
-        <w:t xml:space="preserve"> </w:t>
-      </w:r>
-      <w:r>
-        <w:rPr>
-          <w:rFonts w:ascii="Arial" w:hAnsi="Arial" w:eastAsia="Arial" w:cs="Arial"/>
-          <w:color w:val="000000"/>
-          <w:rtl w:val="0"/>
-          <w:lang w:val="en-US" w:eastAsia="de-DE" w:bidi="de-DE"/>
-        </w:rPr>
-        <w:t>Shoptexte.</w:t>
+          <w:lang w:val="de-DE" w:bidi="de-DE" w:eastAsia="de-DE"/>
+          <w:color w:val="000000"/>
+          <w:rtl w:val="0"/>
+          <w:rFonts w:ascii="Arial" w:hAnsi="Arial" w:eastAsia="Arial" w:cs="Arial"/>
+        </w:rPr>
+        <w:t>Seitensprache bestimmt alle Hintergrund-PDFs, auch manuell eingereihte. Profilsprache bestimmt Admin, REST und Browser. Persisch und Arabisch sind RTL; RTL-Vorschau ändert nur Richtung. Kataloge übersetzen Beschriftungen und Muster, nicht gespeicherte Shoptexte.</w:t>
       </w:r>
     </w:p>
     <w:tbl>
@@ -19438,7 +13643,7 @@
               <w:left w:w="100" w:type="dxa"/>
               <w:right w:w="100" w:type="dxa"/>
             </w:tcMar>
-            <w:shd w:fill="E7EDF2"/>
+            <w:shd w:fill="D9D9D9" w:val="clear"/>
           </w:tcPr>
           <w:p>
             <w:pPr>
@@ -19470,7 +13675,7 @@
               <w:left w:w="100" w:type="dxa"/>
               <w:right w:w="100" w:type="dxa"/>
             </w:tcMar>
-            <w:shd w:fill="E7EDF2"/>
+            <w:shd w:fill="D9D9D9" w:val="clear"/>
           </w:tcPr>
           <w:p>
             <w:pPr>
@@ -19502,7 +13707,7 @@
               <w:left w:w="100" w:type="dxa"/>
               <w:right w:w="100" w:type="dxa"/>
             </w:tcMar>
-            <w:shd w:fill="E7EDF2"/>
+            <w:shd w:fill="D9D9D9" w:val="clear"/>
           </w:tcPr>
           <w:p>
             <w:pPr>
@@ -22325,7 +16530,7 @@
           <w:rtl w:val="0"/>
           <w:lang w:val="en-US" w:eastAsia="de-DE" w:bidi="de-DE"/>
         </w:rPr>
-        <w:t>PrintNode.</w:t>
+        <w:t>CUPS.</w:t>
       </w:r>
       <w:r>
         <w:rPr>
@@ -24286,700 +18491,14 @@
     <w:p>
       <w:pPr>
         <w:bidi w:val="0"/>
-        <w:jc w:val="left"/>
+        <w:jc w:val="start"/>
       </w:pPr>
       <w:r>
         <w:rPr>
-          <w:rFonts w:ascii="Arial" w:hAnsi="Arial" w:eastAsia="Arial" w:cs="Arial"/>
-          <w:color w:val="000000"/>
-          <w:rtl w:val="0"/>
-          <w:lang w:val="en-US" w:eastAsia="de-DE" w:bidi="de-DE"/>
-        </w:rPr>
-        <w:t>Schl</w:t>
-      </w:r>
-      <w:r>
-        <w:rPr>
-          <w:rFonts w:ascii="Arial" w:hAnsi="Arial" w:eastAsia="Arial" w:cs="Arial"/>
-          <w:color w:val="000000"/>
-          <w:rtl w:val="0"/>
-          <w:lang w:val="de-DE" w:eastAsia="de-DE" w:bidi="de-DE"/>
-        </w:rPr>
-        <w:t>ü</w:t>
-      </w:r>
-      <w:r>
-        <w:rPr>
-          <w:rFonts w:ascii="Arial" w:hAnsi="Arial" w:eastAsia="Arial" w:cs="Arial"/>
-          <w:color w:val="000000"/>
-          <w:rtl w:val="0"/>
-          <w:lang w:val="en-US" w:eastAsia="de-DE" w:bidi="de-DE"/>
-        </w:rPr>
-        <w:t>ssel</w:t>
-      </w:r>
-      <w:r>
-        <w:rPr>
-          <w:rFonts w:ascii="Arial" w:hAnsi="Arial" w:eastAsia="Arial" w:cs="Arial"/>
-          <w:color w:val="000000"/>
-          <w:rtl w:val="0"/>
-          <w:lang w:val="de-DE" w:eastAsia="de-DE" w:bidi="de-DE"/>
-        </w:rPr>
-        <w:t xml:space="preserve"> </w:t>
-      </w:r>
-      <w:r>
-        <w:rPr>
-          <w:rFonts w:ascii="Arial" w:hAnsi="Arial" w:eastAsia="Arial" w:cs="Arial"/>
-          <w:color w:val="000000"/>
-          <w:rtl w:val="0"/>
-          <w:lang w:val="en-US" w:eastAsia="de-DE" w:bidi="de-DE"/>
-        </w:rPr>
-        <w:t>serverseitig</w:t>
-      </w:r>
-      <w:r>
-        <w:rPr>
-          <w:rFonts w:ascii="Arial" w:hAnsi="Arial" w:eastAsia="Arial" w:cs="Arial"/>
-          <w:color w:val="000000"/>
-          <w:rtl w:val="0"/>
-          <w:lang w:val="de-DE" w:eastAsia="de-DE" w:bidi="de-DE"/>
-        </w:rPr>
-        <w:t xml:space="preserve"> </w:t>
-      </w:r>
-      <w:r>
-        <w:rPr>
-          <w:rFonts w:ascii="Arial" w:hAnsi="Arial" w:eastAsia="Arial" w:cs="Arial"/>
-          <w:color w:val="000000"/>
-          <w:rtl w:val="0"/>
-          <w:lang w:val="en-US" w:eastAsia="de-DE" w:bidi="de-DE"/>
-        </w:rPr>
-        <w:t>halten.</w:t>
-      </w:r>
-      <w:r>
-        <w:rPr>
-          <w:rFonts w:ascii="Arial" w:hAnsi="Arial" w:eastAsia="Arial" w:cs="Arial"/>
-          <w:color w:val="000000"/>
-          <w:rtl w:val="0"/>
-          <w:lang w:val="de-DE" w:eastAsia="de-DE" w:bidi="de-DE"/>
-        </w:rPr>
-        <w:t xml:space="preserve"> </w:t>
-      </w:r>
-      <w:r>
-        <w:rPr>
-          <w:rFonts w:ascii="Arial" w:hAnsi="Arial" w:eastAsia="Arial" w:cs="Arial"/>
-          <w:color w:val="000000"/>
-          <w:rtl w:val="0"/>
-          <w:lang w:val="en-US" w:eastAsia="de-DE" w:bidi="de-DE"/>
-        </w:rPr>
-        <w:t>Nichtleerer</w:t>
-      </w:r>
-      <w:r>
-        <w:rPr>
-          <w:rFonts w:ascii="Arial" w:hAnsi="Arial" w:eastAsia="Arial" w:cs="Arial"/>
-          <w:color w:val="000000"/>
-          <w:rtl w:val="0"/>
-          <w:lang w:val="de-DE" w:eastAsia="de-DE" w:bidi="de-DE"/>
-        </w:rPr>
-        <w:t xml:space="preserve"> </w:t>
-      </w:r>
-      <w:r>
-        <w:rPr>
-          <w:rFonts w:ascii="Courier New" w:hAnsi="Courier New" w:eastAsia="Courier New" w:cs="Courier New"/>
-          <w:color w:val="000000"/>
-          <w:rtl w:val="0"/>
-          <w:lang w:val="en-US" w:eastAsia="de-DE" w:bidi="de-DE"/>
-        </w:rPr>
-        <w:t>WCIP_PRINTNODE_API_KEY</w:t>
-      </w:r>
-      <w:r>
-        <w:rPr>
-          <w:rFonts w:ascii="Arial" w:hAnsi="Arial" w:eastAsia="Arial" w:cs="Arial"/>
-          <w:color w:val="000000"/>
-          <w:rtl w:val="0"/>
-          <w:lang w:val="de-DE" w:eastAsia="de-DE" w:bidi="de-DE"/>
-        </w:rPr>
-        <w:t xml:space="preserve"> </w:t>
-      </w:r>
-      <w:r>
-        <w:rPr>
-          <w:rFonts w:ascii="Arial" w:hAnsi="Arial" w:eastAsia="Arial" w:cs="Arial"/>
-          <w:color w:val="000000"/>
-          <w:rtl w:val="0"/>
-          <w:lang w:val="en-US" w:eastAsia="de-DE" w:bidi="de-DE"/>
-        </w:rPr>
-        <w:t>in</w:t>
-      </w:r>
-      <w:r>
-        <w:rPr>
-          <w:rFonts w:ascii="Arial" w:hAnsi="Arial" w:eastAsia="Arial" w:cs="Arial"/>
-          <w:color w:val="000000"/>
-          <w:rtl w:val="0"/>
-          <w:lang w:val="de-DE" w:eastAsia="de-DE" w:bidi="de-DE"/>
-        </w:rPr>
-        <w:t xml:space="preserve"> </w:t>
-      </w:r>
-      <w:r>
-        <w:rPr>
-          <w:rFonts w:ascii="Arial" w:hAnsi="Arial" w:eastAsia="Arial" w:cs="Arial"/>
-          <w:color w:val="000000"/>
-          <w:rtl w:val="0"/>
-          <w:lang w:val="en-US" w:eastAsia="de-DE" w:bidi="de-DE"/>
-        </w:rPr>
-        <w:t>wp-config.php</w:t>
-      </w:r>
-      <w:r>
-        <w:rPr>
-          <w:rFonts w:ascii="Arial" w:hAnsi="Arial" w:eastAsia="Arial" w:cs="Arial"/>
-          <w:color w:val="000000"/>
-          <w:rtl w:val="0"/>
-          <w:lang w:val="de-DE" w:eastAsia="de-DE" w:bidi="de-DE"/>
-        </w:rPr>
-        <w:t xml:space="preserve"> ü</w:t>
-      </w:r>
-      <w:r>
-        <w:rPr>
-          <w:rFonts w:ascii="Arial" w:hAnsi="Arial" w:eastAsia="Arial" w:cs="Arial"/>
-          <w:color w:val="000000"/>
-          <w:rtl w:val="0"/>
-          <w:lang w:val="en-US" w:eastAsia="de-DE" w:bidi="de-DE"/>
-        </w:rPr>
-        <w:t>berschreibt</w:t>
-      </w:r>
-      <w:r>
-        <w:rPr>
-          <w:rFonts w:ascii="Arial" w:hAnsi="Arial" w:eastAsia="Arial" w:cs="Arial"/>
-          <w:color w:val="000000"/>
-          <w:rtl w:val="0"/>
-          <w:lang w:val="de-DE" w:eastAsia="de-DE" w:bidi="de-DE"/>
-        </w:rPr>
-        <w:t xml:space="preserve"> </w:t>
-      </w:r>
-      <w:r>
-        <w:rPr>
-          <w:rFonts w:ascii="Arial" w:hAnsi="Arial" w:eastAsia="Arial" w:cs="Arial"/>
-          <w:color w:val="000000"/>
-          <w:rtl w:val="0"/>
-          <w:lang w:val="en-US" w:eastAsia="de-DE" w:bidi="de-DE"/>
-        </w:rPr>
-        <w:t>den</w:t>
-      </w:r>
-      <w:r>
-        <w:rPr>
-          <w:rFonts w:ascii="Arial" w:hAnsi="Arial" w:eastAsia="Arial" w:cs="Arial"/>
-          <w:color w:val="000000"/>
-          <w:rtl w:val="0"/>
-          <w:lang w:val="de-DE" w:eastAsia="de-DE" w:bidi="de-DE"/>
-        </w:rPr>
-        <w:t xml:space="preserve"> </w:t>
-      </w:r>
-      <w:r>
-        <w:rPr>
-          <w:rFonts w:ascii="Arial" w:hAnsi="Arial" w:eastAsia="Arial" w:cs="Arial"/>
-          <w:color w:val="000000"/>
-          <w:rtl w:val="0"/>
-          <w:lang w:val="en-US" w:eastAsia="de-DE" w:bidi="de-DE"/>
-        </w:rPr>
-        <w:t>gespeicherten.</w:t>
-      </w:r>
-      <w:r>
-        <w:rPr>
-          <w:rFonts w:ascii="Arial" w:hAnsi="Arial" w:eastAsia="Arial" w:cs="Arial"/>
-          <w:color w:val="000000"/>
-          <w:rtl w:val="0"/>
-          <w:lang w:val="de-DE" w:eastAsia="de-DE" w:bidi="de-DE"/>
-        </w:rPr>
-        <w:t xml:space="preserve"> </w:t>
-      </w:r>
-      <w:r>
-        <w:rPr>
-          <w:rFonts w:ascii="Arial" w:hAnsi="Arial" w:eastAsia="Arial" w:cs="Arial"/>
-          <w:color w:val="000000"/>
-          <w:rtl w:val="0"/>
-          <w:lang w:val="en-US" w:eastAsia="de-DE" w:bidi="de-DE"/>
-        </w:rPr>
-        <w:t>DB-Schl</w:t>
-      </w:r>
-      <w:r>
-        <w:rPr>
-          <w:rFonts w:ascii="Arial" w:hAnsi="Arial" w:eastAsia="Arial" w:cs="Arial"/>
-          <w:color w:val="000000"/>
-          <w:rtl w:val="0"/>
-          <w:lang w:val="de-DE" w:eastAsia="de-DE" w:bidi="de-DE"/>
-        </w:rPr>
-        <w:t>ü</w:t>
-      </w:r>
-      <w:r>
-        <w:rPr>
-          <w:rFonts w:ascii="Arial" w:hAnsi="Arial" w:eastAsia="Arial" w:cs="Arial"/>
-          <w:color w:val="000000"/>
-          <w:rtl w:val="0"/>
-          <w:lang w:val="en-US" w:eastAsia="de-DE" w:bidi="de-DE"/>
-        </w:rPr>
-        <w:t>ssel</w:t>
-      </w:r>
-      <w:r>
-        <w:rPr>
-          <w:rFonts w:ascii="Arial" w:hAnsi="Arial" w:eastAsia="Arial" w:cs="Arial"/>
-          <w:color w:val="000000"/>
-          <w:rtl w:val="0"/>
-          <w:lang w:val="de-DE" w:eastAsia="de-DE" w:bidi="de-DE"/>
-        </w:rPr>
-        <w:t xml:space="preserve"> </w:t>
-      </w:r>
-      <w:r>
-        <w:rPr>
-          <w:rFonts w:ascii="Arial" w:hAnsi="Arial" w:eastAsia="Arial" w:cs="Arial"/>
-          <w:color w:val="000000"/>
-          <w:rtl w:val="0"/>
-          <w:lang w:val="en-US" w:eastAsia="de-DE" w:bidi="de-DE"/>
-        </w:rPr>
-        <w:t>ist</w:t>
-      </w:r>
-      <w:r>
-        <w:rPr>
-          <w:rFonts w:ascii="Arial" w:hAnsi="Arial" w:eastAsia="Arial" w:cs="Arial"/>
-          <w:color w:val="000000"/>
-          <w:rtl w:val="0"/>
-          <w:lang w:val="de-DE" w:eastAsia="de-DE" w:bidi="de-DE"/>
-        </w:rPr>
-        <w:t xml:space="preserve"> </w:t>
-      </w:r>
-      <w:r>
-        <w:rPr>
-          <w:rFonts w:ascii="Arial" w:hAnsi="Arial" w:eastAsia="Arial" w:cs="Arial"/>
-          <w:color w:val="000000"/>
-          <w:rtl w:val="0"/>
-          <w:lang w:val="en-US" w:eastAsia="de-DE" w:bidi="de-DE"/>
-        </w:rPr>
-        <w:t>unverschl</w:t>
-      </w:r>
-      <w:r>
-        <w:rPr>
-          <w:rFonts w:ascii="Arial" w:hAnsi="Arial" w:eastAsia="Arial" w:cs="Arial"/>
-          <w:color w:val="000000"/>
-          <w:rtl w:val="0"/>
-          <w:lang w:val="de-DE" w:eastAsia="de-DE" w:bidi="de-DE"/>
-        </w:rPr>
-        <w:t>ü</w:t>
-      </w:r>
-      <w:r>
-        <w:rPr>
-          <w:rFonts w:ascii="Arial" w:hAnsi="Arial" w:eastAsia="Arial" w:cs="Arial"/>
-          <w:color w:val="000000"/>
-          <w:rtl w:val="0"/>
-          <w:lang w:val="en-US" w:eastAsia="de-DE" w:bidi="de-DE"/>
-        </w:rPr>
-        <w:t>sselt</w:t>
-      </w:r>
-      <w:r>
-        <w:rPr>
-          <w:rFonts w:ascii="Arial" w:hAnsi="Arial" w:eastAsia="Arial" w:cs="Arial"/>
-          <w:color w:val="000000"/>
-          <w:rtl w:val="0"/>
-          <w:lang w:val="de-DE" w:eastAsia="de-DE" w:bidi="de-DE"/>
-        </w:rPr>
-        <w:t xml:space="preserve"> </w:t>
-      </w:r>
-      <w:r>
-        <w:rPr>
-          <w:rFonts w:ascii="Arial" w:hAnsi="Arial" w:eastAsia="Arial" w:cs="Arial"/>
-          <w:color w:val="000000"/>
-          <w:rtl w:val="0"/>
-          <w:lang w:val="en-US" w:eastAsia="de-DE" w:bidi="de-DE"/>
-        </w:rPr>
-        <w:t>und</w:t>
-      </w:r>
-      <w:r>
-        <w:rPr>
-          <w:rFonts w:ascii="Arial" w:hAnsi="Arial" w:eastAsia="Arial" w:cs="Arial"/>
-          <w:color w:val="000000"/>
-          <w:rtl w:val="0"/>
-          <w:lang w:val="de-DE" w:eastAsia="de-DE" w:bidi="de-DE"/>
-        </w:rPr>
-        <w:t xml:space="preserve"> </w:t>
-      </w:r>
-      <w:r>
-        <w:rPr>
-          <w:rFonts w:ascii="Arial" w:hAnsi="Arial" w:eastAsia="Arial" w:cs="Arial"/>
-          <w:color w:val="000000"/>
-          <w:rtl w:val="0"/>
-          <w:lang w:val="en-US" w:eastAsia="de-DE" w:bidi="de-DE"/>
-        </w:rPr>
-        <w:t>in</w:t>
-      </w:r>
-      <w:r>
-        <w:rPr>
-          <w:rFonts w:ascii="Arial" w:hAnsi="Arial" w:eastAsia="Arial" w:cs="Arial"/>
-          <w:color w:val="000000"/>
-          <w:rtl w:val="0"/>
-          <w:lang w:val="de-DE" w:eastAsia="de-DE" w:bidi="de-DE"/>
-        </w:rPr>
-        <w:t xml:space="preserve"> </w:t>
-      </w:r>
-      <w:r>
-        <w:rPr>
-          <w:rFonts w:ascii="Arial" w:hAnsi="Arial" w:eastAsia="Arial" w:cs="Arial"/>
-          <w:color w:val="000000"/>
-          <w:rtl w:val="0"/>
-          <w:lang w:val="en-US" w:eastAsia="de-DE" w:bidi="de-DE"/>
-        </w:rPr>
-        <w:t>Backups</w:t>
-      </w:r>
-      <w:r>
-        <w:rPr>
-          <w:rFonts w:ascii="Arial" w:hAnsi="Arial" w:eastAsia="Arial" w:cs="Arial"/>
-          <w:color w:val="000000"/>
-          <w:rtl w:val="0"/>
-          <w:lang w:val="de-DE" w:eastAsia="de-DE" w:bidi="de-DE"/>
-        </w:rPr>
-        <w:t xml:space="preserve">; </w:t>
-      </w:r>
-      <w:r>
-        <w:rPr>
-          <w:rFonts w:ascii="Arial" w:hAnsi="Arial" w:eastAsia="Arial" w:cs="Arial"/>
-          <w:color w:val="000000"/>
-          <w:rtl w:val="0"/>
-          <w:lang w:val="en-US" w:eastAsia="de-DE" w:bidi="de-DE"/>
-        </w:rPr>
-        <w:t>REST</w:t>
-      </w:r>
-      <w:r>
-        <w:rPr>
-          <w:rFonts w:ascii="Arial" w:hAnsi="Arial" w:eastAsia="Arial" w:cs="Arial"/>
-          <w:color w:val="000000"/>
-          <w:rtl w:val="0"/>
-          <w:lang w:val="de-DE" w:eastAsia="de-DE" w:bidi="de-DE"/>
-        </w:rPr>
-        <w:t xml:space="preserve"> </w:t>
-      </w:r>
-      <w:r>
-        <w:rPr>
-          <w:rFonts w:ascii="Arial" w:hAnsi="Arial" w:eastAsia="Arial" w:cs="Arial"/>
-          <w:color w:val="000000"/>
-          <w:rtl w:val="0"/>
-          <w:lang w:val="en-US" w:eastAsia="de-DE" w:bidi="de-DE"/>
-        </w:rPr>
-        <w:t>gibt</w:t>
-      </w:r>
-      <w:r>
-        <w:rPr>
-          <w:rFonts w:ascii="Arial" w:hAnsi="Arial" w:eastAsia="Arial" w:cs="Arial"/>
-          <w:color w:val="000000"/>
-          <w:rtl w:val="0"/>
-          <w:lang w:val="de-DE" w:eastAsia="de-DE" w:bidi="de-DE"/>
-        </w:rPr>
-        <w:t xml:space="preserve"> </w:t>
-      </w:r>
-      <w:r>
-        <w:rPr>
-          <w:rFonts w:ascii="Arial" w:hAnsi="Arial" w:eastAsia="Arial" w:cs="Arial"/>
-          <w:color w:val="000000"/>
-          <w:rtl w:val="0"/>
-          <w:lang w:val="en-US" w:eastAsia="de-DE" w:bidi="de-DE"/>
-        </w:rPr>
-        <w:t>ihn</w:t>
-      </w:r>
-      <w:r>
-        <w:rPr>
-          <w:rFonts w:ascii="Arial" w:hAnsi="Arial" w:eastAsia="Arial" w:cs="Arial"/>
-          <w:color w:val="000000"/>
-          <w:rtl w:val="0"/>
-          <w:lang w:val="de-DE" w:eastAsia="de-DE" w:bidi="de-DE"/>
-        </w:rPr>
-        <w:t xml:space="preserve"> </w:t>
-      </w:r>
-      <w:r>
-        <w:rPr>
-          <w:rFonts w:ascii="Arial" w:hAnsi="Arial" w:eastAsia="Arial" w:cs="Arial"/>
-          <w:color w:val="000000"/>
-          <w:rtl w:val="0"/>
-          <w:lang w:val="en-US" w:eastAsia="de-DE" w:bidi="de-DE"/>
-        </w:rPr>
-        <w:t>nicht</w:t>
-      </w:r>
-      <w:r>
-        <w:rPr>
-          <w:rFonts w:ascii="Arial" w:hAnsi="Arial" w:eastAsia="Arial" w:cs="Arial"/>
-          <w:color w:val="000000"/>
-          <w:rtl w:val="0"/>
-          <w:lang w:val="de-DE" w:eastAsia="de-DE" w:bidi="de-DE"/>
-        </w:rPr>
-        <w:t xml:space="preserve"> </w:t>
-      </w:r>
-      <w:r>
-        <w:rPr>
-          <w:rFonts w:ascii="Arial" w:hAnsi="Arial" w:eastAsia="Arial" w:cs="Arial"/>
-          <w:color w:val="000000"/>
-          <w:rtl w:val="0"/>
-          <w:lang w:val="en-US" w:eastAsia="de-DE" w:bidi="de-DE"/>
-        </w:rPr>
-        <w:t>aus.</w:t>
-      </w:r>
-      <w:r>
-        <w:rPr>
-          <w:rFonts w:ascii="Arial" w:hAnsi="Arial" w:eastAsia="Arial" w:cs="Arial"/>
-          <w:color w:val="000000"/>
-          <w:rtl w:val="0"/>
-          <w:lang w:val="de-DE" w:eastAsia="de-DE" w:bidi="de-DE"/>
-        </w:rPr>
-        <w:t xml:space="preserve"> </w:t>
-      </w:r>
-      <w:r>
-        <w:rPr>
-          <w:rFonts w:ascii="Arial" w:hAnsi="Arial" w:eastAsia="Arial" w:cs="Arial"/>
-          <w:color w:val="000000"/>
-          <w:rtl w:val="0"/>
-          <w:lang w:val="en-US" w:eastAsia="de-DE" w:bidi="de-DE"/>
-        </w:rPr>
-        <w:t>PrintNode</w:t>
-      </w:r>
-      <w:r>
-        <w:rPr>
-          <w:rFonts w:ascii="Arial" w:hAnsi="Arial" w:eastAsia="Arial" w:cs="Arial"/>
-          <w:color w:val="000000"/>
-          <w:rtl w:val="0"/>
-          <w:lang w:val="de-DE" w:eastAsia="de-DE" w:bidi="de-DE"/>
-        </w:rPr>
-        <w:t xml:space="preserve"> </w:t>
-      </w:r>
-      <w:r>
-        <w:rPr>
-          <w:rFonts w:ascii="Arial" w:hAnsi="Arial" w:eastAsia="Arial" w:cs="Arial"/>
-          <w:color w:val="000000"/>
-          <w:rtl w:val="0"/>
-          <w:lang w:val="en-US" w:eastAsia="de-DE" w:bidi="de-DE"/>
-        </w:rPr>
-        <w:t>erh</w:t>
-      </w:r>
-      <w:r>
-        <w:rPr>
-          <w:rFonts w:ascii="Arial" w:hAnsi="Arial" w:eastAsia="Arial" w:cs="Arial"/>
-          <w:color w:val="000000"/>
-          <w:rtl w:val="0"/>
-          <w:lang w:val="de-DE" w:eastAsia="de-DE" w:bidi="de-DE"/>
-        </w:rPr>
-        <w:t>ä</w:t>
-      </w:r>
-      <w:r>
-        <w:rPr>
-          <w:rFonts w:ascii="Arial" w:hAnsi="Arial" w:eastAsia="Arial" w:cs="Arial"/>
-          <w:color w:val="000000"/>
-          <w:rtl w:val="0"/>
-          <w:lang w:val="en-US" w:eastAsia="de-DE" w:bidi="de-DE"/>
-        </w:rPr>
-        <w:t>lt</w:t>
-      </w:r>
-      <w:r>
-        <w:rPr>
-          <w:rFonts w:ascii="Arial" w:hAnsi="Arial" w:eastAsia="Arial" w:cs="Arial"/>
-          <w:color w:val="000000"/>
-          <w:rtl w:val="0"/>
-          <w:lang w:val="de-DE" w:eastAsia="de-DE" w:bidi="de-DE"/>
-        </w:rPr>
-        <w:t xml:space="preserve"> </w:t>
-      </w:r>
-      <w:r>
-        <w:rPr>
-          <w:rFonts w:ascii="Arial" w:hAnsi="Arial" w:eastAsia="Arial" w:cs="Arial"/>
-          <w:color w:val="000000"/>
-          <w:rtl w:val="0"/>
-          <w:lang w:val="en-US" w:eastAsia="de-DE" w:bidi="de-DE"/>
-        </w:rPr>
-        <w:t>Kundendaten</w:t>
-      </w:r>
-      <w:r>
-        <w:rPr>
-          <w:rFonts w:ascii="Arial" w:hAnsi="Arial" w:eastAsia="Arial" w:cs="Arial"/>
-          <w:color w:val="000000"/>
-          <w:rtl w:val="0"/>
-          <w:lang w:val="de-DE" w:eastAsia="de-DE" w:bidi="de-DE"/>
-        </w:rPr>
-        <w:t xml:space="preserve"> </w:t>
-      </w:r>
-      <w:r>
-        <w:rPr>
-          <w:rFonts w:ascii="Arial" w:hAnsi="Arial" w:eastAsia="Arial" w:cs="Arial"/>
-          <w:color w:val="000000"/>
-          <w:rtl w:val="0"/>
-          <w:lang w:val="en-US" w:eastAsia="de-DE" w:bidi="de-DE"/>
-        </w:rPr>
-        <w:t>im</w:t>
-      </w:r>
-      <w:r>
-        <w:rPr>
-          <w:rFonts w:ascii="Arial" w:hAnsi="Arial" w:eastAsia="Arial" w:cs="Arial"/>
-          <w:color w:val="000000"/>
-          <w:rtl w:val="0"/>
-          <w:lang w:val="de-DE" w:eastAsia="de-DE" w:bidi="de-DE"/>
-        </w:rPr>
-        <w:t xml:space="preserve"> </w:t>
-      </w:r>
-      <w:r>
-        <w:rPr>
-          <w:rFonts w:ascii="Arial" w:hAnsi="Arial" w:eastAsia="Arial" w:cs="Arial"/>
-          <w:color w:val="000000"/>
-          <w:rtl w:val="0"/>
-          <w:lang w:val="en-US" w:eastAsia="de-DE" w:bidi="de-DE"/>
-        </w:rPr>
-        <w:t>PDF.</w:t>
-      </w:r>
-      <w:r>
-        <w:rPr>
-          <w:rFonts w:ascii="Arial" w:hAnsi="Arial" w:eastAsia="Arial" w:cs="Arial"/>
-          <w:color w:val="000000"/>
-          <w:rtl w:val="0"/>
-          <w:lang w:val="de-DE" w:eastAsia="de-DE" w:bidi="de-DE"/>
-        </w:rPr>
-        <w:t xml:space="preserve"> </w:t>
-      </w:r>
-      <w:r>
-        <w:rPr>
-          <w:rFonts w:ascii="Arial" w:hAnsi="Arial" w:eastAsia="Arial" w:cs="Arial"/>
-          <w:color w:val="000000"/>
-          <w:rtl w:val="0"/>
-          <w:lang w:val="en-US" w:eastAsia="de-DE" w:bidi="de-DE"/>
-        </w:rPr>
-        <w:t>Private</w:t>
-      </w:r>
-      <w:r>
-        <w:rPr>
-          <w:rFonts w:ascii="Arial" w:hAnsi="Arial" w:eastAsia="Arial" w:cs="Arial"/>
-          <w:color w:val="000000"/>
-          <w:rtl w:val="0"/>
-          <w:lang w:val="de-DE" w:eastAsia="de-DE" w:bidi="de-DE"/>
-        </w:rPr>
-        <w:t xml:space="preserve"> </w:t>
-      </w:r>
-      <w:r>
-        <w:rPr>
-          <w:rFonts w:ascii="Arial" w:hAnsi="Arial" w:eastAsia="Arial" w:cs="Arial"/>
-          <w:color w:val="000000"/>
-          <w:rtl w:val="0"/>
-          <w:lang w:val="en-US" w:eastAsia="de-DE" w:bidi="de-DE"/>
-        </w:rPr>
-        <w:t>tempor</w:t>
-      </w:r>
-      <w:r>
-        <w:rPr>
-          <w:rFonts w:ascii="Arial" w:hAnsi="Arial" w:eastAsia="Arial" w:cs="Arial"/>
-          <w:color w:val="000000"/>
-          <w:rtl w:val="0"/>
-          <w:lang w:val="de-DE" w:eastAsia="de-DE" w:bidi="de-DE"/>
-        </w:rPr>
-        <w:t>ä</w:t>
-      </w:r>
-      <w:r>
-        <w:rPr>
-          <w:rFonts w:ascii="Arial" w:hAnsi="Arial" w:eastAsia="Arial" w:cs="Arial"/>
-          <w:color w:val="000000"/>
-          <w:rtl w:val="0"/>
-          <w:lang w:val="en-US" w:eastAsia="de-DE" w:bidi="de-DE"/>
-        </w:rPr>
-        <w:t>re</w:t>
-      </w:r>
-      <w:r>
-        <w:rPr>
-          <w:rFonts w:ascii="Arial" w:hAnsi="Arial" w:eastAsia="Arial" w:cs="Arial"/>
-          <w:color w:val="000000"/>
-          <w:rtl w:val="0"/>
-          <w:lang w:val="de-DE" w:eastAsia="de-DE" w:bidi="de-DE"/>
-        </w:rPr>
-        <w:t xml:space="preserve"> </w:t>
-      </w:r>
-      <w:r>
-        <w:rPr>
-          <w:rFonts w:ascii="Arial" w:hAnsi="Arial" w:eastAsia="Arial" w:cs="Arial"/>
-          <w:color w:val="000000"/>
-          <w:rtl w:val="0"/>
-          <w:lang w:val="en-US" w:eastAsia="de-DE" w:bidi="de-DE"/>
-        </w:rPr>
-        <w:t>Dateien</w:t>
-      </w:r>
-      <w:r>
-        <w:rPr>
-          <w:rFonts w:ascii="Arial" w:hAnsi="Arial" w:eastAsia="Arial" w:cs="Arial"/>
-          <w:color w:val="000000"/>
-          <w:rtl w:val="0"/>
-          <w:lang w:val="de-DE" w:eastAsia="de-DE" w:bidi="de-DE"/>
-        </w:rPr>
-        <w:t xml:space="preserve"> </w:t>
-      </w:r>
-      <w:r>
-        <w:rPr>
-          <w:rFonts w:ascii="Arial" w:hAnsi="Arial" w:eastAsia="Arial" w:cs="Arial"/>
-          <w:color w:val="000000"/>
-          <w:rtl w:val="0"/>
-          <w:lang w:val="en-US" w:eastAsia="de-DE" w:bidi="de-DE"/>
-        </w:rPr>
-        <w:t>werden</w:t>
-      </w:r>
-      <w:r>
-        <w:rPr>
-          <w:rFonts w:ascii="Arial" w:hAnsi="Arial" w:eastAsia="Arial" w:cs="Arial"/>
-          <w:color w:val="000000"/>
-          <w:rtl w:val="0"/>
-          <w:lang w:val="de-DE" w:eastAsia="de-DE" w:bidi="de-DE"/>
-        </w:rPr>
-        <w:t xml:space="preserve"> </w:t>
-      </w:r>
-      <w:r>
-        <w:rPr>
-          <w:rFonts w:ascii="Arial" w:hAnsi="Arial" w:eastAsia="Arial" w:cs="Arial"/>
-          <w:color w:val="000000"/>
-          <w:rtl w:val="0"/>
-          <w:lang w:val="en-US" w:eastAsia="de-DE" w:bidi="de-DE"/>
-        </w:rPr>
-        <w:t>bereinigt</w:t>
-      </w:r>
-      <w:r>
-        <w:rPr>
-          <w:rFonts w:ascii="Arial" w:hAnsi="Arial" w:eastAsia="Arial" w:cs="Arial"/>
-          <w:color w:val="000000"/>
-          <w:rtl w:val="0"/>
-          <w:lang w:val="de-DE" w:eastAsia="de-DE" w:bidi="de-DE"/>
-        </w:rPr>
-        <w:t xml:space="preserve">; </w:t>
-      </w:r>
-      <w:r>
-        <w:rPr>
-          <w:rFonts w:ascii="Arial" w:hAnsi="Arial" w:eastAsia="Arial" w:cs="Arial"/>
-          <w:color w:val="000000"/>
-          <w:rtl w:val="0"/>
-          <w:lang w:val="en-US" w:eastAsia="de-DE" w:bidi="de-DE"/>
-        </w:rPr>
-        <w:t>sensible</w:t>
-      </w:r>
-      <w:r>
-        <w:rPr>
-          <w:rFonts w:ascii="Arial" w:hAnsi="Arial" w:eastAsia="Arial" w:cs="Arial"/>
-          <w:color w:val="000000"/>
-          <w:rtl w:val="0"/>
-          <w:lang w:val="de-DE" w:eastAsia="de-DE" w:bidi="de-DE"/>
-        </w:rPr>
-        <w:t xml:space="preserve"> </w:t>
-      </w:r>
-      <w:r>
-        <w:rPr>
-          <w:rFonts w:ascii="Arial" w:hAnsi="Arial" w:eastAsia="Arial" w:cs="Arial"/>
-          <w:color w:val="000000"/>
-          <w:rtl w:val="0"/>
-          <w:lang w:val="en-US" w:eastAsia="de-DE" w:bidi="de-DE"/>
-        </w:rPr>
-        <w:t>Logs</w:t>
-      </w:r>
-      <w:r>
-        <w:rPr>
-          <w:rFonts w:ascii="Arial" w:hAnsi="Arial" w:eastAsia="Arial" w:cs="Arial"/>
-          <w:color w:val="000000"/>
-          <w:rtl w:val="0"/>
-          <w:lang w:val="de-DE" w:eastAsia="de-DE" w:bidi="de-DE"/>
-        </w:rPr>
-        <w:t xml:space="preserve"> </w:t>
-      </w:r>
-      <w:r>
-        <w:rPr>
-          <w:rFonts w:ascii="Arial" w:hAnsi="Arial" w:eastAsia="Arial" w:cs="Arial"/>
-          <w:color w:val="000000"/>
-          <w:rtl w:val="0"/>
-          <w:lang w:val="en-US" w:eastAsia="de-DE" w:bidi="de-DE"/>
-        </w:rPr>
-        <w:t>vermeiden.</w:t>
+          <w:lang w:val="de-DE" w:bidi="de-DE"/>
+          <w:rtl w:val="0"/>
+        </w:rPr>
+        <w:t>Bei nicht leerem WCIP_CUPS_PASSWORD ist das CUPS-Passwort hier nicht änderbar. Das gespeicherte Passwort wird nie angezeigt oder an den Browser gesendet. PDFs enthalten Kundendaten und werden bei diesem Ziel nur an Ihren eingerichteten CUPS-Server gesendet.</w:t>
       </w:r>
     </w:p>
     <w:p>
@@ -26487,682 +20006,16 @@
     <w:p>
       <w:pPr>
         <w:bidi w:val="0"/>
-        <w:jc w:val="left"/>
+        <w:jc w:val="start"/>
       </w:pPr>
       <w:r>
         <w:rPr>
-          <w:rFonts w:ascii="Arial" w:hAnsi="Arial" w:eastAsia="Arial" w:cs="Arial"/>
-          <w:color w:val="000000"/>
-          <w:rtl w:val="0"/>
-          <w:lang w:val="en-US" w:eastAsia="de-DE" w:bidi="de-DE"/>
-        </w:rPr>
-        <w:t>Wartende</w:t>
-      </w:r>
-      <w:r>
-        <w:rPr>
-          <w:rFonts w:ascii="Arial" w:hAnsi="Arial" w:eastAsia="Arial" w:cs="Arial"/>
-          <w:color w:val="000000"/>
-          <w:rtl w:val="0"/>
-          <w:lang w:val="de-DE" w:eastAsia="de-DE" w:bidi="de-DE"/>
-        </w:rPr>
-        <w:t xml:space="preserve"> </w:t>
-      </w:r>
-      <w:r>
-        <w:rPr>
-          <w:rFonts w:ascii="Arial" w:hAnsi="Arial" w:eastAsia="Arial" w:cs="Arial"/>
-          <w:color w:val="000000"/>
-          <w:rtl w:val="0"/>
-          <w:lang w:val="en-US" w:eastAsia="de-DE" w:bidi="de-DE"/>
-        </w:rPr>
-        <w:t>Queue:</w:t>
-      </w:r>
-      <w:r>
-        <w:rPr>
-          <w:rFonts w:ascii="Arial" w:hAnsi="Arial" w:eastAsia="Arial" w:cs="Arial"/>
-          <w:color w:val="000000"/>
-          <w:rtl w:val="0"/>
-          <w:lang w:val="de-DE" w:eastAsia="de-DE" w:bidi="de-DE"/>
-        </w:rPr>
-        <w:t xml:space="preserve"> </w:t>
-      </w:r>
-      <w:r>
-        <w:rPr>
-          <w:rFonts w:ascii="Arial" w:hAnsi="Arial" w:eastAsia="Arial" w:cs="Arial"/>
-          <w:color w:val="000000"/>
-          <w:rtl w:val="0"/>
-          <w:lang w:val="en-US" w:eastAsia="de-DE" w:bidi="de-DE"/>
-        </w:rPr>
-        <w:t>Scheduled</w:t>
-      </w:r>
-      <w:r>
-        <w:rPr>
-          <w:rFonts w:ascii="Arial" w:hAnsi="Arial" w:eastAsia="Arial" w:cs="Arial"/>
-          <w:color w:val="000000"/>
-          <w:rtl w:val="0"/>
-          <w:lang w:val="de-DE" w:eastAsia="de-DE" w:bidi="de-DE"/>
-        </w:rPr>
-        <w:t xml:space="preserve"> </w:t>
-      </w:r>
-      <w:r>
-        <w:rPr>
-          <w:rFonts w:ascii="Arial" w:hAnsi="Arial" w:eastAsia="Arial" w:cs="Arial"/>
-          <w:color w:val="000000"/>
-          <w:rtl w:val="0"/>
-          <w:lang w:val="en-US" w:eastAsia="de-DE" w:bidi="de-DE"/>
-        </w:rPr>
-        <w:t>Actions</w:t>
-      </w:r>
-      <w:r>
-        <w:rPr>
-          <w:rFonts w:ascii="Arial" w:hAnsi="Arial" w:eastAsia="Arial" w:cs="Arial"/>
-          <w:color w:val="000000"/>
-          <w:rtl w:val="0"/>
-          <w:lang w:val="de-DE" w:eastAsia="de-DE" w:bidi="de-DE"/>
-        </w:rPr>
-        <w:t xml:space="preserve">, </w:t>
-      </w:r>
-      <w:r>
-        <w:rPr>
-          <w:rFonts w:ascii="Arial" w:hAnsi="Arial" w:eastAsia="Arial" w:cs="Arial"/>
-          <w:color w:val="000000"/>
-          <w:rtl w:val="0"/>
-          <w:lang w:val="en-US" w:eastAsia="de-DE" w:bidi="de-DE"/>
-        </w:rPr>
-        <w:t>Gruppe</w:t>
-      </w:r>
-      <w:r>
-        <w:rPr>
-          <w:rFonts w:ascii="Arial" w:hAnsi="Arial" w:eastAsia="Arial" w:cs="Arial"/>
-          <w:color w:val="000000"/>
-          <w:rtl w:val="0"/>
-          <w:lang w:val="de-DE" w:eastAsia="de-DE" w:bidi="de-DE"/>
-        </w:rPr>
-        <w:t xml:space="preserve">, </w:t>
-      </w:r>
-      <w:r>
-        <w:rPr>
-          <w:rFonts w:ascii="Arial" w:hAnsi="Arial" w:eastAsia="Arial" w:cs="Arial"/>
-          <w:color w:val="000000"/>
-          <w:rtl w:val="0"/>
-          <w:lang w:val="en-US" w:eastAsia="de-DE" w:bidi="de-DE"/>
-        </w:rPr>
-        <w:t>WP</w:t>
-      </w:r>
-      <w:r>
-        <w:rPr>
-          <w:rFonts w:ascii="Arial" w:hAnsi="Arial" w:eastAsia="Arial" w:cs="Arial"/>
-          <w:color w:val="000000"/>
-          <w:rtl w:val="0"/>
-          <w:lang w:val="de-DE" w:eastAsia="de-DE" w:bidi="de-DE"/>
-        </w:rPr>
-        <w:t xml:space="preserve"> </w:t>
-      </w:r>
-      <w:r>
-        <w:rPr>
-          <w:rFonts w:ascii="Arial" w:hAnsi="Arial" w:eastAsia="Arial" w:cs="Arial"/>
-          <w:color w:val="000000"/>
-          <w:rtl w:val="0"/>
-          <w:lang w:val="en-US" w:eastAsia="de-DE" w:bidi="de-DE"/>
-        </w:rPr>
-        <w:t>Cron</w:t>
-      </w:r>
-      <w:r>
-        <w:rPr>
-          <w:rFonts w:ascii="Arial" w:hAnsi="Arial" w:eastAsia="Arial" w:cs="Arial"/>
-          <w:color w:val="000000"/>
-          <w:rtl w:val="0"/>
-          <w:lang w:val="de-DE" w:eastAsia="de-DE" w:bidi="de-DE"/>
-        </w:rPr>
-        <w:t xml:space="preserve">, </w:t>
-      </w:r>
-      <w:r>
-        <w:rPr>
-          <w:rFonts w:ascii="Arial" w:hAnsi="Arial" w:eastAsia="Arial" w:cs="Arial"/>
-          <w:color w:val="000000"/>
-          <w:rtl w:val="0"/>
-          <w:lang w:val="en-US" w:eastAsia="de-DE" w:bidi="de-DE"/>
-        </w:rPr>
-        <w:t>Loopback</w:t>
-      </w:r>
-      <w:r>
-        <w:rPr>
-          <w:rFonts w:ascii="Arial" w:hAnsi="Arial" w:eastAsia="Arial" w:cs="Arial"/>
-          <w:color w:val="000000"/>
-          <w:rtl w:val="0"/>
-          <w:lang w:val="de-DE" w:eastAsia="de-DE" w:bidi="de-DE"/>
-        </w:rPr>
-        <w:t xml:space="preserve"> </w:t>
-      </w:r>
-      <w:r>
-        <w:rPr>
-          <w:rFonts w:ascii="Arial" w:hAnsi="Arial" w:eastAsia="Arial" w:cs="Arial"/>
-          <w:color w:val="000000"/>
-          <w:rtl w:val="0"/>
-          <w:lang w:val="en-US" w:eastAsia="de-DE" w:bidi="de-DE"/>
-        </w:rPr>
-        <w:t>pr</w:t>
-      </w:r>
-      <w:r>
-        <w:rPr>
-          <w:rFonts w:ascii="Arial" w:hAnsi="Arial" w:eastAsia="Arial" w:cs="Arial"/>
-          <w:color w:val="000000"/>
-          <w:rtl w:val="0"/>
-          <w:lang w:val="de-DE" w:eastAsia="de-DE" w:bidi="de-DE"/>
-        </w:rPr>
-        <w:t>ü</w:t>
-      </w:r>
-      <w:r>
-        <w:rPr>
-          <w:rFonts w:ascii="Arial" w:hAnsi="Arial" w:eastAsia="Arial" w:cs="Arial"/>
-          <w:color w:val="000000"/>
-          <w:rtl w:val="0"/>
-          <w:lang w:val="en-US" w:eastAsia="de-DE" w:bidi="de-DE"/>
-        </w:rPr>
-        <w:t>fen.</w:t>
-      </w:r>
-      <w:r>
-        <w:rPr>
-          <w:rFonts w:ascii="Arial" w:hAnsi="Arial" w:eastAsia="Arial" w:cs="Arial"/>
-          <w:color w:val="000000"/>
-          <w:rtl w:val="0"/>
-          <w:lang w:val="de-DE" w:eastAsia="de-DE" w:bidi="de-DE"/>
-        </w:rPr>
-        <w:t xml:space="preserve"> </w:t>
-      </w:r>
-      <w:r>
-        <w:rPr>
-          <w:rFonts w:ascii="Arial" w:hAnsi="Arial" w:eastAsia="Arial" w:cs="Arial"/>
-          <w:color w:val="000000"/>
-          <w:rtl w:val="0"/>
-          <w:lang w:val="en-US" w:eastAsia="de-DE" w:bidi="de-DE"/>
-        </w:rPr>
-        <w:t>PDF:</w:t>
-      </w:r>
-      <w:r>
-        <w:rPr>
-          <w:rFonts w:ascii="Arial" w:hAnsi="Arial" w:eastAsia="Arial" w:cs="Arial"/>
-          <w:color w:val="000000"/>
-          <w:rtl w:val="0"/>
-          <w:lang w:val="de-DE" w:eastAsia="de-DE" w:bidi="de-DE"/>
-        </w:rPr>
-        <w:t xml:space="preserve"> </w:t>
-      </w:r>
-      <w:r>
-        <w:rPr>
-          <w:rFonts w:ascii="Arial" w:hAnsi="Arial" w:eastAsia="Arial" w:cs="Arial"/>
-          <w:color w:val="000000"/>
-          <w:rtl w:val="0"/>
-          <w:lang w:val="en-US" w:eastAsia="de-DE" w:bidi="de-DE"/>
-        </w:rPr>
-        <w:t>Abh</w:t>
-      </w:r>
-      <w:r>
-        <w:rPr>
-          <w:rFonts w:ascii="Arial" w:hAnsi="Arial" w:eastAsia="Arial" w:cs="Arial"/>
-          <w:color w:val="000000"/>
-          <w:rtl w:val="0"/>
-          <w:lang w:val="de-DE" w:eastAsia="de-DE" w:bidi="de-DE"/>
-        </w:rPr>
-        <w:t>ä</w:t>
-      </w:r>
-      <w:r>
-        <w:rPr>
-          <w:rFonts w:ascii="Arial" w:hAnsi="Arial" w:eastAsia="Arial" w:cs="Arial"/>
-          <w:color w:val="000000"/>
-          <w:rtl w:val="0"/>
-          <w:lang w:val="en-US" w:eastAsia="de-DE" w:bidi="de-DE"/>
-        </w:rPr>
-        <w:t>ngigkeiten</w:t>
-      </w:r>
-      <w:r>
-        <w:rPr>
-          <w:rFonts w:ascii="Arial" w:hAnsi="Arial" w:eastAsia="Arial" w:cs="Arial"/>
-          <w:color w:val="000000"/>
-          <w:rtl w:val="0"/>
-          <w:lang w:val="de-DE" w:eastAsia="de-DE" w:bidi="de-DE"/>
-        </w:rPr>
-        <w:t xml:space="preserve">, </w:t>
-      </w:r>
-      <w:r>
-        <w:rPr>
-          <w:rFonts w:ascii="Arial" w:hAnsi="Arial" w:eastAsia="Arial" w:cs="Arial"/>
-          <w:color w:val="000000"/>
-          <w:rtl w:val="0"/>
-          <w:lang w:val="en-US" w:eastAsia="de-DE" w:bidi="de-DE"/>
-        </w:rPr>
-        <w:t>Erweiterungen</w:t>
-      </w:r>
-      <w:r>
-        <w:rPr>
-          <w:rFonts w:ascii="Arial" w:hAnsi="Arial" w:eastAsia="Arial" w:cs="Arial"/>
-          <w:color w:val="000000"/>
-          <w:rtl w:val="0"/>
-          <w:lang w:val="de-DE" w:eastAsia="de-DE" w:bidi="de-DE"/>
-        </w:rPr>
-        <w:t xml:space="preserve">, </w:t>
-      </w:r>
-      <w:r>
-        <w:rPr>
-          <w:rFonts w:ascii="Arial" w:hAnsi="Arial" w:eastAsia="Arial" w:cs="Arial"/>
-          <w:color w:val="000000"/>
-          <w:rtl w:val="0"/>
-          <w:lang w:val="en-US" w:eastAsia="de-DE" w:bidi="de-DE"/>
-        </w:rPr>
-        <w:t>Schriften</w:t>
-      </w:r>
-      <w:r>
-        <w:rPr>
-          <w:rFonts w:ascii="Arial" w:hAnsi="Arial" w:eastAsia="Arial" w:cs="Arial"/>
-          <w:color w:val="000000"/>
-          <w:rtl w:val="0"/>
-          <w:lang w:val="de-DE" w:eastAsia="de-DE" w:bidi="de-DE"/>
-        </w:rPr>
-        <w:t xml:space="preserve">, </w:t>
-      </w:r>
-      <w:r>
-        <w:rPr>
-          <w:rFonts w:ascii="Arial" w:hAnsi="Arial" w:eastAsia="Arial" w:cs="Arial"/>
-          <w:color w:val="000000"/>
-          <w:rtl w:val="0"/>
-          <w:lang w:val="en-US" w:eastAsia="de-DE" w:bidi="de-DE"/>
-        </w:rPr>
-        <w:t>Speicher</w:t>
-      </w:r>
-      <w:r>
-        <w:rPr>
-          <w:rFonts w:ascii="Arial" w:hAnsi="Arial" w:eastAsia="Arial" w:cs="Arial"/>
-          <w:color w:val="000000"/>
-          <w:rtl w:val="0"/>
-          <w:lang w:val="de-DE" w:eastAsia="de-DE" w:bidi="de-DE"/>
-        </w:rPr>
-        <w:t xml:space="preserve">, </w:t>
-      </w:r>
-      <w:r>
-        <w:rPr>
-          <w:rFonts w:ascii="Arial" w:hAnsi="Arial" w:eastAsia="Arial" w:cs="Arial"/>
-          <w:color w:val="000000"/>
-          <w:rtl w:val="0"/>
-          <w:lang w:val="en-US" w:eastAsia="de-DE" w:bidi="de-DE"/>
-        </w:rPr>
-        <w:t>tempor</w:t>
-      </w:r>
-      <w:r>
-        <w:rPr>
-          <w:rFonts w:ascii="Arial" w:hAnsi="Arial" w:eastAsia="Arial" w:cs="Arial"/>
-          <w:color w:val="000000"/>
-          <w:rtl w:val="0"/>
-          <w:lang w:val="de-DE" w:eastAsia="de-DE" w:bidi="de-DE"/>
-        </w:rPr>
-        <w:t>ä</w:t>
-      </w:r>
-      <w:r>
-        <w:rPr>
-          <w:rFonts w:ascii="Arial" w:hAnsi="Arial" w:eastAsia="Arial" w:cs="Arial"/>
-          <w:color w:val="000000"/>
-          <w:rtl w:val="0"/>
-          <w:lang w:val="en-US" w:eastAsia="de-DE" w:bidi="de-DE"/>
-        </w:rPr>
-        <w:t>re</w:t>
-      </w:r>
-      <w:r>
-        <w:rPr>
-          <w:rFonts w:ascii="Arial" w:hAnsi="Arial" w:eastAsia="Arial" w:cs="Arial"/>
-          <w:color w:val="000000"/>
-          <w:rtl w:val="0"/>
-          <w:lang w:val="de-DE" w:eastAsia="de-DE" w:bidi="de-DE"/>
-        </w:rPr>
-        <w:t xml:space="preserve"> </w:t>
-      </w:r>
-      <w:r>
-        <w:rPr>
-          <w:rFonts w:ascii="Arial" w:hAnsi="Arial" w:eastAsia="Arial" w:cs="Arial"/>
-          <w:color w:val="000000"/>
-          <w:rtl w:val="0"/>
-          <w:lang w:val="en-US" w:eastAsia="de-DE" w:bidi="de-DE"/>
-        </w:rPr>
-        <w:t>Rechte.</w:t>
-      </w:r>
-      <w:r>
-        <w:rPr>
-          <w:rFonts w:ascii="Arial" w:hAnsi="Arial" w:eastAsia="Arial" w:cs="Arial"/>
-          <w:color w:val="000000"/>
-          <w:rtl w:val="0"/>
-          <w:lang w:val="de-DE" w:eastAsia="de-DE" w:bidi="de-DE"/>
-        </w:rPr>
-        <w:t xml:space="preserve"> </w:t>
-      </w:r>
-      <w:r>
-        <w:rPr>
-          <w:rFonts w:ascii="Arial" w:hAnsi="Arial" w:eastAsia="Arial" w:cs="Arial"/>
-          <w:color w:val="000000"/>
-          <w:rtl w:val="0"/>
-          <w:lang w:val="en-US" w:eastAsia="de-DE" w:bidi="de-DE"/>
-        </w:rPr>
-        <w:t>Lokalger</w:t>
-      </w:r>
-      <w:r>
-        <w:rPr>
-          <w:rFonts w:ascii="Arial" w:hAnsi="Arial" w:eastAsia="Arial" w:cs="Arial"/>
-          <w:color w:val="000000"/>
-          <w:rtl w:val="0"/>
-          <w:lang w:val="de-DE" w:eastAsia="de-DE" w:bidi="de-DE"/>
-        </w:rPr>
-        <w:t>ä</w:t>
-      </w:r>
-      <w:r>
-        <w:rPr>
-          <w:rFonts w:ascii="Arial" w:hAnsi="Arial" w:eastAsia="Arial" w:cs="Arial"/>
-          <w:color w:val="000000"/>
-          <w:rtl w:val="0"/>
-          <w:lang w:val="en-US" w:eastAsia="de-DE" w:bidi="de-DE"/>
-        </w:rPr>
-        <w:t>te</w:t>
-      </w:r>
-      <w:r>
-        <w:rPr>
-          <w:rFonts w:ascii="Arial" w:hAnsi="Arial" w:eastAsia="Arial" w:cs="Arial"/>
-          <w:color w:val="000000"/>
-          <w:rtl w:val="0"/>
-          <w:lang w:val="de-DE" w:eastAsia="de-DE" w:bidi="de-DE"/>
-        </w:rPr>
-        <w:t xml:space="preserve"> </w:t>
-      </w:r>
-      <w:r>
-        <w:rPr>
-          <w:rFonts w:ascii="Arial" w:hAnsi="Arial" w:eastAsia="Arial" w:cs="Arial"/>
-          <w:color w:val="000000"/>
-          <w:rtl w:val="0"/>
-          <w:lang w:val="en-US" w:eastAsia="de-DE" w:bidi="de-DE"/>
-        </w:rPr>
-        <w:t>im</w:t>
-      </w:r>
-      <w:r>
-        <w:rPr>
-          <w:rFonts w:ascii="Arial" w:hAnsi="Arial" w:eastAsia="Arial" w:cs="Arial"/>
-          <w:color w:val="000000"/>
-          <w:rtl w:val="0"/>
-          <w:lang w:val="de-DE" w:eastAsia="de-DE" w:bidi="de-DE"/>
-        </w:rPr>
-        <w:t xml:space="preserve"> </w:t>
-      </w:r>
-      <w:r>
-        <w:rPr>
-          <w:rFonts w:ascii="Arial" w:hAnsi="Arial" w:eastAsia="Arial" w:cs="Arial"/>
-          <w:color w:val="000000"/>
-          <w:rtl w:val="0"/>
-          <w:lang w:val="en-US" w:eastAsia="de-DE" w:bidi="de-DE"/>
-        </w:rPr>
-        <w:t>Systemdialog</w:t>
-      </w:r>
-      <w:r>
-        <w:rPr>
-          <w:rFonts w:ascii="Arial" w:hAnsi="Arial" w:eastAsia="Arial" w:cs="Arial"/>
-          <w:color w:val="000000"/>
-          <w:rtl w:val="0"/>
-          <w:lang w:val="de-DE" w:eastAsia="de-DE" w:bidi="de-DE"/>
-        </w:rPr>
-        <w:t xml:space="preserve">; </w:t>
-      </w:r>
-      <w:r>
-        <w:rPr>
-          <w:rFonts w:ascii="Arial" w:hAnsi="Arial" w:eastAsia="Arial" w:cs="Arial"/>
-          <w:color w:val="000000"/>
-          <w:rtl w:val="0"/>
-          <w:lang w:val="en-US" w:eastAsia="de-DE" w:bidi="de-DE"/>
-        </w:rPr>
-        <w:t>Aktualisierung</w:t>
-      </w:r>
-      <w:r>
-        <w:rPr>
-          <w:rFonts w:ascii="Arial" w:hAnsi="Arial" w:eastAsia="Arial" w:cs="Arial"/>
-          <w:color w:val="000000"/>
-          <w:rtl w:val="0"/>
-          <w:lang w:val="de-DE" w:eastAsia="de-DE" w:bidi="de-DE"/>
-        </w:rPr>
-        <w:t xml:space="preserve"> </w:t>
-      </w:r>
-      <w:r>
-        <w:rPr>
-          <w:rFonts w:ascii="Arial" w:hAnsi="Arial" w:eastAsia="Arial" w:cs="Arial"/>
-          <w:color w:val="000000"/>
-          <w:rtl w:val="0"/>
-          <w:lang w:val="en-US" w:eastAsia="de-DE" w:bidi="de-DE"/>
-        </w:rPr>
-        <w:t>sucht</w:t>
-      </w:r>
-      <w:r>
-        <w:rPr>
-          <w:rFonts w:ascii="Arial" w:hAnsi="Arial" w:eastAsia="Arial" w:cs="Arial"/>
-          <w:color w:val="000000"/>
-          <w:rtl w:val="0"/>
-          <w:lang w:val="de-DE" w:eastAsia="de-DE" w:bidi="de-DE"/>
-        </w:rPr>
-        <w:t xml:space="preserve"> </w:t>
-      </w:r>
-      <w:r>
-        <w:rPr>
-          <w:rFonts w:ascii="Arial" w:hAnsi="Arial" w:eastAsia="Arial" w:cs="Arial"/>
-          <w:color w:val="000000"/>
-          <w:rtl w:val="0"/>
-          <w:lang w:val="en-US" w:eastAsia="de-DE" w:bidi="de-DE"/>
-        </w:rPr>
-        <w:t>nur</w:t>
-      </w:r>
-      <w:r>
-        <w:rPr>
-          <w:rFonts w:ascii="Arial" w:hAnsi="Arial" w:eastAsia="Arial" w:cs="Arial"/>
-          <w:color w:val="000000"/>
-          <w:rtl w:val="0"/>
-          <w:lang w:val="de-DE" w:eastAsia="de-DE" w:bidi="de-DE"/>
-        </w:rPr>
-        <w:t xml:space="preserve"> </w:t>
-      </w:r>
-      <w:r>
-        <w:rPr>
-          <w:rFonts w:ascii="Arial" w:hAnsi="Arial" w:eastAsia="Arial" w:cs="Arial"/>
-          <w:color w:val="000000"/>
-          <w:rtl w:val="0"/>
-          <w:lang w:val="en-US" w:eastAsia="de-DE" w:bidi="de-DE"/>
-        </w:rPr>
-        <w:t>PrintNode.</w:t>
-      </w:r>
-      <w:r>
-        <w:rPr>
-          <w:rFonts w:ascii="Arial" w:hAnsi="Arial" w:eastAsia="Arial" w:cs="Arial"/>
-          <w:color w:val="000000"/>
-          <w:rtl w:val="0"/>
-          <w:lang w:val="de-DE" w:eastAsia="de-DE" w:bidi="de-DE"/>
-        </w:rPr>
-        <w:t xml:space="preserve"> </w:t>
-      </w:r>
-      <w:r>
-        <w:rPr>
-          <w:rFonts w:ascii="Arial" w:hAnsi="Arial" w:eastAsia="Arial" w:cs="Arial"/>
-          <w:color w:val="000000"/>
-          <w:rtl w:val="0"/>
-          <w:lang w:val="en-US" w:eastAsia="de-DE" w:bidi="de-DE"/>
-        </w:rPr>
-        <w:t>Bei</w:t>
-      </w:r>
-      <w:r>
-        <w:rPr>
-          <w:rFonts w:ascii="Arial" w:hAnsi="Arial" w:eastAsia="Arial" w:cs="Arial"/>
-          <w:color w:val="000000"/>
-          <w:rtl w:val="0"/>
-          <w:lang w:val="de-DE" w:eastAsia="de-DE" w:bidi="de-DE"/>
-        </w:rPr>
-        <w:t xml:space="preserve"> </w:t>
-      </w:r>
-      <w:r>
-        <w:rPr>
-          <w:rFonts w:ascii="Arial" w:hAnsi="Arial" w:eastAsia="Arial" w:cs="Arial"/>
-          <w:color w:val="000000"/>
-          <w:rtl w:val="0"/>
-          <w:lang w:val="en-US" w:eastAsia="de-DE" w:bidi="de-DE"/>
-        </w:rPr>
-        <w:t>unknown</w:t>
-      </w:r>
-      <w:r>
-        <w:rPr>
-          <w:rFonts w:ascii="Arial" w:hAnsi="Arial" w:eastAsia="Arial" w:cs="Arial"/>
-          <w:color w:val="000000"/>
-          <w:rtl w:val="0"/>
-          <w:lang w:val="de-DE" w:eastAsia="de-DE" w:bidi="de-DE"/>
-        </w:rPr>
-        <w:t xml:space="preserve"> </w:t>
-      </w:r>
-      <w:r>
-        <w:rPr>
-          <w:rFonts w:ascii="Arial" w:hAnsi="Arial" w:eastAsia="Arial" w:cs="Arial"/>
-          <w:color w:val="000000"/>
-          <w:rtl w:val="0"/>
-          <w:lang w:val="en-US" w:eastAsia="de-DE" w:bidi="de-DE"/>
-        </w:rPr>
-        <w:t>oder</w:t>
-      </w:r>
-      <w:r>
-        <w:rPr>
-          <w:rFonts w:ascii="Arial" w:hAnsi="Arial" w:eastAsia="Arial" w:cs="Arial"/>
-          <w:color w:val="000000"/>
-          <w:rtl w:val="0"/>
-          <w:lang w:val="de-DE" w:eastAsia="de-DE" w:bidi="de-DE"/>
-        </w:rPr>
-        <w:t xml:space="preserve"> </w:t>
-      </w:r>
-      <w:r>
-        <w:rPr>
-          <w:rFonts w:ascii="Arial" w:hAnsi="Arial" w:eastAsia="Arial" w:cs="Arial"/>
-          <w:color w:val="000000"/>
-          <w:rtl w:val="0"/>
-          <w:lang w:val="en-US" w:eastAsia="de-DE" w:bidi="de-DE"/>
-        </w:rPr>
-        <w:t>submitted</w:t>
-      </w:r>
-      <w:r>
-        <w:rPr>
-          <w:rFonts w:ascii="Arial" w:hAnsi="Arial" w:eastAsia="Arial" w:cs="Arial"/>
-          <w:color w:val="000000"/>
-          <w:rtl w:val="0"/>
-          <w:lang w:val="de-DE" w:eastAsia="de-DE" w:bidi="de-DE"/>
-        </w:rPr>
-        <w:t xml:space="preserve"> </w:t>
-      </w:r>
-      <w:r>
-        <w:rPr>
-          <w:rFonts w:ascii="Arial" w:hAnsi="Arial" w:eastAsia="Arial" w:cs="Arial"/>
-          <w:color w:val="000000"/>
-          <w:rtl w:val="0"/>
-          <w:lang w:val="en-US" w:eastAsia="de-DE" w:bidi="de-DE"/>
-        </w:rPr>
-        <w:t>ohne</w:t>
-      </w:r>
-      <w:r>
-        <w:rPr>
-          <w:rFonts w:ascii="Arial" w:hAnsi="Arial" w:eastAsia="Arial" w:cs="Arial"/>
-          <w:color w:val="000000"/>
-          <w:rtl w:val="0"/>
-          <w:lang w:val="de-DE" w:eastAsia="de-DE" w:bidi="de-DE"/>
-        </w:rPr>
-        <w:t xml:space="preserve"> </w:t>
-      </w:r>
-      <w:r>
-        <w:rPr>
-          <w:rFonts w:ascii="Arial" w:hAnsi="Arial" w:eastAsia="Arial" w:cs="Arial"/>
-          <w:color w:val="000000"/>
-          <w:rtl w:val="0"/>
-          <w:lang w:val="en-US" w:eastAsia="de-DE" w:bidi="de-DE"/>
-        </w:rPr>
-        <w:t>Papier</w:t>
-      </w:r>
-      <w:r>
-        <w:rPr>
-          <w:rFonts w:ascii="Arial" w:hAnsi="Arial" w:eastAsia="Arial" w:cs="Arial"/>
-          <w:color w:val="000000"/>
-          <w:rtl w:val="0"/>
-          <w:lang w:val="de-DE" w:eastAsia="de-DE" w:bidi="de-DE"/>
-        </w:rPr>
-        <w:t xml:space="preserve"> </w:t>
-      </w:r>
-      <w:r>
-        <w:rPr>
-          <w:rFonts w:ascii="Arial" w:hAnsi="Arial" w:eastAsia="Arial" w:cs="Arial"/>
-          <w:color w:val="000000"/>
-          <w:rtl w:val="0"/>
-          <w:lang w:val="en-US" w:eastAsia="de-DE" w:bidi="de-DE"/>
-        </w:rPr>
-        <w:t>vor</w:t>
-      </w:r>
-      <w:r>
-        <w:rPr>
-          <w:rFonts w:ascii="Arial" w:hAnsi="Arial" w:eastAsia="Arial" w:cs="Arial"/>
-          <w:color w:val="000000"/>
-          <w:rtl w:val="0"/>
-          <w:lang w:val="de-DE" w:eastAsia="de-DE" w:bidi="de-DE"/>
-        </w:rPr>
-        <w:t xml:space="preserve"> </w:t>
-      </w:r>
-      <w:r>
-        <w:rPr>
-          <w:rFonts w:ascii="Arial" w:hAnsi="Arial" w:eastAsia="Arial" w:cs="Arial"/>
-          <w:color w:val="000000"/>
-          <w:rtl w:val="0"/>
-          <w:lang w:val="en-US" w:eastAsia="de-DE" w:bidi="de-DE"/>
-        </w:rPr>
-        <w:t>Nachdruck</w:t>
-      </w:r>
-      <w:r>
-        <w:rPr>
-          <w:rFonts w:ascii="Arial" w:hAnsi="Arial" w:eastAsia="Arial" w:cs="Arial"/>
-          <w:color w:val="000000"/>
-          <w:rtl w:val="0"/>
-          <w:lang w:val="de-DE" w:eastAsia="de-DE" w:bidi="de-DE"/>
-        </w:rPr>
-        <w:t xml:space="preserve"> </w:t>
-      </w:r>
-      <w:r>
-        <w:rPr>
-          <w:rFonts w:ascii="Arial" w:hAnsi="Arial" w:eastAsia="Arial" w:cs="Arial"/>
-          <w:color w:val="000000"/>
-          <w:rtl w:val="0"/>
-          <w:lang w:val="en-US" w:eastAsia="de-DE" w:bidi="de-DE"/>
-        </w:rPr>
-        <w:t>Verlauf</w:t>
-      </w:r>
-      <w:r>
-        <w:rPr>
-          <w:rFonts w:ascii="Arial" w:hAnsi="Arial" w:eastAsia="Arial" w:cs="Arial"/>
-          <w:color w:val="000000"/>
-          <w:rtl w:val="0"/>
-          <w:lang w:val="de-DE" w:eastAsia="de-DE" w:bidi="de-DE"/>
-        </w:rPr>
-        <w:t xml:space="preserve"> </w:t>
-      </w:r>
-      <w:r>
-        <w:rPr>
-          <w:rFonts w:ascii="Arial" w:hAnsi="Arial" w:eastAsia="Arial" w:cs="Arial"/>
-          <w:color w:val="000000"/>
-          <w:rtl w:val="0"/>
-          <w:lang w:val="en-US" w:eastAsia="de-DE" w:bidi="de-DE"/>
-        </w:rPr>
-        <w:t>pr</w:t>
-      </w:r>
-      <w:r>
-        <w:rPr>
-          <w:rFonts w:ascii="Arial" w:hAnsi="Arial" w:eastAsia="Arial" w:cs="Arial"/>
-          <w:color w:val="000000"/>
-          <w:rtl w:val="0"/>
-          <w:lang w:val="de-DE" w:eastAsia="de-DE" w:bidi="de-DE"/>
-        </w:rPr>
-        <w:t>ü</w:t>
-      </w:r>
-      <w:r>
-        <w:rPr>
-          <w:rFonts w:ascii="Arial" w:hAnsi="Arial" w:eastAsia="Arial" w:cs="Arial"/>
-          <w:color w:val="000000"/>
-          <w:rtl w:val="0"/>
-          <w:lang w:val="en-US" w:eastAsia="de-DE" w:bidi="de-DE"/>
-        </w:rPr>
-        <w:t>fen.</w:t>
+          <w:lang w:val="de-DE" w:bidi="de-DE" w:eastAsia="de-DE"/>
+          <w:color w:val="000000"/>
+          <w:rtl w:val="0"/>
+          <w:rFonts w:ascii="Arial" w:hAnsi="Arial" w:eastAsia="Arial" w:cs="Arial"/>
+        </w:rPr>
+        <w:t>Bei wartenden Agentenaufträgen prüfen Sie letzte Verbindung, wachen Rechner, HTTPS, Anwendungspasswort und gleiche logische Warteschlange. Für CUPS prüfen Sie Scheduled Actions, WP Cron und Netzwerk. Vor erneutem unknown-Druck Spooler, Journal und Papier prüfen. Bei PDF-Fehlern Erweiterungen, Schriften, Speicher und temporäre Rechte prüfen.</w:t>
       </w:r>
     </w:p>
     <w:p>
@@ -27717,7 +20570,7 @@
               <w:left w:w="100" w:type="dxa"/>
               <w:right w:w="100" w:type="dxa"/>
             </w:tcMar>
-            <w:shd w:fill="E7EDF2"/>
+            <w:shd w:fill="D9D9D9" w:val="clear"/>
           </w:tcPr>
           <w:p>
             <w:pPr>
@@ -27749,7 +20602,7 @@
               <w:left w:w="100" w:type="dxa"/>
               <w:right w:w="100" w:type="dxa"/>
             </w:tcMar>
-            <w:shd w:fill="E7EDF2"/>
+            <w:shd w:fill="D9D9D9" w:val="clear"/>
           </w:tcPr>
           <w:p>
             <w:pPr>
@@ -28298,9 +21151,1258 @@
         <w:spacing w:after="40"/>
       </w:pPr>
     </w:p>
+    <w:p>
+      <w:pPr>
+        <w:pStyle w:val="Heading1"/>
+        <w:bidi w:val="0"/>
+        <w:jc w:val="start"/>
+      </w:pPr>
+      <w:r>
+        <w:rPr>
+          <w:lang w:val="de-DE" w:bidi="de-DE"/>
+          <w:rtl w:val="0"/>
+        </w:rPr>
+        <w:t>Betrieb und Erweiterungsverträge</w:t>
+      </w:r>
+    </w:p>
+    <w:p>
+      <w:pPr>
+        <w:bidi w:val="0"/>
+        <w:jc w:val="start"/>
+      </w:pPr>
+      <w:r>
+        <w:rPr>
+          <w:lang w:val="de-DE" w:bidi="de-DE"/>
+          <w:rtl w:val="0"/>
+        </w:rPr>
+        <w:t>Fehlende Rechnungen vor Auswahl historischer Aufträge ansehen. Vorschau druckt nicht. UTC-Zeitraum maximal 31 Tage.</w:t>
+      </w:r>
+    </w:p>
+    <w:p>
+      <w:pPr>
+        <w:bidi w:val="0"/>
+        <w:jc w:val="start"/>
+      </w:pPr>
+      <w:r>
+        <w:rPr>
+          <w:lang w:val="de-DE" w:bidi="de-DE"/>
+          <w:rtl w:val="0"/>
+        </w:rPr>
+        <w:t>Erfüllung wird separat gespeichert. WooCommerce-Zahlung, Status und Daten bleiben unverändert.</w:t>
+      </w:r>
+    </w:p>
+    <w:p>
+      <w:pPr>
+        <w:bidi w:val="0"/>
+        <w:jc w:val="start"/>
+      </w:pPr>
+      <w:r>
+        <w:rPr>
+          <w:lang w:val="de-DE" w:bidi="de-DE"/>
+          <w:rtl w:val="0"/>
+        </w:rPr>
+        <w:t>Tastaturscanner nutzen oder Referenz eingeben. Anmeldung erforderlich; Scan bestätigt keinen Papierdruck.</w:t>
+      </w:r>
+    </w:p>
+    <w:p>
+      <w:pPr>
+        <w:bidi w:val="0"/>
+        <w:jc w:val="start"/>
+      </w:pPr>
+      <w:r>
+        <w:rPr>
+          <w:lang w:val="de-DE" w:bidi="de-DE"/>
+          <w:rtl w:val="0"/>
+        </w:rPr>
+        <w:t>Export standardmäßig aus. Der Empfänger muss HMAC, Wiederholungsschutz und idempotente Belege umsetzen. Annahme beweist keinen Versand. Geheimnisse sind in der DB unverschlüsselt; WCIP_EXPORT_SIGNING_SECRET verwenden.</w:t>
+      </w:r>
+    </w:p>
+    <w:p>
+      <w:pPr>
+        <w:pStyle w:val="Code"/>
+        <w:bidi w:val="0"/>
+        <w:jc w:val="start"/>
+      </w:pPr>
+      <w:r>
+        <w:rPr>
+          <w:lang w:val="de-DE" w:bidi="de-DE"/>
+          <w:rtl w:val="0"/>
+        </w:rPr>
+        <w:t>1.4.0 · 2026-10-10 · c894eb05d2120a4bba09aa3500fe2842a0e48d74</w:t>
+      </w:r>
+    </w:p>
+    <w:p>
+      <w:pPr>
+        <w:pStyle w:val="Code"/>
+        <w:bidi w:val="0"/>
+        <w:jc w:val="start"/>
+      </w:pPr>
+      <w:r>
+        <w:rPr>
+          <w:lang w:val="de-DE" w:bidi="de-DE"/>
+          <w:rtl w:val="0"/>
+        </w:rPr>
+        <w:t>docs/operations.md · REMEDIATION_TRACEABILITY.md</w:t>
+      </w:r>
+    </w:p>
+    <w:tbl>
+      <w:tblPr>
+        <w:tblW w:type="auto" w:w="0"/>
+        <w:tblLook w:firstColumn="1" w:firstRow="1" w:lastColumn="0" w:lastRow="0" w:noHBand="0" w:noVBand="1" w:val="04A0"/>
+        <w:tblBorders>
+          <w:top w:val="single" w:sz="4" w:color="D9D9D9"/>
+          <w:left w:val="single" w:sz="4" w:color="D9D9D9"/>
+          <w:bottom w:val="single" w:sz="4" w:color="D9D9D9"/>
+          <w:right w:val="single" w:sz="4" w:color="D9D9D9"/>
+          <w:insideH w:val="single" w:sz="4" w:color="D9D9D9"/>
+          <w:insideV w:val="single" w:sz="4" w:color="D9D9D9"/>
+        </w:tblBorders>
+      </w:tblPr>
+      <w:tblGrid>
+        <w:gridCol w:w="5112"/>
+        <w:gridCol w:w="5112"/>
+      </w:tblGrid>
+      <w:tr>
+        <w:trPr>
+          <w:tblHeader/>
+          <w:cantSplit/>
+        </w:trPr>
+        <w:tc>
+          <w:tcPr>
+            <w:tcW w:type="dxa" w:w="5112"/>
+            <w:vAlign w:val="center"/>
+            <w:shd w:fill="D9D9D9" w:val="clear"/>
+          </w:tcPr>
+          <w:p>
+            <w:pPr>
+              <w:bidi w:val="0"/>
+              <w:jc w:val="start"/>
+            </w:pPr>
+            <w:r>
+              <w:rPr>
+                <w:lang w:val="de-DE" w:bidi="de-DE"/>
+                <w:b/>
+                <w:rtl w:val="0"/>
+              </w:rPr>
+              <w:t>Hook</w:t>
+            </w:r>
+          </w:p>
+        </w:tc>
+        <w:tc>
+          <w:tcPr>
+            <w:tcW w:type="dxa" w:w="5112"/>
+            <w:vAlign w:val="center"/>
+            <w:shd w:fill="D9D9D9" w:val="clear"/>
+          </w:tcPr>
+          <w:p>
+            <w:pPr>
+              <w:bidi w:val="0"/>
+              <w:jc w:val="start"/>
+            </w:pPr>
+            <w:r>
+              <w:rPr>
+                <w:lang w:val="de-DE" w:bidi="de-DE"/>
+                <w:b/>
+                <w:rtl w:val="0"/>
+              </w:rPr>
+              <w:t>Typ und Argumente</w:t>
+            </w:r>
+          </w:p>
+        </w:tc>
+      </w:tr>
+      <w:tr>
+        <w:trPr>
+          <w:cantSplit/>
+        </w:trPr>
+        <w:tc>
+          <w:tcPr>
+            <w:tcW w:type="dxa" w:w="5112"/>
+            <w:vAlign w:val="center"/>
+          </w:tcPr>
+          <w:p>
+            <w:pPr>
+              <w:bidi w:val="0"/>
+              <w:jc w:val="start"/>
+            </w:pPr>
+            <w:r>
+              <w:rPr>
+                <w:lang w:val="de-DE" w:bidi="de-DE"/>
+                <w:rtl w:val="0"/>
+              </w:rPr>
+              <w:t>wcip_payment_method_semantics</w:t>
+            </w:r>
+          </w:p>
+        </w:tc>
+        <w:tc>
+          <w:tcPr>
+            <w:tcW w:type="dxa" w:w="5112"/>
+            <w:vAlign w:val="center"/>
+          </w:tcPr>
+          <w:p>
+            <w:r>
+              <w:t>string, WC_Order, gateway → string</w:t>
+            </w:r>
+          </w:p>
+        </w:tc>
+      </w:tr>
+      <w:tr>
+        <w:trPr>
+          <w:cantSplit/>
+        </w:trPr>
+        <w:tc>
+          <w:tcPr>
+            <w:tcW w:type="dxa" w:w="5112"/>
+            <w:vAlign w:val="center"/>
+          </w:tcPr>
+          <w:p>
+            <w:pPr>
+              <w:bidi w:val="0"/>
+              <w:jc w:val="start"/>
+            </w:pPr>
+            <w:r>
+              <w:rPr>
+                <w:lang w:val="de-DE" w:bidi="de-DE"/>
+                <w:rtl w:val="0"/>
+              </w:rPr>
+              <w:t>wcip_payment_confirmed</w:t>
+            </w:r>
+          </w:p>
+        </w:tc>
+        <w:tc>
+          <w:tcPr>
+            <w:tcW w:type="dxa" w:w="5112"/>
+            <w:vAlign w:val="center"/>
+          </w:tcPr>
+          <w:p>
+            <w:r>
+              <w:t>bool, WC_Order, semantics → bool</w:t>
+            </w:r>
+          </w:p>
+        </w:tc>
+      </w:tr>
+      <w:tr>
+        <w:trPr>
+          <w:cantSplit/>
+        </w:trPr>
+        <w:tc>
+          <w:tcPr>
+            <w:tcW w:type="dxa" w:w="5112"/>
+            <w:vAlign w:val="center"/>
+          </w:tcPr>
+          <w:p>
+            <w:pPr>
+              <w:bidi w:val="0"/>
+              <w:jc w:val="start"/>
+            </w:pPr>
+            <w:r>
+              <w:rPr>
+                <w:lang w:val="de-DE" w:bidi="de-DE"/>
+                <w:rtl w:val="0"/>
+              </w:rPr>
+              <w:t>wcip_fulfillment_eligible</w:t>
+            </w:r>
+          </w:p>
+        </w:tc>
+        <w:tc>
+          <w:tcPr>
+            <w:tcW w:type="dxa" w:w="5112"/>
+            <w:vAlign w:val="center"/>
+          </w:tcPr>
+          <w:p>
+            <w:pPr>
+              <w:bidi w:val="0"/>
+              <w:jc w:val="start"/>
+            </w:pPr>
+            <w:r>
+              <w:rPr>
+                <w:lang w:val="de-DE" w:bidi="de-DE"/>
+                <w:rtl w:val="0"/>
+              </w:rPr>
+              <w:t>bool, WC_Order → bool</w:t>
+            </w:r>
+          </w:p>
+        </w:tc>
+      </w:tr>
+      <w:tr>
+        <w:trPr>
+          <w:cantSplit/>
+        </w:trPr>
+        <w:tc>
+          <w:tcPr>
+            <w:tcW w:type="dxa" w:w="5112"/>
+            <w:vAlign w:val="center"/>
+          </w:tcPr>
+          <w:p>
+            <w:pPr>
+              <w:bidi w:val="0"/>
+              <w:jc w:val="start"/>
+            </w:pPr>
+            <w:r>
+              <w:rPr>
+                <w:lang w:val="de-DE" w:bidi="de-DE"/>
+                <w:rtl w:val="0"/>
+              </w:rPr>
+              <w:t>wcip_recipient_data</w:t>
+            </w:r>
+          </w:p>
+        </w:tc>
+        <w:tc>
+          <w:tcPr>
+            <w:tcW w:type="dxa" w:w="5112"/>
+            <w:vAlign w:val="center"/>
+          </w:tcPr>
+          <w:p>
+            <w:pPr>
+              <w:bidi w:val="0"/>
+              <w:jc w:val="start"/>
+            </w:pPr>
+            <w:r>
+              <w:rPr>
+                <w:lang w:val="de-DE" w:bidi="de-DE"/>
+                <w:rtl w:val="0"/>
+              </w:rPr>
+              <w:t>array, WC_Order → array</w:t>
+            </w:r>
+          </w:p>
+        </w:tc>
+      </w:tr>
+      <w:tr>
+        <w:trPr>
+          <w:cantSplit/>
+        </w:trPr>
+        <w:tc>
+          <w:tcPr>
+            <w:tcW w:type="dxa" w:w="5112"/>
+            <w:vAlign w:val="center"/>
+          </w:tcPr>
+          <w:p>
+            <w:pPr>
+              <w:bidi w:val="0"/>
+              <w:jc w:val="start"/>
+            </w:pPr>
+            <w:r>
+              <w:rPr>
+                <w:lang w:val="de-DE" w:bidi="de-DE"/>
+                <w:rtl w:val="0"/>
+              </w:rPr>
+              <w:t>wcip_item_weight</w:t>
+            </w:r>
+          </w:p>
+        </w:tc>
+        <w:tc>
+          <w:tcPr>
+            <w:tcW w:type="dxa" w:w="5112"/>
+            <w:vAlign w:val="center"/>
+          </w:tcPr>
+          <w:p>
+            <w:r>
+              <w:t>array, WC_Order_Item_Product, quantity → array</w:t>
+            </w:r>
+          </w:p>
+        </w:tc>
+      </w:tr>
+      <w:tr>
+        <w:trPr>
+          <w:cantSplit/>
+        </w:trPr>
+        <w:tc>
+          <w:tcPr>
+            <w:tcW w:type="dxa" w:w="5112"/>
+            <w:vAlign w:val="center"/>
+          </w:tcPr>
+          <w:p>
+            <w:pPr>
+              <w:bidi w:val="0"/>
+              <w:jc w:val="start"/>
+            </w:pPr>
+            <w:r>
+              <w:rPr>
+                <w:lang w:val="de-DE" w:bidi="de-DE"/>
+                <w:rtl w:val="0"/>
+              </w:rPr>
+              <w:t>wcip_print_filter_query_args</w:t>
+            </w:r>
+          </w:p>
+        </w:tc>
+        <w:tc>
+          <w:tcPr>
+            <w:tcW w:type="dxa" w:w="5112"/>
+            <w:vAlign w:val="center"/>
+          </w:tcPr>
+          <w:p>
+            <w:pPr>
+              <w:bidi w:val="0"/>
+              <w:jc w:val="start"/>
+            </w:pPr>
+            <w:r>
+              <w:rPr>
+                <w:lang w:val="de-DE" w:bidi="de-DE"/>
+                <w:rtl w:val="0"/>
+              </w:rPr>
+              <w:t>array → array</w:t>
+            </w:r>
+          </w:p>
+        </w:tc>
+      </w:tr>
+      <w:tr>
+        <w:trPr>
+          <w:cantSplit/>
+        </w:trPr>
+        <w:tc>
+          <w:tcPr>
+            <w:tcW w:type="dxa" w:w="5112"/>
+            <w:vAlign w:val="center"/>
+          </w:tcPr>
+          <w:p>
+            <w:pPr>
+              <w:bidi w:val="0"/>
+              <w:jc w:val="start"/>
+            </w:pPr>
+            <w:r>
+              <w:rPr>
+                <w:lang w:val="de-DE" w:bidi="de-DE"/>
+                <w:rtl w:val="0"/>
+              </w:rPr>
+              <w:t>wcip_can_access_order</w:t>
+            </w:r>
+          </w:p>
+        </w:tc>
+        <w:tc>
+          <w:tcPr>
+            <w:tcW w:type="dxa" w:w="5112"/>
+            <w:vAlign w:val="center"/>
+          </w:tcPr>
+          <w:p>
+            <w:pPr>
+              <w:bidi w:val="0"/>
+              <w:jc w:val="start"/>
+            </w:pPr>
+            <w:r>
+              <w:rPr>
+                <w:lang w:val="de-DE" w:bidi="de-DE"/>
+                <w:rtl w:val="0"/>
+              </w:rPr>
+              <w:t>bool, WC_Order, capability → bool</w:t>
+            </w:r>
+          </w:p>
+        </w:tc>
+      </w:tr>
+      <w:tr>
+        <w:trPr>
+          <w:cantSplit/>
+        </w:trPr>
+        <w:tc>
+          <w:tcPr>
+            <w:tcW w:type="dxa" w:w="5112"/>
+            <w:vAlign w:val="center"/>
+          </w:tcPr>
+          <w:p>
+            <w:pPr>
+              <w:bidi w:val="0"/>
+              <w:jc w:val="start"/>
+            </w:pPr>
+            <w:r>
+              <w:rPr>
+                <w:lang w:val="de-DE" w:bidi="de-DE"/>
+                <w:rtl w:val="0"/>
+              </w:rPr>
+              <w:t>wcip_print_confirmed</w:t>
+            </w:r>
+          </w:p>
+        </w:tc>
+        <w:tc>
+          <w:tcPr>
+            <w:tcW w:type="dxa" w:w="5112"/>
+            <w:vAlign w:val="center"/>
+          </w:tcPr>
+          <w:p>
+            <w:pPr>
+              <w:bidi w:val="0"/>
+              <w:jc w:val="start"/>
+            </w:pPr>
+            <w:r>
+              <w:rPr>
+                <w:lang w:val="de-DE" w:bidi="de-DE"/>
+                <w:rtl w:val="0"/>
+              </w:rPr>
+              <w:t>job array; after commit</w:t>
+            </w:r>
+          </w:p>
+        </w:tc>
+      </w:tr>
+      <w:tr>
+        <w:trPr>
+          <w:cantSplit/>
+        </w:trPr>
+        <w:tc>
+          <w:tcPr>
+            <w:tcW w:type="dxa" w:w="5112"/>
+            <w:vAlign w:val="center"/>
+          </w:tcPr>
+          <w:p>
+            <w:pPr>
+              <w:bidi w:val="0"/>
+              <w:jc w:val="start"/>
+            </w:pPr>
+            <w:r>
+              <w:rPr>
+                <w:lang w:val="de-DE" w:bidi="de-DE"/>
+                <w:rtl w:val="0"/>
+              </w:rPr>
+              <w:t>wcip_fulfillment_changed</w:t>
+            </w:r>
+          </w:p>
+        </w:tc>
+        <w:tc>
+          <w:tcPr>
+            <w:tcW w:type="dxa" w:w="5112"/>
+            <w:vAlign w:val="center"/>
+          </w:tcPr>
+          <w:p>
+            <w:pPr>
+              <w:bidi w:val="0"/>
+              <w:jc w:val="start"/>
+            </w:pPr>
+            <w:r>
+              <w:rPr>
+                <w:lang w:val="de-DE" w:bidi="de-DE"/>
+                <w:rtl w:val="0"/>
+              </w:rPr>
+              <w:t>state array, event string; after commit</w:t>
+            </w:r>
+          </w:p>
+        </w:tc>
+      </w:tr>
+      <w:tr>
+        <w:trPr>
+          <w:cantSplit/>
+        </w:trPr>
+        <w:tc>
+          <w:tcPr>
+            <w:tcW w:type="dxa" w:w="5112"/>
+            <w:vAlign w:val="center"/>
+          </w:tcPr>
+          <w:p>
+            <w:pPr>
+              <w:bidi w:val="0"/>
+              <w:jc w:val="start"/>
+            </w:pPr>
+            <w:r>
+              <w:rPr>
+                <w:lang w:val="de-DE" w:bidi="de-DE"/>
+                <w:rtl w:val="0"/>
+              </w:rPr>
+              <w:t>wcip_export_adapter</w:t>
+            </w:r>
+          </w:p>
+        </w:tc>
+        <w:tc>
+          <w:tcPr>
+            <w:tcW w:type="dxa" w:w="5112"/>
+            <w:vAlign w:val="center"/>
+          </w:tcPr>
+          <w:p>
+            <w:pPr>
+              <w:bidi w:val="0"/>
+              <w:jc w:val="start"/>
+            </w:pPr>
+            <w:r>
+              <w:rPr>
+                <w:lang w:val="de-DE" w:bidi="de-DE"/>
+                <w:rtl w:val="0"/>
+              </w:rPr>
+              <w:t>ExportAdapterInterface, SettingsRepository → adapter</w:t>
+            </w:r>
+          </w:p>
+        </w:tc>
+      </w:tr>
+      <w:tr>
+        <w:trPr>
+          <w:cantSplit/>
+        </w:trPr>
+        <w:tc>
+          <w:tcPr>
+            <w:tcW w:type="dxa" w:w="5112"/>
+            <w:vAlign w:val="center"/>
+          </w:tcPr>
+          <w:p>
+            <w:pPr>
+              <w:bidi w:val="0"/>
+              <w:jc w:val="start"/>
+            </w:pPr>
+            <w:r>
+              <w:rPr>
+                <w:lang w:val="de-DE" w:bidi="de-DE"/>
+                <w:rtl w:val="0"/>
+              </w:rPr>
+              <w:t>wcip_export_payload</w:t>
+            </w:r>
+          </w:p>
+        </w:tc>
+        <w:tc>
+          <w:tcPr>
+            <w:tcW w:type="dxa" w:w="5112"/>
+            <w:vAlign w:val="center"/>
+          </w:tcPr>
+          <w:p>
+            <w:pPr>
+              <w:bidi w:val="0"/>
+              <w:jc w:val="start"/>
+            </w:pPr>
+            <w:r>
+              <w:rPr>
+                <w:lang w:val="de-DE" w:bidi="de-DE"/>
+                <w:rtl w:val="0"/>
+              </w:rPr>
+              <w:t>array, WC_Order, package_id → array</w:t>
+            </w:r>
+          </w:p>
+        </w:tc>
+      </w:tr>
+    </w:tbl>
+    <w:p>
+      <w:pPr>
+        <w:spacing w:before="0" w:after="0" w:line="20" w:lineRule="exact"/>
+      </w:pPr>
+    </w:p>
+    <w:tbl>
+      <w:tblPr>
+        <w:tblW w:type="auto" w:w="0"/>
+        <w:tblLook w:firstColumn="1" w:firstRow="1" w:lastColumn="0" w:lastRow="0" w:noHBand="0" w:noVBand="1" w:val="04A0"/>
+        <w:tblBorders>
+          <w:top w:val="single" w:sz="4" w:color="D9D9D9"/>
+          <w:left w:val="single" w:sz="4" w:color="D9D9D9"/>
+          <w:bottom w:val="single" w:sz="4" w:color="D9D9D9"/>
+          <w:right w:val="single" w:sz="4" w:color="D9D9D9"/>
+          <w:insideH w:val="single" w:sz="4" w:color="D9D9D9"/>
+          <w:insideV w:val="single" w:sz="4" w:color="D9D9D9"/>
+        </w:tblBorders>
+      </w:tblPr>
+      <w:tblGrid>
+        <w:gridCol w:w="5112"/>
+        <w:gridCol w:w="5112"/>
+      </w:tblGrid>
+      <w:tr>
+        <w:trPr>
+          <w:tblHeader/>
+          <w:cantSplit/>
+        </w:trPr>
+        <w:tc>
+          <w:tcPr>
+            <w:tcW w:type="dxa" w:w="5112"/>
+            <w:vAlign w:val="center"/>
+            <w:shd w:fill="D9D9D9" w:val="clear"/>
+          </w:tcPr>
+          <w:p>
+            <w:pPr>
+              <w:bidi w:val="0"/>
+              <w:jc w:val="start"/>
+            </w:pPr>
+            <w:r>
+              <w:rPr>
+                <w:lang w:val="de-DE" w:bidi="de-DE"/>
+                <w:b/>
+                <w:rtl w:val="0"/>
+              </w:rPr>
+              <w:t>Methode und Route</w:t>
+            </w:r>
+          </w:p>
+        </w:tc>
+        <w:tc>
+          <w:tcPr>
+            <w:tcW w:type="dxa" w:w="5112"/>
+            <w:vAlign w:val="center"/>
+            <w:shd w:fill="D9D9D9" w:val="clear"/>
+          </w:tcPr>
+          <w:p>
+            <w:pPr>
+              <w:bidi w:val="0"/>
+              <w:jc w:val="start"/>
+            </w:pPr>
+            <w:r>
+              <w:rPr>
+                <w:lang w:val="de-DE" w:bidi="de-DE"/>
+                <w:b/>
+                <w:rtl w:val="0"/>
+              </w:rPr>
+              <w:t>Erforderliche Berechtigung</w:t>
+            </w:r>
+          </w:p>
+        </w:tc>
+      </w:tr>
+      <w:tr>
+        <w:trPr>
+          <w:cantSplit/>
+        </w:trPr>
+        <w:tc>
+          <w:tcPr>
+            <w:tcW w:type="dxa" w:w="5112"/>
+            <w:vAlign w:val="center"/>
+          </w:tcPr>
+          <w:p>
+            <w:pPr>
+              <w:bidi w:val="0"/>
+              <w:jc w:val="start"/>
+            </w:pPr>
+            <w:r>
+              <w:rPr>
+                <w:lang w:val="de-DE" w:bidi="de-DE"/>
+                <w:rtl w:val="0"/>
+              </w:rPr>
+              <w:t>POST /reconciliation/preview</w:t>
+            </w:r>
+          </w:p>
+        </w:tc>
+        <w:tc>
+          <w:tcPr>
+            <w:tcW w:type="dxa" w:w="5112"/>
+            <w:vAlign w:val="center"/>
+          </w:tcPr>
+          <w:p>
+            <w:pPr>
+              <w:bidi w:val="0"/>
+              <w:jc w:val="start"/>
+            </w:pPr>
+            <w:r>
+              <w:rPr>
+                <w:lang w:val="de-DE" w:bidi="de-DE"/>
+                <w:rtl w:val="0"/>
+              </w:rPr>
+              <w:t>wcip_manage_settings + wcip_print_invoices</w:t>
+            </w:r>
+          </w:p>
+        </w:tc>
+      </w:tr>
+      <w:tr>
+        <w:trPr>
+          <w:cantSplit/>
+        </w:trPr>
+        <w:tc>
+          <w:tcPr>
+            <w:tcW w:type="dxa" w:w="5112"/>
+            <w:vAlign w:val="center"/>
+          </w:tcPr>
+          <w:p>
+            <w:pPr>
+              <w:bidi w:val="0"/>
+              <w:jc w:val="start"/>
+            </w:pPr>
+            <w:r>
+              <w:rPr>
+                <w:lang w:val="de-DE" w:bidi="de-DE"/>
+                <w:rtl w:val="0"/>
+              </w:rPr>
+              <w:t>POST /reconciliation/enqueue</w:t>
+            </w:r>
+          </w:p>
+        </w:tc>
+        <w:tc>
+          <w:tcPr>
+            <w:tcW w:type="dxa" w:w="5112"/>
+            <w:vAlign w:val="center"/>
+          </w:tcPr>
+          <w:p>
+            <w:pPr>
+              <w:bidi w:val="0"/>
+              <w:jc w:val="start"/>
+            </w:pPr>
+            <w:r>
+              <w:rPr>
+                <w:lang w:val="de-DE" w:bidi="de-DE"/>
+                <w:rtl w:val="0"/>
+              </w:rPr>
+              <w:t>same + user-bound token + confirm:true</w:t>
+            </w:r>
+          </w:p>
+        </w:tc>
+      </w:tr>
+      <w:tr>
+        <w:trPr>
+          <w:cantSplit/>
+        </w:trPr>
+        <w:tc>
+          <w:tcPr>
+            <w:tcW w:type="dxa" w:w="5112"/>
+            <w:vAlign w:val="center"/>
+          </w:tcPr>
+          <w:p>
+            <w:pPr>
+              <w:bidi w:val="0"/>
+              <w:jc w:val="start"/>
+            </w:pPr>
+            <w:r>
+              <w:rPr>
+                <w:lang w:val="de-DE" w:bidi="de-DE"/>
+                <w:rtl w:val="0"/>
+              </w:rPr>
+              <w:t>POST /scan</w:t>
+            </w:r>
+          </w:p>
+        </w:tc>
+        <w:tc>
+          <w:tcPr>
+            <w:tcW w:type="dxa" w:w="5112"/>
+            <w:vAlign w:val="center"/>
+          </w:tcPr>
+          <w:p>
+            <w:pPr>
+              <w:bidi w:val="0"/>
+              <w:jc w:val="start"/>
+            </w:pPr>
+            <w:r>
+              <w:rPr>
+                <w:lang w:val="de-DE" w:bidi="de-DE"/>
+                <w:rtl w:val="0"/>
+              </w:rPr>
+              <w:t>wcip_scan_orders + order access</w:t>
+            </w:r>
+          </w:p>
+        </w:tc>
+      </w:tr>
+      <w:tr>
+        <w:trPr>
+          <w:cantSplit/>
+        </w:trPr>
+        <w:tc>
+          <w:tcPr>
+            <w:tcW w:type="dxa" w:w="5112"/>
+            <w:vAlign w:val="center"/>
+          </w:tcPr>
+          <w:p>
+            <w:pPr>
+              <w:bidi w:val="0"/>
+              <w:jc w:val="start"/>
+            </w:pPr>
+            <w:r>
+              <w:rPr>
+                <w:lang w:val="de-DE" w:bidi="de-DE"/>
+                <w:rtl w:val="0"/>
+              </w:rPr>
+              <w:t>POST /fulfillment/{id}</w:t>
+            </w:r>
+          </w:p>
+        </w:tc>
+        <w:tc>
+          <w:tcPr>
+            <w:tcW w:type="dxa" w:w="5112"/>
+            <w:vAlign w:val="center"/>
+          </w:tcPr>
+          <w:p>
+            <w:pPr>
+              <w:bidi w:val="0"/>
+              <w:jc w:val="start"/>
+            </w:pPr>
+            <w:r>
+              <w:rPr>
+                <w:lang w:val="de-DE" w:bidi="de-DE"/>
+                <w:rtl w:val="0"/>
+              </w:rPr>
+              <w:t>wcip_manage_fulfillment + order access + revision</w:t>
+            </w:r>
+          </w:p>
+        </w:tc>
+      </w:tr>
+      <w:tr>
+        <w:trPr>
+          <w:cantSplit/>
+        </w:trPr>
+        <w:tc>
+          <w:tcPr>
+            <w:tcW w:type="dxa" w:w="5112"/>
+            <w:vAlign w:val="center"/>
+          </w:tcPr>
+          <w:p>
+            <w:pPr>
+              <w:bidi w:val="0"/>
+              <w:jc w:val="start"/>
+            </w:pPr>
+            <w:r>
+              <w:rPr>
+                <w:lang w:val="de-DE" w:bidi="de-DE"/>
+                <w:rtl w:val="0"/>
+              </w:rPr>
+              <w:t>POST /exports</w:t>
+            </w:r>
+          </w:p>
+        </w:tc>
+        <w:tc>
+          <w:tcPr>
+            <w:tcW w:type="dxa" w:w="5112"/>
+            <w:vAlign w:val="center"/>
+          </w:tcPr>
+          <w:p>
+            <w:pPr>
+              <w:bidi w:val="0"/>
+              <w:jc w:val="start"/>
+            </w:pPr>
+            <w:r>
+              <w:rPr>
+                <w:lang w:val="de-DE" w:bidi="de-DE"/>
+                <w:rtl w:val="0"/>
+              </w:rPr>
+              <w:t>wcip_export_orders + order access + event_key</w:t>
+            </w:r>
+          </w:p>
+        </w:tc>
+      </w:tr>
+      <w:tr>
+        <w:trPr>
+          <w:cantSplit/>
+        </w:trPr>
+        <w:tc>
+          <w:tcPr>
+            <w:tcW w:type="dxa" w:w="5112"/>
+            <w:vAlign w:val="center"/>
+          </w:tcPr>
+          <w:p>
+            <w:pPr>
+              <w:bidi w:val="0"/>
+              <w:jc w:val="start"/>
+            </w:pPr>
+            <w:r>
+              <w:rPr>
+                <w:lang w:val="de-DE" w:bidi="de-DE"/>
+                <w:rtl w:val="0"/>
+              </w:rPr>
+              <w:t>GET /exports/history</w:t>
+            </w:r>
+          </w:p>
+        </w:tc>
+        <w:tc>
+          <w:tcPr>
+            <w:tcW w:type="dxa" w:w="5112"/>
+            <w:vAlign w:val="center"/>
+          </w:tcPr>
+          <w:p>
+            <w:pPr>
+              <w:bidi w:val="0"/>
+              <w:jc w:val="start"/>
+            </w:pPr>
+            <w:r>
+              <w:rPr>
+                <w:lang w:val="de-DE" w:bidi="de-DE"/>
+                <w:rtl w:val="0"/>
+              </w:rPr>
+              <w:t>wcip_export_orders</w:t>
+            </w:r>
+          </w:p>
+        </w:tc>
+      </w:tr>
+      <w:tr>
+        <w:trPr>
+          <w:cantSplit/>
+        </w:trPr>
+        <w:tc>
+          <w:tcPr>
+            <w:tcW w:type="dxa" w:w="5112"/>
+            <w:vAlign w:val="center"/>
+          </w:tcPr>
+          <w:p>
+            <w:pPr>
+              <w:bidi w:val="0"/>
+              <w:jc w:val="start"/>
+            </w:pPr>
+            <w:r>
+              <w:rPr>
+                <w:lang w:val="de-DE" w:bidi="de-DE"/>
+                <w:rtl w:val="0"/>
+              </w:rPr>
+              <w:t>POST /exports/test</w:t>
+            </w:r>
+          </w:p>
+        </w:tc>
+        <w:tc>
+          <w:tcPr>
+            <w:tcW w:type="dxa" w:w="5112"/>
+            <w:vAlign w:val="center"/>
+          </w:tcPr>
+          <w:p>
+            <w:pPr>
+              <w:bidi w:val="0"/>
+              <w:jc w:val="start"/>
+            </w:pPr>
+            <w:r>
+              <w:rPr>
+                <w:lang w:val="de-DE" w:bidi="de-DE"/>
+                <w:rtl w:val="0"/>
+              </w:rPr>
+              <w:t>wcip_export_orders + wcip_manage_settings</w:t>
+            </w:r>
+          </w:p>
+        </w:tc>
+      </w:tr>
+      <w:tr>
+        <w:trPr>
+          <w:cantSplit/>
+        </w:trPr>
+        <w:tc>
+          <w:tcPr>
+            <w:tcW w:type="dxa" w:w="5112"/>
+            <w:vAlign w:val="center"/>
+          </w:tcPr>
+          <w:p>
+            <w:pPr>
+              <w:bidi w:val="0"/>
+              <w:jc w:val="start"/>
+            </w:pPr>
+            <w:r>
+              <w:rPr>
+                <w:lang w:val="de-DE" w:bidi="de-DE"/>
+                <w:rtl w:val="0"/>
+              </w:rPr>
+              <w:t>GET /diagnostics</w:t>
+            </w:r>
+          </w:p>
+        </w:tc>
+        <w:tc>
+          <w:tcPr>
+            <w:tcW w:type="dxa" w:w="5112"/>
+            <w:vAlign w:val="center"/>
+          </w:tcPr>
+          <w:p>
+            <w:pPr>
+              <w:bidi w:val="0"/>
+              <w:jc w:val="start"/>
+            </w:pPr>
+            <w:r>
+              <w:rPr>
+                <w:lang w:val="de-DE" w:bidi="de-DE"/>
+                <w:rtl w:val="0"/>
+              </w:rPr>
+              <w:t>wcip_manage_settings + wcip_print_invoices</w:t>
+            </w:r>
+          </w:p>
+        </w:tc>
+      </w:tr>
+    </w:tbl>
+    <w:p>
+      <w:pPr>
+        <w:pStyle w:val="Code"/>
+        <w:bidi w:val="0"/>
+        <w:jc w:val="start"/>
+      </w:pPr>
+      <w:r>
+        <w:rPr>
+          <w:lang w:val="de-DE" w:bidi="de-DE"/>
+          <w:rtl w:val="0"/>
+        </w:rPr>
+        <w:t>TemplateDefinition(id, name, description, paper_size, orientation, supports_rtl, file_path, document_type = "invoice")</w:t>
+      </w:r>
+    </w:p>
+    <w:p>
+      <w:pPr>
+        <w:pStyle w:val="Code"/>
+        <w:bidi w:val="0"/>
+        <w:jc w:val="start"/>
+      </w:pPr>
+      <w:r>
+        <w:rPr>
+          <w:lang w:val="de-DE" w:bidi="de-DE"/>
+          <w:rtl w:val="0"/>
+        </w:rPr>
+        <w:t>document_type: invoice | shipping_label | packing_list</w:t>
+        <w:br/>
+        <w:t>ExportAdapterInterface: id(), capabilities(), validate_configuration(), test_connection(), submit(payload, idempotency_key)</w:t>
+      </w:r>
+    </w:p>
+    <w:p>
+      <w:pPr>
+        <w:pStyle w:val="Code"/>
+        <w:bidi w:val="0"/>
+        <w:jc w:val="start"/>
+      </w:pPr>
+      <w:r>
+        <w:rPr>
+          <w:lang w:val="de-DE" w:bidi="de-DE"/>
+          <w:rtl w:val="0"/>
+        </w:rPr>
+        <w:t>wcip_runtime_leases · wcip_document_references · wcip_fulfillment · wcip_fulfillment_events · wcip_export_outbox</w:t>
+      </w:r>
+    </w:p>
+    <w:p>
+      <w:pPr>
+        <w:bidi w:val="0"/>
+        <w:spacing w:line="240" w:lineRule="auto" w:after="60"/>
+        <w:jc w:val="start"/>
+      </w:pPr>
+      <w:r>
+        <w:rPr>
+          <w:lang w:val="de-DE" w:bidi="de-DE" w:eastAsia="de-DE"/>
+          <w:color w:val="000000"/>
+          <w:rtl w:val="0"/>
+          <w:rFonts w:ascii="Arial" w:hAnsi="Arial" w:eastAsia="Arial" w:cs="Arial"/>
+        </w:rPr>
+        <w:t>1.3.0: Nur quelloffene Anwendungen und Anbieter ohne Pflichtabonnement oder Gebühren je Auftrag verwenden. CUPS ersetzt den früheren kommerziellen Dienst. Das Upgrade entfernt dessen Zugangsdaten, deaktiviert die Automatik, storniert wartende Aufträge und markiert laufende als unknown. Bestätigte Historie bleibt erhalten; alte Aufträge werden nicht an CUPS übertragen. CUPS neu einrichten und vor Nachdruck Warteschlange und Papier prüfen. Vor dem Upgrade Worker stoppen und sichern. DOCX mit LibreOffice bearbeiten.</w:t>
+      </w:r>
+    </w:p>
+    <w:p>
+      <w:pPr>
+        <w:pStyle w:val="Code"/>
+        <w:bidi w:val="0"/>
+        <w:spacing w:before="0" w:after="0"/>
+        <w:jc w:val="start"/>
+      </w:pPr>
+      <w:r>
+        <w:rPr>
+          <w:lang w:val="en-US" w:bidi="en-US" w:eastAsia="en-US"/>
+          <w:color w:val="000000"/>
+          <w:rtl w:val="0"/>
+          <w:rFonts w:ascii="Courier New" w:hAnsi="Courier New" w:eastAsia="Courier New" w:cs="Courier New"/>
+        </w:rPr>
+        <w:t>cups_endpoint: HTTPS origin 443/631; cups_printer_id: exact queue</w:t>
+        <w:br/>
+        <w:t>cups_username · cups_password · provider_id=cups</w:t>
+        <w:br/>
+        <w:t>WCIP_CUPS_PASSWORD · WCIP_CUPS_TRUSTED_HOSTS · WCIP_CUPS_CA_BUNDLE</w:t>
+        <w:br/>
+        <w:t>Migration 1.3.0 · schema 1.4.0 · docs/open-source-printing.md</w:t>
+      </w:r>
+    </w:p>
+    <w:p>
+      <w:pPr>
+        <w:pStyle w:val="Heading1"/>
+        <w:bidi w:val="0"/>
+        <w:jc w:val="start"/>
+      </w:pPr>
+      <w:r>
+        <w:rPr>
+          <w:lang w:val="de-DE" w:bidi="de-DE" w:eastAsia="de-DE"/>
+          <w:color w:val="000000"/>
+          <w:rtl w:val="0"/>
+          <w:rFonts w:ascii="Arial" w:hAnsi="Arial" w:eastAsia="Arial" w:cs="Arial"/>
+        </w:rPr>
+        <w:t>Automatischer Druck auf mehreren Plattformen</w:t>
+      </w:r>
+    </w:p>
+    <w:p>
+      <w:pPr>
+        <w:bidi w:val="0"/>
+        <w:jc w:val="start"/>
+      </w:pPr>
+      <w:r>
+        <w:rPr>
+          <w:lang w:val="de-DE" w:bidi="de-DE" w:eastAsia="de-DE"/>
+          <w:color w:val="000000"/>
+          <w:rtl w:val="0"/>
+          <w:rFonts w:ascii="Arial" w:hAnsi="Arial" w:eastAsia="Arial" w:cs="Arial"/>
+        </w:rPr>
+        <w:t>WordPress läuft auf jedem unterstützten Host-OS mit Shared Hosting, VPS oder dediziertem Server. Erforderlich sind erklärte PHP-Erweiterungen, beschreibbarer temporärer Speicher und HTTPS REST mit Anwendungspasswörtern. Auf dem Host sind weder Druckprogramme noch Shell-Befehle nötig. Der Druckrechner benötigt Python 3.10+ und ausgehendes HTTPS: kostenloses quelloffenes SumatraPDF unter Windows, CUPS lp unter Linux/macOS. Rechner wach und Drucker bereit halten.</w:t>
+      </w:r>
+    </w:p>
+    <w:p>
+      <w:pPr>
+        <w:bidi w:val="0"/>
+        <w:jc w:val="start"/>
+      </w:pPr>
+      <w:r>
+        <w:rPr>
+          <w:lang w:val="de-DE" w:bidi="de-DE" w:eastAsia="de-DE"/>
+          <w:color w:val="000000"/>
+          <w:rtl w:val="0"/>
+          <w:rFonts w:ascii="Arial" w:hAnsi="Arial" w:eastAsia="Arial" w:cs="Arial"/>
+        </w:rPr>
+        <w:t>Erstellen Sie einen eigenen Agentenbenutzer und ein Anwendungspasswort. Ordnen Sie in Printers die numerische Benutzer-ID und die logische Warteschlange mit exakter Großschreibung zu; übernehmen Sie die REST-URL in die lokale Konfiguration. Ordnen Sie installierten Drucker und Programmpfad zu und übergeben Sie das Passwort per Umgebung. Prüfen Sie manuellen Druck und Papier vor Aktivierung. Windows startet per Task Scheduler beim Login des Druckbenutzers, Linux/macOS per Dienstverwaltung. Der Agent läuft dauerhaft ohne Browser.</w:t>
+      </w:r>
+    </w:p>
+    <w:p>
+      <w:pPr>
+        <w:bidi w:val="0"/>
+        <w:jc w:val="start"/>
+      </w:pPr>
+      <w:r>
+        <w:rPr>
+          <w:lang w:val="de-DE" w:bidi="de-DE" w:eastAsia="de-DE"/>
+          <w:color w:val="000000"/>
+          <w:rtl w:val="0"/>
+          <w:rFonts w:ascii="Arial" w:hAnsi="Arial" w:eastAsia="Arial" w:cs="Arial"/>
+        </w:rPr>
+        <w:t>PDF-Download erlaubt erst nach erfolgreichem start das Drucken. Vorbereitete Leases können nach 600 Sekunden erneut übernommen werden; gestartete abgelaufene Arbeit wird unknown. Das dauerhafte SQLite-Journal speichert den Versuch vor dem Druckaufruf. Nach Absturz meldet es Unsicherheit ohne erneuten Aufruf; wiederholte Quittungen drucken nicht erneut. Journal bei Updates erhalten und Journal/Passwort schützen. submitted bedeutet Spoolerannahme, keine Papierbestätigung.</w:t>
+      </w:r>
+    </w:p>
+    <w:p>
+      <w:pPr>
+        <w:bidi w:val="0"/>
+        <w:jc w:val="start"/>
+      </w:pPr>
+      <w:r>
+        <w:rPr>
+          <w:lang w:val="de-DE" w:bidi="de-DE" w:eastAsia="de-DE"/>
+          <w:color w:val="000000"/>
+          <w:rtl w:val="0"/>
+          <w:rFonts w:ascii="Arial" w:hAnsi="Arial" w:eastAsia="Arial" w:cs="Arial"/>
+        </w:rPr>
+        <w:t>Die Agentenrolle hat nur read und wcip_run_print_agent. Claim/start/receipt erfordern HTTPS, echte Anwendungspasswort-Anmeldung, zugeordneten Benutzer/Queue und aktuellen Token. Das Plugin speichert Token-Hashes, prüft PDF-Größe/Hash und automatische Eignung vor start. Lokale Backends mit festen Argumenten ohne Shell erweitern; Journalreihenfolge und unsichere Ergebnisse erhalten. Vor Bereitstellung auf nativen Systemen und echten Druckern testen.</w:t>
+      </w:r>
+    </w:p>
+    <w:p>
+      <w:pPr>
+        <w:pStyle w:val="Code"/>
+        <w:bidi w:val="0"/>
+        <w:jc w:val="start"/>
+      </w:pPr>
+      <w:r>
+        <w:rPr>
+          <w:lang w:val="en-US" w:bidi="en-US" w:eastAsia="en-US"/>
+          <w:color w:val="000000"/>
+          <w:rtl w:val="0"/>
+          <w:rFonts w:ascii="Courier New" w:hAnsi="Courier New" w:eastAsia="Courier New" w:cs="Courier New"/>
+        </w:rPr>
+        <w:t>automatic_provider: agent | cups</w:t>
+        <w:br/>
+        <w:t>agent_user_id: paired numeric WordPress user ID</w:t>
+        <w:br/>
+        <w:t>agent_queue: Office (exact case, same on both sides)</w:t>
+        <w:br/>
+        <w:t>POST /agent/claim: route</w:t>
+        <w:br/>
+        <w:t>POST /agent/jobs/{id}/start: token</w:t>
+        <w:br/>
+        <w:t>POST /agent/jobs/{id}/receipt: token, outcome</w:t>
+        <w:br/>
+        <w:t>outcome: submitted | unknown | failed</w:t>
+      </w:r>
+    </w:p>
+    <w:p>
+      <w:pPr>
+        <w:pStyle w:val="Code"/>
+        <w:bidi w:val="0"/>
+        <w:jc w:val="start"/>
+      </w:pPr>
+      <w:r>
+        <w:rPr>
+          <w:lang w:val="en-US" w:bidi="en-US" w:eastAsia="en-US"/>
+          <w:color w:val="000000"/>
+          <w:rtl w:val="0"/>
+          <w:rFonts w:ascii="Courier New" w:hAnsi="Courier New" w:eastAsia="Courier New" w:cs="Courier New"/>
+        </w:rPr>
+        <w:t>print-agent/config.example.json -&gt; private config.json</w:t>
+        <w:br/>
+        <w:t>WCIP_AGENT_PASSWORD: WordPress Application Password</w:t>
+        <w:br/>
+        <w:t>Windows: python wcip_agent.py --config config.json</w:t>
+        <w:br/>
+        <w:t>Linux/macOS: python3 wcip_agent.py --config config.json</w:t>
+        <w:br/>
+        <w:t>Local backend: sumatra (Windows) | cups (Linux/macOS)</w:t>
+        <w:br/>
+        <w:t>Backend executable: SumatraPDF.exe | /usr/bin/lp</w:t>
+        <w:br/>
+        <w:t>Queue mapping: route -&gt; printer (local installed name)</w:t>
+        <w:br/>
+        <w:t>Private journal: state.sqlite3 (preserve on restart)</w:t>
+        <w:br/>
+        <w:t>python3 -m unittest discover -s print-agent -p "test_*.py"</w:t>
+        <w:br/>
+        <w:t>docs/cross-platform-printing.md · print-agent/README.md</w:t>
+      </w:r>
+    </w:p>
     <w:sectPr>
       <w:headerReference w:type="default" r:id="rId9"/>
       <w:footerReference w:type="default" r:id="rId10"/>
+      <w:headerReference w:type="first" r:id="rId11"/>
+      <w:footerReference w:type="first" r:id="rId12"/>
+      <w:headerReference w:type="even" r:id="rId13"/>
+      <w:footerReference w:type="even" r:id="rId14"/>
       <w:pgSz w:w="12240" w:h="15840"/>
       <w:pgMar w:top="1008" w:right="1008" w:bottom="1008" w:left="1008" w:header="432" w:footer="432" w:gutter="0"/>
       <w:cols w:space="720"/>
@@ -28334,6 +22436,26 @@
 </w:ftr>
 </file>
 
+<file path=word/footer2.xml><?xml version="1.0" encoding="utf-8"?>
+<w:ftr xmlns:m="http://schemas.openxmlformats.org/officeDocument/2006/math" xmlns:mc="http://schemas.openxmlformats.org/markup-compatibility/2006" xmlns:mo="http://schemas.microsoft.com/office/mac/office/2008/main" xmlns:mv="urn:schemas-microsoft-com:mac:vml" xmlns:o="urn:schemas-microsoft-com:office:office" xmlns:r="http://schemas.openxmlformats.org/officeDocument/2006/relationships" xmlns:v="urn:schemas-microsoft-com:vml" xmlns:w10="urn:schemas-microsoft-com:office:word" xmlns:w14="http://schemas.microsoft.com/office/word/2010/wordml" xmlns:w="http://schemas.openxmlformats.org/wordprocessingml/2006/main" xmlns:wne="http://schemas.microsoft.com/office/word/2006/wordml" xmlns:wp14="http://schemas.microsoft.com/office/word/2010/wordprocessingDrawing" xmlns:wp="http://schemas.openxmlformats.org/drawingml/2006/wordprocessingDrawing" xmlns:wpc="http://schemas.microsoft.com/office/word/2010/wordprocessingCanvas" xmlns:wpg="http://schemas.microsoft.com/office/word/2010/wordprocessingGroup" xmlns:wpi="http://schemas.microsoft.com/office/word/2010/wordprocessingInk" xmlns:wps="http://schemas.microsoft.com/office/word/2010/wordprocessingShape" mc:Ignorable="w14 wp14">
+  <w:p>
+    <w:pPr>
+      <w:pStyle w:val="Footer"/>
+    </w:pPr>
+  </w:p>
+</w:ftr>
+</file>
+
+<file path=word/footer3.xml><?xml version="1.0" encoding="utf-8"?>
+<w:ftr xmlns:m="http://schemas.openxmlformats.org/officeDocument/2006/math" xmlns:mc="http://schemas.openxmlformats.org/markup-compatibility/2006" xmlns:mo="http://schemas.microsoft.com/office/mac/office/2008/main" xmlns:mv="urn:schemas-microsoft-com:mac:vml" xmlns:o="urn:schemas-microsoft-com:office:office" xmlns:r="http://schemas.openxmlformats.org/officeDocument/2006/relationships" xmlns:v="urn:schemas-microsoft-com:vml" xmlns:w10="urn:schemas-microsoft-com:office:word" xmlns:w14="http://schemas.microsoft.com/office/word/2010/wordml" xmlns:w="http://schemas.openxmlformats.org/wordprocessingml/2006/main" xmlns:wne="http://schemas.microsoft.com/office/word/2006/wordml" xmlns:wp14="http://schemas.microsoft.com/office/word/2010/wordprocessingDrawing" xmlns:wp="http://schemas.openxmlformats.org/drawingml/2006/wordprocessingDrawing" xmlns:wpc="http://schemas.microsoft.com/office/word/2010/wordprocessingCanvas" xmlns:wpg="http://schemas.microsoft.com/office/word/2010/wordprocessingGroup" xmlns:wpi="http://schemas.microsoft.com/office/word/2010/wordprocessingInk" xmlns:wps="http://schemas.microsoft.com/office/word/2010/wordprocessingShape" mc:Ignorable="w14 wp14">
+  <w:p>
+    <w:pPr>
+      <w:pStyle w:val="Footer"/>
+    </w:pPr>
+  </w:p>
+</w:ftr>
+</file>
+
 <file path=word/header1.xml><?xml version="1.0" encoding="utf-8"?>
 <w:hdr xmlns:m="http://schemas.openxmlformats.org/officeDocument/2006/math" xmlns:mc="http://schemas.openxmlformats.org/markup-compatibility/2006" xmlns:mo="http://schemas.microsoft.com/office/mac/office/2008/main" xmlns:mv="urn:schemas-microsoft-com:mac:vml" xmlns:o="urn:schemas-microsoft-com:office:office" xmlns:r="http://schemas.openxmlformats.org/officeDocument/2006/relationships" xmlns:v="urn:schemas-microsoft-com:vml" xmlns:w10="urn:schemas-microsoft-com:office:word" xmlns:w14="http://schemas.microsoft.com/office/word/2010/wordml" xmlns:w="http://schemas.openxmlformats.org/wordprocessingml/2006/main" xmlns:wne="http://schemas.microsoft.com/office/word/2006/wordml" xmlns:wp14="http://schemas.microsoft.com/office/word/2010/wordprocessingDrawing" xmlns:wp="http://schemas.openxmlformats.org/drawingml/2006/wordprocessingDrawing" xmlns:wpc="http://schemas.microsoft.com/office/word/2010/wordprocessingCanvas" xmlns:wpg="http://schemas.microsoft.com/office/word/2010/wordprocessingGroup" xmlns:wpi="http://schemas.microsoft.com/office/word/2010/wordprocessingInk" xmlns:wps="http://schemas.microsoft.com/office/word/2010/wordprocessingShape" mc:Ignorable="w14 wp14">
   <w:p>
@@ -28350,8 +22472,28 @@
         <w:rtl w:val="0"/>
         <w:lang w:val="en-US" w:eastAsia="de-DE" w:bidi="de-DE"/>
       </w:rPr>
-      <w:t>WooCommerce Invoice Printer  1.1.2</w:t>
+      <w:t>WooCommerce Invoice Printer  1.4.0</w:t>
     </w:r>
+  </w:p>
+</w:hdr>
+</file>
+
+<file path=word/header2.xml><?xml version="1.0" encoding="utf-8"?>
+<w:hdr xmlns:m="http://schemas.openxmlformats.org/officeDocument/2006/math" xmlns:mc="http://schemas.openxmlformats.org/markup-compatibility/2006" xmlns:mo="http://schemas.microsoft.com/office/mac/office/2008/main" xmlns:mv="urn:schemas-microsoft-com:mac:vml" xmlns:o="urn:schemas-microsoft-com:office:office" xmlns:r="http://schemas.openxmlformats.org/officeDocument/2006/relationships" xmlns:v="urn:schemas-microsoft-com:vml" xmlns:w10="urn:schemas-microsoft-com:office:word" xmlns:w14="http://schemas.microsoft.com/office/word/2010/wordml" xmlns:w="http://schemas.openxmlformats.org/wordprocessingml/2006/main" xmlns:wne="http://schemas.microsoft.com/office/word/2006/wordml" xmlns:wp14="http://schemas.microsoft.com/office/word/2010/wordprocessingDrawing" xmlns:wp="http://schemas.openxmlformats.org/drawingml/2006/wordprocessingDrawing" xmlns:wpc="http://schemas.microsoft.com/office/word/2010/wordprocessingCanvas" xmlns:wpg="http://schemas.microsoft.com/office/word/2010/wordprocessingGroup" xmlns:wpi="http://schemas.microsoft.com/office/word/2010/wordprocessingInk" xmlns:wps="http://schemas.microsoft.com/office/word/2010/wordprocessingShape" mc:Ignorable="w14 wp14">
+  <w:p>
+    <w:pPr>
+      <w:pStyle w:val="Header"/>
+    </w:pPr>
+  </w:p>
+</w:hdr>
+</file>
+
+<file path=word/header3.xml><?xml version="1.0" encoding="utf-8"?>
+<w:hdr xmlns:m="http://schemas.openxmlformats.org/officeDocument/2006/math" xmlns:mc="http://schemas.openxmlformats.org/markup-compatibility/2006" xmlns:mo="http://schemas.microsoft.com/office/mac/office/2008/main" xmlns:mv="urn:schemas-microsoft-com:mac:vml" xmlns:o="urn:schemas-microsoft-com:office:office" xmlns:r="http://schemas.openxmlformats.org/officeDocument/2006/relationships" xmlns:v="urn:schemas-microsoft-com:vml" xmlns:w10="urn:schemas-microsoft-com:office:word" xmlns:w14="http://schemas.microsoft.com/office/word/2010/wordml" xmlns:w="http://schemas.openxmlformats.org/wordprocessingml/2006/main" xmlns:wne="http://schemas.microsoft.com/office/word/2006/wordml" xmlns:wp14="http://schemas.microsoft.com/office/word/2010/wordprocessingDrawing" xmlns:wp="http://schemas.openxmlformats.org/drawingml/2006/wordprocessingDrawing" xmlns:wpc="http://schemas.microsoft.com/office/word/2010/wordprocessingCanvas" xmlns:wpg="http://schemas.microsoft.com/office/word/2010/wordprocessingGroup" xmlns:wpi="http://schemas.microsoft.com/office/word/2010/wordprocessingInk" xmlns:wps="http://schemas.microsoft.com/office/word/2010/wordprocessingShape" mc:Ignorable="w14 wp14">
+  <w:p>
+    <w:pPr>
+      <w:pStyle w:val="Header"/>
+    </w:pPr>
   </w:p>
 </w:hdr>
 </file>
